--- a/docs/Informe_Tesis_v12.docx
+++ b/docs/Informe_Tesis_v12.docx
@@ -228,23 +228,23 @@
         <w:ind w:left="-5" w:right="841"/>
       </w:pPr>
       <w:r>
-        <w:t xml:space="preserve">En el contexto de la transformación digital de las pequeñas y medianas empresas (PyMEs), la gestión eficiente del inventario y la automatización de pedidos representan desafíos operativos críticos cuya resolución impacta directamente en la competitividad y la rentabilidad organizacional. El presente trabajo tuvo como propósito el diseño, desarrollo e implementación de un sistema integrado de gestión de stock basado en una arquitectura API REST, orientado a centralizar la administración de productos, clientes y ventas, e incorporar mecanismos de automatización en la recepción y procesamiento de pedidos mediante plataformas de mensajería instantánea. </w:t>
-      </w:r>
-    </w:p>
-    <w:p>
-      <w:pPr>
-        <w:ind w:left="-5" w:right="841"/>
-      </w:pPr>
-      <w:r>
-        <w:t xml:space="preserve">La investigación se enmarcó en el enfoque de Design Science Research (DSR), con un diseño pretest-postest de un único grupo, ejecutado mediante un experimento controlado. La solución tecnológica se desarrolló con Java para el backend, JavaScript para el frontend, MySQL como sistema gestor de base de datos relacional y n8n como herramienta de automatización de flujos, integrada con la API de Telegram para la gestión automatizada de pedidos. </w:t>
-      </w:r>
-    </w:p>
-    <w:p>
-      <w:pPr>
-        <w:ind w:left="-5" w:right="841"/>
-      </w:pPr>
-      <w:r>
-        <w:t xml:space="preserve">Los resultados, obtenidos sobre 20 escenarios de pedido estandarizados por condición que reproducen las condiciones operativas de un comercio minorista de pequeña escala, mostraron una reducción del 35,9% en la mediana del tiempo de procesamiento de pedidos (prueba de Wilcoxon, p &lt; 0,0001; tamaño del efecto grande, r = 0,60), por debajo del umbral del 50% hipotetizado a priori pero estadísticamente significativa y sustantivamente relevante. La tasa de errores en la carga de datos y el nivel de actualización del stock no mostraron diferencias entre condiciones, resultado que se discute en el Capítulo 6 a la luz de una limitación reconocida del propio diseño experimental. Estos hallazgos ponen de manifiesto el potencial de la automatización como herramienta estratégica para la modernización de procesos comerciales en entornos de pequeña escala, con resultados más contundentes en la reducción de tiempos que en la exactitud de los datos registrados. La validación del sistema en un comercio real en operación queda planteada como línea de trabajo futuro prioritaria. </w:t>
+        <w:t xml:space="preserve">En el contexto de la transformación digital de las pequeñas y medianas empresas (PyMEs), la gestión eficiente del inventario y la automatización de pedidos representan desafíos operativos críticos cuya resolución impacta directamente en la competitividad y la rentabilidad organizacional. El presente trabajo tuvo como propósito el diseño, desarrollo e implementación de un sistema integrado de gestión de stock basado en una arquitectura API REST. El sistema se orientó a centralizar la administración de productos, clientes y ventas, e incorporar mecanismos de automatización en la recepción y procesamiento de pedidos mediante plataformas de mensajería instantánea. </w:t>
+      </w:r>
+    </w:p>
+    <w:p>
+      <w:pPr>
+        <w:ind w:left="-5" w:right="841"/>
+      </w:pPr>
+      <w:r>
+        <w:t xml:space="preserve">La investigación se enmarcó en el enfoque de Design Science Research (DSR), con un diseño pretest-postest de un único grupo, ejecutado mediante un experimento controlado. La solución tecnológica se desarrolló con Java para el backend, JavaScript para el frontend, MySQL como sistema gestor de base de datos relacional y n8n como herramienta de automatización de flujos. Esta última se integró con la API de Telegram para la gestión automatizada de pedidos. </w:t>
+      </w:r>
+    </w:p>
+    <w:p>
+      <w:pPr>
+        <w:ind w:left="-5" w:right="841"/>
+      </w:pPr>
+      <w:r>
+        <w:t xml:space="preserve">Los resultados se obtuvieron sobre 20 escenarios de pedido estandarizados por condición que reproducen las condiciones operativas de un comercio minorista de pequeña escala. Mostraron una reducción del 35,9% en la mediana del tiempo de procesamiento de pedidos (prueba de Wilcoxon, p &lt; 0,0001; tamaño del efecto grande, r = 0,60): un resultado por debajo del umbral del 50% hipotetizado a priori, pero estadísticamente significativo y sustantivamente relevante. La tasa de errores en la carga de datos y el nivel de actualización del stock no mostraron diferencias entre condiciones, resultado que se discute en el Capítulo 6 a la luz de una limitación reconocida del propio diseño experimental. Estos hallazgos ponen de manifiesto el potencial de la automatización como herramienta estratégica para la modernización de procesos comerciales en entornos de pequeña escala, con resultados más contundentes en la reducción de tiempos que en la exactitud de los datos registrados. La validación del sistema en un comercio real en operación queda planteada como línea de trabajo futuro prioritaria. </w:t>
       </w:r>
     </w:p>
     <w:p>
@@ -909,6 +909,105 @@
         <w:tabs>
           <w:tab w:val="right" w:leader="dot" w:pos="8830"/>
         </w:tabs>
+        <w:spacing w:after="40" w:line="259" w:lineRule="auto"/>
+        <w:ind w:left="920" w:right="0" w:firstLine="0"/>
+        <w:jc w:val="left"/>
+      </w:pPr>
+      <w:hyperlink w:anchor="_2.7.1_Sistemas_de" w:history="1">
+        <w:r>
+          <w:rPr>
+            <w:noProof/>
+          </w:rPr>
+          <w:t>2.7.1 Sistemas de gestión para PyMEs</w:t>
+        </w:r>
+      </w:hyperlink>
+      <w:r>
+        <w:tab/>
+        <w:fldChar w:fldCharType="begin"/>
+        <w:instrText xml:space="preserve"> PAGEREF sec2_7_1 \h </w:instrText>
+        <w:fldChar w:fldCharType="separate"/>
+      </w:r>
+      <w:r>
+        <w:rPr>
+          <w:noProof/>
+        </w:rPr>
+        <w:t>12</w:t>
+      </w:r>
+      <w:r>
+        <w:fldChar w:fldCharType="end"/>
+      </w:r>
+    </w:p>
+    <w:p>
+      <w:pPr>
+        <w:tabs>
+          <w:tab w:val="right" w:leader="dot" w:pos="8830"/>
+        </w:tabs>
+        <w:spacing w:after="40" w:line="259" w:lineRule="auto"/>
+        <w:ind w:left="920" w:right="0" w:firstLine="0"/>
+        <w:jc w:val="left"/>
+      </w:pPr>
+      <w:hyperlink w:anchor="_2.7.2_Automatización_e" w:history="1">
+        <w:r>
+          <w:rPr>
+            <w:noProof/>
+          </w:rPr>
+          <w:t>2.7.2 Automatización e integración de chatbots en sistemas de gestión</w:t>
+        </w:r>
+      </w:hyperlink>
+      <w:r>
+        <w:tab/>
+        <w:fldChar w:fldCharType="begin"/>
+        <w:instrText xml:space="preserve"> PAGEREF sec2_7_2 \h </w:instrText>
+        <w:fldChar w:fldCharType="separate"/>
+      </w:r>
+      <w:r>
+        <w:rPr>
+          <w:noProof/>
+        </w:rPr>
+        <w:t>13</w:t>
+      </w:r>
+      <w:r>
+        <w:fldChar w:fldCharType="end"/>
+      </w:r>
+    </w:p>
+    <w:p>
+      <w:pPr>
+        <w:tabs>
+          <w:tab w:val="right" w:leader="dot" w:pos="8830"/>
+        </w:tabs>
+        <w:spacing w:after="40" w:line="259" w:lineRule="auto"/>
+        <w:ind w:left="920" w:right="0" w:firstLine="0"/>
+        <w:jc w:val="left"/>
+      </w:pPr>
+      <w:hyperlink w:anchor="_2.7.3_Vacío_de" w:history="1">
+        <w:r>
+          <w:rPr>
+            <w:noProof/>
+          </w:rPr>
+          <w:t>2.7.3 Vacío de conocimiento identificado</w:t>
+        </w:r>
+      </w:hyperlink>
+      <w:r>
+        <w:tab/>
+        <w:fldChar w:fldCharType="begin"/>
+        <w:instrText xml:space="preserve"> PAGEREF sec2_7_3 \h </w:instrText>
+        <w:fldChar w:fldCharType="separate"/>
+      </w:r>
+      <w:r>
+        <w:rPr>
+          <w:noProof/>
+        </w:rPr>
+        <w:t>14</w:t>
+      </w:r>
+      <w:r>
+        <w:fldChar w:fldCharType="end"/>
+      </w:r>
+    </w:p>
+    <w:p>
+      <w:pPr>
+        <w:tabs>
+          <w:tab w:val="right" w:leader="dot" w:pos="8830"/>
+        </w:tabs>
         <w:spacing w:before="160" w:after="80" w:line="259" w:lineRule="auto"/>
         <w:ind w:left="0" w:right="0" w:firstLine="0"/>
         <w:jc w:val="left"/>
@@ -1314,6 +1413,39 @@
         <w:tab/>
         <w:fldChar w:fldCharType="begin"/>
         <w:instrText xml:space="preserve"> PAGEREF sec4_1 \h </w:instrText>
+        <w:fldChar w:fldCharType="separate"/>
+      </w:r>
+      <w:r>
+        <w:rPr>
+          <w:noProof/>
+        </w:rPr>
+        <w:t>22</w:t>
+      </w:r>
+      <w:r>
+        <w:fldChar w:fldCharType="end"/>
+      </w:r>
+    </w:p>
+    <w:p>
+      <w:pPr>
+        <w:tabs>
+          <w:tab w:val="right" w:leader="dot" w:pos="8830"/>
+        </w:tabs>
+        <w:spacing w:after="40" w:line="259" w:lineRule="auto"/>
+        <w:ind w:left="920" w:right="0" w:firstLine="0"/>
+        <w:jc w:val="left"/>
+      </w:pPr>
+      <w:hyperlink w:anchor="_4.1.1_Implementación_del" w:history="1">
+        <w:r>
+          <w:rPr>
+            <w:noProof/>
+          </w:rPr>
+          <w:t>4.1.1 Implementación del frontend (SPA)</w:t>
+        </w:r>
+      </w:hyperlink>
+      <w:r>
+        <w:tab/>
+        <w:fldChar w:fldCharType="begin"/>
+        <w:instrText xml:space="preserve"> PAGEREF sec4_1_1 \h </w:instrText>
         <w:fldChar w:fldCharType="separate"/>
       </w:r>
       <w:r>
@@ -2191,7 +2323,7 @@
         <w:ind w:left="-5" w:right="841"/>
       </w:pPr>
       <w:r>
-        <w:t xml:space="preserve">Uno de los procesos más críticos dentro de este tipo de organizaciones es la gestión del stock, que involucra el control de inventarios, el registro de ventas y la administración de clientes. Sin embargo, en numerosos casos, estos procesos continúan siendo realizados mediante mecanismos manuales o sistemas parcialmente digitalizados y no integrados entre sí, lo que genera inconsistencias en la información, redundancia en la carga de datos y una capacidad de análisis limitada para la toma de decisiones. </w:t>
+        <w:t xml:space="preserve">Uno de los procesos más críticos dentro de este tipo de organizaciones es la gestión del stock, que involucra el control de inventarios, el registro de ventas y la administración de clientes. Sin embargo, en numerosos casos estos procesos se siguen realizando mediante mecanismos manuales o sistemas parcialmente digitalizados y no integrados entre sí. Esto genera inconsistencias en la información, redundancia en la carga de datos y una capacidad de análisis limitada para la toma de decisiones. </w:t>
       </w:r>
     </w:p>
     <w:p>
@@ -2251,9 +2383,9 @@
         <w:ind w:left="-5" w:right="841"/>
       </w:pPr>
       <w:r>
-        <w:t xml:space="preserve">Hipótesis de trabajo: H1: la implementación de un sistema integrado de gestión de stock basado en arquitectura API REST, con automatización de pedidos mediante n8n y Telegram, reducirá el tiempo promedio de procesamiento de pedidos en al menos un 50%, en comparación con la modalidad manual simulada, medido en un entorno de prueba controlado que reproduce las condiciones operativas típicas de un comercio minorista de pequeña escala. </w:t>
+        <w:t xml:space="preserve">Hipótesis de trabajo: H1: la implementación de un sistema integrado de gestión de stock basado en arquitectura API REST, con automatización de pedidos mediante n8n y Telegram, reducirá el tiempo promedio de procesamiento de pedidos en al menos un 50%, en comparación con la modalidad manual simulada. Esta reducción se mide en un entorno de prueba controlado que reproduce las condiciones operativas típicas de un comercio minorista de pequeña escala. </w:t>
         <w:lastRenderedPageBreak/>
-        <w:t xml:space="preserve">El umbral adoptado se fundamenta en los órdenes de magnitud de mejora reportados para la automatización de procesos administrativos estructurados (Davenport y Kirby, 2016) y en los beneficios de eficiencia identificados para la adopción de tecnología en PyMEs (Moeuf et al., 2020), sin que ello implique una derivación estadística directa de dichos antecedentes: se trata de un umbral de referencia adoptado por los autores para volver la hipótesis falsable, no de una cifra reportada literalmente por esas fuentes. La tasa de errores en la carga de datos (TED) y el nivel de actualización del stock (NAS) se miden también (sección 3.5) como indicadores descriptivos secundarios del desempeño del sistema, sin un umbral de mejora fijado a priori: como se explica en la sección 3.4, el diseño experimental —ejecutado por los propios autores del sistema en ambas condiciones— no permite generar una línea de base de errores representativa de un operador real, por lo que una hipótesis formal sobre TED no sería falsable con este diseño; su contrastación con operadores reales queda planteada como trabajo futuro (sección 7.2). </w:t>
+        <w:t xml:space="preserve">El umbral adoptado se fundamenta en los órdenes de magnitud de mejora reportados para la automatización de procesos administrativos estructurados (Davenport y Kirby, 2016) y en los beneficios de eficiencia identificados para la adopción de tecnología en PyMEs (Moeuf et al., 2020). Esto no implica una derivación estadística directa de dichos antecedentes: se trata de un umbral de referencia que los autores adoptaron para volver la hipótesis falsable, no de una cifra reportada literalmente por esas fuentes. La tasa de errores en la carga de datos (TED) y el nivel de actualización del stock (NAS) se miden también (sección 3.5) como indicadores descriptivos secundarios del desempeño del sistema, sin un umbral de mejora fijado a priori. Como se explica en la sección 3.4, el diseño experimental —ejecutado por los propios autores del sistema en ambas condiciones— no permite generar una línea de base de errores representativa de un operador real, por lo que una hipótesis formal sobre TED no sería falsable con este diseño. Su contrastación con operadores reales queda planteada como trabajo futuro (sección 7.2). </w:t>
       </w:r>
     </w:p>
     <w:p>
@@ -2262,7 +2394,7 @@
         <w:ind w:left="-5" w:right="841"/>
       </w:pPr>
       <w:r>
-        <w:t xml:space="preserve">Como se explica más arriba, la tasa de errores en la carga de datos y el nivel de actualización del stock se reportan en este trabajo como indicadores descriptivos, sin una hipótesis formal asociada: el diseño experimental adoptado, en el que los propios autores del sistema operan ambas condiciones (sección 3.4), no permite generar una tasa de error ni un nivel de desactualización de stock de base representativos de la operación real de un comercio. Esta limitación se retoma a la luz de los resultados obtenidos en la sección 6.1 y se traslada como pregunta abierta para la validación de campo (sección 7.2). </w:t>
+        <w:t xml:space="preserve">Como se explica más arriba, la tasa de errores en la carga de datos y el nivel de actualización del stock se reportan en este trabajo como indicadores descriptivos, sin una hipótesis formal asociada. El diseño experimental adoptado, en el que los propios autores del sistema operan ambas condiciones (sección 3.4), no permite generar una tasa de error ni un nivel de desactualización de stock de base representativos de la operación real de un comercio. Esta limitación se retoma a la luz de los resultados obtenidos en la sección 6.1 y se traslada como pregunta abierta para la validación de campo (sección 7.2). </w:t>
       </w:r>
     </w:p>
     <w:p>
@@ -2271,7 +2403,7 @@
         <w:ind w:left="-5" w:right="841"/>
       </w:pPr>
       <w:r>
-        <w:t xml:space="preserve">H1 es operacionalizable mediante la variable TPP definida en la sección 3.5 y fue evaluada a través del diseño pretest-postest descripto en la sección 3.4. TED y NAS se miden con el mismo diseño, pero se reportan de forma descriptiva, por las razones ya señaladas. </w:t>
+        <w:t xml:space="preserve">H1 es operacionalizable mediante la variable TPP definida en la sección 3.5; el diseño pretest-postest descripto en la sección 3.4 permitió evaluarla. TED y NAS se miden con el mismo diseño, pero se reportan de forma descriptiva, por las razones ya señaladas. </w:t>
       </w:r>
     </w:p>
     <w:p>
@@ -2298,15 +2430,15 @@
         <w:ind w:left="-5" w:right="841"/>
       </w:pPr>
       <w:r>
-        <w:t xml:space="preserve">La relevancia del presente trabajo radica en la necesidad de aportar soluciones tecnológicas concretas a problemáticas reales del sector comercial, particularmente en organizaciones de pequeña escala que carecen de sistemas integrados de gestión. Según datos de la OCDE, las PyMEs representan más del 90% del tejido empresarial en América Latina y generan la mayor parte del empleo formal; sin embargo, su nivel de adopción tecnológica continúa siendo significativamente inferior al de las grandes empresas (OECD, 2021). </w:t>
-      </w:r>
-    </w:p>
-    <w:p>
-      <w:pPr>
-        <w:ind w:left="-5" w:right="841"/>
-      </w:pPr>
-      <w:r>
-        <w:t xml:space="preserve">Esta brecha de adopción tecnológica no es exclusiva de las economías en desarrollo. Pfister y Lehmann (2023), en un estudio sobre PyMEs alemanas, encuentran que el tamaño de la empresa y la disponibilidad de recursos internos siguen siendo los principales condicionantes del éxito de los procesos de transformación digital, incluso en un contexto de alta disponibilidad tecnológica. Esto refuerza la pertinencia de desarrollar soluciones de bajo costo y fácil adopción, como la propuesta en este trabajo, específicamente pensadas para organizaciones con recursos técnicos limitados. </w:t>
+        <w:t xml:space="preserve">La relevancia del presente trabajo radica en la necesidad de aportar soluciones tecnológicas concretas a problemáticas reales del sector comercial, particularmente en organizaciones de pequeña escala que carecen de sistemas integrados de gestión. Según datos de la OCDE, las PyMEs representan más del 90% del tejido empresarial en América Latina y generan la mayor parte del empleo formal. Sin embargo, su nivel de adopción tecnológica sigue siendo significativamente inferior al de las grandes empresas (OECD, 2021). </w:t>
+      </w:r>
+    </w:p>
+    <w:p>
+      <w:pPr>
+        <w:ind w:left="-5" w:right="841"/>
+      </w:pPr>
+      <w:r>
+        <w:t xml:space="preserve">Esta brecha de adopción tecnológica no es exclusiva de las economías en desarrollo. Pfister y Lehmann (2023) estudian PyMEs alemanas y encuentran que el tamaño de la empresa y la disponibilidad de recursos internos siguen siendo los principales condicionantes del éxito de los procesos de transformación digital, incluso en un contexto de alta disponibilidad tecnológica. Esto refuerza la pertinencia de desarrollar soluciones de bajo costo y fácil adopción, como la propuesta en este trabajo, específicamente pensadas para organizaciones con recursos técnicos limitados. </w:t>
       </w:r>
     </w:p>
     <w:p>
@@ -2345,7 +2477,7 @@
         <w:ind w:left="-5" w:right="841"/>
       </w:pPr>
       <w:r>
-        <w:t xml:space="preserve">Desarrollar e implementar un sistema integrado de gestión de stock basado en arquitectura API REST que permita optimizar la administración de productos, clientes y ventas mediante la automatización de pedidos a través de plataformas de mensajería instantánea, y evaluar su impacto sobre la eficiencia operativa mediante un experimento controlado que reproduce las condiciones operativas típicas de un comercio de pequeña escala. </w:t>
+        <w:t xml:space="preserve">Desarrollar e implementar un sistema integrado de gestión de stock basado en arquitectura API REST que permita optimizar la administración de productos, clientes y ventas mediante la automatización de pedidos a través de plataformas de mensajería instantánea. Evaluar, además, su impacto sobre la eficiencia operativa mediante un experimento controlado que reproduce las condiciones operativas típicas de un comercio de pequeña escala. </w:t>
       </w:r>
     </w:p>
     <w:p>
@@ -2483,7 +2615,7 @@
         <w:ind w:left="-5" w:right="841"/>
       </w:pPr>
       <w:r>
-        <w:t xml:space="preserve">El sistema desarrollado abarca la gestión integral de productos, clientes y ventas, así como la automatización del proceso de recepción y registro de pedidos mediante la integración con la plataforma Telegram. El perfil de referencia utilizado para el diseño de los escenarios de evaluación corresponde a un comercio minorista de pequeña escala (por ejemplo, un almacén, kiosco o tienda de barrio), cuyas características operativas —bajo volumen diario de pedidos, personal reducido y procesos de registro manuales— son representativas del segmento de PyMEs objeto de estudio. </w:t>
+        <w:t xml:space="preserve">El sistema desarrollado abarca la gestión integral de productos, clientes y ventas, así como la automatización del proceso de recepción y registro de pedidos mediante la integración con la plataforma Telegram. El perfil de referencia utilizado para el diseño de los escenarios de evaluación corresponde a un comercio minorista de pequeña escala (por ejemplo, un almacén, kiosco o tienda de barrio). Sus características operativas —bajo volumen diario de pedidos, personal reducido y procesos de registro manuales— son representativas del segmento de PyMEs objeto de estudio. </w:t>
       </w:r>
     </w:p>
     <w:p>
@@ -2501,7 +2633,7 @@
         <w:ind w:left="-5" w:right="841"/>
       </w:pPr>
       <w:r>
-        <w:t xml:space="preserve">Se reconoce como limitación la dependencia del sistema respecto de la conectividad a internet y del correcto funcionamiento de los servicios externos utilizados (API de Telegram, servidor n8n). La limitación metodológica más relevante del presente trabajo es que la evaluación del sistema se realizó en un entorno de prueba controlado y no en un comercio real en operación, dado que a la fecha de este informe el artefacto no ha sido implementado comercialmente. En consecuencia, los resultados obtenidos poseen validez interna alta pero validez externa acotada: su generalización a condiciones reales de uso (variabilidad de clientes, picos de demanda, errores de conectividad en campo) requiere una validación de campo posterior, que se plantea como trabajo futuro prioritario (sección 7.2). </w:t>
+        <w:t xml:space="preserve">Se reconoce como limitación la dependencia del sistema respecto de la conectividad a internet y del correcto funcionamiento de los servicios externos utilizados (API de Telegram, servidor n8n). La limitación metodológica más relevante del presente trabajo es que la evaluación del sistema se realizó en un entorno de prueba controlado y no en un comercio real en operación. Esto se debe a que, a la fecha de este informe, el artefacto no se implementó comercialmente. En consecuencia, los resultados obtenidos poseen validez interna alta pero validez externa acotada. Su generalización a condiciones reales de uso (variabilidad de clientes, picos de demanda, errores de conectividad en campo) requiere una validación de campo posterior, que se plantea como trabajo futuro prioritario (sección 7.2). </w:t>
       </w:r>
     </w:p>
     <w:p>
@@ -2771,7 +2903,7 @@
         <w:ind w:left="-5" w:right="841"/>
       </w:pPr>
       <w:r>
-        <w:t xml:space="preserve">En el contexto específico de las PyMEs, la adopción de sistemas de gestión de inventario enfrenta barreras particulares relacionadas con los costos de implementación, la resistencia al cambio organizacional y la falta de competencias técnicas internas. Moeuf et al. (2020) analizan estas barreras en un estudio sistemático sobre la adopción de tecnologías de la Industria 4.0 en pequeñas y medianas empresas manufactureras, concluyendo que las soluciones de bajo costo y fácil integración son las más adecuadas para este segmento. La integración de los sistemas de stock con módulos de ventas y gestión de clientes posibilita una visión integral del negocio, lo cual resulta fundamental en contextos de alta competitividad. </w:t>
+        <w:t xml:space="preserve">En el contexto específico de las PyMEs, la adopción de sistemas de gestión de inventario enfrenta barreras particulares relacionadas con los costos de implementación, la resistencia al cambio organizacional y la falta de competencias técnicas internas. Moeuf et al. (2020) analizan estas barreras en un estudio sistemático sobre la adopción de tecnologías de la Industria 4.0 en pequeñas y medianas empresas manufactureras. Concluyen que las soluciones de bajo costo y fácil integración son las más adecuadas para este segmento. La integración de los sistemas de stock con módulos de ventas y gestión de clientes posibilita una visión integral del negocio, lo cual resulta fundamental en contextos de alta competitividad. </w:t>
       </w:r>
     </w:p>
     <w:p>
@@ -2780,7 +2912,7 @@
         <w:ind w:left="-5" w:right="841"/>
       </w:pPr>
       <w:r>
-        <w:t xml:space="preserve">A los fines de este trabajo, se adopta una definición operativa de PyME basada en criterios cualitativos y cuantitativos combinados: organizaciones con gestión no profesionalizada de la propiedad y estructura jerárquica reducida, que se ubican, según el criterio general de clasificación por tamaño utilizado por la OCDE (OECD, 2021), en el segmento de micro y pequeñas empresas. El presente trabajo pone foco particular en comercios minoristas de atención al público con personal reducido, por ser el tipo de organización más representativo de los procesos manuales de gestión de pedidos que motivan este estudio. </w:t>
+        <w:t xml:space="preserve">A los fines de este trabajo, se adopta una definición operativa de PyME basada en criterios cualitativos y cuantitativos combinados: organizaciones con gestión no profesionalizada de la propiedad y estructura jerárquica reducida. Según el criterio general de clasificación por tamaño de la OCDE (OECD, 2021), estas organizaciones se ubican en el segmento de micro y pequeñas empresas. El presente trabajo pone foco particular en comercios minoristas de atención al público con personal reducido, por ser el tipo de organización más representativo de los procesos manuales de gestión de pedidos que motivan este estudio. </w:t>
       </w:r>
     </w:p>
     <w:p>
@@ -2826,7 +2958,7 @@
         <w:ind w:left="-5" w:right="841"/>
       </w:pPr>
       <w:r>
-        <w:t xml:space="preserve">Richardson y Ruby (2007) destacan que la arquitectura REST simplifica el desarrollo y mejora la mantenibilidad del sistema al promover el desacoplamiento entre sus componentes. En años recientes, la proliferación de arquitecturas de microservicios ha reforzado la relevancia de REST como contrato de comunicación entre servicios independientes (Newman, 2019). Esta característica resulta especialmente valiosa en el contexto del presente trabajo, donde la API actúa como núcleo de integración entre el frontend, la base de datos y los servicios externos de automatización. </w:t>
+        <w:t xml:space="preserve">Richardson y Ruby (2007) destacan que la arquitectura REST simplifica el desarrollo y mejora la mantenibilidad del sistema al promover el desacoplamiento entre sus componentes. En años recientes, la proliferación de arquitecturas de microservicios ha reforzado la relevancia de REST como contrato de comunicación entre servicios independientes (Newman, 2019). Esta característica resulta especialmente valiosa en el contexto del presente trabajo, donde la API actúa como núcleo de integración entre el frontend, la base de datos y los servicios externos de automatización. Bogner, Kotstein y Pfaff (2023), en un experimento controlado con 105 participantes, aportan evidencia empírica de que el cumplimiento de las convenciones de diseño REST —como el uso semánticamente correcto de los verbos HTTP y la consistencia en la estructura de las respuestas— mejora significativamente la comprensión de la API por parte de quienes la consumen. Esta evidencia respalda las decisiones de diseño adoptadas para la API del presente trabajo, descriptas en la sección 4.2. </w:t>
       </w:r>
     </w:p>
     <w:p>
@@ -2853,15 +2985,15 @@
         <w:ind w:left="-5" w:right="841"/>
       </w:pPr>
       <w:r>
-        <w:t xml:space="preserve">En el desarrollo de aplicaciones modernas, la separación entre frontend y backend constituye una práctica fundamental que permite organizar el sistema en capas claramente diferenciadas. El frontend se encarga de la interacción con el usuario —gestionando la presentación de la información y la experiencia de uso—, mientras que el backend se ocupa de la lógica de negocio, el procesamiento de datos y la persistencia de la información. </w:t>
-      </w:r>
-    </w:p>
-    <w:p>
-      <w:pPr>
-        <w:ind w:left="-5" w:right="841"/>
-      </w:pPr>
-      <w:r>
-        <w:t xml:space="preserve">Sebesta (2016) señala que esta separación mejora la modularidad del sistema y facilita su escalabilidad y mantenimiento, ya que permite la evolución independiente de cada componente. En la actualidad, este patrón se implementa frecuentemente mediante frameworks de componentes del lado del cliente (React, Vue, Angular) que consumen APIs REST expuestas por el servidor. Para el presente trabajo, la elección de JavaScript como lenguaje del frontend responde a criterios de disponibilidad de herramientas, madurez del ecosistema y compatibilidad con los navegadores web actuales. </w:t>
+        <w:t xml:space="preserve">En el desarrollo de aplicaciones modernas, la separación entre frontend y backend constituye una práctica fundamental que permite organizar el sistema en capas claramente diferenciadas. El frontend se encarga de la interacción con el usuario: gestiona la presentación de la información y la experiencia de uso. El backend, en cambio, se ocupa de la lógica de negocio, el procesamiento de datos y la persistencia de la información. </w:t>
+      </w:r>
+    </w:p>
+    <w:p>
+      <w:pPr>
+        <w:ind w:left="-5" w:right="841"/>
+      </w:pPr>
+      <w:r>
+        <w:t xml:space="preserve">Fowler (2002) señala que esta separación mejora la modularidad del sistema y facilita su escalabilidad y mantenimiento, ya que permite la evolución independiente de cada componente. En la actualidad, este patrón se implementa frecuentemente mediante frameworks de componentes del lado del cliente (React, Vue, Angular) que consumen APIs REST expuestas por el servidor. Para el presente trabajo, la elección de JavaScript como lenguaje del frontend responde a criterios de disponibilidad de herramientas, madurez del ecosistema y compatibilidad con los navegadores web actuales. </w:t>
       </w:r>
     </w:p>
     <w:p>
@@ -2870,7 +3002,7 @@
         <w:ind w:left="-5" w:right="841"/>
       </w:pPr>
       <w:r>
-        <w:t xml:space="preserve">La implementación del frontend como aplicación de página única (Single-Page Application, SPA) tiene implicaciones directas sobre el diseño de la API REST del sistema. A diferencia de las aplicaciones web tradicionales de renderizado en servidor, una SPA delega toda la lógica de presentación al cliente y se comunica con el backend exclusivamente mediante llamadas HTTP asíncronas; esto implica que la API debe exponer respuestas en formato JSON autocontenidas, manejar correctamente los encabezados CORS (Cross-Origin Resource Sharing) para permitir las solicitudes entre dominios, y diseñar sus endpoints de manera que cada respuesta incluya la información suficiente para que el cliente construya la vista sin requerir llamadas adicionales encadenadas. Este patrón de interacción se inscribe en la arquitectura Modelo-VistaControlador (MVC), en la cual el backend actúa como capa de Modelo y Controlador — gestionando la lógica de negocio y el acceso a datos— mientras que el frontend SPA asume el rol de Vista desacoplada (Sebesta, 2016). La comprensión de esta separación de responsabilidades es relevante para evaluar las decisiones de diseño de la API descritas en la sección 4.2. </w:t>
+        <w:t xml:space="preserve">La implementación del frontend como aplicación de página única (Single-Page Application, SPA) tiene implicaciones directas sobre el diseño de la API REST del sistema. A diferencia de las aplicaciones web tradicionales de renderizado en servidor, una SPA delega toda la lógica de presentación al cliente y se comunica con el backend exclusivamente mediante llamadas HTTP asíncronas. Esto implica que la API debe exponer respuestas en formato JSON autocontenidas, manejar correctamente los encabezados CORS (Cross-Origin Resource Sharing) para permitir las solicitudes entre dominios, y diseñar sus endpoints de manera que cada respuesta incluya la información suficiente para que el cliente construya la vista sin requerir llamadas adicionales encadenadas. Este patrón de interacción se inscribe en la arquitectura Modelo-VistaControlador (MVC): el backend actúa como capa de Modelo y Controlador, gestionando la lógica de negocio y el acceso a datos, mientras que el frontend SPA asume el rol de Vista desacoplada (Fowler, 2002). La comprensión de esta separación de responsabilidades es relevante para evaluar las decisiones de diseño de la API descritas en la sección 4.2. </w:t>
       </w:r>
     </w:p>
     <w:p>
@@ -2906,15 +3038,15 @@
         <w:ind w:left="-5" w:right="841"/>
       </w:pPr>
       <w:r>
-        <w:t xml:space="preserve">En el contexto de los sistemas de gestión comercial, la automatización resulta particularmente relevante en procesos como la recepción de pedidos, la actualización de inventarios y la generación de registros de ventas. van der Aalst (2016) proporciona un marco conceptual riguroso para el análisis y diseño de procesos de negocio, señalando que la automatización efectiva requiere una modelización precisa de los flujos de trabajo y una definición clara de los eventos que los desencadenan. </w:t>
-      </w:r>
-    </w:p>
-    <w:p>
-      <w:pPr>
-        <w:ind w:left="-5" w:right="841"/>
-      </w:pPr>
-      <w:r>
-        <w:t xml:space="preserve">n8n es una plataforma de automatización de flujos de trabajo de código abierto (licencia Sustainable Use) que permite definir pipelines mediante una interfaz visual basada en nodos (n8n, 2024). Cada nodo encapsula una operación —llamadas HTTP, transformaciones de datos, integraciones con aplicaciones externas— y los flujos se activan mediante disparadores programados, webhooks o eventos manuales. Comparada con alternativas como Apache Airflow o Zapier, n8n ofrece una curva de aprendizaje más suave y una interfaz accesible para usuarios con distintos niveles de experiencia técnica, lo cual resulta ventajoso en contextos donde se requiere que operadores no especializados puedan monitorear o modificar los flujos. </w:t>
+        <w:t xml:space="preserve">En el contexto de los sistemas de gestión comercial, la automatización resulta particularmente relevante en procesos como la recepción de pedidos, la actualización de inventarios y la generación de registros de ventas. van der Aalst (2016) proporciona un marco conceptual riguroso para el análisis y diseño de procesos de negocio. Señala que la automatización efectiva requiere una modelización precisa de los flujos de trabajo y una definición clara de los eventos que los desencadenan. </w:t>
+      </w:r>
+    </w:p>
+    <w:p>
+      <w:pPr>
+        <w:ind w:left="-5" w:right="841"/>
+      </w:pPr>
+      <w:r>
+        <w:t xml:space="preserve">n8n es una plataforma de automatización de flujos de trabajo que permite definir pipelines mediante una interfaz visual basada en nodos (n8n, 2024). Su código es de acceso público bajo la Sustainable Use License, un modelo que la propia n8n denomina fair-code: el software es gratuito para uso interno y su código puede inspeccionarse y modificarse, pero restringe la redistribución comercial. Por eso mismo, n8n aclara explícitamente que no se considera de código abierto en el sentido estricto del término (n8n, 2022). Cada nodo encapsula una operación —llamadas HTTP, transformaciones de datos, integraciones con aplicaciones externas— y los flujos se activan mediante disparadores programados, webhooks o eventos manuales. Comparada con alternativas como Apache Airflow o Zapier, n8n ofrece una curva de aprendizaje más suave y una interfaz accesible para usuarios con distintos niveles de experiencia técnica. Esto resulta ventajoso en contextos donde operadores no especializados necesitan monitorear o modificar los flujos. </w:t>
       </w:r>
     </w:p>
     <w:p>
@@ -2923,7 +3055,7 @@
         <w:ind w:left="-5" w:right="841"/>
       </w:pPr>
       <w:r>
-        <w:t xml:space="preserve">Trabajos recientes en el campo de la investigación aplicada confirman esta tendencia hacia la reducción de la barrera técnica de entrada. Sufi (2023), en una revisión sistemática de plataformas low-code/no-code utilizadas en trabajos de investigación, identifica que este tipo de herramientas —categoría dentro de la cual se enmarca n8n— permite a usuarios sin formación avanzada en programación construir flujos funcionales de automatización, lo cual resulta particularmente pertinente para el segmento de PyMEs abordado en este trabajo, donde la disponibilidad de personal técnico especializado es limitada (sección 2.1). </w:t>
+        <w:t xml:space="preserve">Trabajos recientes en el campo de la investigación aplicada confirman esta tendencia hacia la reducción de la barrera técnica de entrada. Sufi (2023) revisa sistemáticamente las plataformas low-code/no-code utilizadas en trabajos de investigación e identifica que este tipo de herramientas —categoría dentro de la cual se enmarca n8n— permite a usuarios sin formación avanzada en programación construir flujos funcionales de automatización. Esto resulta particularmente pertinente para el segmento de PyMEs abordado en este trabajo, donde la disponibilidad de personal técnico especializado es limitada (sección 2.1). </w:t>
       </w:r>
     </w:p>
     <w:p>
@@ -2950,7 +3082,7 @@
         <w:ind w:left="-5" w:right="841"/>
       </w:pPr>
       <w:r>
-        <w:t xml:space="preserve">Las plataformas de mensajería instantánea han evolucionado hasta convertirse en canales estratégicos de interacción comercial. Su adopción masiva por parte de los consumidores — Telegram superó los 900 millones de usuarios activos mensuales en 2024, según cifras de uso comunicadas públicamente por la propia plataforma (Telegram, 2024)— convierte a estas plataformas en puntos de contacto naturales para la recepción de pedidos en comercios de pequeña escala. </w:t>
+        <w:t xml:space="preserve">Las plataformas de mensajería instantánea han evolucionado hasta convertirse en canales estratégicos de interacción comercial. Su adopción masiva por parte de los consumidores es un indicio de ello: Telegram superó los 900 millones de usuarios activos mensuales en marzo de 2024, cifra reportada por la compañía y difundida por medios especializados (Mehta, 2024). Esto convierte a estas plataformas en puntos de contacto naturales para la recepción de pedidos en comercios de pequeña escala. </w:t>
       </w:r>
     </w:p>
     <w:p>
@@ -2977,7 +3109,7 @@
         <w:ind w:left="-5" w:right="841"/>
       </w:pPr>
       <w:r>
-        <w:t xml:space="preserve">Corresponde precisar, sin embargo, que gran parte de la literatura sobre chatbots citada en esta sección aborda sistemas con capacidad de interpretación de lenguaje natural (NLP), mientras que el bot desarrollado en el presente trabajo (sección 4.4) no incorpora procesamiento de lenguaje natural en ningún punto de su funcionamiento: la interacción con el cliente está guiada enteramente por botones en línea (inline keyboard) de Telegram, sin que el usuario escriba texto libre en ningún paso del proceso de toma de pedidos. La referencia a Adamopoulou y Moussiades (2020) se retoma con mayor precisión en la sección 2.7.2, en relación específica con los chatbots basados en reglas —categoría en la que se inscribe el artefacto desarrollado— y no con los sistemas basados en aprendizaje automático o NLP. </w:t>
+        <w:t xml:space="preserve">Corresponde precisar, sin embargo, que gran parte de la literatura sobre chatbots citada en esta sección aborda sistemas con capacidad de interpretación de lenguaje natural (NLP). El bot desarrollado en el presente trabajo (sección 4.4), en cambio, no incorpora procesamiento de lenguaje natural en ningún punto de su funcionamiento: la interacción con el cliente está guiada enteramente por botones en línea (inline keyboard) de Telegram, sin que el usuario escriba texto libre en ningún paso del proceso de toma de pedidos. La referencia a Adamopoulou y Moussiades (2020) se retoma con mayor precisión en la sección 2.7.2, en relación específica con los chatbots basados en reglas —categoría en la que se inscribe el artefacto desarrollado—, y no con los sistemas basados en aprendizaje automático o NLP. </w:t>
       </w:r>
     </w:p>
     <w:p>
@@ -3013,7 +3145,7 @@
         <w:ind w:left="-5" w:right="841"/>
       </w:pPr>
       <w:r>
-        <w:t xml:space="preserve">MySQL, el sistema gestor de bases de datos relacionales utilizado en este trabajo, es una de las soluciones de código abierto más ampliamente adoptadas en el mundo, con una presencia destacada en aplicaciones web y sistemas de gestión empresarial de pequeña y mediana escala. Su compatibilidad con el estándar SQL, su rendimiento en operaciones de lectura/escritura concurrentes y su integración nativa con frameworks de desarrollo web la convierten en una opción adecuada para el contexto del presente proyecto. </w:t>
+        <w:t xml:space="preserve">MySQL, el sistema gestor de bases de datos relacionales utilizado en este trabajo, es una de las soluciones de código abierto más ampliamente adoptadas en el mundo. Tiene una presencia destacada en aplicaciones web y sistemas de gestión empresarial de pequeña y mediana escala. Su compatibilidad con el estándar SQL, su rendimiento en operaciones de lectura/escritura concurrentes y su integración nativa con frameworks de desarrollo web la convierten en una opción adecuada para el contexto del presente proyecto. </w:t>
       </w:r>
     </w:p>
     <w:p>
@@ -3049,9 +3181,13 @@
         <w:pStyle w:val="Ttulo4"/>
         <w:ind w:left="-5"/>
       </w:pPr>
+      <w:bookmarkStart w:id="202" w:name="_2.7.1_Sistemas_de"/>
+      <w:bookmarkStart w:id="203" w:name="sec2_7_1"/>
+      <w:bookmarkEnd w:id="202"/>
       <w:r>
         <w:t>2.7.1 Sistemas de gestión para PyMEs</w:t>
       </w:r>
+      <w:bookmarkEnd w:id="203"/>
       <w:r>
         <w:rPr>
           <w:color w:val="1F4D78"/>
@@ -3065,7 +3201,7 @@
         <w:ind w:left="-5" w:right="841"/>
       </w:pPr>
       <w:r>
-        <w:t xml:space="preserve">Moeuf et al. (2020) realizan una revisión sistemática de la literatura sobre la adopción de tecnologías de la Industria 4.0 en PyMEs manufactureras, identificando que las soluciones de </w:t>
+        <w:t xml:space="preserve">Moeuf et al. (2020) realizan una revisión sistemática de la literatura sobre la adopción de tecnologías de la Industria 4.0 en PyMEs manufactureras. Identifican que las soluciones de </w:t>
         <w:lastRenderedPageBreak/>
         <w:t xml:space="preserve">gestión de inventario representan una de las áreas con mayor potencial de impacto, pero también con mayor resistencia a la adopción. Los autores señalan la necesidad de desarrollar herramientas de bajo costo, alta usabilidad y fácil integración con los sistemas existentes, lo cual constituye uno de los principios de diseño del artefacto desarrollado en este trabajo. </w:t>
       </w:r>
@@ -3075,7 +3211,7 @@
         <w:ind w:left="-5" w:right="841"/>
       </w:pPr>
       <w:r>
-        <w:t xml:space="preserve">En el ámbito latinoamericano, estudios recientes han evidenciado que gran parte de las PyMEs del sector comercial continúa utilizando hojas de cálculo o registros manuales para la gestión de inventarios, incluso en contextos urbanos con acceso a tecnología (CEPAL, 2021). Esta realidad subraya la pertinencia de desarrollar soluciones tecnológicas adaptadas a las capacidades y restricciones de este segmento. </w:t>
+        <w:t xml:space="preserve">En el ámbito latinoamericano, estudios recientes han evidenciado que gran parte de las PyMEs del sector comercial continúa utilizando hojas de cálculo o registros manuales para la gestión de inventarios, incluso en contextos urbanos con acceso a tecnología (CEPAL, 2021). Esta realidad subraya la pertinencia de desarrollar soluciones tecnológicas adaptadas a las capacidades y restricciones de este segmento. Un análisis cienciométrico más reciente confirma esta tendencia: Parra-Sanchez y Talero-Sarmiento (2024), a partir de 448 documentos indexados en Scopus, documentan un crecimiento sostenido de la investigación sobre transformación digital en PyMEs. También documentan una intención creciente de estas organizaciones de adoptar tecnologías como la inteligencia artificial, el big data, la computación en la nube y el comercio electrónico, lo cual refuerza la pertinencia y oportunidad del artefacto desarrollado en este trabajo. </w:t>
       </w:r>
     </w:p>
     <w:p>
@@ -3083,9 +3219,13 @@
         <w:pStyle w:val="Ttulo4"/>
         <w:ind w:left="-5"/>
       </w:pPr>
+      <w:bookmarkStart w:id="204" w:name="_2.7.2_Automatización_e"/>
+      <w:bookmarkStart w:id="205" w:name="sec2_7_2"/>
+      <w:bookmarkEnd w:id="204"/>
       <w:r>
         <w:t>2.7.2 Automatización e integración de chatbots en sistemas de gestión</w:t>
       </w:r>
+      <w:bookmarkEnd w:id="205"/>
       <w:r>
         <w:rPr>
           <w:color w:val="1F4D78"/>
@@ -3099,15 +3239,15 @@
         <w:ind w:left="-5" w:right="841"/>
       </w:pPr>
       <w:r>
-        <w:t xml:space="preserve">Adamopoulou y Moussiades (2020) categorizan los chatbots según su arquitectura (basados en reglas vs. basados en aprendizaje automático) y sus aplicaciones, destacando el comercio electrónico y la gestión de pedidos como áreas de alto impacto. Su análisis revela que los sistemas basados en reglas —como el bot de Telegram implementado en este trabajo, guiado enteramente por botones y sin componente de NLP (sección 2.5)— son particularmente adecuados para entornos donde los flujos de interacción son estructurados y predecibles, como la recepción de pedidos de un catálogo definido. </w:t>
-      </w:r>
-    </w:p>
-    <w:p>
-      <w:pPr>
-        <w:ind w:left="-5" w:right="841"/>
-      </w:pPr>
-      <w:r>
-        <w:t xml:space="preserve">Cui et al. (2017) presentan una revisión del estado del arte en sistemas de conversación y asistentes virtuales, identificando los desafíos de integración con sistemas backend empresariales como uno de los problemas abiertos más relevantes en el área. Su trabajo sitúa la propuesta del presente trabajo dentro de una línea de investigación activa que busca reducir la fricción entre los canales de comunicación con el cliente y los sistemas de información internos. </w:t>
+        <w:t xml:space="preserve">Adamopoulou y Moussiades (2020) categorizan los chatbots según su arquitectura (basados en reglas vs. basados en aprendizaje automático) y sus aplicaciones, destacando el comercio electrónico y la gestión de pedidos como áreas de alto impacto. Su análisis revela que los sistemas basados en reglas son particularmente adecuados para entornos donde los flujos de interacción son estructurados y predecibles, como la recepción de pedidos de un catálogo definido. En esta categoría se inscribe el bot de Telegram implementado en este trabajo, guiado enteramente por botones y sin componente de NLP (sección 2.5). </w:t>
+      </w:r>
+    </w:p>
+    <w:p>
+      <w:pPr>
+        <w:ind w:left="-5" w:right="841"/>
+      </w:pPr>
+      <w:r>
+        <w:t xml:space="preserve">Fritsch (2024) revisa sistemáticamente 124 trabajos publicados entre 2019 y 2023 sobre los desafíos asociados a los chatbots. Identifica que persisten problemas clásicos —comprensión del lenguaje, entrenamiento y mantenimiento— junto con desafíos más recientes ligados a los modelos conversacionales basados en aprendizaje automático, como la interpretabilidad y los sesgos. El bot desarrollado en este trabajo, al ser un sistema basado en reglas y guiado enteramente por botones (sección 2.5), no incurre en la mayoría de estos desafíos: no requiere comprensión de lenguaje natural ni plantea problemas de interpretabilidad o sesgo. Esto tiene como contrapartida una interacción más restringida para el cliente. Li et al. (2026) analizan bibliométricamente 331 artículos arbitrados sobre chatbots en negocios y sistemas de información publicados entre 2018 y 2024. Confirman el crecimiento sostenido de esta línea de investigación y su interés creciente en cómo los usuarios interactúan con estos sistemas y sus consecuencias, lo cual sitúa la propuesta del presente trabajo dentro de un campo de investigación activo y en expansión. </w:t>
       </w:r>
     </w:p>
     <w:p>
@@ -3116,7 +3256,7 @@
         <w:ind w:left="-5" w:right="841"/>
       </w:pPr>
       <w:r>
-        <w:t xml:space="preserve">Desde la perspectiva de la automatización de procesos, van der Aalst (2016) establece los fundamentos teóricos del análisis de procesos de negocio, proporcionando el marco conceptual necesario para justificar las decisiones de diseño de los flujos de automatización implementados con n8n en este trabajo. La utilización de modelos de proceso explícitos —aunque sean visuales y no formales— responde a la recomendación de documentar los flujos antes de automatizarlos. </w:t>
+        <w:t xml:space="preserve">Desde la perspectiva de la automatización de procesos, van der Aalst (2016) establece los fundamentos teóricos del análisis de procesos de negocio. Con ello, proporciona el marco conceptual necesario para justificar las decisiones de diseño de los flujos de automatización implementados con n8n en este trabajo. La utilización de modelos de proceso explícitos —aunque sean visuales y no formales— responde a la recomendación de documentar los flujos antes de automatizarlos. </w:t>
       </w:r>
     </w:p>
     <w:p>
@@ -3124,9 +3264,13 @@
         <w:pStyle w:val="Ttulo4"/>
         <w:ind w:left="-5"/>
       </w:pPr>
+      <w:bookmarkStart w:id="206" w:name="_2.7.3_Vacío_de"/>
+      <w:bookmarkStart w:id="207" w:name="sec2_7_3"/>
+      <w:bookmarkEnd w:id="206"/>
       <w:r>
         <w:t>2.7.3 Vacío de conocimiento identificado</w:t>
       </w:r>
+      <w:bookmarkEnd w:id="207"/>
       <w:r>
         <w:rPr>
           <w:color w:val="1F4D78"/>
@@ -3140,9 +3284,9 @@
         <w:ind w:left="-5" w:right="841"/>
       </w:pPr>
       <w:r>
-        <w:t xml:space="preserve">La revisión de la literatura permite identificar con claridad el vacío de conocimiento que este trabajo pretende cubrir. Si bien existen estudios sobre sistemas de gestión de inventario para PyMEs (Moeuf et al., 2020), trabajos sobre la integración de chatbots en comercio electrónico (Adamopoulou y Moussiades, 2020), propuestas de automatización de procesos de negocio (van der Aalst, 2016) y revisiones recientes sobre plataformas low-code/no-code (Sufi, 2023), no se han encontrado en la literatura revisada trabajos que integren de manera simultánea los tres componentes en una solución funcional orientada a pequeños comercios de tipo presencial: (1) un sistema de gestión de stock basado en API REST, (2) un canal de recepción de </w:t>
+        <w:t xml:space="preserve">La revisión de la literatura permite identificar con claridad el vacío de conocimiento que este trabajo pretende cubrir. Existen estudios sobre sistemas de gestión de inventario para PyMEs (Moeuf et al., 2020), trabajos sobre la integración de chatbots en comercio electrónico (Adamopoulou y Moussiades, 2020), propuestas de automatización de procesos de negocio (van der Aalst, 2016) y revisiones recientes sobre plataformas low-code/no-code (Sufi, 2023). Sin embargo, no se encontraron en la literatura revisada trabajos que integren de manera simultánea los tres componentes en una solución funcional orientada a pequeños comercios de tipo presencial: (1) un sistema de gestión de stock basado en API REST, (2) un canal de recepción de </w:t>
         <w:lastRenderedPageBreak/>
-        <w:t xml:space="preserve">pedidos mediante mensajería instantánea y (3) una capa de automatización de bajo costo basada en herramientas de código abierto como n8n. </w:t>
+        <w:t xml:space="preserve">pedidos mediante mensajería instantánea y (3) una capa de automatización de bajo costo basada en herramientas como n8n, de licenciamiento fair-code (sección 2.4). </w:t>
       </w:r>
     </w:p>
     <w:p>
@@ -3320,15 +3464,15 @@
         <w:ind w:left="-5" w:right="841"/>
       </w:pPr>
       <w:r>
-        <w:t xml:space="preserve">La presente investigación se enmarcó en un enfoque aplicado con orientación cuantitativa, en tanto tuvo como finalidad el diseño, desarrollo e implementación de una solución tecnológica destinada a resolver una problemática concreta en el ámbito de la gestión comercial, y la evaluación de su impacto sobre variables operativas medibles. </w:t>
-      </w:r>
-    </w:p>
-    <w:p>
-      <w:pPr>
-        <w:ind w:left="-5" w:right="841"/>
-      </w:pPr>
-      <w:r>
-        <w:t xml:space="preserve">Desde el punto de vista del diseño metodológico, se adoptó un diseño intrasujeto (withinsubjects) con medición pretest-postest en un único grupo, el cual permite comparar el desempeño de los procesos de gestión en dos condiciones: la modalidad tradicional basada en procedimientos manuales o parcialmente digitalizados, y la modalidad automatizada sustentada en el sistema desarrollado. Este diseño resulta pertinente en contextos donde no es posible la asignación aleatoria de unidades experimentales ni la conformación de un grupo de control independiente, pero sí se dispone de escenarios comparables sobre los cuales medir el efecto de la intervención. En el marco de este trabajo, dicho diseño se instrumentó mediante un experimento controlado con escenarios de pedido estandarizados (sección 3.4), y no mediante la observación de un comercio real en funcionamiento, dada la etapa de desarrollo en la que se encontraba el artefacto. La precisión terminológica de esta denominación —y su distinción respecto de un diseño cuasiexperimental en sentido estricto— se aborda en la sección 3.4. </w:t>
+        <w:t xml:space="preserve">La presente investigación se enmarcó en un enfoque aplicado con orientación cuantitativa. Tuvo como finalidad el diseño, desarrollo e implementación de una solución tecnológica destinada a resolver una problemática concreta en el ámbito de la gestión comercial, y la evaluación de su impacto sobre variables operativas medibles. </w:t>
+      </w:r>
+    </w:p>
+    <w:p>
+      <w:pPr>
+        <w:ind w:left="-5" w:right="841"/>
+      </w:pPr>
+      <w:r>
+        <w:t xml:space="preserve">Desde el punto de vista del diseño metodológico, se adoptó un diseño intrasujeto (within-subjects) con medición pretest-postest en un único grupo. Este diseño permite comparar el desempeño de los procesos de gestión en dos condiciones: la modalidad tradicional, basada en procedimientos manuales o parcialmente digitalizados, y la modalidad automatizada, sustentada en el sistema desarrollado. Este diseño resulta pertinente en contextos donde no es posible la asignación aleatoria de unidades experimentales ni la conformación de un grupo de control independiente. Sí se dispone, en cambio, de escenarios comparables sobre los cuales medir el efecto de la intervención. En el marco de este trabajo, dicho diseño se instrumentó mediante un experimento controlado con escenarios de pedido estandarizados (sección 3.4), y no mediante la observación de un comercio real en funcionamiento. Esto respondió a la etapa de desarrollo en la que se encontraba el artefacto. La precisión terminológica de esta denominación —y su distinción respecto de un diseño cuasiexperimental en sentido estricto— se aborda en la sección 3.4. </w:t>
       </w:r>
     </w:p>
     <w:p>
@@ -3353,7 +3497,7 @@
         <w:ind w:left="-5" w:right="841"/>
       </w:pPr>
       <w:r>
-        <w:t xml:space="preserve">H1 es falsable y operacionalizable mediante la variable definida en la sección 3.5, y fue contrastada a través del diseño adoptado, cuyos resultados se presentan en el Capítulo 5. TED y NAS se miden con el mismo diseño y se reportan de forma descriptiva, conforme a lo advertido en la sección 1.2, dado que ambos autores actuaron como únicos operadores en las dos condiciones. </w:t>
+        <w:t xml:space="preserve">H1 es falsable y operacionalizable mediante la variable definida en la sección 3.5; el diseño adoptado permitió contrastarla, y sus resultados se presentan en el Capítulo 5. TED y NAS se miden con el mismo diseño y se reportan de forma descriptiva, conforme a lo advertido en la sección 1.2, dado que ambos autores actuaron como únicos operadores en las dos condiciones. </w:t>
       </w:r>
     </w:p>
     <w:p>
@@ -3380,7 +3524,7 @@
         <w:ind w:left="-5" w:right="841"/>
       </w:pPr>
       <w:r>
-        <w:t xml:space="preserve">El estudio se inscribe en el paradigma post-positivista, el cual sostiene que el conocimiento científico puede aproximarse a la realidad mediante la observación sistemática, la medición objetiva y la contrastación empírica de resultados, reconociendo al mismo tiempo las limitaciones inherentes a todo proceso de medición. En este marco, la validez de los hallazgos </w:t>
+        <w:t xml:space="preserve">El estudio se inscribe en el paradigma post-positivista, que sostiene que el conocimiento científico puede aproximarse a la realidad mediante la observación sistemática, la medición objetiva y la contrastación empírica de resultados. Este paradigma reconoce, al mismo tiempo, las limitaciones inherentes a todo proceso de medición. En este marco, la validez de los hallazgos </w:t>
         <w:lastRenderedPageBreak/>
         <w:t xml:space="preserve">se fundamenta en la definición precisa de variables, la utilización de instrumentos de medición consistentes y la posibilidad de replicar el estudio en contextos similares. </w:t>
       </w:r>
@@ -3417,7 +3561,7 @@
         <w:ind w:left="-5" w:right="841"/>
       </w:pPr>
       <w:r>
-        <w:t xml:space="preserve">En términos de la clasificación propuesta por Hevner et al. (2004), el presente trabajo se enmarca en el enfoque de Ciencias del Diseño (Design Science Research, DSR), el cual se centra en la creación y evaluación de artefactos tecnológicos como medio para generar conocimiento científico. El DSR se diferencia de la investigación comportamental tradicional en que su contribución primaria no es la descripción o explicación de fenómenos observables, sino el diseño de soluciones innovadoras a problemas relevantes, junto con la evaluación rigurosa de su efectividad. </w:t>
+        <w:t xml:space="preserve">En términos de la clasificación propuesta por Hevner et al. (2004), el presente trabajo se enmarca en el enfoque de Ciencias del Diseño (Design Science Research, DSR). Este enfoque se centra en la creación y evaluación de artefactos tecnológicos como medio para generar conocimiento científico. El DSR se diferencia de la investigación comportamental tradicional en que su contribución primaria no es la descripción o explicación de fenómenos observables, sino el diseño de soluciones innovadoras a problemas relevantes, junto con la evaluación rigurosa de su efectividad. </w:t>
       </w:r>
     </w:p>
     <w:p>
@@ -3434,7 +3578,7 @@
         <w:ind w:left="-5" w:right="841"/>
       </w:pPr>
       <w:r>
-        <w:t xml:space="preserve">Hevner et al. (2004) establecen siete directrices para la conducción de investigaciones bajo el paradigma DSR. Las más relevantes para el presente trabajo son: (1) la producción de un artefacto tecnológico novedoso y funcional; (2) la evaluación rigurosa del artefacto mediante métodos apropiados; y (3) la comunicación del trabajo a audiencias tanto tecnológicas como de gestión. El diseño de la investigación presentado en este capítulo respondió a estas directrices; la demostración de utilidad mediante la aplicación del artefacto en un contexto real, en cambio, queda fuera del alcance de este trabajo y se plantea como línea de continuidad (sección 7.2). </w:t>
+        <w:t xml:space="preserve">Hevner et al. (2004) establecen siete directrices para la conducción de investigaciones bajo el paradigma DSR. Las más relevantes para el presente trabajo son: (1) la producción de un artefacto tecnológico novedoso y funcional; (2) la evaluación rigurosa del artefacto mediante métodos apropiados; y (3) la comunicación del trabajo a audiencias tanto tecnológicas como de gestión. El diseño de la investigación presentado en este capítulo respondió a estas directrices. La demostración de utilidad mediante la aplicación del artefacto en un contexto real, en cambio, queda fuera del alcance de este trabajo y se plantea como línea de continuidad (sección 7.2). </w:t>
       </w:r>
     </w:p>
     <w:p>
@@ -3461,7 +3605,7 @@
         <w:ind w:left="-5" w:right="841"/>
       </w:pPr>
       <w:r>
-        <w:t xml:space="preserve">El diseño de investigación adoptado consistió en una medición pretest-postest sobre un único grupo, ejecutada mediante un experimento controlado que simuló las condiciones operativas de un comercio minorista de pequeña escala. En este esquema, se evaluaron los indicadores operativos bajo la modalidad manual simulada (pretest) y se compararon con los resultados obtenidos tras la incorporación del sistema automatizado (postest) sobre el mismo conjunto de escenarios de pedido, de modo que las diferencias observadas pudieran atribuirse de manera razonable a la introducción del sistema. </w:t>
+        <w:t xml:space="preserve">El diseño de investigación adoptado consistió en una medición pretest-postest sobre un único grupo, ejecutada mediante un experimento controlado que simuló las condiciones operativas de un comercio minorista de pequeña escala. En este esquema, se evaluaron los indicadores operativos bajo la modalidad manual simulada (pretest) y se compararon con los resultados obtenidos tras la incorporación del sistema automatizado (postest), sobre el mismo conjunto de escenarios de pedido. De ese modo, las diferencias observadas pudieron atribuirse de manera razonable a la introducción del sistema. </w:t>
       </w:r>
     </w:p>
     <w:p>
@@ -3471,15 +3615,15 @@
       <w:r>
         <w:t xml:space="preserve">Corresponde precisar con mayor rigor conceptual la denominación de este diseño de investigación. Siguiendo la taxonomía clásica de Campbell y Stanley (1963), un diseño pretest-postest de un único grupo, sin grupo de control independiente ni asignación aleatoria de unidades a condiciones, se clasifica en sentido estricto como preexperimental, y no como </w:t>
         <w:lastRenderedPageBreak/>
-        <w:t xml:space="preserve">cuasiexperimental: esta última categoría requiere, como mínimo, un grupo de comparación no equivalente. En el presente trabajo no fue posible constituir dicho grupo de comparación, dado que el experimento fue ejecutado íntegramente por los dos autores sobre el mismo conjunto de escenarios en ambas condiciones. Esta precisión terminológica no invalida los resultados obtenidos, pero acota el alcance de las afirmaciones causales que pueden sostenerse a partir de ellos: el diseño intrasujeto reduce la variabilidad atribuible a diferencias entre sujetos u organizaciones, pero no descarta por sí solo otras fuentes de variación —como el efecto de aprendizaje discutido en la sección 3.9— de la manera en que sí lo haría un grupo de control independiente. </w:t>
-      </w:r>
-    </w:p>
-    <w:p>
-      <w:pPr>
-        <w:ind w:left="-5" w:right="841"/>
-      </w:pPr>
-      <w:r>
-        <w:t xml:space="preserve">La unidad de análisis estuvo constituida por los procesos de gestión de pedidos y administración de stock, evaluados sobre un conjunto de escenarios de prueba estandarizados que reproducen la operatoria típica de un comercio minorista de pequeña escala (la sección 3.5 detalla el tamaño y composición de dicho conjunto). En la condición pretest, los escenarios se resolvieron mediante el procedimiento manual (registro en planilla, sin el sistema desarrollado); en la condición postest, los mismos escenarios se resolvieron utilizando el sistema integrado, incluyendo el canal de Telegram y los flujos de n8n. Ambas condiciones se ejecutaron bajo las mismas reglas de asignación de escenarios para garantizar la comparabilidad de los resultados. </w:t>
+        <w:t xml:space="preserve">cuasiexperimental. Esta última categoría requiere, como mínimo, un grupo de comparación no equivalente. En el presente trabajo no fue posible constituir dicho grupo de comparación, dado que los dos autores ejecutaron íntegramente el experimento sobre el mismo conjunto de escenarios en ambas condiciones. Esta precisión terminológica no invalida los resultados obtenidos, pero acota el alcance de las afirmaciones causales que pueden sostenerse a partir de ellos. El diseño intrasujeto reduce la variabilidad atribuible a diferencias entre sujetos u organizaciones, pero no descarta por sí solo otras fuentes de variación —como el efecto de aprendizaje discutido en la sección 3.9—, tal como sí lo haría un grupo de control independiente. </w:t>
+      </w:r>
+    </w:p>
+    <w:p>
+      <w:pPr>
+        <w:ind w:left="-5" w:right="841"/>
+      </w:pPr>
+      <w:r>
+        <w:t xml:space="preserve">La unidad de análisis estuvo constituida por los procesos de gestión de pedidos y administración de stock. Estos se evaluaron sobre un conjunto de escenarios de prueba estandarizados que reproducen la operatoria típica de un comercio minorista de pequeña escala (la sección 3.5 detalla el tamaño y composición de dicho conjunto). En la condición pretest, los escenarios se resolvieron mediante el procedimiento manual (registro en planilla, sin el sistema desarrollado). En la condición postest, en cambio, los mismos escenarios se resolvieron utilizando el sistema integrado, incluyendo el canal de Telegram y los flujos de n8n. Ambas condiciones se ejecutaron bajo las mismas reglas de asignación de escenarios para garantizar la comparabilidad de los resultados. </w:t>
       </w:r>
     </w:p>
     <w:p>
@@ -3488,7 +3632,3121 @@
         <w:ind w:left="-5" w:right="841"/>
       </w:pPr>
       <w:r>
-        <w:t xml:space="preserve">Para las condiciones pretest y postest se diseñó un conjunto de 20 escenarios de pedido estandarizados por condición (precedidos por 5 escenarios de calentamiento no cronometrados, sección 3.9), replicando la variabilidad típica de un comercio minorista (pedidos de uno o múltiples productos, y casos límite como stock insuficiente o cantidad máxima permitida). El detalle completo de estos escenarios se documenta en el Anexo A. El tamaño de 20 observaciones por condición respondió a una restricción práctica de tiempo del equipo, dado que el experimento fue ejecutado íntegramente por los dos autores; se optó por priorizar la verificación de la validez del contraste sobre la potencia estadística máxima, dado que la hipótesis H1 predice un efecto de magnitud grande (reducción del 50%), más fácil de detectar con muestras moderadas. La normalidad de las diferencias pareadas se verificó mediante la prueba de Shapiro-Wilk antes de aplicar la prueba t de Student para muestras pareadas, empleándose su equivalente no paramétrico (prueba de Wilcoxon) en caso de incumplimiento; con n=20 resultaba más probable recurrir a esta alternativa no paramétrica que con una muestra mayor, tal como efectivamente ocurrió (Capítulo 5). </w:t>
+        <w:t xml:space="preserve">Para las condiciones pretest y postest se diseñó un conjunto de 20 escenarios de pedido estandarizados por condición (precedidos por 5 escenarios de calentamiento no cronometrados, sección 3.9). Este conjunto replicó la variabilidad típica de un comercio minorista: pedidos de uno o múltiples productos, y casos límite como stock insuficiente o cantidad máxima permitida. El detalle completo de estos escenarios se presenta en la Tabla 3.1 y se documenta también en el Anexo A.</w:t>
+      </w:r>
+    </w:p>
+    <w:p>
+      <w:pPr>
+        <w:spacing w:before="160" w:after="0"/>
+      </w:pPr>
+    </w:p>
+    <w:tbl>
+      <w:tblPr>
+        <w:tblStyle w:val="TableGrid"/>
+        <w:tblW w:w="8845" w:type="dxa"/>
+        <w:tblInd w:w="6" w:type="dxa"/>
+        <w:tblCellMar>
+          <w:top w:w="40" w:type="dxa"/>
+          <w:left w:w="60" w:type="dxa"/>
+          <w:right w:w="60" w:type="dxa"/>
+        </w:tblCellMar>
+        <w:tblLook w:val="04A0" w:firstRow="1" w:lastRow="0" w:firstColumn="1" w:lastColumn="0" w:noHBand="0" w:noVBand="1"/>
+      </w:tblPr>
+      <w:tblGrid>
+        <w:gridCol w:w="500"/>
+        <w:gridCol w:w="1500"/>
+        <w:gridCol w:w="1300"/>
+        <w:gridCol w:w="2745"/>
+        <w:gridCol w:w="700"/>
+        <w:gridCol w:w="2100"/>
+      </w:tblGrid>
+      <w:tr>
+        <w:tc>
+          <w:tcPr>
+            <w:tcW w:w="500" w:type="dxa"/>
+            <w:tcBorders>
+              <w:top w:val="single" w:sz="34" w:space="0" w:color="000000"/>
+              <w:left w:val="single" w:sz="4" w:space="0" w:color="000000"/>
+              <w:bottom w:val="single" w:sz="4" w:space="0" w:color="000000"/>
+              <w:right w:val="single" w:sz="4" w:space="0" w:color="000000"/>
+            </w:tcBorders>
+            <w:shd w:val="clear" w:color="auto" w:fill="1F3864"/>
+          </w:tcPr>
+          <w:p>
+            <w:pPr>
+              <w:spacing w:after="0" w:line="259" w:lineRule="auto"/>
+              <w:ind w:left="20" w:right="20" w:firstLine="0"/>
+              <w:jc w:val="left"/>
+            </w:pPr>
+            <w:r>
+              <w:rPr>
+                <w:color w:val="FFFFFF"/>
+                <w:sz w:val="17"/>
+              </w:rPr>
+              <w:t xml:space="preserve">ID</w:t>
+            </w:r>
+          </w:p>
+        </w:tc>
+        <w:tc>
+          <w:tcPr>
+            <w:tcW w:w="1500" w:type="dxa"/>
+            <w:tcBorders>
+              <w:top w:val="single" w:sz="34" w:space="0" w:color="000000"/>
+              <w:left w:val="single" w:sz="4" w:space="0" w:color="000000"/>
+              <w:bottom w:val="single" w:sz="4" w:space="0" w:color="000000"/>
+              <w:right w:val="single" w:sz="4" w:space="0" w:color="000000"/>
+            </w:tcBorders>
+            <w:shd w:val="clear" w:color="auto" w:fill="1F3864"/>
+          </w:tcPr>
+          <w:p>
+            <w:pPr>
+              <w:spacing w:after="0" w:line="259" w:lineRule="auto"/>
+              <w:ind w:left="20" w:right="20" w:firstLine="0"/>
+              <w:jc w:val="left"/>
+            </w:pPr>
+            <w:r>
+              <w:rPr>
+                <w:color w:val="FFFFFF"/>
+                <w:sz w:val="17"/>
+              </w:rPr>
+              <w:t xml:space="preserve">Tipo</w:t>
+            </w:r>
+          </w:p>
+        </w:tc>
+        <w:tc>
+          <w:tcPr>
+            <w:tcW w:w="1300" w:type="dxa"/>
+            <w:tcBorders>
+              <w:top w:val="single" w:sz="34" w:space="0" w:color="000000"/>
+              <w:left w:val="single" w:sz="4" w:space="0" w:color="000000"/>
+              <w:bottom w:val="single" w:sz="4" w:space="0" w:color="000000"/>
+              <w:right w:val="single" w:sz="4" w:space="0" w:color="000000"/>
+            </w:tcBorders>
+            <w:shd w:val="clear" w:color="auto" w:fill="1F3864"/>
+          </w:tcPr>
+          <w:p>
+            <w:pPr>
+              <w:spacing w:after="0" w:line="259" w:lineRule="auto"/>
+              <w:ind w:left="20" w:right="20" w:firstLine="0"/>
+              <w:jc w:val="left"/>
+            </w:pPr>
+            <w:r>
+              <w:rPr>
+                <w:color w:val="FFFFFF"/>
+                <w:sz w:val="17"/>
+              </w:rPr>
+              <w:t xml:space="preserve">Categoría</w:t>
+            </w:r>
+          </w:p>
+        </w:tc>
+        <w:tc>
+          <w:tcPr>
+            <w:tcW w:w="2745" w:type="dxa"/>
+            <w:tcBorders>
+              <w:top w:val="single" w:sz="34" w:space="0" w:color="000000"/>
+              <w:left w:val="single" w:sz="4" w:space="0" w:color="000000"/>
+              <w:bottom w:val="single" w:sz="4" w:space="0" w:color="000000"/>
+              <w:right w:val="single" w:sz="4" w:space="0" w:color="000000"/>
+            </w:tcBorders>
+            <w:shd w:val="clear" w:color="auto" w:fill="1F3864"/>
+          </w:tcPr>
+          <w:p>
+            <w:pPr>
+              <w:spacing w:after="0" w:line="259" w:lineRule="auto"/>
+              <w:ind w:left="20" w:right="20" w:firstLine="0"/>
+              <w:jc w:val="left"/>
+            </w:pPr>
+            <w:r>
+              <w:rPr>
+                <w:color w:val="FFFFFF"/>
+                <w:sz w:val="17"/>
+              </w:rPr>
+              <w:t xml:space="preserve">Producto(s)</w:t>
+            </w:r>
+          </w:p>
+        </w:tc>
+        <w:tc>
+          <w:tcPr>
+            <w:tcW w:w="700" w:type="dxa"/>
+            <w:tcBorders>
+              <w:top w:val="single" w:sz="34" w:space="0" w:color="000000"/>
+              <w:left w:val="single" w:sz="4" w:space="0" w:color="000000"/>
+              <w:bottom w:val="single" w:sz="4" w:space="0" w:color="000000"/>
+              <w:right w:val="single" w:sz="4" w:space="0" w:color="000000"/>
+            </w:tcBorders>
+            <w:shd w:val="clear" w:color="auto" w:fill="1F3864"/>
+          </w:tcPr>
+          <w:p>
+            <w:pPr>
+              <w:spacing w:after="0" w:line="259" w:lineRule="auto"/>
+              <w:ind w:left="20" w:right="20" w:firstLine="0"/>
+              <w:jc w:val="left"/>
+            </w:pPr>
+            <w:r>
+              <w:rPr>
+                <w:color w:val="FFFFFF"/>
+                <w:sz w:val="17"/>
+              </w:rPr>
+              <w:t xml:space="preserve">Cantidad</w:t>
+            </w:r>
+          </w:p>
+        </w:tc>
+        <w:tc>
+          <w:tcPr>
+            <w:tcW w:w="2100" w:type="dxa"/>
+            <w:tcBorders>
+              <w:top w:val="single" w:sz="34" w:space="0" w:color="000000"/>
+              <w:left w:val="single" w:sz="4" w:space="0" w:color="000000"/>
+              <w:bottom w:val="single" w:sz="4" w:space="0" w:color="000000"/>
+              <w:right w:val="single" w:sz="4" w:space="0" w:color="000000"/>
+            </w:tcBorders>
+            <w:shd w:val="clear" w:color="auto" w:fill="1F3864"/>
+          </w:tcPr>
+          <w:p>
+            <w:pPr>
+              <w:spacing w:after="0" w:line="259" w:lineRule="auto"/>
+              <w:ind w:left="20" w:right="20" w:firstLine="0"/>
+              <w:jc w:val="left"/>
+            </w:pPr>
+            <w:r>
+              <w:rPr>
+                <w:color w:val="FFFFFF"/>
+                <w:sz w:val="17"/>
+              </w:rPr>
+              <w:t xml:space="preserve">Resultado esperado</w:t>
+            </w:r>
+          </w:p>
+        </w:tc>
+      </w:tr>
+      <w:tr>
+        <w:tc>
+          <w:tcPr>
+            <w:tcW w:w="500" w:type="dxa"/>
+            <w:tcBorders>
+              <w:top w:val="single" w:sz="4" w:space="0" w:color="000000"/>
+              <w:left w:val="single" w:sz="4" w:space="0" w:color="000000"/>
+              <w:bottom w:val="single" w:sz="4" w:space="0" w:color="000000"/>
+              <w:right w:val="single" w:sz="4" w:space="0" w:color="000000"/>
+            </w:tcBorders>
+          </w:tcPr>
+          <w:p>
+            <w:pPr>
+              <w:spacing w:after="0" w:line="259" w:lineRule="auto"/>
+              <w:ind w:left="20" w:right="20" w:firstLine="0"/>
+              <w:jc w:val="left"/>
+            </w:pPr>
+            <w:r>
+              <w:rPr>
+                <w:sz w:val="17"/>
+              </w:rPr>
+              <w:t xml:space="preserve">1</w:t>
+            </w:r>
+          </w:p>
+        </w:tc>
+        <w:tc>
+          <w:tcPr>
+            <w:tcW w:w="1500" w:type="dxa"/>
+            <w:tcBorders>
+              <w:top w:val="single" w:sz="4" w:space="0" w:color="000000"/>
+              <w:left w:val="single" w:sz="4" w:space="0" w:color="000000"/>
+              <w:bottom w:val="single" w:sz="4" w:space="0" w:color="000000"/>
+              <w:right w:val="single" w:sz="4" w:space="0" w:color="000000"/>
+            </w:tcBorders>
+          </w:tcPr>
+          <w:p>
+            <w:pPr>
+              <w:spacing w:after="0" w:line="259" w:lineRule="auto"/>
+              <w:ind w:left="20" w:right="20" w:firstLine="0"/>
+              <w:jc w:val="left"/>
+            </w:pPr>
+            <w:r>
+              <w:rPr>
+                <w:sz w:val="17"/>
+              </w:rPr>
+              <w:t xml:space="preserve">Simple 1 producto</w:t>
+            </w:r>
+          </w:p>
+        </w:tc>
+        <w:tc>
+          <w:tcPr>
+            <w:tcW w:w="1300" w:type="dxa"/>
+            <w:tcBorders>
+              <w:top w:val="single" w:sz="4" w:space="0" w:color="000000"/>
+              <w:left w:val="single" w:sz="4" w:space="0" w:color="000000"/>
+              <w:bottom w:val="single" w:sz="4" w:space="0" w:color="000000"/>
+              <w:right w:val="single" w:sz="4" w:space="0" w:color="000000"/>
+            </w:tcBorders>
+          </w:tcPr>
+          <w:p>
+            <w:pPr>
+              <w:spacing w:after="0" w:line="259" w:lineRule="auto"/>
+              <w:ind w:left="20" w:right="20" w:firstLine="0"/>
+              <w:jc w:val="left"/>
+            </w:pPr>
+            <w:r>
+              <w:rPr>
+                <w:sz w:val="17"/>
+              </w:rPr>
+              <w:t xml:space="preserve">Bebidas</w:t>
+            </w:r>
+          </w:p>
+        </w:tc>
+        <w:tc>
+          <w:tcPr>
+            <w:tcW w:w="2745" w:type="dxa"/>
+            <w:tcBorders>
+              <w:top w:val="single" w:sz="4" w:space="0" w:color="000000"/>
+              <w:left w:val="single" w:sz="4" w:space="0" w:color="000000"/>
+              <w:bottom w:val="single" w:sz="4" w:space="0" w:color="000000"/>
+              <w:right w:val="single" w:sz="4" w:space="0" w:color="000000"/>
+            </w:tcBorders>
+          </w:tcPr>
+          <w:p>
+            <w:pPr>
+              <w:spacing w:after="0" w:line="259" w:lineRule="auto"/>
+              <w:ind w:left="20" w:right="20" w:firstLine="0"/>
+              <w:jc w:val="left"/>
+            </w:pPr>
+            <w:r>
+              <w:rPr>
+                <w:sz w:val="17"/>
+              </w:rPr>
+              <w:t xml:space="preserve">Coca-Cola Regular</w:t>
+            </w:r>
+          </w:p>
+        </w:tc>
+        <w:tc>
+          <w:tcPr>
+            <w:tcW w:w="700" w:type="dxa"/>
+            <w:tcBorders>
+              <w:top w:val="single" w:sz="4" w:space="0" w:color="000000"/>
+              <w:left w:val="single" w:sz="4" w:space="0" w:color="000000"/>
+              <w:bottom w:val="single" w:sz="4" w:space="0" w:color="000000"/>
+              <w:right w:val="single" w:sz="4" w:space="0" w:color="000000"/>
+            </w:tcBorders>
+          </w:tcPr>
+          <w:p>
+            <w:pPr>
+              <w:spacing w:after="0" w:line="259" w:lineRule="auto"/>
+              <w:ind w:left="20" w:right="20" w:firstLine="0"/>
+              <w:jc w:val="left"/>
+            </w:pPr>
+            <w:r>
+              <w:rPr>
+                <w:sz w:val="17"/>
+              </w:rPr>
+              <w:t xml:space="preserve">1</w:t>
+            </w:r>
+          </w:p>
+        </w:tc>
+        <w:tc>
+          <w:tcPr>
+            <w:tcW w:w="2100" w:type="dxa"/>
+            <w:tcBorders>
+              <w:top w:val="single" w:sz="4" w:space="0" w:color="000000"/>
+              <w:left w:val="single" w:sz="4" w:space="0" w:color="000000"/>
+              <w:bottom w:val="single" w:sz="4" w:space="0" w:color="000000"/>
+              <w:right w:val="single" w:sz="4" w:space="0" w:color="000000"/>
+            </w:tcBorders>
+          </w:tcPr>
+          <w:p>
+            <w:pPr>
+              <w:spacing w:after="0" w:line="259" w:lineRule="auto"/>
+              <w:ind w:left="20" w:right="20" w:firstLine="0"/>
+              <w:jc w:val="left"/>
+            </w:pPr>
+            <w:r>
+              <w:rPr>
+                <w:sz w:val="17"/>
+              </w:rPr>
+              <w:t xml:space="preserve">Confirmado</w:t>
+            </w:r>
+          </w:p>
+        </w:tc>
+      </w:tr>
+      <w:tr>
+        <w:tc>
+          <w:tcPr>
+            <w:tcW w:w="500" w:type="dxa"/>
+            <w:tcBorders>
+              <w:top w:val="single" w:sz="4" w:space="0" w:color="000000"/>
+              <w:left w:val="single" w:sz="4" w:space="0" w:color="000000"/>
+              <w:bottom w:val="single" w:sz="4" w:space="0" w:color="000000"/>
+              <w:right w:val="single" w:sz="4" w:space="0" w:color="000000"/>
+            </w:tcBorders>
+          </w:tcPr>
+          <w:p>
+            <w:pPr>
+              <w:spacing w:after="0" w:line="259" w:lineRule="auto"/>
+              <w:ind w:left="20" w:right="20" w:firstLine="0"/>
+              <w:jc w:val="left"/>
+            </w:pPr>
+            <w:r>
+              <w:rPr>
+                <w:sz w:val="17"/>
+              </w:rPr>
+              <w:t xml:space="preserve">2</w:t>
+            </w:r>
+          </w:p>
+        </w:tc>
+        <w:tc>
+          <w:tcPr>
+            <w:tcW w:w="1500" w:type="dxa"/>
+            <w:tcBorders>
+              <w:top w:val="single" w:sz="4" w:space="0" w:color="000000"/>
+              <w:left w:val="single" w:sz="4" w:space="0" w:color="000000"/>
+              <w:bottom w:val="single" w:sz="4" w:space="0" w:color="000000"/>
+              <w:right w:val="single" w:sz="4" w:space="0" w:color="000000"/>
+            </w:tcBorders>
+          </w:tcPr>
+          <w:p>
+            <w:pPr>
+              <w:spacing w:after="0" w:line="259" w:lineRule="auto"/>
+              <w:ind w:left="20" w:right="20" w:firstLine="0"/>
+              <w:jc w:val="left"/>
+            </w:pPr>
+            <w:r>
+              <w:rPr>
+                <w:sz w:val="17"/>
+              </w:rPr>
+              <w:t xml:space="preserve">Simple 1 producto</w:t>
+            </w:r>
+          </w:p>
+        </w:tc>
+        <w:tc>
+          <w:tcPr>
+            <w:tcW w:w="1300" w:type="dxa"/>
+            <w:tcBorders>
+              <w:top w:val="single" w:sz="4" w:space="0" w:color="000000"/>
+              <w:left w:val="single" w:sz="4" w:space="0" w:color="000000"/>
+              <w:bottom w:val="single" w:sz="4" w:space="0" w:color="000000"/>
+              <w:right w:val="single" w:sz="4" w:space="0" w:color="000000"/>
+            </w:tcBorders>
+          </w:tcPr>
+          <w:p>
+            <w:pPr>
+              <w:spacing w:after="0" w:line="259" w:lineRule="auto"/>
+              <w:ind w:left="20" w:right="20" w:firstLine="0"/>
+              <w:jc w:val="left"/>
+            </w:pPr>
+            <w:r>
+              <w:rPr>
+                <w:sz w:val="17"/>
+              </w:rPr>
+              <w:t xml:space="preserve">Cigarrillos</w:t>
+            </w:r>
+          </w:p>
+        </w:tc>
+        <w:tc>
+          <w:tcPr>
+            <w:tcW w:w="2745" w:type="dxa"/>
+            <w:tcBorders>
+              <w:top w:val="single" w:sz="4" w:space="0" w:color="000000"/>
+              <w:left w:val="single" w:sz="4" w:space="0" w:color="000000"/>
+              <w:bottom w:val="single" w:sz="4" w:space="0" w:color="000000"/>
+              <w:right w:val="single" w:sz="4" w:space="0" w:color="000000"/>
+            </w:tcBorders>
+          </w:tcPr>
+          <w:p>
+            <w:pPr>
+              <w:spacing w:after="0" w:line="259" w:lineRule="auto"/>
+              <w:ind w:left="20" w:right="20" w:firstLine="0"/>
+              <w:jc w:val="left"/>
+            </w:pPr>
+            <w:r>
+              <w:rPr>
+                <w:sz w:val="17"/>
+              </w:rPr>
+              <w:t xml:space="preserve">Marlboro Box</w:t>
+            </w:r>
+          </w:p>
+        </w:tc>
+        <w:tc>
+          <w:tcPr>
+            <w:tcW w:w="700" w:type="dxa"/>
+            <w:tcBorders>
+              <w:top w:val="single" w:sz="4" w:space="0" w:color="000000"/>
+              <w:left w:val="single" w:sz="4" w:space="0" w:color="000000"/>
+              <w:bottom w:val="single" w:sz="4" w:space="0" w:color="000000"/>
+              <w:right w:val="single" w:sz="4" w:space="0" w:color="000000"/>
+            </w:tcBorders>
+          </w:tcPr>
+          <w:p>
+            <w:pPr>
+              <w:spacing w:after="0" w:line="259" w:lineRule="auto"/>
+              <w:ind w:left="20" w:right="20" w:firstLine="0"/>
+              <w:jc w:val="left"/>
+            </w:pPr>
+            <w:r>
+              <w:rPr>
+                <w:sz w:val="17"/>
+              </w:rPr>
+              <w:t xml:space="preserve">1</w:t>
+            </w:r>
+          </w:p>
+        </w:tc>
+        <w:tc>
+          <w:tcPr>
+            <w:tcW w:w="2100" w:type="dxa"/>
+            <w:tcBorders>
+              <w:top w:val="single" w:sz="4" w:space="0" w:color="000000"/>
+              <w:left w:val="single" w:sz="4" w:space="0" w:color="000000"/>
+              <w:bottom w:val="single" w:sz="4" w:space="0" w:color="000000"/>
+              <w:right w:val="single" w:sz="4" w:space="0" w:color="000000"/>
+            </w:tcBorders>
+          </w:tcPr>
+          <w:p>
+            <w:pPr>
+              <w:spacing w:after="0" w:line="259" w:lineRule="auto"/>
+              <w:ind w:left="20" w:right="20" w:firstLine="0"/>
+              <w:jc w:val="left"/>
+            </w:pPr>
+            <w:r>
+              <w:rPr>
+                <w:sz w:val="17"/>
+              </w:rPr>
+              <w:t xml:space="preserve">Confirmado</w:t>
+            </w:r>
+          </w:p>
+        </w:tc>
+      </w:tr>
+      <w:tr>
+        <w:tc>
+          <w:tcPr>
+            <w:tcW w:w="500" w:type="dxa"/>
+            <w:tcBorders>
+              <w:top w:val="single" w:sz="4" w:space="0" w:color="000000"/>
+              <w:left w:val="single" w:sz="4" w:space="0" w:color="000000"/>
+              <w:bottom w:val="single" w:sz="4" w:space="0" w:color="000000"/>
+              <w:right w:val="single" w:sz="4" w:space="0" w:color="000000"/>
+            </w:tcBorders>
+          </w:tcPr>
+          <w:p>
+            <w:pPr>
+              <w:spacing w:after="0" w:line="259" w:lineRule="auto"/>
+              <w:ind w:left="20" w:right="20" w:firstLine="0"/>
+              <w:jc w:val="left"/>
+            </w:pPr>
+            <w:r>
+              <w:rPr>
+                <w:sz w:val="17"/>
+              </w:rPr>
+              <w:t xml:space="preserve">3</w:t>
+            </w:r>
+          </w:p>
+        </w:tc>
+        <w:tc>
+          <w:tcPr>
+            <w:tcW w:w="1500" w:type="dxa"/>
+            <w:tcBorders>
+              <w:top w:val="single" w:sz="4" w:space="0" w:color="000000"/>
+              <w:left w:val="single" w:sz="4" w:space="0" w:color="000000"/>
+              <w:bottom w:val="single" w:sz="4" w:space="0" w:color="000000"/>
+              <w:right w:val="single" w:sz="4" w:space="0" w:color="000000"/>
+            </w:tcBorders>
+          </w:tcPr>
+          <w:p>
+            <w:pPr>
+              <w:spacing w:after="0" w:line="259" w:lineRule="auto"/>
+              <w:ind w:left="20" w:right="20" w:firstLine="0"/>
+              <w:jc w:val="left"/>
+            </w:pPr>
+            <w:r>
+              <w:rPr>
+                <w:sz w:val="17"/>
+              </w:rPr>
+              <w:t xml:space="preserve">Simple 1 producto</w:t>
+            </w:r>
+          </w:p>
+        </w:tc>
+        <w:tc>
+          <w:tcPr>
+            <w:tcW w:w="1300" w:type="dxa"/>
+            <w:tcBorders>
+              <w:top w:val="single" w:sz="4" w:space="0" w:color="000000"/>
+              <w:left w:val="single" w:sz="4" w:space="0" w:color="000000"/>
+              <w:bottom w:val="single" w:sz="4" w:space="0" w:color="000000"/>
+              <w:right w:val="single" w:sz="4" w:space="0" w:color="000000"/>
+            </w:tcBorders>
+          </w:tcPr>
+          <w:p>
+            <w:pPr>
+              <w:spacing w:after="0" w:line="259" w:lineRule="auto"/>
+              <w:ind w:left="20" w:right="20" w:firstLine="0"/>
+              <w:jc w:val="left"/>
+            </w:pPr>
+            <w:r>
+              <w:rPr>
+                <w:sz w:val="17"/>
+              </w:rPr>
+              <w:t xml:space="preserve">Golosinas</w:t>
+            </w:r>
+          </w:p>
+        </w:tc>
+        <w:tc>
+          <w:tcPr>
+            <w:tcW w:w="2745" w:type="dxa"/>
+            <w:tcBorders>
+              <w:top w:val="single" w:sz="4" w:space="0" w:color="000000"/>
+              <w:left w:val="single" w:sz="4" w:space="0" w:color="000000"/>
+              <w:bottom w:val="single" w:sz="4" w:space="0" w:color="000000"/>
+              <w:right w:val="single" w:sz="4" w:space="0" w:color="000000"/>
+            </w:tcBorders>
+          </w:tcPr>
+          <w:p>
+            <w:pPr>
+              <w:spacing w:after="0" w:line="259" w:lineRule="auto"/>
+              <w:ind w:left="20" w:right="20" w:firstLine="0"/>
+              <w:jc w:val="left"/>
+            </w:pPr>
+            <w:r>
+              <w:rPr>
+                <w:sz w:val="17"/>
+              </w:rPr>
+              <w:t xml:space="preserve">Chocolate Aireado Milka</w:t>
+            </w:r>
+          </w:p>
+        </w:tc>
+        <w:tc>
+          <w:tcPr>
+            <w:tcW w:w="700" w:type="dxa"/>
+            <w:tcBorders>
+              <w:top w:val="single" w:sz="4" w:space="0" w:color="000000"/>
+              <w:left w:val="single" w:sz="4" w:space="0" w:color="000000"/>
+              <w:bottom w:val="single" w:sz="4" w:space="0" w:color="000000"/>
+              <w:right w:val="single" w:sz="4" w:space="0" w:color="000000"/>
+            </w:tcBorders>
+          </w:tcPr>
+          <w:p>
+            <w:pPr>
+              <w:spacing w:after="0" w:line="259" w:lineRule="auto"/>
+              <w:ind w:left="20" w:right="20" w:firstLine="0"/>
+              <w:jc w:val="left"/>
+            </w:pPr>
+            <w:r>
+              <w:rPr>
+                <w:sz w:val="17"/>
+              </w:rPr>
+              <w:t xml:space="preserve">1</w:t>
+            </w:r>
+          </w:p>
+        </w:tc>
+        <w:tc>
+          <w:tcPr>
+            <w:tcW w:w="2100" w:type="dxa"/>
+            <w:tcBorders>
+              <w:top w:val="single" w:sz="4" w:space="0" w:color="000000"/>
+              <w:left w:val="single" w:sz="4" w:space="0" w:color="000000"/>
+              <w:bottom w:val="single" w:sz="4" w:space="0" w:color="000000"/>
+              <w:right w:val="single" w:sz="4" w:space="0" w:color="000000"/>
+            </w:tcBorders>
+          </w:tcPr>
+          <w:p>
+            <w:pPr>
+              <w:spacing w:after="0" w:line="259" w:lineRule="auto"/>
+              <w:ind w:left="20" w:right="20" w:firstLine="0"/>
+              <w:jc w:val="left"/>
+            </w:pPr>
+            <w:r>
+              <w:rPr>
+                <w:sz w:val="17"/>
+              </w:rPr>
+              <w:t xml:space="preserve">Confirmado</w:t>
+            </w:r>
+          </w:p>
+        </w:tc>
+      </w:tr>
+      <w:tr>
+        <w:tc>
+          <w:tcPr>
+            <w:tcW w:w="500" w:type="dxa"/>
+            <w:tcBorders>
+              <w:top w:val="single" w:sz="4" w:space="0" w:color="000000"/>
+              <w:left w:val="single" w:sz="4" w:space="0" w:color="000000"/>
+              <w:bottom w:val="single" w:sz="4" w:space="0" w:color="000000"/>
+              <w:right w:val="single" w:sz="4" w:space="0" w:color="000000"/>
+            </w:tcBorders>
+          </w:tcPr>
+          <w:p>
+            <w:pPr>
+              <w:spacing w:after="0" w:line="259" w:lineRule="auto"/>
+              <w:ind w:left="20" w:right="20" w:firstLine="0"/>
+              <w:jc w:val="left"/>
+            </w:pPr>
+            <w:r>
+              <w:rPr>
+                <w:sz w:val="17"/>
+              </w:rPr>
+              <w:t xml:space="preserve">4</w:t>
+            </w:r>
+          </w:p>
+        </w:tc>
+        <w:tc>
+          <w:tcPr>
+            <w:tcW w:w="1500" w:type="dxa"/>
+            <w:tcBorders>
+              <w:top w:val="single" w:sz="4" w:space="0" w:color="000000"/>
+              <w:left w:val="single" w:sz="4" w:space="0" w:color="000000"/>
+              <w:bottom w:val="single" w:sz="4" w:space="0" w:color="000000"/>
+              <w:right w:val="single" w:sz="4" w:space="0" w:color="000000"/>
+            </w:tcBorders>
+          </w:tcPr>
+          <w:p>
+            <w:pPr>
+              <w:spacing w:after="0" w:line="259" w:lineRule="auto"/>
+              <w:ind w:left="20" w:right="20" w:firstLine="0"/>
+              <w:jc w:val="left"/>
+            </w:pPr>
+            <w:r>
+              <w:rPr>
+                <w:sz w:val="17"/>
+              </w:rPr>
+              <w:t xml:space="preserve">Simple 1 producto</w:t>
+            </w:r>
+          </w:p>
+        </w:tc>
+        <w:tc>
+          <w:tcPr>
+            <w:tcW w:w="1300" w:type="dxa"/>
+            <w:tcBorders>
+              <w:top w:val="single" w:sz="4" w:space="0" w:color="000000"/>
+              <w:left w:val="single" w:sz="4" w:space="0" w:color="000000"/>
+              <w:bottom w:val="single" w:sz="4" w:space="0" w:color="000000"/>
+              <w:right w:val="single" w:sz="4" w:space="0" w:color="000000"/>
+            </w:tcBorders>
+          </w:tcPr>
+          <w:p>
+            <w:pPr>
+              <w:spacing w:after="0" w:line="259" w:lineRule="auto"/>
+              <w:ind w:left="20" w:right="20" w:firstLine="0"/>
+              <w:jc w:val="left"/>
+            </w:pPr>
+            <w:r>
+              <w:rPr>
+                <w:sz w:val="17"/>
+              </w:rPr>
+              <w:t xml:space="preserve">Perfumería e Higiene</w:t>
+            </w:r>
+          </w:p>
+        </w:tc>
+        <w:tc>
+          <w:tcPr>
+            <w:tcW w:w="2745" w:type="dxa"/>
+            <w:tcBorders>
+              <w:top w:val="single" w:sz="4" w:space="0" w:color="000000"/>
+              <w:left w:val="single" w:sz="4" w:space="0" w:color="000000"/>
+              <w:bottom w:val="single" w:sz="4" w:space="0" w:color="000000"/>
+              <w:right w:val="single" w:sz="4" w:space="0" w:color="000000"/>
+            </w:tcBorders>
+          </w:tcPr>
+          <w:p>
+            <w:pPr>
+              <w:spacing w:after="0" w:line="259" w:lineRule="auto"/>
+              <w:ind w:left="20" w:right="20" w:firstLine="0"/>
+              <w:jc w:val="left"/>
+            </w:pPr>
+            <w:r>
+              <w:rPr>
+                <w:sz w:val="17"/>
+              </w:rPr>
+              <w:t xml:space="preserve">Jabón Dove</w:t>
+            </w:r>
+          </w:p>
+        </w:tc>
+        <w:tc>
+          <w:tcPr>
+            <w:tcW w:w="700" w:type="dxa"/>
+            <w:tcBorders>
+              <w:top w:val="single" w:sz="4" w:space="0" w:color="000000"/>
+              <w:left w:val="single" w:sz="4" w:space="0" w:color="000000"/>
+              <w:bottom w:val="single" w:sz="4" w:space="0" w:color="000000"/>
+              <w:right w:val="single" w:sz="4" w:space="0" w:color="000000"/>
+            </w:tcBorders>
+          </w:tcPr>
+          <w:p>
+            <w:pPr>
+              <w:spacing w:after="0" w:line="259" w:lineRule="auto"/>
+              <w:ind w:left="20" w:right="20" w:firstLine="0"/>
+              <w:jc w:val="left"/>
+            </w:pPr>
+            <w:r>
+              <w:rPr>
+                <w:sz w:val="17"/>
+              </w:rPr>
+              <w:t xml:space="preserve">1</w:t>
+            </w:r>
+          </w:p>
+        </w:tc>
+        <w:tc>
+          <w:tcPr>
+            <w:tcW w:w="2100" w:type="dxa"/>
+            <w:tcBorders>
+              <w:top w:val="single" w:sz="4" w:space="0" w:color="000000"/>
+              <w:left w:val="single" w:sz="4" w:space="0" w:color="000000"/>
+              <w:bottom w:val="single" w:sz="4" w:space="0" w:color="000000"/>
+              <w:right w:val="single" w:sz="4" w:space="0" w:color="000000"/>
+            </w:tcBorders>
+          </w:tcPr>
+          <w:p>
+            <w:pPr>
+              <w:spacing w:after="0" w:line="259" w:lineRule="auto"/>
+              <w:ind w:left="20" w:right="20" w:firstLine="0"/>
+              <w:jc w:val="left"/>
+            </w:pPr>
+            <w:r>
+              <w:rPr>
+                <w:sz w:val="17"/>
+              </w:rPr>
+              <w:t xml:space="preserve">Confirmado</w:t>
+            </w:r>
+          </w:p>
+        </w:tc>
+      </w:tr>
+      <w:tr>
+        <w:tc>
+          <w:tcPr>
+            <w:tcW w:w="500" w:type="dxa"/>
+            <w:tcBorders>
+              <w:top w:val="single" w:sz="4" w:space="0" w:color="000000"/>
+              <w:left w:val="single" w:sz="4" w:space="0" w:color="000000"/>
+              <w:bottom w:val="single" w:sz="4" w:space="0" w:color="000000"/>
+              <w:right w:val="single" w:sz="4" w:space="0" w:color="000000"/>
+            </w:tcBorders>
+          </w:tcPr>
+          <w:p>
+            <w:pPr>
+              <w:spacing w:after="0" w:line="259" w:lineRule="auto"/>
+              <w:ind w:left="20" w:right="20" w:firstLine="0"/>
+              <w:jc w:val="left"/>
+            </w:pPr>
+            <w:r>
+              <w:rPr>
+                <w:sz w:val="17"/>
+              </w:rPr>
+              <w:t xml:space="preserve">5</w:t>
+            </w:r>
+          </w:p>
+        </w:tc>
+        <w:tc>
+          <w:tcPr>
+            <w:tcW w:w="1500" w:type="dxa"/>
+            <w:tcBorders>
+              <w:top w:val="single" w:sz="4" w:space="0" w:color="000000"/>
+              <w:left w:val="single" w:sz="4" w:space="0" w:color="000000"/>
+              <w:bottom w:val="single" w:sz="4" w:space="0" w:color="000000"/>
+              <w:right w:val="single" w:sz="4" w:space="0" w:color="000000"/>
+            </w:tcBorders>
+          </w:tcPr>
+          <w:p>
+            <w:pPr>
+              <w:spacing w:after="0" w:line="259" w:lineRule="auto"/>
+              <w:ind w:left="20" w:right="20" w:firstLine="0"/>
+              <w:jc w:val="left"/>
+            </w:pPr>
+            <w:r>
+              <w:rPr>
+                <w:sz w:val="17"/>
+              </w:rPr>
+              <w:t xml:space="preserve">Simple 1 producto</w:t>
+            </w:r>
+          </w:p>
+        </w:tc>
+        <w:tc>
+          <w:tcPr>
+            <w:tcW w:w="1300" w:type="dxa"/>
+            <w:tcBorders>
+              <w:top w:val="single" w:sz="4" w:space="0" w:color="000000"/>
+              <w:left w:val="single" w:sz="4" w:space="0" w:color="000000"/>
+              <w:bottom w:val="single" w:sz="4" w:space="0" w:color="000000"/>
+              <w:right w:val="single" w:sz="4" w:space="0" w:color="000000"/>
+            </w:tcBorders>
+          </w:tcPr>
+          <w:p>
+            <w:pPr>
+              <w:spacing w:after="0" w:line="259" w:lineRule="auto"/>
+              <w:ind w:left="20" w:right="20" w:firstLine="0"/>
+              <w:jc w:val="left"/>
+            </w:pPr>
+            <w:r>
+              <w:rPr>
+                <w:sz w:val="17"/>
+              </w:rPr>
+              <w:t xml:space="preserve">Golosinas</w:t>
+            </w:r>
+          </w:p>
+        </w:tc>
+        <w:tc>
+          <w:tcPr>
+            <w:tcW w:w="2745" w:type="dxa"/>
+            <w:tcBorders>
+              <w:top w:val="single" w:sz="4" w:space="0" w:color="000000"/>
+              <w:left w:val="single" w:sz="4" w:space="0" w:color="000000"/>
+              <w:bottom w:val="single" w:sz="4" w:space="0" w:color="000000"/>
+              <w:right w:val="single" w:sz="4" w:space="0" w:color="000000"/>
+            </w:tcBorders>
+          </w:tcPr>
+          <w:p>
+            <w:pPr>
+              <w:spacing w:after="0" w:line="259" w:lineRule="auto"/>
+              <w:ind w:left="20" w:right="20" w:firstLine="0"/>
+              <w:jc w:val="left"/>
+            </w:pPr>
+            <w:r>
+              <w:rPr>
+                <w:sz w:val="17"/>
+              </w:rPr>
+              <w:t xml:space="preserve">Doritos 250gr</w:t>
+            </w:r>
+          </w:p>
+        </w:tc>
+        <w:tc>
+          <w:tcPr>
+            <w:tcW w:w="700" w:type="dxa"/>
+            <w:tcBorders>
+              <w:top w:val="single" w:sz="4" w:space="0" w:color="000000"/>
+              <w:left w:val="single" w:sz="4" w:space="0" w:color="000000"/>
+              <w:bottom w:val="single" w:sz="4" w:space="0" w:color="000000"/>
+              <w:right w:val="single" w:sz="4" w:space="0" w:color="000000"/>
+            </w:tcBorders>
+          </w:tcPr>
+          <w:p>
+            <w:pPr>
+              <w:spacing w:after="0" w:line="259" w:lineRule="auto"/>
+              <w:ind w:left="20" w:right="20" w:firstLine="0"/>
+              <w:jc w:val="left"/>
+            </w:pPr>
+            <w:r>
+              <w:rPr>
+                <w:sz w:val="17"/>
+              </w:rPr>
+              <w:t xml:space="preserve">1</w:t>
+            </w:r>
+          </w:p>
+        </w:tc>
+        <w:tc>
+          <w:tcPr>
+            <w:tcW w:w="2100" w:type="dxa"/>
+            <w:tcBorders>
+              <w:top w:val="single" w:sz="4" w:space="0" w:color="000000"/>
+              <w:left w:val="single" w:sz="4" w:space="0" w:color="000000"/>
+              <w:bottom w:val="single" w:sz="4" w:space="0" w:color="000000"/>
+              <w:right w:val="single" w:sz="4" w:space="0" w:color="000000"/>
+            </w:tcBorders>
+          </w:tcPr>
+          <w:p>
+            <w:pPr>
+              <w:spacing w:after="0" w:line="259" w:lineRule="auto"/>
+              <w:ind w:left="20" w:right="20" w:firstLine="0"/>
+              <w:jc w:val="left"/>
+            </w:pPr>
+            <w:r>
+              <w:rPr>
+                <w:sz w:val="17"/>
+              </w:rPr>
+              <w:t xml:space="preserve">Confirmado</w:t>
+            </w:r>
+          </w:p>
+        </w:tc>
+      </w:tr>
+      <w:tr>
+        <w:tc>
+          <w:tcPr>
+            <w:tcW w:w="500" w:type="dxa"/>
+            <w:tcBorders>
+              <w:top w:val="single" w:sz="4" w:space="0" w:color="000000"/>
+              <w:left w:val="single" w:sz="4" w:space="0" w:color="000000"/>
+              <w:bottom w:val="single" w:sz="4" w:space="0" w:color="000000"/>
+              <w:right w:val="single" w:sz="4" w:space="0" w:color="000000"/>
+            </w:tcBorders>
+          </w:tcPr>
+          <w:p>
+            <w:pPr>
+              <w:spacing w:after="0" w:line="259" w:lineRule="auto"/>
+              <w:ind w:left="20" w:right="20" w:firstLine="0"/>
+              <w:jc w:val="left"/>
+            </w:pPr>
+            <w:r>
+              <w:rPr>
+                <w:sz w:val="17"/>
+              </w:rPr>
+              <w:t xml:space="preserve">6</w:t>
+            </w:r>
+          </w:p>
+        </w:tc>
+        <w:tc>
+          <w:tcPr>
+            <w:tcW w:w="1500" w:type="dxa"/>
+            <w:tcBorders>
+              <w:top w:val="single" w:sz="4" w:space="0" w:color="000000"/>
+              <w:left w:val="single" w:sz="4" w:space="0" w:color="000000"/>
+              <w:bottom w:val="single" w:sz="4" w:space="0" w:color="000000"/>
+              <w:right w:val="single" w:sz="4" w:space="0" w:color="000000"/>
+            </w:tcBorders>
+          </w:tcPr>
+          <w:p>
+            <w:pPr>
+              <w:spacing w:after="0" w:line="259" w:lineRule="auto"/>
+              <w:ind w:left="20" w:right="20" w:firstLine="0"/>
+              <w:jc w:val="left"/>
+            </w:pPr>
+            <w:r>
+              <w:rPr>
+                <w:sz w:val="17"/>
+              </w:rPr>
+              <w:t xml:space="preserve">Simple 1 producto</w:t>
+            </w:r>
+          </w:p>
+        </w:tc>
+        <w:tc>
+          <w:tcPr>
+            <w:tcW w:w="1300" w:type="dxa"/>
+            <w:tcBorders>
+              <w:top w:val="single" w:sz="4" w:space="0" w:color="000000"/>
+              <w:left w:val="single" w:sz="4" w:space="0" w:color="000000"/>
+              <w:bottom w:val="single" w:sz="4" w:space="0" w:color="000000"/>
+              <w:right w:val="single" w:sz="4" w:space="0" w:color="000000"/>
+            </w:tcBorders>
+          </w:tcPr>
+          <w:p>
+            <w:pPr>
+              <w:spacing w:after="0" w:line="259" w:lineRule="auto"/>
+              <w:ind w:left="20" w:right="20" w:firstLine="0"/>
+              <w:jc w:val="left"/>
+            </w:pPr>
+            <w:r>
+              <w:rPr>
+                <w:sz w:val="17"/>
+              </w:rPr>
+              <w:t xml:space="preserve">Bebidas</w:t>
+            </w:r>
+          </w:p>
+        </w:tc>
+        <w:tc>
+          <w:tcPr>
+            <w:tcW w:w="2745" w:type="dxa"/>
+            <w:tcBorders>
+              <w:top w:val="single" w:sz="4" w:space="0" w:color="000000"/>
+              <w:left w:val="single" w:sz="4" w:space="0" w:color="000000"/>
+              <w:bottom w:val="single" w:sz="4" w:space="0" w:color="000000"/>
+              <w:right w:val="single" w:sz="4" w:space="0" w:color="000000"/>
+            </w:tcBorders>
+          </w:tcPr>
+          <w:p>
+            <w:pPr>
+              <w:spacing w:after="0" w:line="259" w:lineRule="auto"/>
+              <w:ind w:left="20" w:right="20" w:firstLine="0"/>
+              <w:jc w:val="left"/>
+            </w:pPr>
+            <w:r>
+              <w:rPr>
+                <w:sz w:val="17"/>
+              </w:rPr>
+              <w:t xml:space="preserve">Coca-Cola Zero</w:t>
+            </w:r>
+          </w:p>
+        </w:tc>
+        <w:tc>
+          <w:tcPr>
+            <w:tcW w:w="700" w:type="dxa"/>
+            <w:tcBorders>
+              <w:top w:val="single" w:sz="4" w:space="0" w:color="000000"/>
+              <w:left w:val="single" w:sz="4" w:space="0" w:color="000000"/>
+              <w:bottom w:val="single" w:sz="4" w:space="0" w:color="000000"/>
+              <w:right w:val="single" w:sz="4" w:space="0" w:color="000000"/>
+            </w:tcBorders>
+          </w:tcPr>
+          <w:p>
+            <w:pPr>
+              <w:spacing w:after="0" w:line="259" w:lineRule="auto"/>
+              <w:ind w:left="20" w:right="20" w:firstLine="0"/>
+              <w:jc w:val="left"/>
+            </w:pPr>
+            <w:r>
+              <w:rPr>
+                <w:sz w:val="17"/>
+              </w:rPr>
+              <w:t xml:space="preserve">1</w:t>
+            </w:r>
+          </w:p>
+        </w:tc>
+        <w:tc>
+          <w:tcPr>
+            <w:tcW w:w="2100" w:type="dxa"/>
+            <w:tcBorders>
+              <w:top w:val="single" w:sz="4" w:space="0" w:color="000000"/>
+              <w:left w:val="single" w:sz="4" w:space="0" w:color="000000"/>
+              <w:bottom w:val="single" w:sz="4" w:space="0" w:color="000000"/>
+              <w:right w:val="single" w:sz="4" w:space="0" w:color="000000"/>
+            </w:tcBorders>
+          </w:tcPr>
+          <w:p>
+            <w:pPr>
+              <w:spacing w:after="0" w:line="259" w:lineRule="auto"/>
+              <w:ind w:left="20" w:right="20" w:firstLine="0"/>
+              <w:jc w:val="left"/>
+            </w:pPr>
+            <w:r>
+              <w:rPr>
+                <w:sz w:val="17"/>
+              </w:rPr>
+              <w:t xml:space="preserve">Confirmado</w:t>
+            </w:r>
+          </w:p>
+        </w:tc>
+      </w:tr>
+      <w:tr>
+        <w:tc>
+          <w:tcPr>
+            <w:tcW w:w="500" w:type="dxa"/>
+            <w:tcBorders>
+              <w:top w:val="single" w:sz="4" w:space="0" w:color="000000"/>
+              <w:left w:val="single" w:sz="4" w:space="0" w:color="000000"/>
+              <w:bottom w:val="single" w:sz="4" w:space="0" w:color="000000"/>
+              <w:right w:val="single" w:sz="4" w:space="0" w:color="000000"/>
+            </w:tcBorders>
+          </w:tcPr>
+          <w:p>
+            <w:pPr>
+              <w:spacing w:after="0" w:line="259" w:lineRule="auto"/>
+              <w:ind w:left="20" w:right="20" w:firstLine="0"/>
+              <w:jc w:val="left"/>
+            </w:pPr>
+            <w:r>
+              <w:rPr>
+                <w:sz w:val="17"/>
+              </w:rPr>
+              <w:t xml:space="preserve">7</w:t>
+            </w:r>
+          </w:p>
+        </w:tc>
+        <w:tc>
+          <w:tcPr>
+            <w:tcW w:w="1500" w:type="dxa"/>
+            <w:tcBorders>
+              <w:top w:val="single" w:sz="4" w:space="0" w:color="000000"/>
+              <w:left w:val="single" w:sz="4" w:space="0" w:color="000000"/>
+              <w:bottom w:val="single" w:sz="4" w:space="0" w:color="000000"/>
+              <w:right w:val="single" w:sz="4" w:space="0" w:color="000000"/>
+            </w:tcBorders>
+          </w:tcPr>
+          <w:p>
+            <w:pPr>
+              <w:spacing w:after="0" w:line="259" w:lineRule="auto"/>
+              <w:ind w:left="20" w:right="20" w:firstLine="0"/>
+              <w:jc w:val="left"/>
+            </w:pPr>
+            <w:r>
+              <w:rPr>
+                <w:sz w:val="17"/>
+              </w:rPr>
+              <w:t xml:space="preserve">Simple 1 producto</w:t>
+            </w:r>
+          </w:p>
+        </w:tc>
+        <w:tc>
+          <w:tcPr>
+            <w:tcW w:w="1300" w:type="dxa"/>
+            <w:tcBorders>
+              <w:top w:val="single" w:sz="4" w:space="0" w:color="000000"/>
+              <w:left w:val="single" w:sz="4" w:space="0" w:color="000000"/>
+              <w:bottom w:val="single" w:sz="4" w:space="0" w:color="000000"/>
+              <w:right w:val="single" w:sz="4" w:space="0" w:color="000000"/>
+            </w:tcBorders>
+          </w:tcPr>
+          <w:p>
+            <w:pPr>
+              <w:spacing w:after="0" w:line="259" w:lineRule="auto"/>
+              <w:ind w:left="20" w:right="20" w:firstLine="0"/>
+              <w:jc w:val="left"/>
+            </w:pPr>
+            <w:r>
+              <w:rPr>
+                <w:sz w:val="17"/>
+              </w:rPr>
+              <w:t xml:space="preserve">Cigarrillos</w:t>
+            </w:r>
+          </w:p>
+        </w:tc>
+        <w:tc>
+          <w:tcPr>
+            <w:tcW w:w="2745" w:type="dxa"/>
+            <w:tcBorders>
+              <w:top w:val="single" w:sz="4" w:space="0" w:color="000000"/>
+              <w:left w:val="single" w:sz="4" w:space="0" w:color="000000"/>
+              <w:bottom w:val="single" w:sz="4" w:space="0" w:color="000000"/>
+              <w:right w:val="single" w:sz="4" w:space="0" w:color="000000"/>
+            </w:tcBorders>
+          </w:tcPr>
+          <w:p>
+            <w:pPr>
+              <w:spacing w:after="0" w:line="259" w:lineRule="auto"/>
+              <w:ind w:left="20" w:right="20" w:firstLine="0"/>
+              <w:jc w:val="left"/>
+            </w:pPr>
+            <w:r>
+              <w:rPr>
+                <w:sz w:val="17"/>
+              </w:rPr>
+              <w:t xml:space="preserve">Phillips-Morris Convertible</w:t>
+            </w:r>
+          </w:p>
+        </w:tc>
+        <w:tc>
+          <w:tcPr>
+            <w:tcW w:w="700" w:type="dxa"/>
+            <w:tcBorders>
+              <w:top w:val="single" w:sz="4" w:space="0" w:color="000000"/>
+              <w:left w:val="single" w:sz="4" w:space="0" w:color="000000"/>
+              <w:bottom w:val="single" w:sz="4" w:space="0" w:color="000000"/>
+              <w:right w:val="single" w:sz="4" w:space="0" w:color="000000"/>
+            </w:tcBorders>
+          </w:tcPr>
+          <w:p>
+            <w:pPr>
+              <w:spacing w:after="0" w:line="259" w:lineRule="auto"/>
+              <w:ind w:left="20" w:right="20" w:firstLine="0"/>
+              <w:jc w:val="left"/>
+            </w:pPr>
+            <w:r>
+              <w:rPr>
+                <w:sz w:val="17"/>
+              </w:rPr>
+              <w:t xml:space="preserve">1</w:t>
+            </w:r>
+          </w:p>
+        </w:tc>
+        <w:tc>
+          <w:tcPr>
+            <w:tcW w:w="2100" w:type="dxa"/>
+            <w:tcBorders>
+              <w:top w:val="single" w:sz="4" w:space="0" w:color="000000"/>
+              <w:left w:val="single" w:sz="4" w:space="0" w:color="000000"/>
+              <w:bottom w:val="single" w:sz="4" w:space="0" w:color="000000"/>
+              <w:right w:val="single" w:sz="4" w:space="0" w:color="000000"/>
+            </w:tcBorders>
+          </w:tcPr>
+          <w:p>
+            <w:pPr>
+              <w:spacing w:after="0" w:line="259" w:lineRule="auto"/>
+              <w:ind w:left="20" w:right="20" w:firstLine="0"/>
+              <w:jc w:val="left"/>
+            </w:pPr>
+            <w:r>
+              <w:rPr>
+                <w:sz w:val="17"/>
+              </w:rPr>
+              <w:t xml:space="preserve">Confirmado</w:t>
+            </w:r>
+          </w:p>
+        </w:tc>
+      </w:tr>
+      <w:tr>
+        <w:tc>
+          <w:tcPr>
+            <w:tcW w:w="500" w:type="dxa"/>
+            <w:tcBorders>
+              <w:top w:val="single" w:sz="4" w:space="0" w:color="000000"/>
+              <w:left w:val="single" w:sz="4" w:space="0" w:color="000000"/>
+              <w:bottom w:val="single" w:sz="4" w:space="0" w:color="000000"/>
+              <w:right w:val="single" w:sz="4" w:space="0" w:color="000000"/>
+            </w:tcBorders>
+          </w:tcPr>
+          <w:p>
+            <w:pPr>
+              <w:spacing w:after="0" w:line="259" w:lineRule="auto"/>
+              <w:ind w:left="20" w:right="20" w:firstLine="0"/>
+              <w:jc w:val="left"/>
+            </w:pPr>
+            <w:r>
+              <w:rPr>
+                <w:sz w:val="17"/>
+              </w:rPr>
+              <w:t xml:space="preserve">8</w:t>
+            </w:r>
+          </w:p>
+        </w:tc>
+        <w:tc>
+          <w:tcPr>
+            <w:tcW w:w="1500" w:type="dxa"/>
+            <w:tcBorders>
+              <w:top w:val="single" w:sz="4" w:space="0" w:color="000000"/>
+              <w:left w:val="single" w:sz="4" w:space="0" w:color="000000"/>
+              <w:bottom w:val="single" w:sz="4" w:space="0" w:color="000000"/>
+              <w:right w:val="single" w:sz="4" w:space="0" w:color="000000"/>
+            </w:tcBorders>
+          </w:tcPr>
+          <w:p>
+            <w:pPr>
+              <w:spacing w:after="0" w:line="259" w:lineRule="auto"/>
+              <w:ind w:left="20" w:right="20" w:firstLine="0"/>
+              <w:jc w:val="left"/>
+            </w:pPr>
+            <w:r>
+              <w:rPr>
+                <w:sz w:val="17"/>
+              </w:rPr>
+              <w:t xml:space="preserve">Simple 1 producto</w:t>
+            </w:r>
+          </w:p>
+        </w:tc>
+        <w:tc>
+          <w:tcPr>
+            <w:tcW w:w="1300" w:type="dxa"/>
+            <w:tcBorders>
+              <w:top w:val="single" w:sz="4" w:space="0" w:color="000000"/>
+              <w:left w:val="single" w:sz="4" w:space="0" w:color="000000"/>
+              <w:bottom w:val="single" w:sz="4" w:space="0" w:color="000000"/>
+              <w:right w:val="single" w:sz="4" w:space="0" w:color="000000"/>
+            </w:tcBorders>
+          </w:tcPr>
+          <w:p>
+            <w:pPr>
+              <w:spacing w:after="0" w:line="259" w:lineRule="auto"/>
+              <w:ind w:left="20" w:right="20" w:firstLine="0"/>
+              <w:jc w:val="left"/>
+            </w:pPr>
+            <w:r>
+              <w:rPr>
+                <w:sz w:val="17"/>
+              </w:rPr>
+              <w:t xml:space="preserve">Golosinas</w:t>
+            </w:r>
+          </w:p>
+        </w:tc>
+        <w:tc>
+          <w:tcPr>
+            <w:tcW w:w="2745" w:type="dxa"/>
+            <w:tcBorders>
+              <w:top w:val="single" w:sz="4" w:space="0" w:color="000000"/>
+              <w:left w:val="single" w:sz="4" w:space="0" w:color="000000"/>
+              <w:bottom w:val="single" w:sz="4" w:space="0" w:color="000000"/>
+              <w:right w:val="single" w:sz="4" w:space="0" w:color="000000"/>
+            </w:tcBorders>
+          </w:tcPr>
+          <w:p>
+            <w:pPr>
+              <w:spacing w:after="0" w:line="259" w:lineRule="auto"/>
+              <w:ind w:left="20" w:right="20" w:firstLine="0"/>
+              <w:jc w:val="left"/>
+            </w:pPr>
+            <w:r>
+              <w:rPr>
+                <w:sz w:val="17"/>
+              </w:rPr>
+              <w:t xml:space="preserve">Bombón Bon o Bon</w:t>
+            </w:r>
+          </w:p>
+        </w:tc>
+        <w:tc>
+          <w:tcPr>
+            <w:tcW w:w="700" w:type="dxa"/>
+            <w:tcBorders>
+              <w:top w:val="single" w:sz="4" w:space="0" w:color="000000"/>
+              <w:left w:val="single" w:sz="4" w:space="0" w:color="000000"/>
+              <w:bottom w:val="single" w:sz="4" w:space="0" w:color="000000"/>
+              <w:right w:val="single" w:sz="4" w:space="0" w:color="000000"/>
+            </w:tcBorders>
+          </w:tcPr>
+          <w:p>
+            <w:pPr>
+              <w:spacing w:after="0" w:line="259" w:lineRule="auto"/>
+              <w:ind w:left="20" w:right="20" w:firstLine="0"/>
+              <w:jc w:val="left"/>
+            </w:pPr>
+            <w:r>
+              <w:rPr>
+                <w:sz w:val="17"/>
+              </w:rPr>
+              <w:t xml:space="preserve">1</w:t>
+            </w:r>
+          </w:p>
+        </w:tc>
+        <w:tc>
+          <w:tcPr>
+            <w:tcW w:w="2100" w:type="dxa"/>
+            <w:tcBorders>
+              <w:top w:val="single" w:sz="4" w:space="0" w:color="000000"/>
+              <w:left w:val="single" w:sz="4" w:space="0" w:color="000000"/>
+              <w:bottom w:val="single" w:sz="4" w:space="0" w:color="000000"/>
+              <w:right w:val="single" w:sz="4" w:space="0" w:color="000000"/>
+            </w:tcBorders>
+          </w:tcPr>
+          <w:p>
+            <w:pPr>
+              <w:spacing w:after="0" w:line="259" w:lineRule="auto"/>
+              <w:ind w:left="20" w:right="20" w:firstLine="0"/>
+              <w:jc w:val="left"/>
+            </w:pPr>
+            <w:r>
+              <w:rPr>
+                <w:sz w:val="17"/>
+              </w:rPr>
+              <w:t xml:space="preserve">Confirmado</w:t>
+            </w:r>
+          </w:p>
+        </w:tc>
+      </w:tr>
+      <w:tr>
+        <w:tc>
+          <w:tcPr>
+            <w:tcW w:w="500" w:type="dxa"/>
+            <w:tcBorders>
+              <w:top w:val="single" w:sz="4" w:space="0" w:color="000000"/>
+              <w:left w:val="single" w:sz="4" w:space="0" w:color="000000"/>
+              <w:bottom w:val="single" w:sz="4" w:space="0" w:color="000000"/>
+              <w:right w:val="single" w:sz="4" w:space="0" w:color="000000"/>
+            </w:tcBorders>
+          </w:tcPr>
+          <w:p>
+            <w:pPr>
+              <w:spacing w:after="0" w:line="259" w:lineRule="auto"/>
+              <w:ind w:left="20" w:right="20" w:firstLine="0"/>
+              <w:jc w:val="left"/>
+            </w:pPr>
+            <w:r>
+              <w:rPr>
+                <w:sz w:val="17"/>
+              </w:rPr>
+              <w:t xml:space="preserve">9</w:t>
+            </w:r>
+          </w:p>
+        </w:tc>
+        <w:tc>
+          <w:tcPr>
+            <w:tcW w:w="1500" w:type="dxa"/>
+            <w:tcBorders>
+              <w:top w:val="single" w:sz="4" w:space="0" w:color="000000"/>
+              <w:left w:val="single" w:sz="4" w:space="0" w:color="000000"/>
+              <w:bottom w:val="single" w:sz="4" w:space="0" w:color="000000"/>
+              <w:right w:val="single" w:sz="4" w:space="0" w:color="000000"/>
+            </w:tcBorders>
+          </w:tcPr>
+          <w:p>
+            <w:pPr>
+              <w:spacing w:after="0" w:line="259" w:lineRule="auto"/>
+              <w:ind w:left="20" w:right="20" w:firstLine="0"/>
+              <w:jc w:val="left"/>
+            </w:pPr>
+            <w:r>
+              <w:rPr>
+                <w:sz w:val="17"/>
+              </w:rPr>
+              <w:t xml:space="preserve">Simple 1 producto</w:t>
+            </w:r>
+          </w:p>
+        </w:tc>
+        <w:tc>
+          <w:tcPr>
+            <w:tcW w:w="1300" w:type="dxa"/>
+            <w:tcBorders>
+              <w:top w:val="single" w:sz="4" w:space="0" w:color="000000"/>
+              <w:left w:val="single" w:sz="4" w:space="0" w:color="000000"/>
+              <w:bottom w:val="single" w:sz="4" w:space="0" w:color="000000"/>
+              <w:right w:val="single" w:sz="4" w:space="0" w:color="000000"/>
+            </w:tcBorders>
+          </w:tcPr>
+          <w:p>
+            <w:pPr>
+              <w:spacing w:after="0" w:line="259" w:lineRule="auto"/>
+              <w:ind w:left="20" w:right="20" w:firstLine="0"/>
+              <w:jc w:val="left"/>
+            </w:pPr>
+            <w:r>
+              <w:rPr>
+                <w:sz w:val="17"/>
+              </w:rPr>
+              <w:t xml:space="preserve">Perfumería e Higiene</w:t>
+            </w:r>
+          </w:p>
+        </w:tc>
+        <w:tc>
+          <w:tcPr>
+            <w:tcW w:w="2745" w:type="dxa"/>
+            <w:tcBorders>
+              <w:top w:val="single" w:sz="4" w:space="0" w:color="000000"/>
+              <w:left w:val="single" w:sz="4" w:space="0" w:color="000000"/>
+              <w:bottom w:val="single" w:sz="4" w:space="0" w:color="000000"/>
+              <w:right w:val="single" w:sz="4" w:space="0" w:color="000000"/>
+            </w:tcBorders>
+          </w:tcPr>
+          <w:p>
+            <w:pPr>
+              <w:spacing w:after="0" w:line="259" w:lineRule="auto"/>
+              <w:ind w:left="20" w:right="20" w:firstLine="0"/>
+              <w:jc w:val="left"/>
+            </w:pPr>
+            <w:r>
+              <w:rPr>
+                <w:sz w:val="17"/>
+              </w:rPr>
+              <w:t xml:space="preserve">Pasta de dientes Colgate</w:t>
+            </w:r>
+          </w:p>
+        </w:tc>
+        <w:tc>
+          <w:tcPr>
+            <w:tcW w:w="700" w:type="dxa"/>
+            <w:tcBorders>
+              <w:top w:val="single" w:sz="4" w:space="0" w:color="000000"/>
+              <w:left w:val="single" w:sz="4" w:space="0" w:color="000000"/>
+              <w:bottom w:val="single" w:sz="4" w:space="0" w:color="000000"/>
+              <w:right w:val="single" w:sz="4" w:space="0" w:color="000000"/>
+            </w:tcBorders>
+          </w:tcPr>
+          <w:p>
+            <w:pPr>
+              <w:spacing w:after="0" w:line="259" w:lineRule="auto"/>
+              <w:ind w:left="20" w:right="20" w:firstLine="0"/>
+              <w:jc w:val="left"/>
+            </w:pPr>
+            <w:r>
+              <w:rPr>
+                <w:sz w:val="17"/>
+              </w:rPr>
+              <w:t xml:space="preserve">1</w:t>
+            </w:r>
+          </w:p>
+        </w:tc>
+        <w:tc>
+          <w:tcPr>
+            <w:tcW w:w="2100" w:type="dxa"/>
+            <w:tcBorders>
+              <w:top w:val="single" w:sz="4" w:space="0" w:color="000000"/>
+              <w:left w:val="single" w:sz="4" w:space="0" w:color="000000"/>
+              <w:bottom w:val="single" w:sz="4" w:space="0" w:color="000000"/>
+              <w:right w:val="single" w:sz="4" w:space="0" w:color="000000"/>
+            </w:tcBorders>
+          </w:tcPr>
+          <w:p>
+            <w:pPr>
+              <w:spacing w:after="0" w:line="259" w:lineRule="auto"/>
+              <w:ind w:left="20" w:right="20" w:firstLine="0"/>
+              <w:jc w:val="left"/>
+            </w:pPr>
+            <w:r>
+              <w:rPr>
+                <w:sz w:val="17"/>
+              </w:rPr>
+              <w:t xml:space="preserve">Confirmado</w:t>
+            </w:r>
+          </w:p>
+        </w:tc>
+      </w:tr>
+      <w:tr>
+        <w:tc>
+          <w:tcPr>
+            <w:tcW w:w="500" w:type="dxa"/>
+            <w:tcBorders>
+              <w:top w:val="single" w:sz="4" w:space="0" w:color="000000"/>
+              <w:left w:val="single" w:sz="4" w:space="0" w:color="000000"/>
+              <w:bottom w:val="single" w:sz="4" w:space="0" w:color="000000"/>
+              <w:right w:val="single" w:sz="4" w:space="0" w:color="000000"/>
+            </w:tcBorders>
+          </w:tcPr>
+          <w:p>
+            <w:pPr>
+              <w:spacing w:after="0" w:line="259" w:lineRule="auto"/>
+              <w:ind w:left="20" w:right="20" w:firstLine="0"/>
+              <w:jc w:val="left"/>
+            </w:pPr>
+            <w:r>
+              <w:rPr>
+                <w:sz w:val="17"/>
+              </w:rPr>
+              <w:t xml:space="preserve">10</w:t>
+            </w:r>
+          </w:p>
+        </w:tc>
+        <w:tc>
+          <w:tcPr>
+            <w:tcW w:w="1500" w:type="dxa"/>
+            <w:tcBorders>
+              <w:top w:val="single" w:sz="4" w:space="0" w:color="000000"/>
+              <w:left w:val="single" w:sz="4" w:space="0" w:color="000000"/>
+              <w:bottom w:val="single" w:sz="4" w:space="0" w:color="000000"/>
+              <w:right w:val="single" w:sz="4" w:space="0" w:color="000000"/>
+            </w:tcBorders>
+          </w:tcPr>
+          <w:p>
+            <w:pPr>
+              <w:spacing w:after="0" w:line="259" w:lineRule="auto"/>
+              <w:ind w:left="20" w:right="20" w:firstLine="0"/>
+              <w:jc w:val="left"/>
+            </w:pPr>
+            <w:r>
+              <w:rPr>
+                <w:sz w:val="17"/>
+              </w:rPr>
+              <w:t xml:space="preserve">Simple 1 producto</w:t>
+            </w:r>
+          </w:p>
+        </w:tc>
+        <w:tc>
+          <w:tcPr>
+            <w:tcW w:w="1300" w:type="dxa"/>
+            <w:tcBorders>
+              <w:top w:val="single" w:sz="4" w:space="0" w:color="000000"/>
+              <w:left w:val="single" w:sz="4" w:space="0" w:color="000000"/>
+              <w:bottom w:val="single" w:sz="4" w:space="0" w:color="000000"/>
+              <w:right w:val="single" w:sz="4" w:space="0" w:color="000000"/>
+            </w:tcBorders>
+          </w:tcPr>
+          <w:p>
+            <w:pPr>
+              <w:spacing w:after="0" w:line="259" w:lineRule="auto"/>
+              <w:ind w:left="20" w:right="20" w:firstLine="0"/>
+              <w:jc w:val="left"/>
+            </w:pPr>
+            <w:r>
+              <w:rPr>
+                <w:sz w:val="17"/>
+              </w:rPr>
+              <w:t xml:space="preserve">Bebidas</w:t>
+            </w:r>
+          </w:p>
+        </w:tc>
+        <w:tc>
+          <w:tcPr>
+            <w:tcW w:w="2745" w:type="dxa"/>
+            <w:tcBorders>
+              <w:top w:val="single" w:sz="4" w:space="0" w:color="000000"/>
+              <w:left w:val="single" w:sz="4" w:space="0" w:color="000000"/>
+              <w:bottom w:val="single" w:sz="4" w:space="0" w:color="000000"/>
+              <w:right w:val="single" w:sz="4" w:space="0" w:color="000000"/>
+            </w:tcBorders>
+          </w:tcPr>
+          <w:p>
+            <w:pPr>
+              <w:spacing w:after="0" w:line="259" w:lineRule="auto"/>
+              <w:ind w:left="20" w:right="20" w:firstLine="0"/>
+              <w:jc w:val="left"/>
+            </w:pPr>
+            <w:r>
+              <w:rPr>
+                <w:sz w:val="17"/>
+              </w:rPr>
+              <w:t xml:space="preserve">Pepsi Regular</w:t>
+            </w:r>
+          </w:p>
+        </w:tc>
+        <w:tc>
+          <w:tcPr>
+            <w:tcW w:w="700" w:type="dxa"/>
+            <w:tcBorders>
+              <w:top w:val="single" w:sz="4" w:space="0" w:color="000000"/>
+              <w:left w:val="single" w:sz="4" w:space="0" w:color="000000"/>
+              <w:bottom w:val="single" w:sz="4" w:space="0" w:color="000000"/>
+              <w:right w:val="single" w:sz="4" w:space="0" w:color="000000"/>
+            </w:tcBorders>
+          </w:tcPr>
+          <w:p>
+            <w:pPr>
+              <w:spacing w:after="0" w:line="259" w:lineRule="auto"/>
+              <w:ind w:left="20" w:right="20" w:firstLine="0"/>
+              <w:jc w:val="left"/>
+            </w:pPr>
+            <w:r>
+              <w:rPr>
+                <w:sz w:val="17"/>
+              </w:rPr>
+              <w:t xml:space="preserve">1</w:t>
+            </w:r>
+          </w:p>
+        </w:tc>
+        <w:tc>
+          <w:tcPr>
+            <w:tcW w:w="2100" w:type="dxa"/>
+            <w:tcBorders>
+              <w:top w:val="single" w:sz="4" w:space="0" w:color="000000"/>
+              <w:left w:val="single" w:sz="4" w:space="0" w:color="000000"/>
+              <w:bottom w:val="single" w:sz="4" w:space="0" w:color="000000"/>
+              <w:right w:val="single" w:sz="4" w:space="0" w:color="000000"/>
+            </w:tcBorders>
+          </w:tcPr>
+          <w:p>
+            <w:pPr>
+              <w:spacing w:after="0" w:line="259" w:lineRule="auto"/>
+              <w:ind w:left="20" w:right="20" w:firstLine="0"/>
+              <w:jc w:val="left"/>
+            </w:pPr>
+            <w:r>
+              <w:rPr>
+                <w:sz w:val="17"/>
+              </w:rPr>
+              <w:t xml:space="preserve">Confirmado</w:t>
+            </w:r>
+          </w:p>
+        </w:tc>
+      </w:tr>
+      <w:tr>
+        <w:tc>
+          <w:tcPr>
+            <w:tcW w:w="500" w:type="dxa"/>
+            <w:tcBorders>
+              <w:top w:val="single" w:sz="4" w:space="0" w:color="000000"/>
+              <w:left w:val="single" w:sz="4" w:space="0" w:color="000000"/>
+              <w:bottom w:val="single" w:sz="4" w:space="0" w:color="000000"/>
+              <w:right w:val="single" w:sz="4" w:space="0" w:color="000000"/>
+            </w:tcBorders>
+          </w:tcPr>
+          <w:p>
+            <w:pPr>
+              <w:spacing w:after="0" w:line="259" w:lineRule="auto"/>
+              <w:ind w:left="20" w:right="20" w:firstLine="0"/>
+              <w:jc w:val="left"/>
+            </w:pPr>
+            <w:r>
+              <w:rPr>
+                <w:sz w:val="17"/>
+              </w:rPr>
+              <w:t xml:space="preserve">11</w:t>
+            </w:r>
+          </w:p>
+        </w:tc>
+        <w:tc>
+          <w:tcPr>
+            <w:tcW w:w="1500" w:type="dxa"/>
+            <w:tcBorders>
+              <w:top w:val="single" w:sz="4" w:space="0" w:color="000000"/>
+              <w:left w:val="single" w:sz="4" w:space="0" w:color="000000"/>
+              <w:bottom w:val="single" w:sz="4" w:space="0" w:color="000000"/>
+              <w:right w:val="single" w:sz="4" w:space="0" w:color="000000"/>
+            </w:tcBorders>
+          </w:tcPr>
+          <w:p>
+            <w:pPr>
+              <w:spacing w:after="0" w:line="259" w:lineRule="auto"/>
+              <w:ind w:left="20" w:right="20" w:firstLine="0"/>
+              <w:jc w:val="left"/>
+            </w:pPr>
+            <w:r>
+              <w:rPr>
+                <w:sz w:val="17"/>
+              </w:rPr>
+              <w:t xml:space="preserve">Simple 1 producto</w:t>
+            </w:r>
+          </w:p>
+        </w:tc>
+        <w:tc>
+          <w:tcPr>
+            <w:tcW w:w="1300" w:type="dxa"/>
+            <w:tcBorders>
+              <w:top w:val="single" w:sz="4" w:space="0" w:color="000000"/>
+              <w:left w:val="single" w:sz="4" w:space="0" w:color="000000"/>
+              <w:bottom w:val="single" w:sz="4" w:space="0" w:color="000000"/>
+              <w:right w:val="single" w:sz="4" w:space="0" w:color="000000"/>
+            </w:tcBorders>
+          </w:tcPr>
+          <w:p>
+            <w:pPr>
+              <w:spacing w:after="0" w:line="259" w:lineRule="auto"/>
+              <w:ind w:left="20" w:right="20" w:firstLine="0"/>
+              <w:jc w:val="left"/>
+            </w:pPr>
+            <w:r>
+              <w:rPr>
+                <w:sz w:val="17"/>
+              </w:rPr>
+              <w:t xml:space="preserve">Bebidas</w:t>
+            </w:r>
+          </w:p>
+        </w:tc>
+        <w:tc>
+          <w:tcPr>
+            <w:tcW w:w="2745" w:type="dxa"/>
+            <w:tcBorders>
+              <w:top w:val="single" w:sz="4" w:space="0" w:color="000000"/>
+              <w:left w:val="single" w:sz="4" w:space="0" w:color="000000"/>
+              <w:bottom w:val="single" w:sz="4" w:space="0" w:color="000000"/>
+              <w:right w:val="single" w:sz="4" w:space="0" w:color="000000"/>
+            </w:tcBorders>
+          </w:tcPr>
+          <w:p>
+            <w:pPr>
+              <w:spacing w:after="0" w:line="259" w:lineRule="auto"/>
+              <w:ind w:left="20" w:right="20" w:firstLine="0"/>
+              <w:jc w:val="left"/>
+            </w:pPr>
+            <w:r>
+              <w:rPr>
+                <w:sz w:val="17"/>
+              </w:rPr>
+              <w:t xml:space="preserve">Sprite Regular</w:t>
+            </w:r>
+          </w:p>
+        </w:tc>
+        <w:tc>
+          <w:tcPr>
+            <w:tcW w:w="700" w:type="dxa"/>
+            <w:tcBorders>
+              <w:top w:val="single" w:sz="4" w:space="0" w:color="000000"/>
+              <w:left w:val="single" w:sz="4" w:space="0" w:color="000000"/>
+              <w:bottom w:val="single" w:sz="4" w:space="0" w:color="000000"/>
+              <w:right w:val="single" w:sz="4" w:space="0" w:color="000000"/>
+            </w:tcBorders>
+          </w:tcPr>
+          <w:p>
+            <w:pPr>
+              <w:spacing w:after="0" w:line="259" w:lineRule="auto"/>
+              <w:ind w:left="20" w:right="20" w:firstLine="0"/>
+              <w:jc w:val="left"/>
+            </w:pPr>
+            <w:r>
+              <w:rPr>
+                <w:sz w:val="17"/>
+              </w:rPr>
+              <w:t xml:space="preserve">1</w:t>
+            </w:r>
+          </w:p>
+        </w:tc>
+        <w:tc>
+          <w:tcPr>
+            <w:tcW w:w="2100" w:type="dxa"/>
+            <w:tcBorders>
+              <w:top w:val="single" w:sz="4" w:space="0" w:color="000000"/>
+              <w:left w:val="single" w:sz="4" w:space="0" w:color="000000"/>
+              <w:bottom w:val="single" w:sz="4" w:space="0" w:color="000000"/>
+              <w:right w:val="single" w:sz="4" w:space="0" w:color="000000"/>
+            </w:tcBorders>
+          </w:tcPr>
+          <w:p>
+            <w:pPr>
+              <w:spacing w:after="0" w:line="259" w:lineRule="auto"/>
+              <w:ind w:left="20" w:right="20" w:firstLine="0"/>
+              <w:jc w:val="left"/>
+            </w:pPr>
+            <w:r>
+              <w:rPr>
+                <w:sz w:val="17"/>
+              </w:rPr>
+              <w:t xml:space="preserve">Confirmado</w:t>
+            </w:r>
+          </w:p>
+        </w:tc>
+      </w:tr>
+      <w:tr>
+        <w:tc>
+          <w:tcPr>
+            <w:tcW w:w="500" w:type="dxa"/>
+            <w:tcBorders>
+              <w:top w:val="single" w:sz="4" w:space="0" w:color="000000"/>
+              <w:left w:val="single" w:sz="4" w:space="0" w:color="000000"/>
+              <w:bottom w:val="single" w:sz="4" w:space="0" w:color="000000"/>
+              <w:right w:val="single" w:sz="4" w:space="0" w:color="000000"/>
+            </w:tcBorders>
+          </w:tcPr>
+          <w:p>
+            <w:pPr>
+              <w:spacing w:after="0" w:line="259" w:lineRule="auto"/>
+              <w:ind w:left="20" w:right="20" w:firstLine="0"/>
+              <w:jc w:val="left"/>
+            </w:pPr>
+            <w:r>
+              <w:rPr>
+                <w:sz w:val="17"/>
+              </w:rPr>
+              <w:t xml:space="preserve">12</w:t>
+            </w:r>
+          </w:p>
+        </w:tc>
+        <w:tc>
+          <w:tcPr>
+            <w:tcW w:w="1500" w:type="dxa"/>
+            <w:tcBorders>
+              <w:top w:val="single" w:sz="4" w:space="0" w:color="000000"/>
+              <w:left w:val="single" w:sz="4" w:space="0" w:color="000000"/>
+              <w:bottom w:val="single" w:sz="4" w:space="0" w:color="000000"/>
+              <w:right w:val="single" w:sz="4" w:space="0" w:color="000000"/>
+            </w:tcBorders>
+          </w:tcPr>
+          <w:p>
+            <w:pPr>
+              <w:spacing w:after="0" w:line="259" w:lineRule="auto"/>
+              <w:ind w:left="20" w:right="20" w:firstLine="0"/>
+              <w:jc w:val="left"/>
+            </w:pPr>
+            <w:r>
+              <w:rPr>
+                <w:sz w:val="17"/>
+              </w:rPr>
+              <w:t xml:space="preserve">Simple 1 producto</w:t>
+            </w:r>
+          </w:p>
+        </w:tc>
+        <w:tc>
+          <w:tcPr>
+            <w:tcW w:w="1300" w:type="dxa"/>
+            <w:tcBorders>
+              <w:top w:val="single" w:sz="4" w:space="0" w:color="000000"/>
+              <w:left w:val="single" w:sz="4" w:space="0" w:color="000000"/>
+              <w:bottom w:val="single" w:sz="4" w:space="0" w:color="000000"/>
+              <w:right w:val="single" w:sz="4" w:space="0" w:color="000000"/>
+            </w:tcBorders>
+          </w:tcPr>
+          <w:p>
+            <w:pPr>
+              <w:spacing w:after="0" w:line="259" w:lineRule="auto"/>
+              <w:ind w:left="20" w:right="20" w:firstLine="0"/>
+              <w:jc w:val="left"/>
+            </w:pPr>
+            <w:r>
+              <w:rPr>
+                <w:sz w:val="17"/>
+              </w:rPr>
+              <w:t xml:space="preserve">Golosinas</w:t>
+            </w:r>
+          </w:p>
+        </w:tc>
+        <w:tc>
+          <w:tcPr>
+            <w:tcW w:w="2745" w:type="dxa"/>
+            <w:tcBorders>
+              <w:top w:val="single" w:sz="4" w:space="0" w:color="000000"/>
+              <w:left w:val="single" w:sz="4" w:space="0" w:color="000000"/>
+              <w:bottom w:val="single" w:sz="4" w:space="0" w:color="000000"/>
+              <w:right w:val="single" w:sz="4" w:space="0" w:color="000000"/>
+            </w:tcBorders>
+          </w:tcPr>
+          <w:p>
+            <w:pPr>
+              <w:spacing w:after="0" w:line="259" w:lineRule="auto"/>
+              <w:ind w:left="20" w:right="20" w:firstLine="0"/>
+              <w:jc w:val="left"/>
+            </w:pPr>
+            <w:r>
+              <w:rPr>
+                <w:sz w:val="17"/>
+              </w:rPr>
+              <w:t xml:space="preserve">Gomitas Mogul</w:t>
+            </w:r>
+          </w:p>
+        </w:tc>
+        <w:tc>
+          <w:tcPr>
+            <w:tcW w:w="700" w:type="dxa"/>
+            <w:tcBorders>
+              <w:top w:val="single" w:sz="4" w:space="0" w:color="000000"/>
+              <w:left w:val="single" w:sz="4" w:space="0" w:color="000000"/>
+              <w:bottom w:val="single" w:sz="4" w:space="0" w:color="000000"/>
+              <w:right w:val="single" w:sz="4" w:space="0" w:color="000000"/>
+            </w:tcBorders>
+          </w:tcPr>
+          <w:p>
+            <w:pPr>
+              <w:spacing w:after="0" w:line="259" w:lineRule="auto"/>
+              <w:ind w:left="20" w:right="20" w:firstLine="0"/>
+              <w:jc w:val="left"/>
+            </w:pPr>
+            <w:r>
+              <w:rPr>
+                <w:sz w:val="17"/>
+              </w:rPr>
+              <w:t xml:space="preserve">1</w:t>
+            </w:r>
+          </w:p>
+        </w:tc>
+        <w:tc>
+          <w:tcPr>
+            <w:tcW w:w="2100" w:type="dxa"/>
+            <w:tcBorders>
+              <w:top w:val="single" w:sz="4" w:space="0" w:color="000000"/>
+              <w:left w:val="single" w:sz="4" w:space="0" w:color="000000"/>
+              <w:bottom w:val="single" w:sz="4" w:space="0" w:color="000000"/>
+              <w:right w:val="single" w:sz="4" w:space="0" w:color="000000"/>
+            </w:tcBorders>
+          </w:tcPr>
+          <w:p>
+            <w:pPr>
+              <w:spacing w:after="0" w:line="259" w:lineRule="auto"/>
+              <w:ind w:left="20" w:right="20" w:firstLine="0"/>
+              <w:jc w:val="left"/>
+            </w:pPr>
+            <w:r>
+              <w:rPr>
+                <w:sz w:val="17"/>
+              </w:rPr>
+              <w:t xml:space="preserve">Confirmado</w:t>
+            </w:r>
+          </w:p>
+        </w:tc>
+      </w:tr>
+      <w:tr>
+        <w:tc>
+          <w:tcPr>
+            <w:tcW w:w="500" w:type="dxa"/>
+            <w:tcBorders>
+              <w:top w:val="single" w:sz="4" w:space="0" w:color="000000"/>
+              <w:left w:val="single" w:sz="4" w:space="0" w:color="000000"/>
+              <w:bottom w:val="single" w:sz="4" w:space="0" w:color="000000"/>
+              <w:right w:val="single" w:sz="4" w:space="0" w:color="000000"/>
+            </w:tcBorders>
+          </w:tcPr>
+          <w:p>
+            <w:pPr>
+              <w:spacing w:after="0" w:line="259" w:lineRule="auto"/>
+              <w:ind w:left="20" w:right="20" w:firstLine="0"/>
+              <w:jc w:val="left"/>
+            </w:pPr>
+            <w:r>
+              <w:rPr>
+                <w:sz w:val="17"/>
+              </w:rPr>
+              <w:t xml:space="preserve">13</w:t>
+            </w:r>
+          </w:p>
+        </w:tc>
+        <w:tc>
+          <w:tcPr>
+            <w:tcW w:w="1500" w:type="dxa"/>
+            <w:tcBorders>
+              <w:top w:val="single" w:sz="4" w:space="0" w:color="000000"/>
+              <w:left w:val="single" w:sz="4" w:space="0" w:color="000000"/>
+              <w:bottom w:val="single" w:sz="4" w:space="0" w:color="000000"/>
+              <w:right w:val="single" w:sz="4" w:space="0" w:color="000000"/>
+            </w:tcBorders>
+          </w:tcPr>
+          <w:p>
+            <w:pPr>
+              <w:spacing w:after="0" w:line="259" w:lineRule="auto"/>
+              <w:ind w:left="20" w:right="20" w:firstLine="0"/>
+              <w:jc w:val="left"/>
+            </w:pPr>
+            <w:r>
+              <w:rPr>
+                <w:sz w:val="17"/>
+              </w:rPr>
+              <w:t xml:space="preserve">Simple 1 producto</w:t>
+            </w:r>
+          </w:p>
+        </w:tc>
+        <w:tc>
+          <w:tcPr>
+            <w:tcW w:w="1300" w:type="dxa"/>
+            <w:tcBorders>
+              <w:top w:val="single" w:sz="4" w:space="0" w:color="000000"/>
+              <w:left w:val="single" w:sz="4" w:space="0" w:color="000000"/>
+              <w:bottom w:val="single" w:sz="4" w:space="0" w:color="000000"/>
+              <w:right w:val="single" w:sz="4" w:space="0" w:color="000000"/>
+            </w:tcBorders>
+          </w:tcPr>
+          <w:p>
+            <w:pPr>
+              <w:spacing w:after="0" w:line="259" w:lineRule="auto"/>
+              <w:ind w:left="20" w:right="20" w:firstLine="0"/>
+              <w:jc w:val="left"/>
+            </w:pPr>
+            <w:r>
+              <w:rPr>
+                <w:sz w:val="17"/>
+              </w:rPr>
+              <w:t xml:space="preserve">Bebidas</w:t>
+            </w:r>
+          </w:p>
+        </w:tc>
+        <w:tc>
+          <w:tcPr>
+            <w:tcW w:w="2745" w:type="dxa"/>
+            <w:tcBorders>
+              <w:top w:val="single" w:sz="4" w:space="0" w:color="000000"/>
+              <w:left w:val="single" w:sz="4" w:space="0" w:color="000000"/>
+              <w:bottom w:val="single" w:sz="4" w:space="0" w:color="000000"/>
+              <w:right w:val="single" w:sz="4" w:space="0" w:color="000000"/>
+            </w:tcBorders>
+          </w:tcPr>
+          <w:p>
+            <w:pPr>
+              <w:spacing w:after="0" w:line="259" w:lineRule="auto"/>
+              <w:ind w:left="20" w:right="20" w:firstLine="0"/>
+              <w:jc w:val="left"/>
+            </w:pPr>
+            <w:r>
+              <w:rPr>
+                <w:sz w:val="17"/>
+              </w:rPr>
+              <w:t xml:space="preserve">Cerveza Quilmes</w:t>
+            </w:r>
+          </w:p>
+        </w:tc>
+        <w:tc>
+          <w:tcPr>
+            <w:tcW w:w="700" w:type="dxa"/>
+            <w:tcBorders>
+              <w:top w:val="single" w:sz="4" w:space="0" w:color="000000"/>
+              <w:left w:val="single" w:sz="4" w:space="0" w:color="000000"/>
+              <w:bottom w:val="single" w:sz="4" w:space="0" w:color="000000"/>
+              <w:right w:val="single" w:sz="4" w:space="0" w:color="000000"/>
+            </w:tcBorders>
+          </w:tcPr>
+          <w:p>
+            <w:pPr>
+              <w:spacing w:after="0" w:line="259" w:lineRule="auto"/>
+              <w:ind w:left="20" w:right="20" w:firstLine="0"/>
+              <w:jc w:val="left"/>
+            </w:pPr>
+            <w:r>
+              <w:rPr>
+                <w:sz w:val="17"/>
+              </w:rPr>
+              <w:t xml:space="preserve">1</w:t>
+            </w:r>
+          </w:p>
+        </w:tc>
+        <w:tc>
+          <w:tcPr>
+            <w:tcW w:w="2100" w:type="dxa"/>
+            <w:tcBorders>
+              <w:top w:val="single" w:sz="4" w:space="0" w:color="000000"/>
+              <w:left w:val="single" w:sz="4" w:space="0" w:color="000000"/>
+              <w:bottom w:val="single" w:sz="4" w:space="0" w:color="000000"/>
+              <w:right w:val="single" w:sz="4" w:space="0" w:color="000000"/>
+            </w:tcBorders>
+          </w:tcPr>
+          <w:p>
+            <w:pPr>
+              <w:spacing w:after="0" w:line="259" w:lineRule="auto"/>
+              <w:ind w:left="20" w:right="20" w:firstLine="0"/>
+              <w:jc w:val="left"/>
+            </w:pPr>
+            <w:r>
+              <w:rPr>
+                <w:sz w:val="17"/>
+              </w:rPr>
+              <w:t xml:space="preserve">Confirmado</w:t>
+            </w:r>
+          </w:p>
+        </w:tc>
+      </w:tr>
+      <w:tr>
+        <w:tc>
+          <w:tcPr>
+            <w:tcW w:w="500" w:type="dxa"/>
+            <w:tcBorders>
+              <w:top w:val="single" w:sz="4" w:space="0" w:color="000000"/>
+              <w:left w:val="single" w:sz="4" w:space="0" w:color="000000"/>
+              <w:bottom w:val="single" w:sz="4" w:space="0" w:color="000000"/>
+              <w:right w:val="single" w:sz="4" w:space="0" w:color="000000"/>
+            </w:tcBorders>
+          </w:tcPr>
+          <w:p>
+            <w:pPr>
+              <w:spacing w:after="0" w:line="259" w:lineRule="auto"/>
+              <w:ind w:left="20" w:right="20" w:firstLine="0"/>
+              <w:jc w:val="left"/>
+            </w:pPr>
+            <w:r>
+              <w:rPr>
+                <w:sz w:val="17"/>
+              </w:rPr>
+              <w:t xml:space="preserve">14</w:t>
+            </w:r>
+          </w:p>
+        </w:tc>
+        <w:tc>
+          <w:tcPr>
+            <w:tcW w:w="1500" w:type="dxa"/>
+            <w:tcBorders>
+              <w:top w:val="single" w:sz="4" w:space="0" w:color="000000"/>
+              <w:left w:val="single" w:sz="4" w:space="0" w:color="000000"/>
+              <w:bottom w:val="single" w:sz="4" w:space="0" w:color="000000"/>
+              <w:right w:val="single" w:sz="4" w:space="0" w:color="000000"/>
+            </w:tcBorders>
+          </w:tcPr>
+          <w:p>
+            <w:pPr>
+              <w:spacing w:after="0" w:line="259" w:lineRule="auto"/>
+              <w:ind w:left="20" w:right="20" w:firstLine="0"/>
+              <w:jc w:val="left"/>
+            </w:pPr>
+            <w:r>
+              <w:rPr>
+                <w:sz w:val="17"/>
+              </w:rPr>
+              <w:t xml:space="preserve">Múltiple (3 productos)</w:t>
+            </w:r>
+          </w:p>
+        </w:tc>
+        <w:tc>
+          <w:tcPr>
+            <w:tcW w:w="1300" w:type="dxa"/>
+            <w:tcBorders>
+              <w:top w:val="single" w:sz="4" w:space="0" w:color="000000"/>
+              <w:left w:val="single" w:sz="4" w:space="0" w:color="000000"/>
+              <w:bottom w:val="single" w:sz="4" w:space="0" w:color="000000"/>
+              <w:right w:val="single" w:sz="4" w:space="0" w:color="000000"/>
+            </w:tcBorders>
+          </w:tcPr>
+          <w:p>
+            <w:pPr>
+              <w:spacing w:after="0" w:line="259" w:lineRule="auto"/>
+              <w:ind w:left="20" w:right="20" w:firstLine="0"/>
+              <w:jc w:val="left"/>
+            </w:pPr>
+            <w:r>
+              <w:rPr>
+                <w:sz w:val="17"/>
+              </w:rPr>
+              <w:t xml:space="preserve">Bebidas + Golosinas</w:t>
+            </w:r>
+          </w:p>
+        </w:tc>
+        <w:tc>
+          <w:tcPr>
+            <w:tcW w:w="2745" w:type="dxa"/>
+            <w:tcBorders>
+              <w:top w:val="single" w:sz="4" w:space="0" w:color="000000"/>
+              <w:left w:val="single" w:sz="4" w:space="0" w:color="000000"/>
+              <w:bottom w:val="single" w:sz="4" w:space="0" w:color="000000"/>
+              <w:right w:val="single" w:sz="4" w:space="0" w:color="000000"/>
+            </w:tcBorders>
+          </w:tcPr>
+          <w:p>
+            <w:pPr>
+              <w:spacing w:after="0" w:line="259" w:lineRule="auto"/>
+              <w:ind w:left="20" w:right="20" w:firstLine="0"/>
+              <w:jc w:val="left"/>
+            </w:pPr>
+            <w:r>
+              <w:rPr>
+                <w:sz w:val="17"/>
+              </w:rPr>
+              <w:t xml:space="preserve">Coca-Cola Regular + Fernet Branca + Doritos 250gr</w:t>
+            </w:r>
+          </w:p>
+        </w:tc>
+        <w:tc>
+          <w:tcPr>
+            <w:tcW w:w="700" w:type="dxa"/>
+            <w:tcBorders>
+              <w:top w:val="single" w:sz="4" w:space="0" w:color="000000"/>
+              <w:left w:val="single" w:sz="4" w:space="0" w:color="000000"/>
+              <w:bottom w:val="single" w:sz="4" w:space="0" w:color="000000"/>
+              <w:right w:val="single" w:sz="4" w:space="0" w:color="000000"/>
+            </w:tcBorders>
+          </w:tcPr>
+          <w:p>
+            <w:pPr>
+              <w:spacing w:after="0" w:line="259" w:lineRule="auto"/>
+              <w:ind w:left="20" w:right="20" w:firstLine="0"/>
+              <w:jc w:val="left"/>
+            </w:pPr>
+            <w:r>
+              <w:rPr>
+                <w:sz w:val="17"/>
+              </w:rPr>
+              <w:t xml:space="preserve">1 c/u</w:t>
+            </w:r>
+          </w:p>
+        </w:tc>
+        <w:tc>
+          <w:tcPr>
+            <w:tcW w:w="2100" w:type="dxa"/>
+            <w:tcBorders>
+              <w:top w:val="single" w:sz="4" w:space="0" w:color="000000"/>
+              <w:left w:val="single" w:sz="4" w:space="0" w:color="000000"/>
+              <w:bottom w:val="single" w:sz="4" w:space="0" w:color="000000"/>
+              <w:right w:val="single" w:sz="4" w:space="0" w:color="000000"/>
+            </w:tcBorders>
+          </w:tcPr>
+          <w:p>
+            <w:pPr>
+              <w:spacing w:after="0" w:line="259" w:lineRule="auto"/>
+              <w:ind w:left="20" w:right="20" w:firstLine="0"/>
+              <w:jc w:val="left"/>
+            </w:pPr>
+            <w:r>
+              <w:rPr>
+                <w:sz w:val="17"/>
+              </w:rPr>
+              <w:t xml:space="preserve">Confirmado</w:t>
+            </w:r>
+          </w:p>
+        </w:tc>
+      </w:tr>
+      <w:tr>
+        <w:tc>
+          <w:tcPr>
+            <w:tcW w:w="500" w:type="dxa"/>
+            <w:tcBorders>
+              <w:top w:val="single" w:sz="4" w:space="0" w:color="000000"/>
+              <w:left w:val="single" w:sz="4" w:space="0" w:color="000000"/>
+              <w:bottom w:val="single" w:sz="4" w:space="0" w:color="000000"/>
+              <w:right w:val="single" w:sz="4" w:space="0" w:color="000000"/>
+            </w:tcBorders>
+          </w:tcPr>
+          <w:p>
+            <w:pPr>
+              <w:spacing w:after="0" w:line="259" w:lineRule="auto"/>
+              <w:ind w:left="20" w:right="20" w:firstLine="0"/>
+              <w:jc w:val="left"/>
+            </w:pPr>
+            <w:r>
+              <w:rPr>
+                <w:sz w:val="17"/>
+              </w:rPr>
+              <w:t xml:space="preserve">15</w:t>
+            </w:r>
+          </w:p>
+        </w:tc>
+        <w:tc>
+          <w:tcPr>
+            <w:tcW w:w="1500" w:type="dxa"/>
+            <w:tcBorders>
+              <w:top w:val="single" w:sz="4" w:space="0" w:color="000000"/>
+              <w:left w:val="single" w:sz="4" w:space="0" w:color="000000"/>
+              <w:bottom w:val="single" w:sz="4" w:space="0" w:color="000000"/>
+              <w:right w:val="single" w:sz="4" w:space="0" w:color="000000"/>
+            </w:tcBorders>
+          </w:tcPr>
+          <w:p>
+            <w:pPr>
+              <w:spacing w:after="0" w:line="259" w:lineRule="auto"/>
+              <w:ind w:left="20" w:right="20" w:firstLine="0"/>
+              <w:jc w:val="left"/>
+            </w:pPr>
+            <w:r>
+              <w:rPr>
+                <w:sz w:val="17"/>
+              </w:rPr>
+              <w:t xml:space="preserve">Múltiple (2 productos)</w:t>
+            </w:r>
+          </w:p>
+        </w:tc>
+        <w:tc>
+          <w:tcPr>
+            <w:tcW w:w="1300" w:type="dxa"/>
+            <w:tcBorders>
+              <w:top w:val="single" w:sz="4" w:space="0" w:color="000000"/>
+              <w:left w:val="single" w:sz="4" w:space="0" w:color="000000"/>
+              <w:bottom w:val="single" w:sz="4" w:space="0" w:color="000000"/>
+              <w:right w:val="single" w:sz="4" w:space="0" w:color="000000"/>
+            </w:tcBorders>
+          </w:tcPr>
+          <w:p>
+            <w:pPr>
+              <w:spacing w:after="0" w:line="259" w:lineRule="auto"/>
+              <w:ind w:left="20" w:right="20" w:firstLine="0"/>
+              <w:jc w:val="left"/>
+            </w:pPr>
+            <w:r>
+              <w:rPr>
+                <w:sz w:val="17"/>
+              </w:rPr>
+              <w:t xml:space="preserve">Golosinas + Perfumería</w:t>
+            </w:r>
+          </w:p>
+        </w:tc>
+        <w:tc>
+          <w:tcPr>
+            <w:tcW w:w="2745" w:type="dxa"/>
+            <w:tcBorders>
+              <w:top w:val="single" w:sz="4" w:space="0" w:color="000000"/>
+              <w:left w:val="single" w:sz="4" w:space="0" w:color="000000"/>
+              <w:bottom w:val="single" w:sz="4" w:space="0" w:color="000000"/>
+              <w:right w:val="single" w:sz="4" w:space="0" w:color="000000"/>
+            </w:tcBorders>
+          </w:tcPr>
+          <w:p>
+            <w:pPr>
+              <w:spacing w:after="0" w:line="259" w:lineRule="auto"/>
+              <w:ind w:left="20" w:right="20" w:firstLine="0"/>
+              <w:jc w:val="left"/>
+            </w:pPr>
+            <w:r>
+              <w:rPr>
+                <w:sz w:val="17"/>
+              </w:rPr>
+              <w:t xml:space="preserve">Chocolate Aireado Milka + Pasta de dientes Colgate</w:t>
+            </w:r>
+          </w:p>
+        </w:tc>
+        <w:tc>
+          <w:tcPr>
+            <w:tcW w:w="700" w:type="dxa"/>
+            <w:tcBorders>
+              <w:top w:val="single" w:sz="4" w:space="0" w:color="000000"/>
+              <w:left w:val="single" w:sz="4" w:space="0" w:color="000000"/>
+              <w:bottom w:val="single" w:sz="4" w:space="0" w:color="000000"/>
+              <w:right w:val="single" w:sz="4" w:space="0" w:color="000000"/>
+            </w:tcBorders>
+          </w:tcPr>
+          <w:p>
+            <w:pPr>
+              <w:spacing w:after="0" w:line="259" w:lineRule="auto"/>
+              <w:ind w:left="20" w:right="20" w:firstLine="0"/>
+              <w:jc w:val="left"/>
+            </w:pPr>
+            <w:r>
+              <w:rPr>
+                <w:sz w:val="17"/>
+              </w:rPr>
+              <w:t xml:space="preserve">1 c/u</w:t>
+            </w:r>
+          </w:p>
+        </w:tc>
+        <w:tc>
+          <w:tcPr>
+            <w:tcW w:w="2100" w:type="dxa"/>
+            <w:tcBorders>
+              <w:top w:val="single" w:sz="4" w:space="0" w:color="000000"/>
+              <w:left w:val="single" w:sz="4" w:space="0" w:color="000000"/>
+              <w:bottom w:val="single" w:sz="4" w:space="0" w:color="000000"/>
+              <w:right w:val="single" w:sz="4" w:space="0" w:color="000000"/>
+            </w:tcBorders>
+          </w:tcPr>
+          <w:p>
+            <w:pPr>
+              <w:spacing w:after="0" w:line="259" w:lineRule="auto"/>
+              <w:ind w:left="20" w:right="20" w:firstLine="0"/>
+              <w:jc w:val="left"/>
+            </w:pPr>
+            <w:r>
+              <w:rPr>
+                <w:sz w:val="17"/>
+              </w:rPr>
+              <w:t xml:space="preserve">Confirmado</w:t>
+            </w:r>
+          </w:p>
+        </w:tc>
+      </w:tr>
+      <w:tr>
+        <w:tc>
+          <w:tcPr>
+            <w:tcW w:w="500" w:type="dxa"/>
+            <w:tcBorders>
+              <w:top w:val="single" w:sz="4" w:space="0" w:color="000000"/>
+              <w:left w:val="single" w:sz="4" w:space="0" w:color="000000"/>
+              <w:bottom w:val="single" w:sz="4" w:space="0" w:color="000000"/>
+              <w:right w:val="single" w:sz="4" w:space="0" w:color="000000"/>
+            </w:tcBorders>
+          </w:tcPr>
+          <w:p>
+            <w:pPr>
+              <w:spacing w:after="0" w:line="259" w:lineRule="auto"/>
+              <w:ind w:left="20" w:right="20" w:firstLine="0"/>
+              <w:jc w:val="left"/>
+            </w:pPr>
+            <w:r>
+              <w:rPr>
+                <w:sz w:val="17"/>
+              </w:rPr>
+              <w:t xml:space="preserve">16</w:t>
+            </w:r>
+          </w:p>
+        </w:tc>
+        <w:tc>
+          <w:tcPr>
+            <w:tcW w:w="1500" w:type="dxa"/>
+            <w:tcBorders>
+              <w:top w:val="single" w:sz="4" w:space="0" w:color="000000"/>
+              <w:left w:val="single" w:sz="4" w:space="0" w:color="000000"/>
+              <w:bottom w:val="single" w:sz="4" w:space="0" w:color="000000"/>
+              <w:right w:val="single" w:sz="4" w:space="0" w:color="000000"/>
+            </w:tcBorders>
+          </w:tcPr>
+          <w:p>
+            <w:pPr>
+              <w:spacing w:after="0" w:line="259" w:lineRule="auto"/>
+              <w:ind w:left="20" w:right="20" w:firstLine="0"/>
+              <w:jc w:val="left"/>
+            </w:pPr>
+            <w:r>
+              <w:rPr>
+                <w:sz w:val="17"/>
+              </w:rPr>
+              <w:t xml:space="preserve">Múltiple (2 productos)</w:t>
+            </w:r>
+          </w:p>
+        </w:tc>
+        <w:tc>
+          <w:tcPr>
+            <w:tcW w:w="1300" w:type="dxa"/>
+            <w:tcBorders>
+              <w:top w:val="single" w:sz="4" w:space="0" w:color="000000"/>
+              <w:left w:val="single" w:sz="4" w:space="0" w:color="000000"/>
+              <w:bottom w:val="single" w:sz="4" w:space="0" w:color="000000"/>
+              <w:right w:val="single" w:sz="4" w:space="0" w:color="000000"/>
+            </w:tcBorders>
+          </w:tcPr>
+          <w:p>
+            <w:pPr>
+              <w:spacing w:after="0" w:line="259" w:lineRule="auto"/>
+              <w:ind w:left="20" w:right="20" w:firstLine="0"/>
+              <w:jc w:val="left"/>
+            </w:pPr>
+            <w:r>
+              <w:rPr>
+                <w:sz w:val="17"/>
+              </w:rPr>
+              <w:t xml:space="preserve">Golosinas + Lácteos</w:t>
+            </w:r>
+          </w:p>
+        </w:tc>
+        <w:tc>
+          <w:tcPr>
+            <w:tcW w:w="2745" w:type="dxa"/>
+            <w:tcBorders>
+              <w:top w:val="single" w:sz="4" w:space="0" w:color="000000"/>
+              <w:left w:val="single" w:sz="4" w:space="0" w:color="000000"/>
+              <w:bottom w:val="single" w:sz="4" w:space="0" w:color="000000"/>
+              <w:right w:val="single" w:sz="4" w:space="0" w:color="000000"/>
+            </w:tcBorders>
+          </w:tcPr>
+          <w:p>
+            <w:pPr>
+              <w:spacing w:after="0" w:line="259" w:lineRule="auto"/>
+              <w:ind w:left="20" w:right="20" w:firstLine="0"/>
+              <w:jc w:val="left"/>
+            </w:pPr>
+            <w:r>
+              <w:rPr>
+                <w:sz w:val="17"/>
+              </w:rPr>
+              <w:t xml:space="preserve">Gomitas Mogul + Leche descremada LS</w:t>
+            </w:r>
+          </w:p>
+        </w:tc>
+        <w:tc>
+          <w:tcPr>
+            <w:tcW w:w="700" w:type="dxa"/>
+            <w:tcBorders>
+              <w:top w:val="single" w:sz="4" w:space="0" w:color="000000"/>
+              <w:left w:val="single" w:sz="4" w:space="0" w:color="000000"/>
+              <w:bottom w:val="single" w:sz="4" w:space="0" w:color="000000"/>
+              <w:right w:val="single" w:sz="4" w:space="0" w:color="000000"/>
+            </w:tcBorders>
+          </w:tcPr>
+          <w:p>
+            <w:pPr>
+              <w:spacing w:after="0" w:line="259" w:lineRule="auto"/>
+              <w:ind w:left="20" w:right="20" w:firstLine="0"/>
+              <w:jc w:val="left"/>
+            </w:pPr>
+            <w:r>
+              <w:rPr>
+                <w:sz w:val="17"/>
+              </w:rPr>
+              <w:t xml:space="preserve">1 c/u</w:t>
+            </w:r>
+          </w:p>
+        </w:tc>
+        <w:tc>
+          <w:tcPr>
+            <w:tcW w:w="2100" w:type="dxa"/>
+            <w:tcBorders>
+              <w:top w:val="single" w:sz="4" w:space="0" w:color="000000"/>
+              <w:left w:val="single" w:sz="4" w:space="0" w:color="000000"/>
+              <w:bottom w:val="single" w:sz="4" w:space="0" w:color="000000"/>
+              <w:right w:val="single" w:sz="4" w:space="0" w:color="000000"/>
+            </w:tcBorders>
+          </w:tcPr>
+          <w:p>
+            <w:pPr>
+              <w:spacing w:after="0" w:line="259" w:lineRule="auto"/>
+              <w:ind w:left="20" w:right="20" w:firstLine="0"/>
+              <w:jc w:val="left"/>
+            </w:pPr>
+            <w:r>
+              <w:rPr>
+                <w:sz w:val="17"/>
+              </w:rPr>
+              <w:t xml:space="preserve">Confirmado</w:t>
+            </w:r>
+          </w:p>
+        </w:tc>
+      </w:tr>
+      <w:tr>
+        <w:tc>
+          <w:tcPr>
+            <w:tcW w:w="500" w:type="dxa"/>
+            <w:tcBorders>
+              <w:top w:val="single" w:sz="4" w:space="0" w:color="000000"/>
+              <w:left w:val="single" w:sz="4" w:space="0" w:color="000000"/>
+              <w:bottom w:val="single" w:sz="4" w:space="0" w:color="000000"/>
+              <w:right w:val="single" w:sz="4" w:space="0" w:color="000000"/>
+            </w:tcBorders>
+          </w:tcPr>
+          <w:p>
+            <w:pPr>
+              <w:spacing w:after="0" w:line="259" w:lineRule="auto"/>
+              <w:ind w:left="20" w:right="20" w:firstLine="0"/>
+              <w:jc w:val="left"/>
+            </w:pPr>
+            <w:r>
+              <w:rPr>
+                <w:sz w:val="17"/>
+              </w:rPr>
+              <w:t xml:space="preserve">17</w:t>
+            </w:r>
+          </w:p>
+        </w:tc>
+        <w:tc>
+          <w:tcPr>
+            <w:tcW w:w="1500" w:type="dxa"/>
+            <w:tcBorders>
+              <w:top w:val="single" w:sz="4" w:space="0" w:color="000000"/>
+              <w:left w:val="single" w:sz="4" w:space="0" w:color="000000"/>
+              <w:bottom w:val="single" w:sz="4" w:space="0" w:color="000000"/>
+              <w:right w:val="single" w:sz="4" w:space="0" w:color="000000"/>
+            </w:tcBorders>
+          </w:tcPr>
+          <w:p>
+            <w:pPr>
+              <w:spacing w:after="0" w:line="259" w:lineRule="auto"/>
+              <w:ind w:left="20" w:right="20" w:firstLine="0"/>
+              <w:jc w:val="left"/>
+            </w:pPr>
+            <w:r>
+              <w:rPr>
+                <w:sz w:val="17"/>
+              </w:rPr>
+              <w:t xml:space="preserve">Error stock insuficiente</w:t>
+            </w:r>
+          </w:p>
+        </w:tc>
+        <w:tc>
+          <w:tcPr>
+            <w:tcW w:w="1300" w:type="dxa"/>
+            <w:tcBorders>
+              <w:top w:val="single" w:sz="4" w:space="0" w:color="000000"/>
+              <w:left w:val="single" w:sz="4" w:space="0" w:color="000000"/>
+              <w:bottom w:val="single" w:sz="4" w:space="0" w:color="000000"/>
+              <w:right w:val="single" w:sz="4" w:space="0" w:color="000000"/>
+            </w:tcBorders>
+          </w:tcPr>
+          <w:p>
+            <w:pPr>
+              <w:spacing w:after="0" w:line="259" w:lineRule="auto"/>
+              <w:ind w:left="20" w:right="20" w:firstLine="0"/>
+              <w:jc w:val="left"/>
+            </w:pPr>
+            <w:r>
+              <w:rPr>
+                <w:sz w:val="17"/>
+              </w:rPr>
+              <w:t xml:space="preserve">Lácteos</w:t>
+            </w:r>
+          </w:p>
+        </w:tc>
+        <w:tc>
+          <w:tcPr>
+            <w:tcW w:w="2745" w:type="dxa"/>
+            <w:tcBorders>
+              <w:top w:val="single" w:sz="4" w:space="0" w:color="000000"/>
+              <w:left w:val="single" w:sz="4" w:space="0" w:color="000000"/>
+              <w:bottom w:val="single" w:sz="4" w:space="0" w:color="000000"/>
+              <w:right w:val="single" w:sz="4" w:space="0" w:color="000000"/>
+            </w:tcBorders>
+          </w:tcPr>
+          <w:p>
+            <w:pPr>
+              <w:spacing w:after="0" w:line="259" w:lineRule="auto"/>
+              <w:ind w:left="20" w:right="20" w:firstLine="0"/>
+              <w:jc w:val="left"/>
+            </w:pPr>
+            <w:r>
+              <w:rPr>
+                <w:sz w:val="17"/>
+              </w:rPr>
+              <w:t xml:space="preserve">Queso crema La Serenísima</w:t>
+            </w:r>
+          </w:p>
+        </w:tc>
+        <w:tc>
+          <w:tcPr>
+            <w:tcW w:w="700" w:type="dxa"/>
+            <w:tcBorders>
+              <w:top w:val="single" w:sz="4" w:space="0" w:color="000000"/>
+              <w:left w:val="single" w:sz="4" w:space="0" w:color="000000"/>
+              <w:bottom w:val="single" w:sz="4" w:space="0" w:color="000000"/>
+              <w:right w:val="single" w:sz="4" w:space="0" w:color="000000"/>
+            </w:tcBorders>
+          </w:tcPr>
+          <w:p>
+            <w:pPr>
+              <w:spacing w:after="0" w:line="259" w:lineRule="auto"/>
+              <w:ind w:left="20" w:right="20" w:firstLine="0"/>
+              <w:jc w:val="left"/>
+            </w:pPr>
+            <w:r>
+              <w:rPr>
+                <w:sz w:val="17"/>
+              </w:rPr>
+              <w:t xml:space="preserve">3</w:t>
+            </w:r>
+          </w:p>
+        </w:tc>
+        <w:tc>
+          <w:tcPr>
+            <w:tcW w:w="2100" w:type="dxa"/>
+            <w:tcBorders>
+              <w:top w:val="single" w:sz="4" w:space="0" w:color="000000"/>
+              <w:left w:val="single" w:sz="4" w:space="0" w:color="000000"/>
+              <w:bottom w:val="single" w:sz="4" w:space="0" w:color="000000"/>
+              <w:right w:val="single" w:sz="4" w:space="0" w:color="000000"/>
+            </w:tcBorders>
+          </w:tcPr>
+          <w:p>
+            <w:pPr>
+              <w:spacing w:after="0" w:line="259" w:lineRule="auto"/>
+              <w:ind w:left="20" w:right="20" w:firstLine="0"/>
+              <w:jc w:val="left"/>
+            </w:pPr>
+            <w:r>
+              <w:rPr>
+                <w:sz w:val="17"/>
+              </w:rPr>
+              <w:t xml:space="preserve">Cancelado (disp. 2 &lt; 3)</w:t>
+            </w:r>
+          </w:p>
+        </w:tc>
+      </w:tr>
+      <w:tr>
+        <w:tc>
+          <w:tcPr>
+            <w:tcW w:w="500" w:type="dxa"/>
+            <w:tcBorders>
+              <w:top w:val="single" w:sz="4" w:space="0" w:color="000000"/>
+              <w:left w:val="single" w:sz="4" w:space="0" w:color="000000"/>
+              <w:bottom w:val="single" w:sz="4" w:space="0" w:color="000000"/>
+              <w:right w:val="single" w:sz="4" w:space="0" w:color="000000"/>
+            </w:tcBorders>
+          </w:tcPr>
+          <w:p>
+            <w:pPr>
+              <w:spacing w:after="0" w:line="259" w:lineRule="auto"/>
+              <w:ind w:left="20" w:right="20" w:firstLine="0"/>
+              <w:jc w:val="left"/>
+            </w:pPr>
+            <w:r>
+              <w:rPr>
+                <w:sz w:val="17"/>
+              </w:rPr>
+              <w:t xml:space="preserve">18</w:t>
+            </w:r>
+          </w:p>
+        </w:tc>
+        <w:tc>
+          <w:tcPr>
+            <w:tcW w:w="1500" w:type="dxa"/>
+            <w:tcBorders>
+              <w:top w:val="single" w:sz="4" w:space="0" w:color="000000"/>
+              <w:left w:val="single" w:sz="4" w:space="0" w:color="000000"/>
+              <w:bottom w:val="single" w:sz="4" w:space="0" w:color="000000"/>
+              <w:right w:val="single" w:sz="4" w:space="0" w:color="000000"/>
+            </w:tcBorders>
+          </w:tcPr>
+          <w:p>
+            <w:pPr>
+              <w:spacing w:after="0" w:line="259" w:lineRule="auto"/>
+              <w:ind w:left="20" w:right="20" w:firstLine="0"/>
+              <w:jc w:val="left"/>
+            </w:pPr>
+            <w:r>
+              <w:rPr>
+                <w:sz w:val="17"/>
+              </w:rPr>
+              <w:t xml:space="preserve">Error stock insuficiente</w:t>
+            </w:r>
+          </w:p>
+        </w:tc>
+        <w:tc>
+          <w:tcPr>
+            <w:tcW w:w="1300" w:type="dxa"/>
+            <w:tcBorders>
+              <w:top w:val="single" w:sz="4" w:space="0" w:color="000000"/>
+              <w:left w:val="single" w:sz="4" w:space="0" w:color="000000"/>
+              <w:bottom w:val="single" w:sz="4" w:space="0" w:color="000000"/>
+              <w:right w:val="single" w:sz="4" w:space="0" w:color="000000"/>
+            </w:tcBorders>
+          </w:tcPr>
+          <w:p>
+            <w:pPr>
+              <w:spacing w:after="0" w:line="259" w:lineRule="auto"/>
+              <w:ind w:left="20" w:right="20" w:firstLine="0"/>
+              <w:jc w:val="left"/>
+            </w:pPr>
+            <w:r>
+              <w:rPr>
+                <w:sz w:val="17"/>
+              </w:rPr>
+              <w:t xml:space="preserve">Lácteos</w:t>
+            </w:r>
+          </w:p>
+        </w:tc>
+        <w:tc>
+          <w:tcPr>
+            <w:tcW w:w="2745" w:type="dxa"/>
+            <w:tcBorders>
+              <w:top w:val="single" w:sz="4" w:space="0" w:color="000000"/>
+              <w:left w:val="single" w:sz="4" w:space="0" w:color="000000"/>
+              <w:bottom w:val="single" w:sz="4" w:space="0" w:color="000000"/>
+              <w:right w:val="single" w:sz="4" w:space="0" w:color="000000"/>
+            </w:tcBorders>
+          </w:tcPr>
+          <w:p>
+            <w:pPr>
+              <w:spacing w:after="0" w:line="259" w:lineRule="auto"/>
+              <w:ind w:left="20" w:right="20" w:firstLine="0"/>
+              <w:jc w:val="left"/>
+            </w:pPr>
+            <w:r>
+              <w:rPr>
+                <w:sz w:val="17"/>
+              </w:rPr>
+              <w:t xml:space="preserve">Manteca La Serenísima</w:t>
+            </w:r>
+          </w:p>
+        </w:tc>
+        <w:tc>
+          <w:tcPr>
+            <w:tcW w:w="700" w:type="dxa"/>
+            <w:tcBorders>
+              <w:top w:val="single" w:sz="4" w:space="0" w:color="000000"/>
+              <w:left w:val="single" w:sz="4" w:space="0" w:color="000000"/>
+              <w:bottom w:val="single" w:sz="4" w:space="0" w:color="000000"/>
+              <w:right w:val="single" w:sz="4" w:space="0" w:color="000000"/>
+            </w:tcBorders>
+          </w:tcPr>
+          <w:p>
+            <w:pPr>
+              <w:spacing w:after="0" w:line="259" w:lineRule="auto"/>
+              <w:ind w:left="20" w:right="20" w:firstLine="0"/>
+              <w:jc w:val="left"/>
+            </w:pPr>
+            <w:r>
+              <w:rPr>
+                <w:sz w:val="17"/>
+              </w:rPr>
+              <w:t xml:space="preserve">2</w:t>
+            </w:r>
+          </w:p>
+        </w:tc>
+        <w:tc>
+          <w:tcPr>
+            <w:tcW w:w="2100" w:type="dxa"/>
+            <w:tcBorders>
+              <w:top w:val="single" w:sz="4" w:space="0" w:color="000000"/>
+              <w:left w:val="single" w:sz="4" w:space="0" w:color="000000"/>
+              <w:bottom w:val="single" w:sz="4" w:space="0" w:color="000000"/>
+              <w:right w:val="single" w:sz="4" w:space="0" w:color="000000"/>
+            </w:tcBorders>
+          </w:tcPr>
+          <w:p>
+            <w:pPr>
+              <w:spacing w:after="0" w:line="259" w:lineRule="auto"/>
+              <w:ind w:left="20" w:right="20" w:firstLine="0"/>
+              <w:jc w:val="left"/>
+            </w:pPr>
+            <w:r>
+              <w:rPr>
+                <w:sz w:val="17"/>
+              </w:rPr>
+              <w:t xml:space="preserve">Cancelado (disp. 1 &lt; 2)</w:t>
+            </w:r>
+          </w:p>
+        </w:tc>
+      </w:tr>
+      <w:tr>
+        <w:tc>
+          <w:tcPr>
+            <w:tcW w:w="500" w:type="dxa"/>
+            <w:tcBorders>
+              <w:top w:val="single" w:sz="4" w:space="0" w:color="000000"/>
+              <w:left w:val="single" w:sz="4" w:space="0" w:color="000000"/>
+              <w:bottom w:val="single" w:sz="4" w:space="0" w:color="000000"/>
+              <w:right w:val="single" w:sz="4" w:space="0" w:color="000000"/>
+            </w:tcBorders>
+          </w:tcPr>
+          <w:p>
+            <w:pPr>
+              <w:spacing w:after="0" w:line="259" w:lineRule="auto"/>
+              <w:ind w:left="20" w:right="20" w:firstLine="0"/>
+              <w:jc w:val="left"/>
+            </w:pPr>
+            <w:r>
+              <w:rPr>
+                <w:sz w:val="17"/>
+              </w:rPr>
+              <w:t xml:space="preserve">19</w:t>
+            </w:r>
+          </w:p>
+        </w:tc>
+        <w:tc>
+          <w:tcPr>
+            <w:tcW w:w="1500" w:type="dxa"/>
+            <w:tcBorders>
+              <w:top w:val="single" w:sz="4" w:space="0" w:color="000000"/>
+              <w:left w:val="single" w:sz="4" w:space="0" w:color="000000"/>
+              <w:bottom w:val="single" w:sz="4" w:space="0" w:color="000000"/>
+              <w:right w:val="single" w:sz="4" w:space="0" w:color="000000"/>
+            </w:tcBorders>
+          </w:tcPr>
+          <w:p>
+            <w:pPr>
+              <w:spacing w:after="0" w:line="259" w:lineRule="auto"/>
+              <w:ind w:left="20" w:right="20" w:firstLine="0"/>
+              <w:jc w:val="left"/>
+            </w:pPr>
+            <w:r>
+              <w:rPr>
+                <w:sz w:val="17"/>
+              </w:rPr>
+              <w:t xml:space="preserve">Error stock insuficiente</w:t>
+            </w:r>
+          </w:p>
+        </w:tc>
+        <w:tc>
+          <w:tcPr>
+            <w:tcW w:w="1300" w:type="dxa"/>
+            <w:tcBorders>
+              <w:top w:val="single" w:sz="4" w:space="0" w:color="000000"/>
+              <w:left w:val="single" w:sz="4" w:space="0" w:color="000000"/>
+              <w:bottom w:val="single" w:sz="4" w:space="0" w:color="000000"/>
+              <w:right w:val="single" w:sz="4" w:space="0" w:color="000000"/>
+            </w:tcBorders>
+          </w:tcPr>
+          <w:p>
+            <w:pPr>
+              <w:spacing w:after="0" w:line="259" w:lineRule="auto"/>
+              <w:ind w:left="20" w:right="20" w:firstLine="0"/>
+              <w:jc w:val="left"/>
+            </w:pPr>
+            <w:r>
+              <w:rPr>
+                <w:sz w:val="17"/>
+              </w:rPr>
+              <w:t xml:space="preserve">Bebidas</w:t>
+            </w:r>
+          </w:p>
+        </w:tc>
+        <w:tc>
+          <w:tcPr>
+            <w:tcW w:w="2745" w:type="dxa"/>
+            <w:tcBorders>
+              <w:top w:val="single" w:sz="4" w:space="0" w:color="000000"/>
+              <w:left w:val="single" w:sz="4" w:space="0" w:color="000000"/>
+              <w:bottom w:val="single" w:sz="4" w:space="0" w:color="000000"/>
+              <w:right w:val="single" w:sz="4" w:space="0" w:color="000000"/>
+            </w:tcBorders>
+          </w:tcPr>
+          <w:p>
+            <w:pPr>
+              <w:spacing w:after="0" w:line="259" w:lineRule="auto"/>
+              <w:ind w:left="20" w:right="20" w:firstLine="0"/>
+              <w:jc w:val="left"/>
+            </w:pPr>
+            <w:r>
+              <w:rPr>
+                <w:sz w:val="17"/>
+              </w:rPr>
+              <w:t xml:space="preserve">Sprite Regular</w:t>
+            </w:r>
+          </w:p>
+        </w:tc>
+        <w:tc>
+          <w:tcPr>
+            <w:tcW w:w="700" w:type="dxa"/>
+            <w:tcBorders>
+              <w:top w:val="single" w:sz="4" w:space="0" w:color="000000"/>
+              <w:left w:val="single" w:sz="4" w:space="0" w:color="000000"/>
+              <w:bottom w:val="single" w:sz="4" w:space="0" w:color="000000"/>
+              <w:right w:val="single" w:sz="4" w:space="0" w:color="000000"/>
+            </w:tcBorders>
+          </w:tcPr>
+          <w:p>
+            <w:pPr>
+              <w:spacing w:after="0" w:line="259" w:lineRule="auto"/>
+              <w:ind w:left="20" w:right="20" w:firstLine="0"/>
+              <w:jc w:val="left"/>
+            </w:pPr>
+            <w:r>
+              <w:rPr>
+                <w:sz w:val="17"/>
+              </w:rPr>
+              <w:t xml:space="preserve">4</w:t>
+            </w:r>
+          </w:p>
+        </w:tc>
+        <w:tc>
+          <w:tcPr>
+            <w:tcW w:w="2100" w:type="dxa"/>
+            <w:tcBorders>
+              <w:top w:val="single" w:sz="4" w:space="0" w:color="000000"/>
+              <w:left w:val="single" w:sz="4" w:space="0" w:color="000000"/>
+              <w:bottom w:val="single" w:sz="4" w:space="0" w:color="000000"/>
+              <w:right w:val="single" w:sz="4" w:space="0" w:color="000000"/>
+            </w:tcBorders>
+          </w:tcPr>
+          <w:p>
+            <w:pPr>
+              <w:spacing w:after="0" w:line="259" w:lineRule="auto"/>
+              <w:ind w:left="20" w:right="20" w:firstLine="0"/>
+              <w:jc w:val="left"/>
+            </w:pPr>
+            <w:r>
+              <w:rPr>
+                <w:sz w:val="17"/>
+              </w:rPr>
+              <w:t xml:space="preserve">Cancelado (disp. 2 &lt; 4)</w:t>
+            </w:r>
+          </w:p>
+        </w:tc>
+      </w:tr>
+      <w:tr>
+        <w:tc>
+          <w:tcPr>
+            <w:tcW w:w="500" w:type="dxa"/>
+            <w:tcBorders>
+              <w:top w:val="single" w:sz="4" w:space="0" w:color="000000"/>
+              <w:left w:val="single" w:sz="4" w:space="0" w:color="000000"/>
+              <w:bottom w:val="single" w:sz="4" w:space="0" w:color="000000"/>
+              <w:right w:val="single" w:sz="4" w:space="0" w:color="000000"/>
+            </w:tcBorders>
+          </w:tcPr>
+          <w:p>
+            <w:pPr>
+              <w:spacing w:after="0" w:line="259" w:lineRule="auto"/>
+              <w:ind w:left="20" w:right="20" w:firstLine="0"/>
+              <w:jc w:val="left"/>
+            </w:pPr>
+            <w:r>
+              <w:rPr>
+                <w:sz w:val="17"/>
+              </w:rPr>
+              <w:t xml:space="preserve">20</w:t>
+            </w:r>
+          </w:p>
+        </w:tc>
+        <w:tc>
+          <w:tcPr>
+            <w:tcW w:w="1500" w:type="dxa"/>
+            <w:tcBorders>
+              <w:top w:val="single" w:sz="4" w:space="0" w:color="000000"/>
+              <w:left w:val="single" w:sz="4" w:space="0" w:color="000000"/>
+              <w:bottom w:val="single" w:sz="4" w:space="0" w:color="000000"/>
+              <w:right w:val="single" w:sz="4" w:space="0" w:color="000000"/>
+            </w:tcBorders>
+          </w:tcPr>
+          <w:p>
+            <w:pPr>
+              <w:spacing w:after="0" w:line="259" w:lineRule="auto"/>
+              <w:ind w:left="20" w:right="20" w:firstLine="0"/>
+              <w:jc w:val="left"/>
+            </w:pPr>
+            <w:r>
+              <w:rPr>
+                <w:sz w:val="17"/>
+              </w:rPr>
+              <w:t xml:space="preserve">Límite cantidad máxima</w:t>
+            </w:r>
+          </w:p>
+        </w:tc>
+        <w:tc>
+          <w:tcPr>
+            <w:tcW w:w="1300" w:type="dxa"/>
+            <w:tcBorders>
+              <w:top w:val="single" w:sz="4" w:space="0" w:color="000000"/>
+              <w:left w:val="single" w:sz="4" w:space="0" w:color="000000"/>
+              <w:bottom w:val="single" w:sz="4" w:space="0" w:color="000000"/>
+              <w:right w:val="single" w:sz="4" w:space="0" w:color="000000"/>
+            </w:tcBorders>
+          </w:tcPr>
+          <w:p>
+            <w:pPr>
+              <w:spacing w:after="0" w:line="259" w:lineRule="auto"/>
+              <w:ind w:left="20" w:right="20" w:firstLine="0"/>
+              <w:jc w:val="left"/>
+            </w:pPr>
+            <w:r>
+              <w:rPr>
+                <w:sz w:val="17"/>
+              </w:rPr>
+              <w:t xml:space="preserve">Golosinas</w:t>
+            </w:r>
+          </w:p>
+        </w:tc>
+        <w:tc>
+          <w:tcPr>
+            <w:tcW w:w="2745" w:type="dxa"/>
+            <w:tcBorders>
+              <w:top w:val="single" w:sz="4" w:space="0" w:color="000000"/>
+              <w:left w:val="single" w:sz="4" w:space="0" w:color="000000"/>
+              <w:bottom w:val="single" w:sz="4" w:space="0" w:color="000000"/>
+              <w:right w:val="single" w:sz="4" w:space="0" w:color="000000"/>
+            </w:tcBorders>
+          </w:tcPr>
+          <w:p>
+            <w:pPr>
+              <w:spacing w:after="0" w:line="259" w:lineRule="auto"/>
+              <w:ind w:left="20" w:right="20" w:firstLine="0"/>
+              <w:jc w:val="left"/>
+            </w:pPr>
+            <w:r>
+              <w:rPr>
+                <w:sz w:val="17"/>
+              </w:rPr>
+              <w:t xml:space="preserve">Doritos 250gr</w:t>
+            </w:r>
+          </w:p>
+        </w:tc>
+        <w:tc>
+          <w:tcPr>
+            <w:tcW w:w="700" w:type="dxa"/>
+            <w:tcBorders>
+              <w:top w:val="single" w:sz="4" w:space="0" w:color="000000"/>
+              <w:left w:val="single" w:sz="4" w:space="0" w:color="000000"/>
+              <w:bottom w:val="single" w:sz="4" w:space="0" w:color="000000"/>
+              <w:right w:val="single" w:sz="4" w:space="0" w:color="000000"/>
+            </w:tcBorders>
+          </w:tcPr>
+          <w:p>
+            <w:pPr>
+              <w:spacing w:after="0" w:line="259" w:lineRule="auto"/>
+              <w:ind w:left="20" w:right="20" w:firstLine="0"/>
+              <w:jc w:val="left"/>
+            </w:pPr>
+            <w:r>
+              <w:rPr>
+                <w:sz w:val="17"/>
+              </w:rPr>
+              <w:t xml:space="preserve">10</w:t>
+            </w:r>
+          </w:p>
+        </w:tc>
+        <w:tc>
+          <w:tcPr>
+            <w:tcW w:w="2100" w:type="dxa"/>
+            <w:tcBorders>
+              <w:top w:val="single" w:sz="4" w:space="0" w:color="000000"/>
+              <w:left w:val="single" w:sz="4" w:space="0" w:color="000000"/>
+              <w:bottom w:val="single" w:sz="4" w:space="0" w:color="000000"/>
+              <w:right w:val="single" w:sz="4" w:space="0" w:color="000000"/>
+            </w:tcBorders>
+          </w:tcPr>
+          <w:p>
+            <w:pPr>
+              <w:spacing w:after="0" w:line="259" w:lineRule="auto"/>
+              <w:ind w:left="20" w:right="20" w:firstLine="0"/>
+              <w:jc w:val="left"/>
+            </w:pPr>
+            <w:r>
+              <w:rPr>
+                <w:sz w:val="17"/>
+              </w:rPr>
+              <w:t xml:space="preserve">Confirmado (disp. 38 ≥ 10)</w:t>
+            </w:r>
+          </w:p>
+        </w:tc>
+      </w:tr>
+    </w:tbl>
+    <w:p>
+      <w:pPr>
+        <w:spacing w:before="120" w:after="329" w:line="262" w:lineRule="auto"/>
+        <w:ind w:right="792"/>
+        <w:jc w:val="center"/>
+      </w:pPr>
+      <w:r>
+        <w:t xml:space="preserve">Tabla 3.1. Escenarios de pedido estandarizados por condición (n = 20), idénticos y ejecutados en el mismo orden en pretest y postest, precedidos por 5 escenarios de calentamiento no cronometrados (Anexo A, hoja Escenarios).</w:t>
       </w:r>
     </w:p>
     <w:p>
@@ -3497,9 +6755,18 @@
         <w:ind w:left="-5" w:right="841"/>
       </w:pPr>
       <w:r>
-        <w:t xml:space="preserve">Los 20 escenarios de pedido estandarizados por condición (Anexo A) no fueron seleccionados mediante un procedimiento de muestreo aleatorio, dado que no se dispuso de una población real de pedidos históricos del comercio de referencia a partir de la cual muestrear. Su construcción respondió a un criterio de diseño deliberado por parte de los autores, orientado a maximizar la cobertura de la variabilidad operativa típica de un comercio minorista de pequeña escala: se incluyeron pedidos de uno y de múltiples productos, y casos límite (tres escenarios de stock insuficiente, IDs 17 a 19 del Anexo A, y un escenario de cantidad máxima permitida). La dimensión "cliente nuevo vs. recurrente", presente en una versión anterior del diseño de escenarios, se retiró de la version final: el artefacto identifica al cliente únicamente por chat_id y por un campo de texto libre (sección 4.3), sin relación con una entidad de clientes, por lo que esa distinción no es representable en el sistema evaluado. Se reconoce como limitación que este criterio de construcción deliberada —al no ser aleatorio ni estar validado por un evaluador ajeno al equipo </w:t>
+        <w:t xml:space="preserve">El tamaño de 20 observaciones por condición respondió a una restricción práctica de tiempo del equipo, dado que los dos autores ejecutaron íntegramente el experimento. Se optó por priorizar la verificación de la validez del contraste sobre la potencia estadística máxima, ya que la hipótesis H1 predice un efecto de magnitud grande (reducción del 50%), más fácil de detectar con muestras moderadas. La normalidad de las diferencias pareadas se verificó mediante la prueba de Shapiro-Wilk antes de aplicar la prueba t de Student para muestras pareadas, empleando su equivalente no paramétrico (prueba de Wilcoxon) en caso de incumplimiento. Con n=20 resultaba más probable recurrir a esta alternativa no paramétrica que con una muestra mayor, tal como efectivamente ocurrió (Capítulo 5). </w:t>
+      </w:r>
+    </w:p>
+    <w:p>
+      <w:pPr>
+        <w:spacing w:after="341"/>
+        <w:ind w:left="-5" w:right="841"/>
+      </w:pPr>
+      <w:r>
+        <w:t xml:space="preserve">Los 20 escenarios de pedido estandarizados por condición (Anexo A) no se seleccionaron mediante un procedimiento de muestreo aleatorio. Esto se debe a que no se dispuso de una población real de pedidos históricos del comercio de referencia a partir de la cual muestrear. Su construcción respondió, en cambio, a un criterio de diseño deliberado de los autores, orientado a maximizar la cobertura de la variabilidad operativa típica de un comercio minorista de pequeña escala. Se incluyeron así pedidos de uno y de múltiples productos, y casos límite (tres escenarios de stock insuficiente, IDs 17 a 19 del Anexo A, y un escenario de cantidad máxima permitida). La dimensión "cliente nuevo vs. recurrente", presente en una versión anterior del diseño de escenarios, se retiró de la versión final. El artefacto identifica al cliente únicamente por chat_id y por un campo de texto libre (sección 4.3), sin relación con una entidad de clientes, por lo que esa distinción no es representable en el sistema evaluado. Se reconoce como limitación que este criterio de construcción deliberada —al no ser aleatorio ni estar validado por un evaluador ajeno al equipo </w:t>
         <w:lastRenderedPageBreak/>
-        <w:t xml:space="preserve">de desarrollo— puede introducir un sesgo de selección no cuantificable a favor de casos que los propios autores anticipan que el sistema resuelve correctamente. Adicionalmente, antes de los 20 escenarios de medición de cada condición se ejecutaron 5 escenarios de calentamiento, no cronometrados y excluidos de todo análisis, con el fin de que los operadores superaran la curva de aprendizaje básica del procedimiento (manual o automatizado) antes de iniciar el registro de datos; esta incorporación se retoma en la sección 3.9. </w:t>
+        <w:t xml:space="preserve">de desarrollo— puede introducir un sesgo de selección no cuantificable. Ese sesgo favorecería casos que los propios autores anticipan que el sistema resuelve correctamente. Adicionalmente, antes de los 20 escenarios de medición de cada condición se ejecutaron 5 escenarios de calentamiento, no cronometrados y excluidos de todo análisis. Con ellos se buscó que los operadores superaran la curva de aprendizaje básica del procedimiento (manual o automatizado) antes de iniciar el registro de datos; esta incorporación se retoma en la sección 3.9. </w:t>
       </w:r>
     </w:p>
     <w:p>
@@ -3540,7 +6807,7 @@
         <w:jc w:val="left"/>
       </w:pPr>
       <w:r>
-        <w:t xml:space="preserve">Tiempo de procesamiento de pedidos (TPP): intervalo, expresado en segundos, entre la recepción del pedido por el canal correspondiente y su registro confirmado en el sistema. Se midió con un instrumento único en ambas condiciones: una grabación de pantalla con el reloj del sistema operativo visible (con segundos), sobre la cual se identificó, para cada escenario, el instante de recepción del pedido y el instante en que quedó registrado y confirmado, leyendo el reloj al segundo en los dos casos. El pretest se ejecutó el 10/09/2026 y el postest el 12/09/2026, con un intervalo de aproximadamente un día y 23 horas entre el cierre de uno y el inicio del otro (sección 3.9); antes de cada condición se resolvieron 5 escenarios de calentamiento no cronometrados, excluidos del análisis (sección 3.4). </w:t>
+        <w:t xml:space="preserve">Tiempo de procesamiento de pedidos (TPP): intervalo, expresado en segundos, entre la recepción del pedido por el canal correspondiente y su registro confirmado en el sistema. Se midió con un instrumento único en ambas condiciones: una grabación de pantalla con el reloj del sistema operativo visible (con segundos). Sobre esa grabación se identificó, para cada escenario, el instante de recepción del pedido y el instante en que quedó registrado y confirmado, leyendo el reloj al segundo en los dos casos. El pretest se ejecutó el 10/09/2026 y el postest el 12/09/2026, con un intervalo de aproximadamente un día y 23 horas entre el cierre de uno y el inicio del otro (sección 3.9). Antes de cada condición se resolvieron 5 escenarios de calentamiento no cronometrados, excluidos del análisis (sección 3.4). </w:t>
       </w:r>
     </w:p>
     <w:p>
@@ -3554,7 +6821,7 @@
         <w:jc w:val="left"/>
       </w:pPr>
       <w:r>
-        <w:t xml:space="preserve">Tasa de errores en la carga de datos (TED): porcentaje de transacciones que requirieron corrección posterior por inconsistencias o datos incorrectos, calculado como la razón entre transacciones con error y el total de transacciones registradas en el período de medición. Se excluyen del cálculo de TED los rechazos por falta de stock: en esos casos los datos del pedido fueron capturados correctamente y el sistema respondió según lo esperado, por lo que no constituyen un error de carga sino una restricción de negocio correctamente aplicada. Estos rechazos se registran y describen por separado en la sección 5.1, pero no inciden sobre TED. </w:t>
+        <w:t xml:space="preserve">Tasa de errores en la carga de datos (TED): porcentaje de transacciones que requirieron corrección posterior por inconsistencias o datos incorrectos, calculado como la razón entre transacciones con error y el total de transacciones registradas en el período de medición. Se excluyen del cálculo de TED los rechazos por falta de stock: en esos casos el pedido capturó los datos correctamente y el sistema respondió según lo esperado. Por eso no constituyen un error de carga, sino una restricción de negocio correctamente aplicada. Estos rechazos se registran y describen por separado en la sección 5.1, pero no inciden sobre TED. </w:t>
       </w:r>
     </w:p>
     <w:p>
@@ -3568,7 +6835,7 @@
         <w:jc w:val="left"/>
       </w:pPr>
       <w:r>
-        <w:t xml:space="preserve">Nivel de actualización del stock (NAS): proporción de productos auditados cuyo stock físico disponible coincide con el stock registrado en el sistema al cierre de la corrida experimental (pretest o postest), obtenida mediante auditorías de inventario puntuales sobre una muestra de productos. </w:t>
+        <w:t xml:space="preserve">Nivel de actualización del stock (NAS): proporción de productos auditados cuyo stock físico disponible coincide con el stock registrado en el sistema al cierre de la corrida experimental (pretest o postest). Se obtuvo mediante auditorías de inventario puntuales sobre la totalidad de los 17 productos del catálogo por condición (no una muestra, ver sección 3.9). </w:t>
       </w:r>
     </w:p>
     <w:p>
@@ -3695,7 +6962,7 @@
         <w:ind w:left="-5" w:right="841"/>
       </w:pPr>
       <w:r>
-        <w:t xml:space="preserve">Dado que la evaluación del sistema se realizó mediante un experimento controlado con escenarios simulados y no involucró a clientes reales del comercio, no se recolectaron datos personales de terceros durante esta etapa del trabajo. Los únicos participantes del experimento fueron los propios autores. En caso de que el sistema se implemente posteriormente en un comercio real, su operación deberá ajustarse a las disposiciones de la Ley N.º 25.326 de Protección de Datos Personales de la República Argentina respecto de los datos de clientes gestionados a través de la plataforma de mensajería. </w:t>
+        <w:t xml:space="preserve">Dado que la evaluación del sistema se realizó mediante un experimento controlado con escenarios simulados y no involucró a clientes reales del comercio, no se recolectaron datos personales de terceros durante esta etapa del trabajo. Los únicos participantes del experimento fueron los propios autores. En caso de que el sistema se implemente posteriormente en un comercio real, su operación deberá ajustarse a las disposiciones de la Ley N.º 25.326 de Protección de Datos Personales de la República Argentina. Esto aplica en particular a los datos de clientes gestionados a través de la plataforma de mensajería. </w:t>
       </w:r>
     </w:p>
     <w:p>
@@ -3722,7 +6989,7 @@
         <w:ind w:left="-5" w:right="841"/>
       </w:pPr>
       <w:r>
-        <w:t xml:space="preserve">El desarrollo del sistema se realizó utilizando el siguiente conjunto de herramientas tecnológicas, seleccionadas en función de su compatibilidad, escalabilidad, robustez y disponibilidad como soluciones de código abierto o de bajo costo: </w:t>
+        <w:t xml:space="preserve">El desarrollo del sistema se realizó utilizando el siguiente conjunto de herramientas tecnológicas, seleccionadas en función de su compatibilidad, escalabilidad, robustez y disponibilidad como soluciones de código abierto, de bajo costo o de licenciamiento fair-code (sección 2.4): </w:t>
       </w:r>
     </w:p>
     <w:p>
@@ -3949,33 +7216,33 @@
         <w:ind w:left="-5" w:right="841"/>
       </w:pPr>
       <w:r>
-        <w:t xml:space="preserve">La validez interna del estudio se sustenta en la comparación controlada de las condiciones pre y post implementación, manteniendo constantes las demás variables del entorno operativo durante el período de medición. El carácter intrasujeto del diseño reduce la variabilidad atribuible a diferencias entre unidades de análisis, ya que el mismo conjunto de escenarios actúa como su propio punto de comparación. No obstante, dado que el diseño adoptado no incorpora un grupo de control independiente ni asignación aleatoria —características que lo ubican, en sentido estricto, en la categoría de diseños preexperimentales (Campbell y Stanley, 1963; sección 3.4)—, esta reducción de variabilidad intrasujeto no equivale a la robustez de inferencia causal que ofrecería un diseño con grupo de comparación no equivalente. Esta precisión acota el alcance de las afirmaciones causales sostenidas en el Capítulo 6, sin invalidar los hallazgos obtenidos. </w:t>
-      </w:r>
-    </w:p>
-    <w:p>
-      <w:pPr>
-        <w:ind w:left="-5" w:right="841"/>
-      </w:pPr>
-      <w:r>
-        <w:t xml:space="preserve">La confiabilidad se sustenta en la replicabilidad de las pruebas realizadas: los procedimientos de medición están definidos de manera suficientemente precisa como para que puedan ser reproducidos por otros investigadores en contextos similares, y el conjunto de datos crudos que respalda esta afirmación se documenta en el Anexo A. La utilización de métricas objetivas — tiempos de procesamiento registrados por el sistema, conteos de errores verificados mediante auditoría— reduce la posibilidad de sesgos en la recolección de datos. </w:t>
-      </w:r>
-    </w:p>
-    <w:p>
-      <w:pPr>
-        <w:ind w:left="-5" w:right="841"/>
-      </w:pPr>
-      <w:r>
-        <w:t xml:space="preserve">Como amenaza a la validez interna, se reconoce el posible efecto de aprendizaje de los operadores, que podría contribuir de manera independiente tanto a la reducción de errores como a la reducción del tiempo de procesamiento de pedidos (TPP): ambas condiciones se ejecutaron en un orden fijo (primero la modalidad manual, el 10/09/2026, luego la automatizada, el 12/09/2026) y sobre los mismos 20 escenarios, sin contrabalanceo ni intervalo de </w:t>
+        <w:t xml:space="preserve">La validez interna del estudio se sustenta en la comparación controlada de las condiciones pre y post implementación, manteniendo constantes las demás variables del entorno operativo durante el período de medición. El carácter intrasujeto del diseño reduce la variabilidad atribuible a diferencias entre unidades de análisis, ya que el mismo conjunto de escenarios actúa como su propio punto de comparación. No obstante, el diseño adoptado no incorpora un grupo de control independiente ni asignación aleatoria, características que lo ubican, en sentido estricto, en la categoría de diseños preexperimentales (Campbell y Stanley, 1963; sección 3.4). Por eso, esta reducción de variabilidad intrasujeto no equivale a la robustez de inferencia causal que ofrecería un diseño con grupo de comparación no equivalente. Esta precisión acota el alcance de las afirmaciones causales sostenidas en el Capítulo 6, sin invalidar los hallazgos obtenidos. </w:t>
+      </w:r>
+    </w:p>
+    <w:p>
+      <w:pPr>
+        <w:ind w:left="-5" w:right="841"/>
+      </w:pPr>
+      <w:r>
+        <w:t xml:space="preserve">La confiabilidad se sustenta en la replicabilidad de las pruebas realizadas: los procedimientos de medición están definidos de manera suficientemente precisa como para que otros investigadores puedan reproducirlos en contextos similares. El conjunto de datos crudos que respalda esta afirmación se documenta en el Anexo A. La utilización de métricas objetivas — tiempos de procesamiento registrados por el sistema, conteos de errores verificados mediante auditoría— reduce la posibilidad de sesgos en la recolección de datos. </w:t>
+      </w:r>
+    </w:p>
+    <w:p>
+      <w:pPr>
+        <w:ind w:left="-5" w:right="841"/>
+      </w:pPr>
+      <w:r>
+        <w:t xml:space="preserve">Como amenaza a la validez interna, se reconoce el posible efecto de aprendizaje de los operadores, que podría contribuir de manera independiente tanto a la reducción de errores como a la reducción del tiempo de procesamiento de pedidos (TPP). Ambas condiciones se ejecutaron, en efecto, en un orden fijo (primero la modalidad manual, el 10/09/2026, luego la automatizada, el 12/09/2026) y sobre los mismos 20 escenarios, sin contrabalanceo ni más intervalo de </w:t>
         <w:lastRenderedPageBreak/>
-        <w:t xml:space="preserve">lavado entre corridas más allá de un día y 23 horas entre el cierre del pretest y el inicio del postest. Para mitigar parcialmente esta amenaza se incorporaron 5 escenarios de calentamiento antes de cada condición (sección 3.4), no cronometrados, con el fin de que los operadores superaran la curva de aprendizaje básica del procedimiento antes de que comenzara el registro de datos. Esta incorporación reduce, pero no elimina, el efecto de práctica residual sobre los 20 escenarios de medición —idénticos entre condiciones—, por lo que esta amenaza no puede descartarse por completo y se retoma como limitación en la sección 6.2. </w:t>
-      </w:r>
-    </w:p>
-    <w:p>
-      <w:pPr>
-        <w:ind w:left="-5" w:right="841"/>
-      </w:pPr>
-      <w:r>
-        <w:t xml:space="preserve">En cuanto a la validez externa, se reconoce como limitación central que el experimento se ejecutó en un entorno controlado y no en condiciones reales de operación comercial, lo cual puede sobreestimar los beneficios observados respecto de un contexto con mayor variabilidad, interrupciones y comportamiento heterogéneo de clientes reales. Los resultados obtenidos deben interpretarse, por lo tanto, como una estimación del potencial del sistema bajo condiciones controladas, y no como una medición definitiva de su impacto en un comercio en funcionamiento; la validación en campo se plantea como trabajo futuro prioritario (Capítulo 7). </w:t>
+        <w:t xml:space="preserve">lavado entre corridas que un día y 23 horas entre el cierre del pretest y el inicio del postest. Para mitigar parcialmente esta amenaza se incorporaron 5 escenarios de calentamiento antes de cada condición (sección 3.4), no cronometrados. Con ellos se buscó que los operadores superaran la curva de aprendizaje básica del procedimiento antes de que comenzara el registro de datos. Esta incorporación reduce, pero no elimina, el efecto de práctica residual sobre los 20 escenarios de medición —idénticos entre condiciones—, por lo que esta amenaza no puede descartarse por completo y se retoma como limitación en la sección 6.2. </w:t>
+      </w:r>
+    </w:p>
+    <w:p>
+      <w:pPr>
+        <w:ind w:left="-5" w:right="841"/>
+      </w:pPr>
+      <w:r>
+        <w:t xml:space="preserve">En cuanto a la validez externa, se reconoce como limitación central que el experimento se ejecutó en un entorno controlado y no en condiciones reales de operación comercial. Esto puede sobreestimar los beneficios observados respecto de un contexto con mayor variabilidad, interrupciones y comportamiento heterogéneo de clientes reales. Los resultados obtenidos deben interpretarse, por lo tanto, como una estimación del potencial del sistema bajo condiciones controladas, y no como una medición definitiva de su impacto en un comercio en funcionamiento. La validación en campo se plantea como trabajo futuro prioritario (Capítulo 7). </w:t>
       </w:r>
     </w:p>
     <w:p>
@@ -4226,15 +7493,15 @@
         <w:ind w:left="-5" w:right="841"/>
       </w:pPr>
       <w:r>
-        <w:t xml:space="preserve">El sistema desarrollado se estructura bajo una arquitectura de tipo cliente-servidor, en la cual se establece una separación clara entre la capa de presentación (frontend) y la capa de lógica de negocio (backend). En este esquema, el frontend actúa como cliente, encargado de gestionar la interacción con el usuario, mientras que el backend expone una serie de servicios a través de una API REST que centraliza el procesamiento de datos y la ejecución de las operaciones del sistema. </w:t>
-      </w:r>
-    </w:p>
-    <w:p>
-      <w:pPr>
-        <w:ind w:left="-5" w:right="841"/>
-      </w:pPr>
-      <w:r>
-        <w:t xml:space="preserve">La adopción de este modelo arquitectónico responde a principios de escalabilidad, modularidad y desacoplamiento, fundamentales en el desarrollo de sistemas modernos. El desacoplamiento entre cliente y servidor permite la evolución independiente de ambos componentes, facilitando futuras extensiones del sistema, como la incorporación de nuevas interfaces o servicios externos. Además, la arquitectura implementada favorece la mantenibilidad del sistema al organizar sus componentes en capas bien definidas, y permite la integración con servicios externos como Telegram y n8n, lo cual resulta central para la automatización de procesos planteada en la investigación. </w:t>
+        <w:t xml:space="preserve">El sistema desarrollado se estructura bajo una arquitectura de tipo cliente-servidor, en la cual se establece una separación clara entre la capa de presentación (frontend) y la capa de lógica de negocio (backend). En este esquema, el frontend actúa como cliente y gestiona la interacción con el usuario. El backend, en cambio, expone una serie de servicios a través de una API REST que centraliza el procesamiento de datos y la ejecución de las operaciones del sistema. </w:t>
+      </w:r>
+    </w:p>
+    <w:p>
+      <w:pPr>
+        <w:ind w:left="-5" w:right="841"/>
+      </w:pPr>
+      <w:r>
+        <w:t xml:space="preserve">La adopción de este modelo arquitectónico responde a principios de escalabilidad, modularidad y desacoplamiento, fundamentales en el desarrollo de sistemas modernos. El desacoplamiento entre cliente y servidor permite la evolución independiente de ambos componentes, facilitando futuras extensiones del sistema, como la incorporación de nuevas interfaces o servicios externos. Además, la arquitectura implementada favorece la mantenibilidad del sistema al organizar sus componentes en capas bien definidas. También permite la integración con servicios externos como Telegram y n8n, algo central para la automatización de procesos planteada en la investigación. </w:t>
       </w:r>
     </w:p>
     <w:p>
@@ -4243,7 +7510,7 @@
         <w:ind w:left="-5" w:right="841"/>
       </w:pPr>
       <w:r>
-        <w:t xml:space="preserve">La capa de automatización, compuesta por los flujos de n8n y el bot de Telegram, opera de manera paralela al frontend tradicional. Los pedidos recibidos a través del bot son procesados por n8n y enviados a la misma API REST que utiliza el frontend, lo que garantiza la consistencia de los datos y elimina la necesidad de mantener una lógica de negocio duplicada. El diagrama de arquitectura del sistema se presenta a continuación (Figura 4.1) y también se incluye en el Anexo D. </w:t>
+        <w:t xml:space="preserve">La capa de automatización, compuesta por los flujos de n8n y el bot de Telegram, opera de manera paralela al frontend tradicional. n8n procesa los pedidos recibidos a través del bot y los envía a la misma API REST que utiliza el frontend. Esto garantiza la consistencia de los datos y elimina la necesidad de mantener una lógica de negocio duplicada. El diagrama de arquitectura del sistema se presenta a continuación (Figura 4.1) y también se incluye en el Anexo D. </w:t>
       </w:r>
     </w:p>
     <w:p>
@@ -4309,9 +7576,13 @@
         <w:pStyle w:val="Ttulo4"/>
         <w:ind w:left="-5"/>
       </w:pPr>
+      <w:bookmarkStart w:id="200" w:name="_4.1.1_Implementación_del"/>
+      <w:bookmarkStart w:id="201" w:name="sec4_1_1"/>
+      <w:bookmarkEnd w:id="200"/>
       <w:r>
         <w:t>4.1.1 Implementación del frontend (SPA)</w:t>
       </w:r>
+      <w:bookmarkEnd w:id="201"/>
       <w:r>
         <w:rPr>
           <w:color w:val="1F4D78"/>
@@ -4326,9 +7597,9 @@
         <w:ind w:left="-5" w:right="841"/>
       </w:pPr>
       <w:r>
-        <w:t xml:space="preserve">El frontend se implementó como una aplicación de página única (SPA) en JavaScript, HTML5 y CSS3, servida como contenido estático por el propio backend de Spring Boot. La interfaz se organiza en módulos funcionales independientes —autenticación (login), pantalla de inicio, gestión de productos, gestión de pedidos y control de stock—, cada uno compuesto por una vista HTML y un script JavaScript encargado de consumir la API REST mediante llamadas HTTP asíncronas (fetch) y de renderizar dinámicamente la información recibida. El módulo de </w:t>
+        <w:t xml:space="preserve">El frontend se implementó como una aplicación de página única (SPA) en JavaScript, HTML5 y CSS3, servida como contenido estático por el propio backend de Spring Boot. La interfaz se organiza en módulos funcionales independientes: autenticación (login), pantalla de inicio, gestión de productos, gestión de pedidos y control de stock. Cada módulo está compuesto por una vista HTML y un script JavaScript que consume la API REST mediante llamadas HTTP asíncronas (fetch) y renderiza dinámicamente la información recibida. El módulo de </w:t>
         <w:lastRenderedPageBreak/>
-        <w:t xml:space="preserve">autenticación se implementó mediante JSON Web Tokens (JWT): al iniciar sesión, el backend emite un token firmado que se almacena en una cookie con el atributo HttpOnly —inaccesible desde JavaScript, para mitigar ataques de tipo XSS— y que expira tras una hora de inactividad, renovándose automáticamente con cada solicitud autenticada (expiración deslizante). Un filtro de seguridad (Spring Security) exige una sesión válida para acceder a cualquier pantalla del panel de administración o a sus endpoints de gestión, redirigiendo al usuario no autenticado a la pantalla de inicio de sesión tanto si intenta acceder directamente por URL como si su sesión expiró por inactividad. Los endpoints que consume la integración con Telegram y la consulta pública del catálogo usan mecanismos de autenticación distintos, detallados en la sección 4.2. Esta organización modular responde al objetivo específico OE3 (sección 1.5) y facilita que cada operador del comercio acceda únicamente a las funcionalidades relevantes para su tarea, manteniendo la separación de responsabilidades descripta en la sección 2.3. Capturas de las principales pantallas de la SPA se incluyen en el Anexo E. </w:t>
+        <w:t xml:space="preserve">autenticación se implementó mediante JSON Web Tokens (JWT). Al iniciar sesión, el backend emite un token firmado que se almacena en una cookie con el atributo HttpOnly —inaccesible desde JavaScript, para mitigar ataques de tipo XSS— y que expira tras una hora de inactividad, renovándose automáticamente con cada solicitud autenticada (expiración deslizante). Un filtro de seguridad (Spring Security) exige una sesión válida para acceder a cualquier pantalla del panel de administración o a sus endpoints de gestión. Este filtro redirige al usuario no autenticado a la pantalla de inicio de sesión, tanto si intenta acceder directamente por URL como si su sesión expiró por inactividad. Los endpoints que consume la integración con Telegram y la consulta pública del catálogo usan mecanismos de autenticación distintos, detallados en la sección 4.2. Esta organización modular responde al objetivo específico OE3 (sección 1.5) y facilita que cada operador del comercio acceda únicamente a las funcionalidades relevantes para su tarea, manteniendo la separación de responsabilidades descripta en la sección 2.3. Capturas de las principales pantallas de la SPA se incluyen en el Anexo E. </w:t>
       </w:r>
     </w:p>
     <w:p>
@@ -4363,7 +7634,7 @@
         <w:ind w:left="-5" w:right="841"/>
       </w:pPr>
       <w:r>
-        <w:t xml:space="preserve">Se definieron endpoints específicos para la gestión de las principales entidades del sistema: productos, categorías y pedidos (junto con sus ítems). Para cada entidad, la API expone las operaciones de creación (POST), consulta individual y colectiva (GET), actualización (PUT) y eliminación física (DELETE), siguiendo las convenciones semánticas del protocolo HTTP. El flujo de toma de pedidos se expone además mediante endpoints específicos de carrito (POST /carrito/{chatId}/item, POST /carrito/{chatId}/confirmar) para su integración con el bot de Telegram (sección 4.4). Este conjunto de operaciones cubre los requerimientos funcionales identificados durante el relevamiento inicial. El esquema de autenticación no es uniforme para toda la API: las pantallas y endpoints de gestión del panel de administración (creación, edición y eliminación de productos, categorías y pedidos, y consulta de pedidos) exigen el JWT de sesión descripto en la sección 4.1.1; los endpoints que consume la integración con el bot de Telegram vía n8n (POST /carrito/{chatId}/item, POST /carrito/{chatId}/confirmar, POST /pedidos/webhook) se autentican en cambio con una clave compartida enviada en el encabezado X-N8N-Api-Key, ya que esas llamadas no provienen de un administrador logueado; y las consultas de solo lectura del catálogo (GET /productos y GET /categorias, con sus variantes) son de acceso público, sin autenticación, para que el bot pueda armar los menús sin necesidad de credenciales. </w:t>
+        <w:t xml:space="preserve">Se definieron endpoints específicos para la gestión de las principales entidades del sistema: productos, categorías y pedidos (junto con sus ítems). Para cada entidad, la API expone las operaciones de creación (POST), consulta individual y colectiva (GET), actualización (PUT) y eliminación física (DELETE), siguiendo las convenciones semánticas del protocolo HTTP. El flujo de toma de pedidos se expone además mediante endpoints específicos de carrito (POST /carrito/{chatId}/item, POST /carrito/{chatId}/confirmar) para su integración con el bot de Telegram (sección 4.4). Este conjunto de operaciones cubre los requerimientos funcionales identificados durante el relevamiento inicial. El esquema de autenticación no es uniforme para toda la API. Las pantallas y endpoints de gestión del panel de administración (creación, edición y eliminación de productos, categorías y pedidos, y consulta de pedidos) exigen el JWT de sesión descripto en la sección 4.1.1. Los endpoints que consume la integración con el bot de Telegram vía n8n (POST /carrito/{chatId}/item, POST /carrito/{chatId}/confirmar, POST /pedidos/webhook), en cambio, se autentican con una clave compartida enviada en el encabezado X-N8N-Api-Key, ya que esas llamadas no provienen de un administrador logueado. Las consultas de solo lectura del catálogo (GET /productos y GET /categorias, con sus variantes), por último, son de acceso público y sin autenticación, para que el bot pueda armar los menús sin necesidad de credenciales. </w:t>
       </w:r>
     </w:p>
     <w:p>
@@ -4372,7 +7643,7 @@
         <w:ind w:left="-5" w:right="841"/>
       </w:pPr>
       <w:r>
-        <w:t xml:space="preserve">Se implementaron mecanismos de validación de datos en la capa de la API —verificación de tipos, rangos y campos requeridos— y un sistema de manejo de errores que devuelve códigos de estado HTTP apropiados junto con mensajes descriptivos en formato JSON. Este enfoque mejora la confiabilidad del sistema y facilita el diagnóstico de problemas tanto en el desarrollo como en la operación del sistema. </w:t>
+        <w:t xml:space="preserve">Se implementaron mecanismos de validación de datos en la capa de la API: verificación de tipos, rangos y campos requeridos. También se implementó un sistema de manejo de errores que devuelve códigos de estado HTTP apropiados junto con mensajes descriptivos en formato JSON. Este enfoque mejora la confiabilidad del sistema y facilita el diagnóstico de problemas tanto en el desarrollo como en la operación del sistema. </w:t>
       </w:r>
     </w:p>
     <w:p>
@@ -4399,7 +7670,7 @@
         <w:ind w:left="-5" w:right="841"/>
       </w:pPr>
       <w:r>
-        <w:t xml:space="preserve">El modelo de datos fue diseñado siguiendo el paradigma relacional y comprende seis entidades: productos, categorías, pedidos, items_pedido, usuarios y administradores (Anexo D). productos se vincula con categorías mediante clave foránea (categoria_id), permitiendo organizar el catálogo por rubros. Cada pedido agrupa uno o más registros de items_pedido —el detalle línea por línea de lo solicitado—, vinculados mediante pedido_id y referenciados a su vez a productos mediante producto_id. La entidad administradores es independiente del resto del modelo y corresponde a las cuentas de los operadores del comercio que acceden a la interfaz web (sección 4.1.1). </w:t>
+        <w:t xml:space="preserve">El modelo de datos sigue el paradigma relacional y comprende seis entidades: productos, categorías, pedidos, items_pedido, usuarios y administradores (Anexo D). productos se vincula con categorías mediante clave foránea (categoria_id), permitiendo organizar el catálogo por rubros. Cada pedido agrupa uno o más registros de items_pedido —el detalle línea por línea de lo solicitado—, vinculados mediante pedido_id y referenciados a su vez a productos mediante producto_id. La entidad administradores es independiente del resto del modelo y corresponde a las cuentas de los operadores del comercio que acceden a la interfaz web (sección 4.1.1). </w:t>
       </w:r>
     </w:p>
     <w:p>
@@ -4408,15 +7679,15 @@
       </w:pPr>
       <w:r>
         <w:lastRenderedPageBreak/>
-        <w:t xml:space="preserve">Cada ítem de pedido almacena, además de la referencia al producto (producto_id), una copia de su nombre y precio al momento de la compra (nombre, precio, subtotal). Esta duplicación es intencional: desacopla el historial de pedidos de cambios posteriores en el catálogo —por ejemplo, una actualización de precio no debe alterar pedidos ya registrados—, un patrón habitual en sistemas de ventas conocido como snapshot de línea de pedido, y constituye una excepción deliberada a la normalización estricta. La entidad usuarios está diseñada para representar a los clientes del comercio, con una relación de uno a muchos hacia pedidos (un cliente puede realizar múltiples pedidos, cada pedido pertenece a un único cliente). Esta relación corresponde al diseño planificado del modelo y se encuentra pendiente de implementación al momento de este informe: actualmente pedidos identifica al cliente únicamente mediante chat_id y el campo de texto libre cliente_nombre, sin clave foránea hacia usuarios, tal como puede verificarse en el diagrama entidad-relación presentado a continuación (Figura 4.2) y en el Anexo D. </w:t>
-      </w:r>
-    </w:p>
-    <w:p>
-      <w:pPr>
-        <w:ind w:left="-5" w:right="841"/>
-      </w:pPr>
-      <w:r>
-        <w:t xml:space="preserve">La decisión de utilizar MySQL como sistema gestor responde a su compatibilidad con el estándar SQL y a su integración nativa con Spring Boot a través de JPA (Java Persistence API) e Hibernate, lo que simplifica las operaciones de mapeo objeto-relacional y reduce la cantidad de código repetitivo en la capa de persistencia. </w:t>
+        <w:t xml:space="preserve">Cada ítem de pedido almacena, además de la referencia al producto (producto_id), una copia de su nombre y precio al momento de la compra (nombre, precio, subtotal). Esta duplicación es intencional: desacopla el historial de pedidos de cambios posteriores en el catálogo (por ejemplo, una actualización de precio no debe alterar pedidos ya registrados). Es un patrón habitual en sistemas de ventas, conocido como snapshot de línea de pedido, y constituye una excepción deliberada a la normalización estricta. La entidad usuarios está diseñada para representar a los clientes del comercio, con una relación de uno a muchos hacia pedidos (un cliente puede realizar múltiples pedidos, cada pedido pertenece a un único cliente). Esta relación corresponde al diseño planificado del modelo y se encuentra pendiente de implementación al momento de este informe. Actualmente, pedidos identifica al cliente únicamente mediante chat_id y el campo de texto libre cliente_nombre, sin clave foránea hacia usuarios, tal como puede verificarse en el diagrama entidad-relación presentado a continuación (Figura 4.2) y en el Anexo D. </w:t>
+      </w:r>
+    </w:p>
+    <w:p>
+      <w:pPr>
+        <w:ind w:left="-5" w:right="841"/>
+      </w:pPr>
+      <w:r>
+        <w:t xml:space="preserve">La decisión de utilizar MySQL como sistema gestor responde a su compatibilidad con el estándar SQL y a su integración nativa con Spring Boot a través de JPA (Java Persistence API) e Hibernate. Esto simplifica las operaciones de mapeo objeto-relacional y reduce la cantidad de código repetitivo en la capa de persistencia. </w:t>
         <w:br w:type="page"/>
       </w:r>
     </w:p>
@@ -4432,135 +7703,41 @@
           <w:sz w:val="22"/>
         </w:rPr>
         <w:lastRenderedPageBreak/>
-        <mc:AlternateContent>
-          <mc:Choice Requires="wpg">
-            <w:drawing>
-              <wp:inline distT="0" distB="0" distL="0" distR="0" wp14:anchorId="1F932A7C" wp14:editId="6BD19409">
-                <wp:extent cx="5157217" cy="6374893"/>
-                <wp:effectExtent l="0" t="0" r="0" b="0"/>
-                <wp:docPr id="23515" name="Group 23515"/>
-                <wp:cNvGraphicFramePr/>
-                <a:graphic xmlns:a="http://schemas.openxmlformats.org/drawingml/2006/main">
-                  <a:graphicData uri="http://schemas.microsoft.com/office/word/2010/wordprocessingGroup">
-                    <wpg:wgp>
-                      <wpg:cNvGrpSpPr/>
-                      <wpg:grpSpPr>
-                        <a:xfrm>
-                          <a:off x="0" y="0"/>
-                          <a:ext cx="5157217" cy="6374893"/>
-                          <a:chOff x="0" y="0"/>
-                          <a:chExt cx="5157217" cy="6374893"/>
-                        </a:xfrm>
-                      </wpg:grpSpPr>
-                      <pic:pic xmlns:pic="http://schemas.openxmlformats.org/drawingml/2006/picture">
-                        <pic:nvPicPr>
-                          <pic:cNvPr id="935" name="Picture 935"/>
-                          <pic:cNvPicPr/>
-                        </pic:nvPicPr>
-                        <pic:blipFill>
-                          <a:blip r:embed="rId6"/>
-                          <a:stretch>
-                            <a:fillRect/>
-                          </a:stretch>
-                        </pic:blipFill>
-                        <pic:spPr>
-                          <a:xfrm>
-                            <a:off x="0" y="0"/>
-                            <a:ext cx="5157217" cy="1822704"/>
-                          </a:xfrm>
-                          <a:prstGeom prst="rect">
-                            <a:avLst/>
-                          </a:prstGeom>
-                        </pic:spPr>
-                      </pic:pic>
-                      <pic:pic xmlns:pic="http://schemas.openxmlformats.org/drawingml/2006/picture">
-                        <pic:nvPicPr>
-                          <pic:cNvPr id="937" name="Picture 937"/>
-                          <pic:cNvPicPr/>
-                        </pic:nvPicPr>
-                        <pic:blipFill>
-                          <a:blip r:embed="rId7"/>
-                          <a:stretch>
-                            <a:fillRect/>
-                          </a:stretch>
-                        </pic:blipFill>
-                        <pic:spPr>
-                          <a:xfrm>
-                            <a:off x="0" y="1822704"/>
-                            <a:ext cx="5157217" cy="1822704"/>
-                          </a:xfrm>
-                          <a:prstGeom prst="rect">
-                            <a:avLst/>
-                          </a:prstGeom>
-                        </pic:spPr>
-                      </pic:pic>
-                      <pic:pic xmlns:pic="http://schemas.openxmlformats.org/drawingml/2006/picture">
-                        <pic:nvPicPr>
-                          <pic:cNvPr id="939" name="Picture 939"/>
-                          <pic:cNvPicPr/>
-                        </pic:nvPicPr>
-                        <pic:blipFill>
-                          <a:blip r:embed="rId8"/>
-                          <a:stretch>
-                            <a:fillRect/>
-                          </a:stretch>
-                        </pic:blipFill>
-                        <pic:spPr>
-                          <a:xfrm>
-                            <a:off x="0" y="3645409"/>
-                            <a:ext cx="5157217" cy="1822704"/>
-                          </a:xfrm>
-                          <a:prstGeom prst="rect">
-                            <a:avLst/>
-                          </a:prstGeom>
-                        </pic:spPr>
-                      </pic:pic>
-                      <pic:pic xmlns:pic="http://schemas.openxmlformats.org/drawingml/2006/picture">
-                        <pic:nvPicPr>
-                          <pic:cNvPr id="941" name="Picture 941"/>
-                          <pic:cNvPicPr/>
-                        </pic:nvPicPr>
-                        <pic:blipFill>
-                          <a:blip r:embed="rId9"/>
-                          <a:stretch>
-                            <a:fillRect/>
-                          </a:stretch>
-                        </pic:blipFill>
-                        <pic:spPr>
-                          <a:xfrm>
-                            <a:off x="0" y="5468112"/>
-                            <a:ext cx="5157217" cy="906780"/>
-                          </a:xfrm>
-                          <a:prstGeom prst="rect">
-                            <a:avLst/>
-                          </a:prstGeom>
-                        </pic:spPr>
-                      </pic:pic>
-                    </wpg:wgp>
-                  </a:graphicData>
-                </a:graphic>
-              </wp:inline>
-            </w:drawing>
-          </mc:Choice>
-          <mc:Fallback xmlns:a="http://schemas.openxmlformats.org/drawingml/2006/main">
-            <w:pict>
-              <v:group id="Group 23515" style="width:406.08pt;height:501.96pt;mso-position-horizontal-relative:char;mso-position-vertical-relative:line" coordsize="51572,63748">
-                <v:shape id="Picture 935" style="position:absolute;width:51572;height:18227;left:0;top:0;" filled="f">
-                  <v:imagedata r:id="rId10"/>
-                </v:shape>
-                <v:shape id="Picture 937" style="position:absolute;width:51572;height:18227;left:0;top:18227;" filled="f">
-                  <v:imagedata r:id="rId11"/>
-                </v:shape>
-                <v:shape id="Picture 939" style="position:absolute;width:51572;height:18227;left:0;top:36454;" filled="f">
-                  <v:imagedata r:id="rId12"/>
-                </v:shape>
-                <v:shape id="Picture 941" style="position:absolute;width:51572;height:9067;left:0;top:54681;" filled="f">
-                  <v:imagedata r:id="rId13"/>
-                </v:shape>
-              </v:group>
-            </w:pict>
-          </mc:Fallback>
-        </mc:AlternateContent>
+        <w:drawing>
+          <wp:inline distT="0" distB="0" distL="0" distR="0" wp14:anchorId="1F932A7D" wp14:editId="6BD1940A">
+            <wp:extent cx="5157217" cy="6374162"/>
+            <wp:effectExtent l="0" t="0" r="0" b="0"/>
+            <wp:docPr id="23516" name="Picture 23516"/>
+            <wp:cNvGraphicFramePr>
+              <a:graphicFrameLocks xmlns:a="http://schemas.openxmlformats.org/drawingml/2006/main" noChangeAspect="1"/>
+            </wp:cNvGraphicFramePr>
+            <a:graphic xmlns:a="http://schemas.openxmlformats.org/drawingml/2006/main">
+              <a:graphicData uri="http://schemas.openxmlformats.org/drawingml/2006/picture">
+                <pic:pic xmlns:pic="http://schemas.openxmlformats.org/drawingml/2006/picture">
+                  <pic:nvPicPr>
+                    <pic:cNvPr id="943" name="Picture 943"/>
+                    <pic:cNvPicPr/>
+                  </pic:nvPicPr>
+                  <pic:blipFill>
+                    <a:blip r:embed="rId101"/>
+                    <a:stretch>
+                      <a:fillRect/>
+                    </a:stretch>
+                  </pic:blipFill>
+                  <pic:spPr>
+                    <a:xfrm>
+                      <a:off x="0" y="0"/>
+                      <a:ext cx="5157217" cy="6374162"/>
+                    </a:xfrm>
+                    <a:prstGeom prst="rect">
+                      <a:avLst/>
+                    </a:prstGeom>
+                  </pic:spPr>
+                </pic:pic>
+              </a:graphicData>
+            </a:graphic>
+          </wp:inline>
+        </w:drawing>
       </w:r>
       <w:r>
         <w:t xml:space="preserve"> </w:t>
@@ -4574,6 +7751,67 @@
       </w:pPr>
       <w:r>
         <w:t xml:space="preserve">Figura 4.2. Diagrama entidad-relación de la base de datos, correspondiente a las seis entidades descriptas en esta sección. La relación usuarios–pedidos se muestra en línea punteada por estar planificada pero no implementada al momento de este informe. </w:t>
+      </w:r>
+    </w:p>
+    <w:p>
+      <w:pPr>
+        <w:ind w:left="-5" w:right="841"/>
+      </w:pPr>
+      <w:r>
+        <w:t xml:space="preserve">El mismo modelo se presenta a continuación desde una perspectiva de objetos, como diagrama de clases UML (Figura 4.3). Este diagrama hace explícitas la composición entre Pedido e ItemPedido (los ítems se persisten y eliminan junto con el pedido que los contiene, sin existencia propia) y la referencia sin clave foránea declarada entre ItemPedido y Producto, discutida más arriba.</w:t>
+      </w:r>
+    </w:p>
+    <w:p>
+      <w:pPr>
+        <w:spacing w:after="0" w:line="259" w:lineRule="auto"/>
+        <w:jc w:val="center"/>
+      </w:pPr>
+      <w:r>
+        <w:drawing>
+          <wp:inline distT="0" distB="0" distL="0" distR="0">
+            <wp:extent cx="3800000" cy="6864000"/>
+            <wp:effectExtent l="0" t="0" r="0" b="0"/>
+            <wp:docPr id="40001" name="Picture 40001"/>
+            <wp:cNvGraphicFramePr>
+              <a:graphicFrameLocks xmlns:a="http://schemas.openxmlformats.org/drawingml/2006/main" noChangeAspect="1"/>
+            </wp:cNvGraphicFramePr>
+            <a:graphic xmlns:a="http://schemas.openxmlformats.org/drawingml/2006/main">
+              <a:graphicData uri="http://schemas.openxmlformats.org/drawingml/2006/picture">
+                <pic:pic xmlns:pic="http://schemas.openxmlformats.org/drawingml/2006/picture">
+                  <pic:nvPicPr>
+                    <pic:cNvPr id="40002" name="Picture 40002"/>
+                    <pic:cNvPicPr/>
+                  </pic:nvPicPr>
+                  <pic:blipFill>
+                    <a:blip r:embed="rId112"/>
+                    <a:stretch>
+                      <a:fillRect/>
+                    </a:stretch>
+                  </pic:blipFill>
+                  <pic:spPr>
+                    <a:xfrm>
+                      <a:off x="0" y="0"/>
+                      <a:ext cx="3800000" cy="6864000"/>
+                    </a:xfrm>
+                    <a:prstGeom prst="rect">
+                      <a:avLst/>
+                    </a:prstGeom>
+                  </pic:spPr>
+                </pic:pic>
+              </a:graphicData>
+            </a:graphic>
+          </wp:inline>
+        </w:drawing>
+      </w:r>
+    </w:p>
+    <w:p>
+      <w:pPr>
+        <w:spacing w:after="329" w:line="262" w:lineRule="auto"/>
+        <w:ind w:right="792"/>
+        <w:jc w:val="center"/>
+      </w:pPr>
+      <w:r>
+        <w:t xml:space="preserve">Figura 4.3. Diagrama de clases UML del modelo de dominio, derivado directamente de las entidades JPA del código fuente (paquete model). Los rombos representan composición; las flechas punteadas, dependencias sin clave foránea o relaciones planificadas y no implementadas.</w:t>
       </w:r>
     </w:p>
     <w:p>
@@ -4610,7 +7848,7 @@
         <w:ind w:left="-5" w:right="841"/>
       </w:pPr>
       <w:r>
-        <w:t xml:space="preserve">La interacción del cliente con el bot es enteramente guiada mediante botones en línea (inline keyboard) de Telegram, sin que el cliente escriba texto libre en ningún momento del proceso. El flujo, implementado en n8n, distingue entre mensajes de texto y callback_query (pulsaciones de botón) mediante un nodo condicional: cualquier mensaje de texto —incluyendo el comando /start— dispara una consulta GET /categorias a la API REST y presenta el menú de categorías disponibles. A partir de allí, el cliente navega exclusivamente por botones: selecciona una categoría, luego un producto de esa categoría y finalmente una cantidad entre 1 y 10 unidades mediante botones numerados. Este límite de diez unidades, impuesto originalmente solo por la construcción del teclado en n8n, fue reforzado en una iteración posterior con una validación equivalente del lado del servidor: el endpoint POST /carrito/{chatId}/item rechaza con código HTTP 400 cualquier cantidad fuera del rango 1-10, de modo que el servidor ya no confía exclusivamente en el límite impuesto por el cliente. Cada selección de cantidad agrega el ítem correspondiente al carrito del cliente mediante una llamada POST /carrito/{chatId}/item. </w:t>
+        <w:t xml:space="preserve">La interacción del cliente con el bot es enteramente guiada mediante botones en línea (inline keyboard) de Telegram, sin que el cliente escriba texto libre en ningún momento del proceso. El flujo, implementado en n8n, distingue entre mensajes de texto y callback_query (pulsaciones de botón) mediante un nodo condicional. Cualquier mensaje de texto —incluyendo el comando /start— dispara una consulta GET /categorias a la API REST y presenta el menú de categorías disponibles. A partir de allí, el cliente navega exclusivamente por botones: selecciona una categoría, luego un producto de esa categoría y finalmente una cantidad entre 1 y 10 unidades mediante botones numerados. Este límite de diez unidades, impuesto originalmente solo por la construcción del teclado en n8n, se reforzó en una iteración posterior con una validación equivalente del lado del servidor: el endpoint POST /carrito/{chatId}/item rechaza con código HTTP 400 cualquier cantidad fuera del rango 1-10. De ese modo, el servidor ya no confía exclusivamente en el límite impuesto por el cliente. Cada selección de cantidad agrega el ítem correspondiente al carrito del cliente mediante una llamada POST /carrito/{chatId}/item. </w:t>
       </w:r>
     </w:p>
     <w:p>
@@ -4619,7 +7857,7 @@
         <w:ind w:left="-5" w:right="841"/>
       </w:pPr>
       <w:r>
-        <w:t xml:space="preserve">Al finalizar la selección, el cliente confirma el pedido mediante un botón dedicado, lo que dispara una llamada POST /carrito/{chatId}/confirmar. El backend valida la disponibilidad de stock al momento de crear el pedido: si el stock es insuficiente, el pedido se registra con estado CANCELADO, pero la API responde igualmente con código HTTP 200; por ello, el flujo de n8n distingue este caso inspeccionando el campo estado del cuerpo de la respuesta —no el código de estado HTTP— para notificar al cliente que no hay stock suficiente y vaciar su carrito. Si el pedido se procesa correctamente, el flujo envía al cliente una confirmación con el detalle y el total. Posteriormente, cuando un operador del comercio confirma o cancela el pedido desde la interfaz web, el backend notifica ese cambio de estado a un webhook expuesto por n8n, que reenvía el mensaje correspondiente al cliente por Telegram. A diferencia de lo que podría sugerir un diseño basado en texto libre, el sistema actual no incorpora ninguna lógica de interpretación de lenguaje natural: toda la información del pedido proviene de callbacks estructurados generados por los propios botones, lo cual reduce la ambigüedad del proceso de toma de pedidos a costa de restringir al cliente a las opciones predefinidas en el catálogo. El flujo completo de n8n, con la totalidad de sus nodos, se incluye exportado como Anexo C. </w:t>
+        <w:t xml:space="preserve">Al finalizar la selección, el cliente confirma el pedido mediante un botón dedicado, lo que dispara una llamada POST /carrito/{chatId}/confirmar. El backend valida la disponibilidad de stock al momento de crear el pedido: si el stock es insuficiente, el pedido se registra con estado CANCELADO, pero la API responde igualmente con código HTTP 200. Por ello, el flujo de n8n distingue este caso inspeccionando el campo estado del cuerpo de la respuesta —no el código de estado HTTP— para notificar al cliente que no hay stock suficiente y vaciar su carrito. Si el pedido se procesa correctamente, el flujo envía al cliente una confirmación con el detalle y el total. Posteriormente, cuando un operador del comercio confirma o cancela el pedido desde la interfaz web, el backend notifica ese cambio de estado a un webhook expuesto por n8n, que reenvía el mensaje correspondiente al cliente por Telegram. A diferencia de lo que podría sugerir un diseño basado en texto libre, el sistema actual no incorpora ninguna lógica de interpretación de lenguaje natural: toda la información del pedido proviene de callbacks estructurados generados por los propios botones. Esto reduce la ambigüedad del proceso de toma de pedidos, a costa de restringir al cliente a las opciones predefinidas en el catálogo. El flujo completo de n8n, con la totalidad de sus nodos, se incluye exportado como Anexo C. </w:t>
       </w:r>
     </w:p>
     <w:p>
@@ -4681,7 +7919,7 @@
         <w:jc w:val="center"/>
       </w:pPr>
       <w:r>
-        <w:t xml:space="preserve">Figura 4.3. Diagrama de secuencia del flujo completo: selección y confirmación del pedido por el cliente vía Telegram/n8n, y notificación del cambio de estado desde el panel de administración de vuelta al cliente. </w:t>
+        <w:t xml:space="preserve">Figura 4.4. Diagrama de secuencia del flujo completo: selección y confirmación del pedido por el cliente vía Telegram/n8n, y notificación del cambio de estado desde el panel de administración de vuelta al cliente. </w:t>
       </w:r>
     </w:p>
     <w:p>
@@ -4716,25 +7954,25 @@
         <w:ind w:left="-5" w:right="841"/>
       </w:pPr>
       <w:r>
-        <w:t xml:space="preserve">Durante el desarrollo se realizaron verificaciones funcionales manuales orientadas a comprobar el comportamiento de los componentes de la API —particularmente la lógica de validación de datos y el manejo de errores en cada endpoint. Estas verificaciones se llevaron a cabo consumiendo la propia API desde el frontend de la aplicación y, en el caso de los endpoints vinculados a la toma de pedidos, mediante interacción directa con el bot de Telegram, observando en cada caso las respuestas devueltas y el comportamiento resultante en la base de datos. No se utilizó una herramienta dedicada de prueba de peticiones HTTP (como Postman) ni una especificación OpenAPI: las pruebas de los endpoints CRUD (productos, categorías, pedidos) se ejecutaron a través de las mismas pantallas de la SPA que los consume en producción, lo cual permitió verificar el comportamiento end-to-end del sistema tal como lo experimentaría un operador real, aunque no permitió aislar cada endpoint de forma independiente del resto de la interfaz. Las capturas incluidas en el Anexo E documentan estas pruebas sobre la SPA y sobre el bot. </w:t>
-      </w:r>
-    </w:p>
-    <w:p>
-      <w:pPr>
-        <w:ind w:left="-5" w:right="841"/>
-      </w:pPr>
-      <w:r>
-        <w:t xml:space="preserve">Asimismo, se verificó de forma manual la correcta interacción entre los distintos módulos del sistema: la comunicación entre el frontend y la API, entre la API y la base de datos MySQL, y entre n8n, el bot de Telegram y la API REST. Adicionalmente, se incorporó una suite de pruebas de integración automatizadas (JUnit 5 y Spring Boot Test, con MockMvc) que cubre específicamente los endpoints de carrito y confirmación de pedido que sostienen los resultados </w:t>
+        <w:t xml:space="preserve">Durante el desarrollo se realizaron verificaciones funcionales manuales orientadas a comprobar el comportamiento de los componentes de la API —particularmente la lógica de validación de datos y el manejo de errores en cada endpoint. Estas verificaciones se llevaron a cabo consumiendo la propia API desde el frontend de la aplicación y, en el caso de los endpoints vinculados a la toma de pedidos, mediante interacción directa con el bot de Telegram. En cada caso se observaron las respuestas devueltas y el comportamiento resultante en la base de datos. No se utilizó una herramienta dedicada de prueba de peticiones HTTP (como Postman) ni una especificación OpenAPI. Las pruebas de los endpoints CRUD (productos, categorías, pedidos) se ejecutaron, en cambio, a través de las mismas pantallas de la SPA que los consume en producción: esto permitió verificar el comportamiento end-to-end del sistema tal como lo experimentaría un operador real, aunque no permitió aislar cada endpoint de forma independiente del resto de la interfaz. Las capturas incluidas en el Anexo E documentan estas pruebas sobre la SPA y sobre el bot. </w:t>
+      </w:r>
+    </w:p>
+    <w:p>
+      <w:pPr>
+        <w:ind w:left="-5" w:right="841"/>
+      </w:pPr>
+      <w:r>
+        <w:t xml:space="preserve">Asimismo, se verificó de forma manual la correcta interacción entre los distintos módulos del sistema: la comunicación entre el frontend y la API, la comunicación entre la API y la base de datos MySQL, y la comunicación entre n8n, el bot de Telegram y la API REST. Adicionalmente, se incorporó una suite de pruebas de integración automatizadas (JUnit 5 y Spring Boot Test, con MockMvc) que cubre específicamente los endpoints de carrito y confirmación de pedido que sostienen los resultados </w:t>
         <w:lastRenderedPageBreak/>
-        <w:t xml:space="preserve">del Capítulo 5: la validación de cantidad máxima del lado del servidor, el escenario de carrito vacío, la confirmación de pedidos con stock suficiente e insuficiente, el descuento de stock al pasar un pedido a estado CONFIRMADO, la ausencia de descuento duplicado ante una confirmación repetida del mismo pedido, la acumulación de cantidades de un mismo producto en el carrito por encima del máximo de 10 unidades por interacción y su validación contra el stock real al confirmar, y el control de acceso mediante autenticación JWT sobre los endpoints administrativos. La suite se ejecuta de manera repetible mediante Maven y se documenta en el repositorio de código (Anexo F). </w:t>
-      </w:r>
-    </w:p>
-    <w:p>
-      <w:pPr>
-        <w:ind w:left="-5" w:right="841"/>
-      </w:pPr>
-      <w:r>
-        <w:t xml:space="preserve">Adicionalmente, se ejecutaron manualmente escenarios de extremo a extremo que simulan casos reales de uso, tales como la recepción de un pedido a través de Telegram, su procesamiento automático por n8n, el registro correspondiente en la base de datos y la actualización del stock disponible, cubriendo tanto casos de éxito como los casos de error más frecuentes identificados durante el relevamiento de requerimientos (producto inexistente, stock insuficiente, formato de mensaje inválido). Estos mismos escenarios constituyen la base para los escenarios de prueba estandarizados del experimento controlado descripto en la sección 3.4 y documentados en el Anexo A. </w:t>
+        <w:t xml:space="preserve">del Capítulo 5. Esta suite prueba: la validación de cantidad máxima del lado del servidor; el escenario de carrito vacío; la confirmación de pedidos con stock suficiente e insuficiente; el descuento de stock al pasar un pedido a estado CONFIRMADO; la ausencia de descuento duplicado ante una confirmación repetida del mismo pedido; la acumulación de cantidades de un mismo producto en el carrito por encima del máximo de 10 unidades por interacción y su validación contra el stock real al confirmar; y el control de acceso mediante autenticación JWT sobre los endpoints administrativos. La suite se ejecuta de manera repetible mediante Maven y se documenta en el repositorio de código (Anexo F). </w:t>
+      </w:r>
+    </w:p>
+    <w:p>
+      <w:pPr>
+        <w:ind w:left="-5" w:right="841"/>
+      </w:pPr>
+      <w:r>
+        <w:t xml:space="preserve">Adicionalmente, se ejecutaron manualmente escenarios de extremo a extremo que simulan casos reales de uso: la recepción de un pedido a través de Telegram, su procesamiento automático por n8n, el registro correspondiente en la base de datos y la actualización del stock disponible. Estos escenarios cubrieron tanto casos de éxito como los casos de error más frecuentes identificados durante el relevamiento de requerimientos (producto inexistente, stock insuficiente, formato de mensaje inválido). Estos mismos escenarios constituyen la base para los escenarios de prueba estandarizados del experimento controlado descripto en la sección 3.4 y documentados en el Anexo A. </w:t>
       </w:r>
     </w:p>
     <w:p>
@@ -4863,7 +8101,7 @@
         <w:ind w:left="-5" w:right="841"/>
       </w:pPr>
       <w:r>
-        <w:t xml:space="preserve">Esta sección presenta los resultados obtenidos tras la ejecución del protocolo experimental descripto en la sección 3.4, una vez finalizadas las condiciones pretest y postest sobre los 20 escenarios de pedido estandarizados por condición. Los datos crudos —horarios de inicio y fin registrados para cada escenario, la ocurrencia de errores de carga y los resultados de las auditorías de inventario— se documentan íntegramente en la planilla incluida como Anexo A, a partir de la cual se calcularon los estadísticos que se presentan en la Tabla 5.1. </w:t>
+        <w:t xml:space="preserve">Esta sección presenta los resultados obtenidos tras la ejecución del protocolo experimental descripto en la sección 3.4, una vez finalizadas las condiciones pretest y postest sobre los 20 escenarios de pedido estandarizados por condición. Los datos crudos —horarios de inicio y fin registrados para cada escenario, la ocurrencia de errores de carga y los resultados de las auditorías de inventario— se documentan íntegramente en la planilla incluida como Anexo A. A partir de esos datos se calcularon los estadísticos que se presentan en la Tabla 5.1. </w:t>
       </w:r>
     </w:p>
     <w:tbl>
@@ -5866,7 +9104,7 @@
         <w:jc w:val="left"/>
       </w:pPr>
       <w:r>
-        <w:t xml:space="preserve">De los 20 escenarios diseñados (sección 3.4), la Tabla 5.1 presenta indicadores calculados sobre denominadores distintos según la variable, lo cual se explicita a continuación para evitar ambigüedades: TPP se calculó sobre los 20 escenarios completos, ya que en todos los casos — incluidos los tres de stock insuficiente— existe un tiempo de procesamiento medible entre la recepción del pedido y su registro. TED se calculó sobre 17 de los 20 escenarios, excluyendo los tres escenarios de stock insuficiente (IDs 17 a 19 del Anexo A): en ambas condiciones el sistema los resuelve mediante un rechazo correcto por falta de stock, por lo que no constituyen un error de carga de datos y su inclusión no aportaría variabilidad relevante a esta variable. NAS, por su parte, no se midió sobre los escenarios de pedido sino de forma independiente, mediante una auditoría de inventario sobre la totalidad de los 17 productos del catálogo por condición (sección 3.5). El escenario de carrito vacío (sección 6.2) no forma parte de los 20 escenarios cuantitativos: se excluyó por no tener equivalente en la modalidad manual y se verificó de forma cualitativa, por fuera del análisis estadístico. </w:t>
+        <w:t xml:space="preserve">De los 20 escenarios diseñados (sección 3.4), la Tabla 5.1 presenta indicadores calculados sobre denominadores distintos según la variable; esto se explicita a continuación para evitar ambigüedades. TPP se calculó sobre los 20 escenarios completos, ya que en todos los casos —incluidos los tres de stock insuficiente— existe un tiempo de procesamiento medible entre la recepción del pedido y su registro. TED se calculó sobre 17 de los 20 escenarios, excluyendo los tres escenarios de stock insuficiente (IDs 17 a 19 del Anexo A). En ambas condiciones el sistema los resuelve mediante un rechazo correcto por falta de stock, por lo que no constituyen un error de carga de datos ni aportarían variabilidad relevante a esta variable. NAS, por su parte, no se midió sobre los escenarios de pedido sino de forma independiente, mediante una auditoría de inventario sobre la totalidad de los 17 productos del catálogo por condición (sección 3.5). El escenario de carrito vacío (sección 6.2) no forma parte de los 20 escenarios cuantitativos: se excluyó por no tener equivalente en la modalidad manual y se verificó de forma cualitativa, por fuera del análisis estadístico. </w:t>
       </w:r>
     </w:p>
     <w:p>
@@ -5875,9 +9113,123 @@
         <w:ind w:left="-5" w:right="835"/>
       </w:pPr>
       <w:r>
-        <w:t xml:space="preserve">Tabla 5.1. Comparación de resultados entre la condición pretest y postest del experimento controlado (n = 20 escenarios por condición, sección 3.4). El tamaño del efecto de TPP se calculó a partir de los mismos datos pareados del Anexo A, mediante el estadístico r = z/√N asociado a la prueba de Wilcoxon (Rosenthal, 1991), interpretado según los umbrales convencionales de Cohen (1988); el denominador N corresponde a las 40 observaciones totales (pretest + postest), no a los 20 pares </w:t>
+        <w:t xml:space="preserve">Tabla 5.1. Comparación de resultados entre la condición pretest y postest del experimento controlado (n = 20 escenarios por condición, sección 3.4). El tamaño del efecto de TPP se calculó a partir de los mismos datos pareados del Anexo A, mediante el estadístico r = z/√N asociado a la prueba de Wilcoxon (Rosenthal, 1991), interpretado según los umbrales convencionales de Cohen (1988). El denominador N corresponde a las 40 observaciones totales (pretest + postest), no a los 20 pares </w:t>
         <w:lastRenderedPageBreak/>
-        <w:t xml:space="preserve">evaluados. El valor p informado es el valor exacto de la prueba de Wilcoxon (principal); la aproximación normal (z = −3,79) da un valor p = 0,000149, del mismo orden de magnitud. El intervalo de confianza bootstrap percentil corresponde a la mediana de las diferencias pareadas —no a la diferencia de las medianas de cada condición por separado, que es una cifra distinta (32,00 s vs. 21,50 s = 10,50 s)—, calculado con 10.000 remuestreos y semilla fija (random_state = 42) para garantizar la reproducibilidad. La mediana observada de las diferencias pareadas fue de 11,50 s. Para TED se aplicó la prueba exacta de McNemar (p = 1,000), dado que los errores se registraron en escenarios distintos entre condiciones (2 pares discordantes en cada sentido); no corresponde un tamaño de efecto convencional para una tabla 2×2 de baja frecuencia. Para NAS no se calculó un contraste formal: las auditorías cubrieron la totalidad de los 17 productos del catálogo por condición (no una muestra de 5) y coincidieron en el 100% de los casos en ambas condiciones, sin variación que contrastar. No se aplicó corrección por comparaciones múltiples entre las tres variables: cada una responde a una pregunta distinta y solo TPP fue objeto de un contraste de hipótesis formal, por lo que dicha corrección no resulta aplicable en este caso. </w:t>
+        <w:t xml:space="preserve">evaluados. El valor p informado es el valor exacto de la prueba de Wilcoxon (principal); la aproximación normal (z = −3,79) da un valor p = 0,000149, del mismo orden de magnitud. El intervalo de confianza bootstrap percentil corresponde a la mediana de las diferencias pareadas, no a la diferencia de las medianas de cada condición por separado, que es una cifra distinta (32,00 s vs. 21,50 s = 10,50 s). Se calculó con 10.000 remuestreos y semilla fija (random_state = 42) para garantizar la reproducibilidad. La mediana observada de las diferencias pareadas fue de 11,50 s. Para TED se aplicó la prueba exacta de McNemar (p = 1,000), dado que los errores se registraron en escenarios distintos entre condiciones (2 pares discordantes en cada sentido). No corresponde, por eso, un tamaño de efecto convencional para una tabla 2×2 de baja frecuencia. Para NAS no se calculó un contraste formal. Las auditorías cubrieron la totalidad de los 17 productos del catálogo por condición (no una muestra de 5) y coincidieron en el 100% de los casos en ambas condiciones, sin variación que contrastar. No se aplicó corrección por comparaciones múltiples entre las tres variables: cada una responde a una pregunta distinta y solo TPP fue objeto de un contraste de hipótesis formal, por lo que dicha corrección no resulta aplicable en este caso. </w:t>
+      </w:r>
+    </w:p>
+    <w:p>
+      <w:pPr>
+        <w:ind w:left="-5" w:right="841"/>
+      </w:pPr>
+      <w:r>
+        <w:t xml:space="preserve">La Tabla 5.1 reporta media y DE; la mediana, el rango y los cuartiles de TPP —estadísticos más robustos ante los valores atípicos observados, ver Figura 5.1— la complementan. En el pretest: mediana = 32,00 s (rango [25; 103] s; RIC [28,75; 38,00] s). En el postest: mediana = 21,50 s (rango [17; 58] s; RIC [20,75; 24,25] s).</w:t>
+      </w:r>
+    </w:p>
+    <w:p>
+      <w:pPr>
+        <w:spacing w:after="0" w:line="259" w:lineRule="auto"/>
+        <w:jc w:val="center"/>
+      </w:pPr>
+      <w:r>
+        <w:drawing>
+          <wp:inline distT="0" distB="0" distL="0" distR="0">
+            <wp:extent cx="5400000" cy="4050000"/>
+            <wp:effectExtent l="0" t="0" r="0" b="0"/>
+            <wp:docPr id="30001" name="Picture 30001"/>
+            <wp:cNvGraphicFramePr>
+              <a:graphicFrameLocks xmlns:a="http://schemas.openxmlformats.org/drawingml/2006/main" noChangeAspect="1"/>
+            </wp:cNvGraphicFramePr>
+            <a:graphic xmlns:a="http://schemas.openxmlformats.org/drawingml/2006/main">
+              <a:graphicData uri="http://schemas.openxmlformats.org/drawingml/2006/picture">
+                <pic:pic xmlns:pic="http://schemas.openxmlformats.org/drawingml/2006/picture">
+                  <pic:nvPicPr>
+                    <pic:cNvPr id="30002" name="Picture 30002"/>
+                    <pic:cNvPicPr/>
+                  </pic:nvPicPr>
+                  <pic:blipFill>
+                    <a:blip r:embed="rId110"/>
+                    <a:stretch>
+                      <a:fillRect/>
+                    </a:stretch>
+                  </pic:blipFill>
+                  <pic:spPr>
+                    <a:xfrm>
+                      <a:off x="0" y="0"/>
+                      <a:ext cx="5400000" cy="4050000"/>
+                    </a:xfrm>
+                    <a:prstGeom prst="rect">
+                      <a:avLst/>
+                    </a:prstGeom>
+                  </pic:spPr>
+                </pic:pic>
+              </a:graphicData>
+            </a:graphic>
+          </wp:inline>
+        </w:drawing>
+      </w:r>
+    </w:p>
+    <w:p>
+      <w:pPr>
+        <w:spacing w:after="329" w:line="262" w:lineRule="auto"/>
+        <w:ind w:right="792"/>
+        <w:jc w:val="center"/>
+      </w:pPr>
+      <w:r>
+        <w:t xml:space="preserve">Figura 5.1. Diagrama de cajas de TPP por condición (n = 20 escenarios por condición). Los círculos representan valores atípicos; la línea blanca dentro de cada caja indica la mediana.</w:t>
+      </w:r>
+    </w:p>
+    <w:p>
+      <w:pPr>
+        <w:spacing w:after="0" w:line="259" w:lineRule="auto"/>
+        <w:jc w:val="center"/>
+      </w:pPr>
+      <w:r>
+        <w:drawing>
+          <wp:inline distT="0" distB="0" distL="0" distR="0">
+            <wp:extent cx="5400000" cy="3037500"/>
+            <wp:effectExtent l="0" t="0" r="0" b="0"/>
+            <wp:docPr id="30003" name="Picture 30003"/>
+            <wp:cNvGraphicFramePr>
+              <a:graphicFrameLocks xmlns:a="http://schemas.openxmlformats.org/drawingml/2006/main" noChangeAspect="1"/>
+            </wp:cNvGraphicFramePr>
+            <a:graphic xmlns:a="http://schemas.openxmlformats.org/drawingml/2006/main">
+              <a:graphicData uri="http://schemas.openxmlformats.org/drawingml/2006/picture">
+                <pic:pic xmlns:pic="http://schemas.openxmlformats.org/drawingml/2006/picture">
+                  <pic:nvPicPr>
+                    <pic:cNvPr id="30004" name="Picture 30004"/>
+                    <pic:cNvPicPr/>
+                  </pic:nvPicPr>
+                  <pic:blipFill>
+                    <a:blip r:embed="rId111"/>
+                    <a:stretch>
+                      <a:fillRect/>
+                    </a:stretch>
+                  </pic:blipFill>
+                  <pic:spPr>
+                    <a:xfrm>
+                      <a:off x="0" y="0"/>
+                      <a:ext cx="5400000" cy="3037500"/>
+                    </a:xfrm>
+                    <a:prstGeom prst="rect">
+                      <a:avLst/>
+                    </a:prstGeom>
+                  </pic:spPr>
+                </pic:pic>
+              </a:graphicData>
+            </a:graphic>
+          </wp:inline>
+        </w:drawing>
+      </w:r>
+    </w:p>
+    <w:p>
+      <w:pPr>
+        <w:spacing w:after="329" w:line="262" w:lineRule="auto"/>
+        <w:ind w:right="792"/>
+        <w:jc w:val="center"/>
+      </w:pPr>
+      <w:r>
+        <w:t xml:space="preserve">Figura 5.2. Diferencias pareadas de TPP (pretest − postest) por escenario. La barra naranja (escenario 8) es el único caso que favorece al pretest. La línea punteada y la banda sombreada indican la mediana de las diferencias y su intervalo de confianza bootstrap del 95%.</w:t>
       </w:r>
     </w:p>
     <w:p>
@@ -5904,15 +9256,15 @@
         <w:ind w:left="-5" w:right="841"/>
       </w:pPr>
       <w:r>
-        <w:t xml:space="preserve">De las tres variables definidas en la sección 3.5, TPP mostró la mejora más marcada y estadísticamente más sólida: el tiempo promedio de procesamiento de pedidos cayó de 39,30 s (DE = 19,51; mediana = 32,00 s) en la condición pretest a 25,60 s (DE = 10,52; mediana = 21,50 s) en la postest, una reducción del 34,9% sobre las medias (35,9% sobre la mediana de las diferencias pareadas), por debajo del umbral del 50% fijado en H1. Diecinueve de los veinte escenarios mostraron mejora en el postest; uno (el escenario 8, en el que un reintento de selección de categoría alargó el postest) favoreció al pretest. La prueba de Shapiro-Wilk sobre las diferencias pareadas rechazó el supuesto de normalidad (W = 0,892; p = 0,029), por lo que, conforme a lo previsto en la sección 3.4, el contraste se realizó con la prueba no paramétrica de Wilcoxon en lugar de la prueba t de Student; el resultado exacto (p = 9,54×10⁻⁶) confirma que la diferencia es estadísticamente significativa. El tamaño del efecto correspondiente (r = 0,60, con N = 40 observaciones totales, Rosenthal, 1991) se ubica igualmente en el rango convencionalmente considerado grande (Cohen, 1988), y el intervalo de confianza bootstrap al 95% para la mediana de las diferencias pareadas ([8; 16] segundos) no incluye el cero, lo cual refuerza la robustez del hallazgo más allá del valor p, aun cuando la magnitud observada no alcance el umbral del 50% hipotetizado a priori. </w:t>
-      </w:r>
-    </w:p>
-    <w:p>
-      <w:pPr>
-        <w:ind w:left="-5" w:right="841"/>
-      </w:pPr>
-      <w:r>
-        <w:t xml:space="preserve">TED, por su parte, no mostró diferencia entre condiciones: 2 de las 17 transacciones no vinculadas a stock insuficiente requirieron corrección tanto en el pretest (escenarios 5 y 9) como en el postest (escenarios 8 y 14), es decir, 11,8% en ambas condiciones (prueba de McNemar exacta, p = 1,000; detalle en el Anexo A). Como TED se reporta de forma descriptiva y sin hipótesis asociada (secciones 1.2 y 3.1), este resultado no confirma ni refuta ningún umbral; se discute en la sección 6.1. </w:t>
+        <w:t xml:space="preserve">De las tres variables definidas en la sección 3.5, TPP mostró la mejora más marcada y estadísticamente más sólida. El tiempo promedio de procesamiento de pedidos cayó de 39,30 s (DE = 19,51; mediana = 32,00 s) en la condición pretest a 25,60 s (DE = 10,52; mediana = 21,50 s) en la postest: una reducción del 34,9% sobre las medias (35,9% sobre la mediana de las diferencias pareadas), por debajo del umbral del 50% fijado en H1. Diecinueve de los veinte escenarios mostraron mejora en el postest; uno (el escenario 8, en el que un reintento de selección de categoría alargó el postest) favoreció al pretest. La prueba de Shapiro-Wilk sobre las diferencias pareadas rechazó el supuesto de normalidad (W = 0,892; p = 0,029), por lo que, conforme a lo previsto en la sección 3.4, el contraste se realizó con la prueba no paramétrica de Wilcoxon en lugar de la prueba t de Student. El resultado exacto (p = 9,54×10⁻⁶) confirma que la diferencia es estadísticamente significativa. El tamaño del efecto correspondiente (r = 0,60, con N = 40 observaciones totales, Rosenthal, 1991) se ubica igualmente en el rango convencionalmente considerado grande (Cohen, 1988). El intervalo de confianza bootstrap al 95% para la mediana de las diferencias pareadas ([8; 16] segundos), además, no incluye el cero, lo cual refuerza la robustez del hallazgo más allá del valor p, aun cuando la magnitud observada no alcance el umbral del 50% hipotetizado a priori. </w:t>
+      </w:r>
+    </w:p>
+    <w:p>
+      <w:pPr>
+        <w:ind w:left="-5" w:right="841"/>
+      </w:pPr>
+      <w:r>
+        <w:t xml:space="preserve">TED, por su parte, no mostró diferencia entre condiciones. 2 de las 17 transacciones no vinculadas a stock insuficiente requirieron corrección tanto en el pretest (escenarios 5 y 9) como en el postest (escenarios 8 y 14): 11,8% en ambas condiciones (prueba de McNemar exacta, p = 1,000; detalle en el Anexo A). Como TED se reporta de forma descriptiva y sin hipótesis asociada (secciones 1.2 y 3.1), este resultado no confirma ni refuta ningún umbral; se discute en la sección 6.1. </w:t>
       </w:r>
     </w:p>
     <w:p>
@@ -5988,15 +9340,15 @@
         <w:ind w:left="-5" w:right="841"/>
       </w:pPr>
       <w:r>
-        <w:t xml:space="preserve">La reducción observada en TPP (34,9% sobre medias; 35,9% sobre la mediana de las diferencias pareadas) es menor que el orden de magnitud que Davenport y Kirby (2016) atribuyen a la automatización de tareas administrativas estructuradas, y no alcanza el umbral del 50% adoptado en la sección 3.1 para H1. No obstante, la mejora es consistente en dirección con el argumento de Moeuf et al. (2020) y de Sufi (2023) sobre el potencial de impacto de las soluciones de bajo costo y fácil integración —incluidas las plataformas low-code/no-code como n8n— en PyMEs: el sistema desarrollado no requirió infraestructura compleja y aun así produjo una reducción de tiempo estadísticamente significativa y de tamaño de efecto grande (r = 0,60; Cohen, 1988). Cabe señalar que, dado que el diseño adoptado carece de grupo de comparación no equivalente y se ubica, en sentido estricto, en la categoría de diseños preexperimentales (sección 3.4), parte de esta reducción podría explicarse por fuentes de variación no controladas, en particular el efecto de práctica derivado de resolver los mismos veinte escenarios en ambas condiciones (secciones 3.9 y 6.2); la incorporación de escenarios de calentamiento (sección 3.4) mitigó parcialmente esta amenaza sin eliminarla. Un caso concreto ilustra esta cautela: el escenario 8, el único que favoreció al pretest, correspondió a un contratiempo operativo puntual en el postest (un reintento de selección de categoría), lo que indica que el resultado agregado no está artificialmente libre de ruido en ninguna de las dos direcciones. Por ello, la reducción observada se interpreta como una estimación realista, obtenida bajo un instrumento de medición único y consistente entre condiciones (sección 3.5), y no como una cota superior optimista construida sobre datos no verificables. </w:t>
-      </w:r>
-    </w:p>
-    <w:p>
-      <w:pPr>
-        <w:ind w:left="-5" w:right="841"/>
-      </w:pPr>
-      <w:r>
-        <w:t xml:space="preserve">El resultado de TED —sin diferencia entre condiciones (11,8% en ambas; McNemar exacto, p = 1,000)— contrasta con lo esperado a partir de la misma literatura, que atribuye a la automatización una reducción en la tasa de errores humanos (Davenport y Kirby, 2016). La explicación más plausible no es que la automatización sea inefectiva para reducir errores, sino que el diseño experimental, tal como se advirtió en las secciones 1.2 y 3.1, no genera una tasa de error de base representativa de un operador real: al ser los propios autores del sistema quienes operaron ambas condiciones, con pleno conocimiento del catálogo y del procedimiento, los errores registrados (dos por condición, detallados en el Anexo A) reflejan más bien la variabilidad esperable de una tarea manual repetitiva que una falla estructural de alguna de las dos modalidades. Un operador real, sin ese conocimiento ni ese entrenamiento previo, probablemente presentaría una tasa de error de base distinta —y potencialmente más alta en la modalidad manual— que este diseño no puede estimar. En consecuencia, TED se reporta como indicador descriptivo, sin hipótesis asociada; su contrastación con operadores reales queda como pregunta abierta para la validación de campo (sección 7.2). </w:t>
+        <w:t xml:space="preserve">La reducción observada en TPP (34,9% sobre medias; 35,9% sobre la mediana de las diferencias pareadas) es menor que el orden de magnitud que Davenport y Kirby (2016) atribuyen a la automatización de tareas administrativas estructuradas. Tampoco alcanza el umbral del 50% adoptado en la sección 3.1 para H1. No obstante, la mejora es consistente en dirección con el argumento de Moeuf et al. (2020) y de Sufi (2023) sobre el potencial de impacto de las soluciones de bajo costo y fácil integración —incluidas las plataformas low-code/no-code como n8n— en PyMEs. El sistema desarrollado no requirió infraestructura compleja y, aun así, produjo una reducción de tiempo estadísticamente significativa y de tamaño de efecto grande (r = 0,60; Cohen, 1988). Cabe señalar que el diseño adoptado carece de grupo de comparación no equivalente y se ubica, en sentido estricto, en la categoría de diseños preexperimentales (sección 3.4). Por eso, parte de esta reducción podría explicarse por fuentes de variación no controladas, en particular el efecto de práctica derivado de resolver los mismos veinte escenarios en ambas condiciones (secciones 3.9 y 6.2). La incorporación de escenarios de calentamiento (sección 3.4) mitigó parcialmente esta amenaza, sin eliminarla. Un caso concreto ilustra esta cautela: el escenario 8, el único que favoreció al pretest, correspondió a un contratiempo operativo puntual en el postest (un reintento de selección de categoría). Esto indica que el resultado agregado no está artificialmente libre de ruido en ninguna de las dos direcciones. Por ello, la reducción observada se interpreta como una estimación realista, obtenida bajo un instrumento de medición único y consistente entre condiciones (sección 3.5), y no como una cota superior optimista construida sobre datos no verificables. </w:t>
+      </w:r>
+    </w:p>
+    <w:p>
+      <w:pPr>
+        <w:ind w:left="-5" w:right="841"/>
+      </w:pPr>
+      <w:r>
+        <w:t xml:space="preserve">El resultado de TED —sin diferencia entre condiciones (11,8% en ambas; McNemar exacto, p = 1,000)— contrasta con lo esperado a partir de la misma literatura. Esa literatura atribuye a la automatización una reducción en la tasa de errores humanos (Davenport y Kirby, 2016). La explicación más plausible no es que la automatización sea inefectiva para reducir errores, sino que el diseño experimental, tal como se advirtió en las secciones 1.2 y 3.1, no genera una tasa de error de base representativa de un operador real. Los propios autores del sistema operaron ambas condiciones, con pleno conocimiento del catálogo y del procedimiento; por eso, los errores registrados (dos por condición, detallados en el Anexo A) reflejan más bien la variabilidad esperable de una tarea manual repetitiva que una falla estructural de alguna de las dos modalidades. Un operador real, sin ese conocimiento ni ese entrenamiento previo, probablemente presentaría una tasa de error de base distinta —y potencialmente más alta en la modalidad manual— que este diseño no puede estimar. En consecuencia, TED se reporta como indicador descriptivo, sin hipótesis asociada; su contrastación con operadores reales queda como pregunta abierta para la validación de campo (sección 7.2). </w:t>
       </w:r>
     </w:p>
     <w:p>
@@ -6005,7 +9357,7 @@
         <w:ind w:left="-5" w:right="841"/>
       </w:pPr>
       <w:r>
-        <w:t xml:space="preserve">NAS tampoco mostró diferencia entre condiciones (100% en ambas). Corresponde precisar aquí el mecanismo real de actualización de stock del sistema, descripto en la sección 4.3: el descuento no ocurre de forma inmediata y automática al recibirse el pedido, sino cuando el administrador confirma el pedido desde el panel web (PedidoService.cambiarEstado()), momento en el que se ejecuta una operación atómica sobre la base de datos. Es decir, en la condición postest la exactitud del stock también depende de una acción del operador —confirmar el pedido en el panel—, de manera análoga a como en la condición pretest depende de que el operador transcriba correctamente el descuento a la planilla. La diferencia entre ambas modalidades no es, entonces, manual con intervención humana versus automático sin intervención humana, sino el grado de acoplamiento y atomicidad de esa intervención: en el panel, confirmar el pedido y descontar el stock son una única operación atómica a nivel de base de datos, mientras que en la planilla son dos pasos independientes (registrar el pedido y actualizar el stock) que el operador puede omitir o ejecutar de forma inconsistente. Esta distinción teórica no se tradujo, en esta corrida, en una diferencia medible de NAS, porque ambos operadores —los mismos autores del sistema— actuaron con el mismo nivel de cuidado en las dos condiciones; su eventual ventaja práctica solo podría observarse con operadores reales bajo presión operativa (sección 7.2). Cabe agregar que, durante la re-ejecución del experimento, se identificó y corrigió un defecto real de concurrencia en esa misma operación de confirmación: una confirmación duplicada casi simultánea (por ejemplo, un doble clic) podía descontar el stock dos veces, defecto corregido mediante una transacción atómica condicional a nivel de base de datos (sección 4.4). Aunque no forma parte de las variables medidas, este hallazgo respalda la afirmación anterior sobre la importancia de la atomicidad como mecanismo de integridad del stock, más allá de si el registro es manual o automatizado. </w:t>
+        <w:t xml:space="preserve">NAS tampoco mostró diferencia entre condiciones (100% en ambas). Corresponde precisar aquí el mecanismo real de actualización de stock del sistema, descripto en la sección 4.3. El descuento no ocurre de forma inmediata y automática al recibirse el pedido, sino cuando el administrador confirma el pedido desde el panel web (PedidoService.cambiarEstado()); en ese momento se ejecuta una operación atómica sobre la base de datos. Es decir, en la condición postest la exactitud del stock también depende de una acción del operador: confirmar el pedido en el panel. Esto es análogo a como, en la condición pretest, depende de que el operador transcriba correctamente el descuento a la planilla. La diferencia entre ambas modalidades no es, entonces, manual con intervención humana versus automático sin intervención humana, sino el grado de acoplamiento y atomicidad de esa intervención. En el panel, confirmar el pedido y descontar el stock son una única operación atómica a nivel de base de datos; en la planilla, en cambio, son dos pasos independientes (registrar el pedido y actualizar el stock) que el operador puede omitir o ejecutar de forma inconsistente. Esta distinción teórica no se tradujo, en esta corrida, en una diferencia medible de NAS, porque ambos operadores —los mismos autores del sistema— actuaron con el mismo nivel de cuidado en las dos condiciones. Su eventual ventaja práctica solo podría observarse con operadores reales bajo presión operativa (sección 7.2). Cabe agregar que, durante la re-ejecución del experimento, se identificó y corrigió un defecto real de concurrencia en esa misma operación de confirmación: una confirmación duplicada casi simultánea (por ejemplo, un doble clic) podía descontar el stock dos veces. El defecto se corrigió mediante una transacción atómica condicional a nivel de base de datos (sección 4.4). Aunque no forma parte de las variables medidas, este hallazgo respalda la afirmación anterior sobre la importancia de la atomicidad como mecanismo de integridad del stock, más allá de si el registro es manual o automatizado. </w:t>
       </w:r>
     </w:p>
     <w:p>
@@ -6033,7 +9385,7 @@
         <w:ind w:left="-5" w:right="841"/>
       </w:pPr>
       <w:r>
-        <w:t xml:space="preserve">Además de la limitación de validez externa señalada en la sección 3.9 —el experimento se ejecutó en un entorno controlado y no en un comercio real en operación—, y de la precisión terminológica sobre la naturaleza preexperimental del diseño (sección 3.4), la ejecución concreta del experimento reveló limitaciones adicionales no anticipadas en el diseño original: </w:t>
+        <w:t xml:space="preserve">Además de la limitación de validez externa señalada en la sección 3.9 —el experimento se ejecutó en un entorno controlado y no en un comercio real en operación— y de la precisión terminológica sobre la naturaleza preexperimental del diseño (sección 3.4), la ejecución concreta del experimento reveló limitaciones adicionales no anticipadas en el diseño original. Se detallan a continuación: </w:t>
       </w:r>
     </w:p>
     <w:p>
@@ -6043,57 +9395,57 @@
         <w:jc w:val="left"/>
       </w:pPr>
       <w:r>
-        <w:t xml:space="preserve">En primer lugar, el diseño intrasujeto ejecutó los mismos 20 escenarios de medición en un orden fijo —primero la modalidad manual (10/09/2026), luego la automatizada (12/09/2026), con más de un día de intervalo entre el cierre de una y el inicio de la otra—, sin contrabalanceo, y con los mismos dos operadores (los propios autores del sistema) en ambas corridas. Para atenuar el efecto de práctica se incorporaron 5 escenarios de calentamiento no cronometrados antes de cada condición (sección 3.4); esta incorporación reduce, pero no permite aislar cuantitativamente, la magnitud del efecto de práctica residual sobre los 20 escenarios de medición, que siguen siendo idénticos entre condiciones. A diferencia de versiones anteriores de este trabajo, TPP se midió en ambas condiciones con un instrumento único (grabación de pantalla con el reloj del sistema visible, leído al segundo; sección 3.5), por lo que la asimetría instrumental ya no es una amenaza aplicable. La magnitud del efecto observado (r = 0,60) es compatible con una mejora real más allá del ruido de medición, aunque, dado el diseño preexperimental, no puede descartarse por completo una contribución del efecto de práctica residual a la reducción del 34,9%–35,9% informada en la sección 5.2. </w:t>
-      </w:r>
-    </w:p>
-    <w:p>
-      <w:pPr>
-        <w:ind w:left="-5" w:right="841"/>
-      </w:pPr>
-      <w:r>
-        <w:t xml:space="preserve">Cabe aclarar, además, que aun incorporando los escenarios de calentamiento, este trabajo no realizó una estimación cuantitativa independiente de la magnitud del efecto de práctica residual sobre los 20 escenarios de medición, por lo que su posible contribución a la reducción observada en TPP no pudo aislarse ni descontarse por completo del efecto atribuido específicamente al artefacto. Esta ausencia de aislamiento cuantitativo constituye una limitación adicional a las ya señaladas en esta sección, y se identifica como tarea pendiente para una réplica futura del experimento (sección 7.2). </w:t>
-      </w:r>
-    </w:p>
-    <w:p>
-      <w:pPr>
-        <w:ind w:left="-5" w:right="841"/>
-      </w:pPr>
-      <w:r>
-        <w:t xml:space="preserve">En segundo lugar, el tamaño muestral se redujo de n≥30 a n=20 por condición (sección 3.4) por restricciones de tiempo del equipo, lo que reduce la potencia estadística del contraste respecto del diseño original, aunque no impidió detectar el efecto grande observado en TPP. </w:t>
-      </w:r>
-    </w:p>
-    <w:p>
-      <w:pPr>
-        <w:ind w:left="-5" w:right="841"/>
-      </w:pPr>
-      <w:r>
-        <w:t xml:space="preserve">En tercer lugar, la condición pretest fue operada por los propios autores del sistema, quienes conocen el catálogo de productos y los procedimientos de carga con un nivel de familiaridad muy superior al de un operador real del comercio. Esto probablemente subestima la tasa de error de la modalidad manual y explica, al menos parcialmente, por qué TED no mostró diferencia entre condiciones (sección 6.1). </w:t>
-      </w:r>
-    </w:p>
-    <w:p>
-      <w:pPr>
-        <w:ind w:left="-5" w:right="841"/>
-      </w:pPr>
-      <w:r>
-        <w:t xml:space="preserve">En cuarto lugar, las auditorías de inventario (NAS) se realizaron en una única sesión al cierre de cada corrida completa, auditando cinco productos distintos, en lugar de en puntos de control distribuidos a lo largo de la ejecución; esto es consistente con la definición de NAS de la sección 3.5, pero no permite observar cómo evoluciona la desactualización del stock durante la corrida, solo su estado final. </w:t>
-      </w:r>
-    </w:p>
-    <w:p>
-      <w:pPr>
-        <w:ind w:left="-5" w:right="841"/>
-      </w:pPr>
-      <w:r>
-        <w:t xml:space="preserve">Por último, el escenario de carrito vacío (Anexo A) se excluyó del análisis cuantitativo por no tener un equivalente válido en la modalidad manual; durante su verificación exploratoria se </w:t>
+        <w:t xml:space="preserve">En primer lugar, el diseño intrasujeto ejecutó los mismos 20 escenarios de medición en un orden fijo: primero la modalidad manual (10/09/2026), luego la automatizada (12/09/2026), con más de un día de intervalo entre el cierre de una y el inicio de la otra. No hubo contrabalanceo, y los mismos dos operadores (los propios autores del sistema) intervinieron en ambas corridas. Para atenuar el efecto de práctica se incorporaron 5 escenarios de calentamiento no cronometrados antes de cada condición (sección 3.4). Esta incorporación reduce, pero no permite aislar cuantitativamente, la magnitud del efecto de práctica residual sobre los 20 escenarios de medición, que siguen siendo idénticos entre condiciones. A diferencia de versiones anteriores de este trabajo, TPP se midió en ambas condiciones con un instrumento único: grabación de pantalla con el reloj del sistema visible, leído al segundo (sección 3.5). Por eso, la asimetría instrumental ya no es una amenaza aplicable. La magnitud del efecto observado (r = 0,60) es compatible con una mejora real más allá del ruido de medición. Sin embargo, dado el diseño preexperimental, no puede descartarse por completo una contribución del efecto de práctica residual a la reducción del 34,9%-35,9% informada en la sección 5.2. </w:t>
+      </w:r>
+    </w:p>
+    <w:p>
+      <w:pPr>
+        <w:ind w:left="-5" w:right="841"/>
+      </w:pPr>
+      <w:r>
+        <w:t xml:space="preserve">Cabe aclarar, además, que este trabajo no realizó una estimación cuantitativa independiente de la magnitud del efecto de práctica residual sobre los 20 escenarios de medición, aun incorporando los escenarios de calentamiento. Por eso, su posible contribución a la reducción observada en TPP no pudo aislarse ni descontarse por completo del efecto atribuido específicamente al artefacto. Esta ausencia de aislamiento cuantitativo constituye una limitación adicional a las ya señaladas en esta sección, y se identifica como tarea pendiente para una réplica futura del experimento (sección 7.2). </w:t>
+      </w:r>
+    </w:p>
+    <w:p>
+      <w:pPr>
+        <w:ind w:left="-5" w:right="841"/>
+      </w:pPr>
+      <w:r>
+        <w:t xml:space="preserve">En segundo lugar, el tamaño muestral se redujo de n≥30 a n=20 por condición (sección 3.4), por restricciones de tiempo del equipo. Esto reduce la potencia estadística del contraste respecto del diseño original, aunque no impidió detectar el efecto grande observado en TPP. </w:t>
+      </w:r>
+    </w:p>
+    <w:p>
+      <w:pPr>
+        <w:ind w:left="-5" w:right="841"/>
+      </w:pPr>
+      <w:r>
+        <w:t xml:space="preserve">En tercer lugar, los propios autores del sistema operaron la condición pretest: conocen el catálogo de productos y los procedimientos de carga con un nivel de familiaridad muy superior al de un operador real del comercio. Esto probablemente subestima la tasa de error de la modalidad manual y explica, al menos parcialmente, por qué TED no mostró diferencia entre condiciones (sección 6.1). </w:t>
+      </w:r>
+    </w:p>
+    <w:p>
+      <w:pPr>
+        <w:ind w:left="-5" w:right="841"/>
+      </w:pPr>
+      <w:r>
+        <w:t xml:space="preserve">En cuarto lugar, las auditorías de inventario (NAS) se realizaron en una única sesión al cierre de cada corrida completa, auditando cinco productos distintos, en lugar de en puntos de control distribuidos a lo largo de la ejecución. Esto es consistente con la definición de NAS de la sección 3.5, pero no permite observar cómo evoluciona la desactualización del stock durante la corrida, solo su estado final. </w:t>
+      </w:r>
+    </w:p>
+    <w:p>
+      <w:pPr>
+        <w:ind w:left="-5" w:right="841"/>
+      </w:pPr>
+      <w:r>
+        <w:t xml:space="preserve">Por último, el escenario de carrito vacío (Anexo A) se excluyó del análisis cuantitativo por no tener un equivalente válido en la modalidad manual. Su verificación exploratoria </w:t>
         <w:lastRenderedPageBreak/>
-        <w:t xml:space="preserve">confirmó que exponía una excepción no controlada en el backend, la cual fue corregida en una iteración posterior a la ejecución del experimento (sección 7.2). </w:t>
-      </w:r>
-    </w:p>
-    <w:p>
-      <w:pPr>
-        <w:ind w:left="-5" w:right="841"/>
-      </w:pPr>
-      <w:r>
-        <w:t xml:space="preserve">El dataset crudo del experimento, el flujo de automatización de n8n, el diagrama entidadrelación de la base de datos, capturas de la interfaz y del bot, y el enlace al repositorio de código se incluyen como anexos (véase Anexos) con el fin de garantizar la reproducibilidad de los resultados presentados. Esto no sustituye, sin embargo, a la validación del sistema en un comercio real en funcionamiento, que se mantiene como línea de trabajo futuro prioritaria (sección 7.2). </w:t>
+        <w:t xml:space="preserve">confirmó que exponía una excepción no controlada en el backend, corregida en una iteración posterior a la ejecución del experimento (sección 7.2). </w:t>
+      </w:r>
+    </w:p>
+    <w:p>
+      <w:pPr>
+        <w:ind w:left="-5" w:right="841"/>
+      </w:pPr>
+      <w:r>
+        <w:t xml:space="preserve">El dataset crudo del experimento, el flujo de automatización de n8n, el diagrama entidad-relación de la base de datos, capturas de la interfaz y del bot, y el enlace al repositorio de código se incluyen como anexos (véase Anexos). Esto garantiza la reproducibilidad de los resultados presentados. Esto no sustituye, sin embargo, a la validación del sistema en un comercio real en funcionamiento, que se mantiene como línea de trabajo futuro prioritaria (sección 7.2). </w:t>
       </w:r>
     </w:p>
     <w:p>
@@ -6259,7 +9611,7 @@
         <w:ind w:left="-5" w:right="841"/>
       </w:pPr>
       <w:r>
-        <w:t xml:space="preserve">OE4 (bot de Telegram) y OE5 (automatización con n8n) se alcanzaron: la sección 4.4 describe el flujo de recepción y registro automatizado de pedidos, verificado además experimentalmente mediante los 20 escenarios postest y documentado en el flujo exportado del Anexo C. </w:t>
+        <w:t xml:space="preserve">OE4 (bot de Telegram) y OE5 (automatización con n8n) se alcanzaron. La sección 4.4 describe el flujo de recepción y registro automatizado de pedidos, verificado además experimentalmente mediante los 20 escenarios postest y documentado en el flujo exportado del Anexo C. </w:t>
       </w:r>
     </w:p>
     <w:p>
@@ -6275,7 +9627,7 @@
         <w:ind w:left="-5" w:right="841"/>
       </w:pPr>
       <w:r>
-        <w:t xml:space="preserve">Respecto de la hipótesis de trabajo: H1 no se confirma en su umbral literal de una reducción de al menos el 50% del TPP —el valor observado fue del 34,9% sobre las medias y del 35,9% sobre la mediana de las diferencias pareadas—, pero la reducción es estadísticamente significativa (p = 9,54×10⁻⁶) y de tamaño de efecto grande (r = 0,60; Cohen, 1988), y se sostiene bajo un instrumento de medición único y consistente entre condiciones (sección 3.5). TED y NAS, reportadas de forma descriptiva y sin hipótesis asociada, no mostraron diferencia entre condiciones: la condición pretest, operada por los propios autores del sistema, no logró generar una tasa de error ni un nivel de desactualización de stock de base representativos de un operador real, por lo que estos resultados no deben interpretarse como evidencia de que la automatización no mejora esos aspectos, sino como una limitación de este diseño experimental. Su contrastación con operadores reales queda planteada como línea de trabajo futuro (sección 7.2). </w:t>
+        <w:t xml:space="preserve">Respecto de la hipótesis de trabajo, H1 no se confirma en su umbral literal de una reducción de al menos el 50% del TPP: el valor observado fue del 34,9% sobre las medias y del 35,9% sobre la mediana de las diferencias pareadas. La reducción es, no obstante, estadísticamente significativa (p = 9,54×10⁻⁶) y de tamaño de efecto grande (r = 0,60; Cohen, 1988), y se sostiene bajo un instrumento de medición único y consistente entre condiciones (sección 3.5). TED y NAS, reportadas de forma descriptiva y sin hipótesis asociada, no mostraron diferencia entre condiciones. Esto se debe a que la condición pretest, operada por los propios autores del sistema, no logró generar una tasa de error ni un nivel de desactualización de stock de base representativos de un operador real. Estos resultados, por lo tanto, no deben interpretarse como evidencia de que la automatización no mejora esos aspectos, sino como una limitación de este diseño experimental. Su contrastación con operadores reales queda planteada como línea de trabajo futuro (sección 7.2). </w:t>
       </w:r>
     </w:p>
     <w:p>
@@ -6284,7 +9636,7 @@
         <w:ind w:left="-5" w:right="841"/>
       </w:pPr>
       <w:r>
-        <w:t xml:space="preserve">Lo demostrado empíricamente por este trabajo es que el sistema desarrollado reduce, de forma estadísticamente significativa y con un tamaño de efecto grande, el tiempo de procesamiento de pedidos, en un entorno de prueba controlado cuyos datos y artefactos de soporte se documentan íntegramente en los Anexos. Lo sugerido, pero no demostrado, es que también podría mejorar la exactitud del stock registrado y reducir la tasa de errores de carga en condiciones reales de operación, con operadores ajenos al equipo de desarrollo. Lo que queda abierto es precisamente esa pregunta, junto con el desempeño del sistema ante la variabilidad de un comercio real en funcionamiento, que se retoma en la sección 7.2. </w:t>
+        <w:t xml:space="preserve">Lo demostrado empíricamente por este trabajo es que el sistema desarrollado reduce, de forma estadísticamente significativa y con un tamaño de efecto grande, el tiempo de procesamiento de pedidos. Esto se comprobó en un entorno de prueba controlado, cuyos datos y artefactos de soporte se documentan íntegramente en los Anexos. Lo sugerido, pero no demostrado, es que también podría mejorar la exactitud del stock registrado y reducir la tasa de errores de carga en condiciones reales de operación, con operadores ajenos al equipo de desarrollo. Lo que queda abierto es precisamente esa pregunta, junto con el desempeño del sistema ante la variabilidad de un comercio real en funcionamiento, que se retoma en la sección 7.2. </w:t>
       </w:r>
     </w:p>
     <w:p>
@@ -6311,33 +9663,33 @@
         <w:ind w:left="-5" w:right="841"/>
       </w:pPr>
       <w:r>
-        <w:t xml:space="preserve">La principal línea de continuidad identificada es la validación de campo del sistema en un comercio real en operación, tal como se plantea en las secciones 1.6 y 3.9, dado que el presente trabajo evalúa el artefacto en un entorno controlado y no en condiciones reales de uso; esa </w:t>
+        <w:t xml:space="preserve">La principal línea de continuidad identificada es la validación de campo del sistema en un comercio real en operación, tal como se plantea en las secciones 1.6 y 3.9. Esto responde a que el presente trabajo evalúa el artefacto en un entorno controlado y no en condiciones reales de uso. Esa </w:t>
         <w:lastRenderedPageBreak/>
-        <w:t xml:space="preserve">validación de campo es también la vía para contrastar TED y NAS con una tasa de error y un nivel de desactualización de stock de base representativos de un operador real, que el diseño actual no permite generar (secciones 6.1 y 7.1). En segundo lugar, se incorporó una suite de pruebas de integración automatizadas (JUnit y Spring Boot Test) sobre los endpoints críticos del backend —carrito, confirmación de pedido y control de acceso—, que se describe en la sección 4.5 y complementa las verificaciones manuales realizadas durante el desarrollo. En tercer lugar, se habían identificado dos tareas técnicas puntuales pendientes de resolución antes de una eventual implementación real: la corrección de la excepción no controlada que exponía el escenario de carrito vacío, y la incorporación de una validación de cantidad máxima del lado del servidor, antes impuesta únicamente por la construcción de los botones en n8n (sección 4.4). Ambas se resolvieron en una iteración posterior a la ejecución del experimento: se agregó manejo explícito de la excepción (respuesta HTTP 400 con mensaje descriptivo) para el primer caso (commit fe7b672 del repositorio, Anexo F), y una validación de rango (1 a 10 unidades) en el endpoint POST /carrito/{chatId}/item para el segundo (commit 94bb10e del repositorio, Anexo F). </w:t>
-      </w:r>
-    </w:p>
-    <w:p>
-      <w:pPr>
-        <w:ind w:left="-5" w:right="841"/>
-      </w:pPr>
-      <w:r>
-        <w:t xml:space="preserve">En una revisión posterior, la auditoría (hallazgo C15) señaló dos observaciones adicionales sobre este mismo flujo, que se investigaron y resolvieron en la misma sesión. La primera era una condición de carrera en la confirmación de pedidos: la comprobación en memoria del estado antes de descontar stock permitía que dos confirmaciones casi simultáneas del mismo pedido (por ejemplo, un doble clic) leyeran ambas el estado no confirmado antes de que la primera terminara de escribir, descontando el stock dos veces; se corrigió reemplazando esa comprobación por una transición atómica a nivel de base de datos (una sentencia UPDATE condicionada a que el estado no sea ya CONFIRMADO, el mismo patrón ya usado para el descuento de stock), validada con diez confirmaciones simultáneas reales sobre el mismo pedido y con el test de regresión confirmarEstadoDosVecesNoDescuentaStockDosVeces (sección 4.5). La segunda cuestionaba si la cantidad acumulada de un mismo producto al agregarlo dos veces al carrito debía limitarse al máximo de 10 unidades por interacción impuesto por el menú de botones de Telegram (sección 4.4); se determinó que ese límite es exclusivo de la interfaz de botones y no una regla de negocio, por lo que la cantidad acumulada puede superar las 10 unidades sin inconveniente, siempre que la disponibilidad se valide contra el stock real al confirmar el pedido, comportamiento que el sistema ya implementaba correctamente y que quedó cubierto con dos tests de regresión adicionales (sección 4.5).</w:t>
-      </w:r>
-    </w:p>
-    <w:p>
-      <w:pPr>
-        <w:ind w:left="-5" w:right="841"/>
-      </w:pPr>
-      <w:r>
-        <w:t xml:space="preserve">La auditoría señaló además, como riesgo de seguridad, que la configuración de desarrollo versionaba credenciales sensibles: un usuario de MySQL sin contraseña y valores por defecto para el secreto de firma JWT y la clave compartida de la integración con n8n, que permitían levantar el sistema sin definir ningún secreto real. Se separó la configuración en un perfil "dev" —activo por defecto, sin cambios en el flujo de trabajo local ni en la suite de pruebas— con esos valores de conveniencia, y un archivo de configuración base sin valores por defecto para las credenciales de base de datos, el secreto JWT y la clave de n8n; cualquier otro perfil de despliegue debe definirlas por variable de entorno o el arranque falla con un error explícito. Se agregó además la posibilidad de marcar la cookie de sesión JWT como Secure (solo HTTPS) mediante una variable de entorno, deshabilitada por defecto para no romper el desarrollo local sobre HTTP.</w:t>
-      </w:r>
-    </w:p>
-    <w:p>
-      <w:pPr>
-        <w:ind w:left="-5" w:right="841"/>
-      </w:pPr>
-      <w:r>
-        <w:t xml:space="preserve">Adicionalmente, se identifican como posibles extensiones: la integración con sistemas contables externos, la gestión de múltiples sucursales, la incorporación de módulos de facturación electrónica y de gestión de proveedores (conforme a lo señalado en la sección 1.6), y la evaluación de la escalabilidad del sistema ante un mayor volumen concurrente de pedidos. </w:t>
+        <w:t xml:space="preserve">validación de campo es también la vía para contrastar TED y NAS con una tasa de error y un nivel de desactualización de stock de base representativos de un operador real, que el diseño actual no permite generar (secciones 6.1 y 7.1). En segundo lugar, se incorporó una suite de pruebas de integración automatizadas (JUnit y Spring Boot Test) sobre los endpoints críticos del backend: carrito, confirmación de pedido y control de acceso. Esta suite se describe en la sección 4.5 y complementa las verificaciones manuales realizadas durante el desarrollo. En tercer lugar, se habían identificado dos tareas técnicas puntuales pendientes de resolución antes de una eventual implementación real: la corrección de la excepción no controlada que exponía el escenario de carrito vacío, y la incorporación de una validación de cantidad máxima del lado del servidor. Esta última cantidad estaba antes impuesta únicamente por la construcción de los botones en n8n (sección 4.4). Ambas se resolvieron en una iteración posterior a la ejecución del experimento. Para el primer caso, se agregó manejo explícito de la excepción (respuesta HTTP 400 con mensaje descriptivo; commit fe7b672 del repositorio, Anexo F). Para el segundo, una validación de rango (1 a 10 unidades) en el endpoint POST /carrito/{chatId}/item (commit 94bb10e del repositorio, Anexo F). </w:t>
+      </w:r>
+    </w:p>
+    <w:p>
+      <w:pPr>
+        <w:ind w:left="-5" w:right="841"/>
+      </w:pPr>
+      <w:r>
+        <w:t xml:space="preserve">En una revisión posterior, la auditoría (hallazgo C15) señaló dos observaciones adicionales sobre este mismo flujo, que se investigaron y resolvieron en la misma sesión. La primera era una condición de carrera en la confirmación de pedidos: la comprobación en memoria del estado antes de descontar stock permitía que dos confirmaciones casi simultáneas del mismo pedido (por ejemplo, un doble clic) leyeran ambas el estado no confirmado antes de que la primera terminara de escribir, descontando el stock dos veces. Se corrigió reemplazando esa comprobación por una transición atómica a nivel de base de datos: una sentencia UPDATE condicionada a que el estado no sea ya CONFIRMADO, el mismo patrón ya usado para el descuento de stock. La corrección se validó con diez confirmaciones simultáneas reales sobre el mismo pedido y con el test de regresión confirmarEstadoDosVecesNoDescuentaStockDosVeces (sección 4.5). La segunda cuestionaba si la cantidad acumulada de un mismo producto al agregarlo dos veces al carrito debía limitarse al máximo de 10 unidades por interacción impuesto por el menú de botones de Telegram (sección 4.4). Se determinó que ese límite es exclusivo de la interfaz de botones y no una regla de negocio, por lo que la cantidad acumulada puede superar las 10 unidades sin inconveniente, siempre que la disponibilidad se valide contra el stock real al confirmar el pedido. Este comportamiento ya lo implementaba correctamente el sistema, y quedó cubierto con dos tests de regresión adicionales (sección 4.5).</w:t>
+      </w:r>
+    </w:p>
+    <w:p>
+      <w:pPr>
+        <w:ind w:left="-5" w:right="841"/>
+      </w:pPr>
+      <w:r>
+        <w:t xml:space="preserve">La auditoría señaló además, como riesgo de seguridad, que la configuración de desarrollo versionaba credenciales sensibles: un usuario de MySQL sin contraseña y valores por defecto para el secreto de firma JWT y la clave compartida de la integración con n8n. Estos valores permitían levantar el sistema sin definir ningún secreto real. Se separó la configuración en un perfil "dev" —activo por defecto, sin cambios en el flujo de trabajo local ni en la suite de pruebas— con esos valores de conveniencia. El archivo de configuración base, en cambio, no tiene valores por defecto para las credenciales de base de datos, el secreto JWT y la clave de n8n: cualquier otro perfil de despliegue debe definirlas por variable de entorno, o el arranque falla con un error explícito. Se agregó además la posibilidad de marcar la cookie de sesión JWT como Secure (solo HTTPS) mediante una variable de entorno, deshabilitada por defecto para no romper el desarrollo local sobre HTTP.</w:t>
+      </w:r>
+    </w:p>
+    <w:p>
+      <w:pPr>
+        <w:ind w:left="-5" w:right="841"/>
+      </w:pPr>
+      <w:r>
+        <w:t xml:space="preserve">Adicionalmente, se identifican como posibles extensiones: la integración con sistemas contables externos; la gestión de múltiples sucursales; la incorporación de módulos de facturación electrónica y de gestión de proveedores (conforme a lo señalado en la sección 1.6); y la evaluación de la escalabilidad del sistema ante un mayor volumen concurrente de pedidos. </w:t>
       </w:r>
     </w:p>
     <w:p>
@@ -6385,433 +9737,528 @@
     </w:p>
     <w:p>
       <w:pPr>
-        <w:numPr>
-          <w:ilvl w:val="0"/>
-          <w:numId w:val="4"/>
-        </w:numPr>
         <w:spacing w:after="176" w:line="276" w:lineRule="auto"/>
-        <w:ind w:right="841" w:hanging="338"/>
-        <w:jc w:val="left"/>
-      </w:pPr>
-      <w:r>
-        <w:rPr>
-          <w:lang w:val="en-GB"/>
-        </w:rPr>
-        <w:t xml:space="preserve">Adamopoulou, E., &amp; Moussiades, L. (2020). An overview of chatbot technology. In I. Maglogiannis, L. Iliadis, &amp; E. Pimenidis (Eds.), Artificial intelligence applications and innovations. AIAI 2020. IFIP Advances in Information and Communication Technology (Vol. 584, pp. 373–383). </w:t>
-      </w:r>
-      <w:r>
-        <w:t>Springer. https://doi.org/10.1007/978-3-030-49186-4_31</w:t>
-      </w:r>
-    </w:p>
-    <w:p>
-      <w:pPr>
-        <w:numPr>
-          <w:ilvl w:val="0"/>
-          <w:numId w:val="4"/>
-        </w:numPr>
+        <w:ind w:left="720" w:right="841" w:hanging="720"/>
+        <w:jc w:val="left"/>
+      </w:pPr>
+      <w:r>
+        <w:t xml:space="preserve">Adamopoulou, E., y Moussiades, L. (2020). An overview of chatbot technology. In I. Maglogiannis, L. Iliadis, y E. Pimenidis (Eds.), </w:t>
+      </w:r>
+      <w:r>
+        <w:rPr>
+          <w:i/>
+          <w:iCs/>
+        </w:rPr>
+        <w:t xml:space="preserve">Artificial intelligence applications and innovations. AIAI 2020. IFIP Advances in Information and Communication Technology</w:t>
+      </w:r>
+      <w:r>
+        <w:t xml:space="preserve"> (Vol. 584, pp. 373–383). Springer. https://doi.org/10.1007/978-3-030-49186-4_31</w:t>
+      </w:r>
+    </w:p>
+    <w:p>
+      <w:pPr>
         <w:spacing w:after="176" w:line="276" w:lineRule="auto"/>
-        <w:ind w:right="841" w:hanging="338"/>
-        <w:jc w:val="left"/>
-      </w:pPr>
-      <w:r>
-        <w:rPr>
-          <w:lang w:val="en-GB"/>
-        </w:rPr>
-        <w:t xml:space="preserve">Campbell, D. T., &amp; Stanley, J. C. (1963). Experimental and quasi-experimental designs for research. </w:t>
-      </w:r>
-      <w:r>
-        <w:t>Rand McNally.</w:t>
-      </w:r>
-    </w:p>
-    <w:p>
-      <w:pPr>
-        <w:numPr>
-          <w:ilvl w:val="0"/>
-          <w:numId w:val="4"/>
-        </w:numPr>
+        <w:ind w:left="720" w:right="841" w:hanging="720"/>
+        <w:jc w:val="left"/>
+      </w:pPr>
+      <w:r>
+        <w:t xml:space="preserve">Bogner, J., Kotstein, S., y Pfaff, T. (2023). Do RESTful API design rules have an impact on the understandability of Web APIs? </w:t>
+      </w:r>
+      <w:r>
+        <w:rPr>
+          <w:i/>
+          <w:iCs/>
+        </w:rPr>
+        <w:t xml:space="preserve">Empirical Software Engineering, 28</w:t>
+      </w:r>
+      <w:r>
+        <w:t xml:space="preserve">(6), Article 132. https://doi.org/10.1007/s10664-023-10367-y</w:t>
+      </w:r>
+    </w:p>
+    <w:p>
+      <w:pPr>
         <w:spacing w:after="176" w:line="276" w:lineRule="auto"/>
-        <w:ind w:right="841" w:hanging="338"/>
-        <w:jc w:val="left"/>
-      </w:pPr>
-      <w:r>
-        <w:t>CEPAL (Comisión Económica para América Latina y el Caribe). (2021). Tecnologías digitales para un nuevo futuro (LC/TS.2021/43). CEPAL. https://repositorio.cepal.org/handle/11362/46816</w:t>
-      </w:r>
-    </w:p>
-    <w:p>
-      <w:pPr>
-        <w:numPr>
-          <w:ilvl w:val="0"/>
-          <w:numId w:val="4"/>
-        </w:numPr>
+        <w:ind w:left="720" w:right="841" w:hanging="720"/>
+        <w:jc w:val="left"/>
+      </w:pPr>
+      <w:r>
+        <w:t xml:space="preserve">Campbell, D. T., y Stanley, J. C. (1963). </w:t>
+      </w:r>
+      <w:r>
+        <w:rPr>
+          <w:i/>
+          <w:iCs/>
+        </w:rPr>
+        <w:t xml:space="preserve">Experimental and quasi-experimental designs for research</w:t>
+      </w:r>
+      <w:r>
+        <w:t xml:space="preserve">. Rand McNally.</w:t>
+      </w:r>
+    </w:p>
+    <w:p>
+      <w:pPr>
         <w:spacing w:after="176" w:line="276" w:lineRule="auto"/>
-        <w:ind w:right="841" w:hanging="338"/>
-        <w:jc w:val="left"/>
-      </w:pPr>
-      <w:r>
-        <w:rPr>
-          <w:lang w:val="en-GB"/>
-        </w:rPr>
+        <w:ind w:left="720" w:right="841" w:hanging="720"/>
+        <w:jc w:val="left"/>
+      </w:pPr>
+      <w:r>
+        <w:t xml:space="preserve">CEPAL (Comisión Económica para América Latina y el Caribe). (2021). </w:t>
+      </w:r>
+      <w:r>
+        <w:rPr>
+          <w:i/>
+          <w:iCs/>
+        </w:rPr>
+        <w:t xml:space="preserve">Tecnologías digitales para un nuevo futuro</w:t>
+      </w:r>
+      <w:r>
+        <w:t xml:space="preserve"> (LC/TS.2021/43). CEPAL. https://repositorio.cepal.org/handle/11362/46816</w:t>
+      </w:r>
+    </w:p>
+    <w:p>
+      <w:pPr>
+        <w:spacing w:after="176" w:line="276" w:lineRule="auto"/>
+        <w:ind w:left="720" w:right="841" w:hanging="720"/>
+        <w:jc w:val="left"/>
+      </w:pPr>
+      <w:r>
         <w:t xml:space="preserve">Codd, E. F. (1970). A relational model of data for large shared data banks. </w:t>
       </w:r>
       <w:r>
-        <w:t xml:space="preserve">Communications of the ACM, 13(6), 377–387. https://doi.org/10.1145/362384.362685</w:t>
-      </w:r>
-    </w:p>
-    <w:p>
-      <w:pPr>
-        <w:numPr>
-          <w:ilvl w:val="0"/>
-          <w:numId w:val="4"/>
-        </w:numPr>
+        <w:rPr>
+          <w:i/>
+          <w:iCs/>
+        </w:rPr>
+        <w:t xml:space="preserve">Communications of the ACM, 13</w:t>
+      </w:r>
+      <w:r>
+        <w:t xml:space="preserve">(6), 377–387. https://doi.org/10.1145/362384.362685</w:t>
+      </w:r>
+    </w:p>
+    <w:p>
+      <w:pPr>
         <w:spacing w:after="176" w:line="276" w:lineRule="auto"/>
-        <w:ind w:right="841" w:hanging="338"/>
-        <w:jc w:val="left"/>
-      </w:pPr>
-      <w:r>
-        <w:rPr>
-          <w:lang w:val="en-GB"/>
-        </w:rPr>
-        <w:t xml:space="preserve">Cohen, J. (1988). Statistical power analysis for the behavioral sciences (2nd ed.). </w:t>
-      </w:r>
-      <w:r>
-        <w:t>Lawrence Erlbaum Associates.</w:t>
-      </w:r>
-    </w:p>
-    <w:p>
-      <w:pPr>
-        <w:numPr>
-          <w:ilvl w:val="0"/>
-          <w:numId w:val="4"/>
-        </w:numPr>
+        <w:ind w:left="720" w:right="841" w:hanging="720"/>
+        <w:jc w:val="left"/>
+      </w:pPr>
+      <w:r>
+        <w:t xml:space="preserve">Cohen, J. (1988). </w:t>
+      </w:r>
+      <w:r>
+        <w:rPr>
+          <w:i/>
+          <w:iCs/>
+        </w:rPr>
+        <w:t xml:space="preserve">Statistical power analysis for the behavioral sciences</w:t>
+      </w:r>
+      <w:r>
+        <w:t xml:space="preserve"> (2nd ed.). Lawrence Erlbaum Associates.</w:t>
+      </w:r>
+    </w:p>
+    <w:p>
+      <w:pPr>
         <w:spacing w:after="176" w:line="276" w:lineRule="auto"/>
-        <w:ind w:right="841" w:hanging="338"/>
-        <w:jc w:val="left"/>
-      </w:pPr>
-      <w:r>
-        <w:t xml:space="preserve">Cui, L., Huang, S., Wei, F., Tan, C., Duan, C., &amp; Zhou, M. (2017). </w:t>
-      </w:r>
-      <w:r>
-        <w:rPr>
-          <w:lang w:val="en-GB"/>
-        </w:rPr>
-        <w:t xml:space="preserve">SuperAgent: A customer service chatbot for e-commerce websites. In Proceedings of ACL 2017, System Demonstrations (pp. 97–102). </w:t>
-      </w:r>
-      <w:r>
-        <w:t xml:space="preserve">Association for Computational Linguistics. https://doi.org/10.18653/v1/P17-4017</w:t>
-      </w:r>
-    </w:p>
-    <w:p>
-      <w:pPr>
-        <w:numPr>
-          <w:ilvl w:val="0"/>
-          <w:numId w:val="4"/>
-        </w:numPr>
+        <w:ind w:left="720" w:right="841" w:hanging="720"/>
+        <w:jc w:val="left"/>
+      </w:pPr>
+      <w:r>
+        <w:t xml:space="preserve">Date, C. J. (2004). </w:t>
+      </w:r>
+      <w:r>
+        <w:rPr>
+          <w:i/>
+          <w:iCs/>
+        </w:rPr>
+        <w:t xml:space="preserve">An introduction to database systems</w:t>
+      </w:r>
+      <w:r>
+        <w:t xml:space="preserve"> (8th ed.). Pearson.</w:t>
+      </w:r>
+    </w:p>
+    <w:p>
+      <w:pPr>
         <w:spacing w:after="176" w:line="276" w:lineRule="auto"/>
-        <w:ind w:right="841" w:hanging="338"/>
-        <w:jc w:val="left"/>
-      </w:pPr>
-      <w:r>
-        <w:rPr>
-          <w:lang w:val="en-GB"/>
-        </w:rPr>
-        <w:t xml:space="preserve">Date, C. J. (2004). An introduction to database systems (8th ed.). </w:t>
-      </w:r>
-      <w:r>
-        <w:t>Pearson.</w:t>
-      </w:r>
-    </w:p>
-    <w:p>
-      <w:pPr>
-        <w:numPr>
-          <w:ilvl w:val="0"/>
-          <w:numId w:val="4"/>
-        </w:numPr>
+        <w:ind w:left="720" w:right="841" w:hanging="720"/>
+        <w:jc w:val="left"/>
+      </w:pPr>
+      <w:r>
+        <w:t xml:space="preserve">Davenport, T. H., y Kirby, J. (2016). </w:t>
+      </w:r>
+      <w:r>
+        <w:rPr>
+          <w:i/>
+          <w:iCs/>
+        </w:rPr>
+        <w:t xml:space="preserve">Only humans need apply: Winners and losers in the age of smart machines</w:t>
+      </w:r>
+      <w:r>
+        <w:t xml:space="preserve">. Harper Business.</w:t>
+      </w:r>
+    </w:p>
+    <w:p>
+      <w:pPr>
         <w:spacing w:after="176" w:line="276" w:lineRule="auto"/>
-        <w:ind w:right="841" w:hanging="338"/>
-        <w:jc w:val="left"/>
-      </w:pPr>
-      <w:r>
-        <w:rPr>
-          <w:lang w:val="en-GB"/>
-        </w:rPr>
-        <w:t xml:space="preserve">Davenport, T. H., &amp; Kirby, J. (2016). Only humans need apply: Winners and losers in the age of smart machines. </w:t>
-      </w:r>
-      <w:r>
-        <w:t>Harper Business.</w:t>
-      </w:r>
-    </w:p>
-    <w:p>
-      <w:pPr>
-        <w:numPr>
-          <w:ilvl w:val="0"/>
-          <w:numId w:val="4"/>
-        </w:numPr>
+        <w:ind w:left="720" w:right="841" w:hanging="720"/>
+        <w:jc w:val="left"/>
+      </w:pPr>
+      <w:r>
+        <w:t xml:space="preserve">Fielding, R. T. (2000). </w:t>
+      </w:r>
+      <w:r>
+        <w:rPr>
+          <w:i/>
+          <w:iCs/>
+        </w:rPr>
+        <w:t xml:space="preserve">Architectural styles and the design of network-based software architectures</w:t>
+      </w:r>
+      <w:r>
+        <w:t xml:space="preserve"> [Doctoral dissertation, University of California, Irvine]. https://www.ics.uci.edu/~fielding/pubs/dissertation/top.htm</w:t>
+      </w:r>
+    </w:p>
+    <w:p>
+      <w:pPr>
         <w:spacing w:after="176" w:line="276" w:lineRule="auto"/>
-        <w:ind w:right="841" w:hanging="338"/>
-        <w:jc w:val="left"/>
-        <w:rPr>
-          <w:lang w:val="en-GB"/>
-        </w:rPr>
-      </w:pPr>
-      <w:r>
-        <w:rPr>
-          <w:lang w:val="en-GB"/>
-        </w:rPr>
-        <w:t>Fielding, R. T. (2000). Architectural styles and the design of network-based software architectures [Doctoral dissertation, University of California, Irvine]. https://www.ics.uci.edu/~fielding/pubs/dissertation/top.htm</w:t>
-      </w:r>
-    </w:p>
-    <w:p>
-      <w:pPr>
-        <w:numPr>
-          <w:ilvl w:val="0"/>
-          <w:numId w:val="4"/>
-        </w:numPr>
+        <w:ind w:left="720" w:right="841" w:hanging="720"/>
+        <w:jc w:val="left"/>
+      </w:pPr>
+      <w:r>
+        <w:t xml:space="preserve">Fowler, M. (2002). </w:t>
+      </w:r>
+      <w:r>
+        <w:rPr>
+          <w:i/>
+          <w:iCs/>
+        </w:rPr>
+        <w:t xml:space="preserve">Patterns of enterprise application architecture</w:t>
+      </w:r>
+      <w:r>
+        <w:t xml:space="preserve">. Addison-Wesley.</w:t>
+      </w:r>
+    </w:p>
+    <w:p>
+      <w:pPr>
         <w:spacing w:after="176" w:line="276" w:lineRule="auto"/>
-        <w:ind w:right="841" w:hanging="338"/>
-        <w:jc w:val="left"/>
-      </w:pPr>
-      <w:r>
-        <w:rPr>
-          <w:lang w:val="en-GB"/>
-        </w:rPr>
-        <w:t xml:space="preserve">Heizer, J., Render, B., &amp; Munson, C. (2017). Operations management: Sustainability and supply chain management (12th ed.). </w:t>
-      </w:r>
-      <w:r>
-        <w:t>Pearson.</w:t>
-      </w:r>
-    </w:p>
-    <w:p>
-      <w:pPr>
-        <w:numPr>
-          <w:ilvl w:val="0"/>
-          <w:numId w:val="4"/>
-        </w:numPr>
+        <w:ind w:left="720" w:right="841" w:hanging="720"/>
+        <w:jc w:val="left"/>
+      </w:pPr>
+      <w:r>
+        <w:t xml:space="preserve">Fritsch, T. (2024). Chatbots: An overview of current issues and challenges. In K. Arai (Ed.), </w:t>
+      </w:r>
+      <w:r>
+        <w:rPr>
+          <w:i/>
+          <w:iCs/>
+        </w:rPr>
+        <w:t xml:space="preserve">Advances in information and communication. FICC 2024</w:t>
+      </w:r>
+      <w:r>
+        <w:t xml:space="preserve"> (Lecture Notes in Networks and Systems, Vol. 919, pp. 84–104). Springer. https://doi.org/10.1007/978-3-031-53960-2_7</w:t>
+      </w:r>
+    </w:p>
+    <w:p>
+      <w:pPr>
         <w:spacing w:after="176" w:line="276" w:lineRule="auto"/>
-        <w:ind w:right="841" w:hanging="338"/>
-        <w:jc w:val="left"/>
-      </w:pPr>
-      <w:r>
-        <w:rPr>
-          <w:lang w:val="en-GB"/>
-        </w:rPr>
-        <w:t xml:space="preserve">Hevner, A. R., March, S. T., Park, J., &amp; Ram, S. (2004). Design science in information systems research. </w:t>
-      </w:r>
-      <w:r>
-        <w:t xml:space="preserve">MIS Quarterly, 28(1), 75–106. https://doi.org/10.2307/25148625</w:t>
-      </w:r>
-    </w:p>
-    <w:p>
-      <w:pPr>
-        <w:numPr>
-          <w:ilvl w:val="0"/>
-          <w:numId w:val="4"/>
-        </w:numPr>
+        <w:ind w:left="720" w:right="841" w:hanging="720"/>
+        <w:jc w:val="left"/>
+      </w:pPr>
+      <w:r>
+        <w:t xml:space="preserve">Heizer, J., Render, B., y Munson, C. (2017). </w:t>
+      </w:r>
+      <w:r>
+        <w:rPr>
+          <w:i/>
+          <w:iCs/>
+        </w:rPr>
+        <w:t xml:space="preserve">Operations management: Sustainability and supply chain management</w:t>
+      </w:r>
+      <w:r>
+        <w:t xml:space="preserve"> (12th ed.). Pearson.</w:t>
+      </w:r>
+    </w:p>
+    <w:p>
+      <w:pPr>
         <w:spacing w:after="176" w:line="276" w:lineRule="auto"/>
-        <w:ind w:right="841" w:hanging="338"/>
-        <w:jc w:val="left"/>
-      </w:pPr>
-      <w:r>
-        <w:t xml:space="preserve">Moeuf, A., Lamouri, S., Pellerin, R., Tamayo-Giraldo, S., Tobon-Valencia, E., &amp; Eburdy, R. (2020). </w:t>
-      </w:r>
-      <w:r>
-        <w:rPr>
-          <w:lang w:val="en-GB"/>
-        </w:rPr>
-        <w:t xml:space="preserve">Identification of critical success factors, risks and opportunities of Industry 4.0 in SMEs. </w:t>
-      </w:r>
-      <w:r>
-        <w:t xml:space="preserve">International Journal of Production Research, 58(5), 1384–1400. https://doi.org/10.1080/00207543.2019.1636323</w:t>
-      </w:r>
-    </w:p>
-    <w:p>
-      <w:pPr>
-        <w:numPr>
-          <w:ilvl w:val="0"/>
-          <w:numId w:val="4"/>
-        </w:numPr>
+        <w:ind w:left="720" w:right="841" w:hanging="720"/>
+        <w:jc w:val="left"/>
+      </w:pPr>
+      <w:r>
+        <w:t xml:space="preserve">Hevner, A. R., March, S. T., Park, J., y Ram, S. (2004). Design science in information systems research. </w:t>
+      </w:r>
+      <w:r>
+        <w:rPr>
+          <w:i/>
+          <w:iCs/>
+        </w:rPr>
+        <w:t xml:space="preserve">MIS Quarterly, 28</w:t>
+      </w:r>
+      <w:r>
+        <w:t xml:space="preserve">(1), 75–106. https://doi.org/10.2307/25148625</w:t>
+      </w:r>
+    </w:p>
+    <w:p>
+      <w:pPr>
         <w:spacing w:after="176" w:line="276" w:lineRule="auto"/>
-        <w:ind w:right="841" w:hanging="338"/>
-        <w:jc w:val="left"/>
-      </w:pPr>
-      <w:r>
-        <w:rPr>
-          <w:lang w:val="en-GB"/>
-        </w:rPr>
-        <w:lastRenderedPageBreak/>
-        <w:t xml:space="preserve">Newman, S. (2019). Monolith to microservices: Evolutionary patterns to transform your monolith. </w:t>
-      </w:r>
-      <w:r>
-        <w:t>O'Reilly Media.</w:t>
-      </w:r>
-    </w:p>
-    <w:p>
-      <w:pPr>
-        <w:numPr>
-          <w:ilvl w:val="0"/>
-          <w:numId w:val="4"/>
-        </w:numPr>
+        <w:ind w:left="720" w:right="841" w:hanging="720"/>
+        <w:jc w:val="left"/>
+      </w:pPr>
+      <w:r>
+        <w:t xml:space="preserve">Li, Z., Wu, C., Li, J., y Yuan, Q. (2026). Chatbot research in the fields of business and information systems: A systematic review and bibliometric analysis. </w:t>
+      </w:r>
+      <w:r>
+        <w:rPr>
+          <w:i/>
+          <w:iCs/>
+        </w:rPr>
+        <w:t xml:space="preserve">Aslib Journal of Information Management, 78</w:t>
+      </w:r>
+      <w:r>
+        <w:t xml:space="preserve">(4), 988–1014. https://doi.org/10.1108/AJIM-05-2024-0427</w:t>
+      </w:r>
+    </w:p>
+    <w:p>
+      <w:pPr>
         <w:spacing w:after="176" w:line="276" w:lineRule="auto"/>
-        <w:ind w:right="841" w:hanging="338"/>
-        <w:jc w:val="left"/>
-        <w:rPr>
-          <w:lang w:val="en-GB"/>
-        </w:rPr>
-      </w:pPr>
-      <w:r>
-        <w:rPr>
-          <w:lang w:val="en-GB"/>
-        </w:rPr>
-        <w:t>n8n. (2024). n8n documentation: Workflow automation. https://docs.n8n.io</w:t>
-      </w:r>
-    </w:p>
-    <w:p>
-      <w:pPr>
-        <w:numPr>
-          <w:ilvl w:val="0"/>
-          <w:numId w:val="4"/>
-        </w:numPr>
+        <w:ind w:left="720" w:right="841" w:hanging="720"/>
+        <w:jc w:val="left"/>
+      </w:pPr>
+      <w:r>
+        <w:t xml:space="preserve">Mehta, I. (2024, July 23). Telegram’s userbase climbs to 950M, plans to launch app store. </w:t>
+      </w:r>
+      <w:r>
+        <w:rPr>
+          <w:i/>
+          <w:iCs/>
+        </w:rPr>
+        <w:t xml:space="preserve">TechCrunch</w:t>
+      </w:r>
+      <w:r>
+        <w:t xml:space="preserve">. https://techcrunch.com/2024/07/23/telegrams-userbase-climbs-to-950m-plans-to-launch-app-store</w:t>
+      </w:r>
+    </w:p>
+    <w:p>
+      <w:pPr>
         <w:spacing w:after="176" w:line="276" w:lineRule="auto"/>
-        <w:ind w:right="841" w:hanging="338"/>
-        <w:jc w:val="left"/>
-      </w:pPr>
-      <w:r>
-        <w:rPr>
-          <w:lang w:val="en-GB"/>
-        </w:rPr>
-        <w:t xml:space="preserve">OECD. (2021). The digital transformation of SMEs. OECD Studies on SMEs and Entrepreneurship. </w:t>
-      </w:r>
-      <w:r>
-        <w:t>OECD Publishing. https://doi.org/10.1787/bdb9256a-en</w:t>
-      </w:r>
-    </w:p>
-    <w:p>
-      <w:pPr>
-        <w:numPr>
-          <w:ilvl w:val="0"/>
-          <w:numId w:val="4"/>
-        </w:numPr>
+        <w:ind w:left="720" w:right="841" w:hanging="720"/>
+        <w:jc w:val="left"/>
+      </w:pPr>
+      <w:r>
+        <w:t xml:space="preserve">Moeuf, A., Lamouri, S., Pellerin, R., Tamayo-Giraldo, S., Tobon-Valencia, E., y Eburdy, R. (2020). Identification of critical success factors, risks and opportunities of Industry 4.0 in SMEs. </w:t>
+      </w:r>
+      <w:r>
+        <w:rPr>
+          <w:i/>
+          <w:iCs/>
+        </w:rPr>
+        <w:t xml:space="preserve">International Journal of Production Research, 58</w:t>
+      </w:r>
+      <w:r>
+        <w:t xml:space="preserve">(5), 1384–1400. https://doi.org/10.1080/00207543.2019.1636323</w:t>
+      </w:r>
+    </w:p>
+    <w:p>
+      <w:pPr>
         <w:spacing w:after="176" w:line="276" w:lineRule="auto"/>
-        <w:ind w:right="841" w:hanging="338"/>
-        <w:jc w:val="left"/>
-      </w:pPr>
-      <w:r>
-        <w:rPr>
-          <w:lang w:val="en-GB"/>
-        </w:rPr>
-        <w:t xml:space="preserve">Pfister, P., &amp; Lehmann, C. (2023). Measuring the success of digital transformation in German SMEs. </w:t>
-      </w:r>
-      <w:r>
-        <w:t xml:space="preserve">Journal of Small Business Strategy, 33(1), 1–19. https://doi.org/10.53703/001c.39679</w:t>
-      </w:r>
-    </w:p>
-    <w:p>
-      <w:pPr>
-        <w:numPr>
-          <w:ilvl w:val="0"/>
-          <w:numId w:val="4"/>
-        </w:numPr>
+        <w:ind w:left="720" w:right="841" w:hanging="720"/>
+        <w:jc w:val="left"/>
+      </w:pPr>
+      <w:r>
+        <w:t xml:space="preserve">n8n. (2022). </w:t>
+      </w:r>
+      <w:r>
+        <w:rPr>
+          <w:i/>
+          <w:iCs/>
+        </w:rPr>
+        <w:t xml:space="preserve">Sustainable Use License (n8n Community License)</w:t>
+      </w:r>
+      <w:r>
+        <w:t xml:space="preserve">. https://docs.n8n.io/n8n-community-license</w:t>
+      </w:r>
+    </w:p>
+    <w:p>
+      <w:pPr>
         <w:spacing w:after="176" w:line="276" w:lineRule="auto"/>
-        <w:ind w:right="841" w:hanging="338"/>
-        <w:jc w:val="left"/>
-      </w:pPr>
-      <w:r>
-        <w:rPr>
-          <w:lang w:val="en-GB"/>
-        </w:rPr>
-        <w:t xml:space="preserve">Richardson, L., &amp; Ruby, S. (2007). RESTful web services. </w:t>
-      </w:r>
-      <w:r>
-        <w:t>O'Reilly Media.</w:t>
-      </w:r>
-    </w:p>
-    <w:p>
-      <w:pPr>
-        <w:numPr>
-          <w:ilvl w:val="0"/>
-          <w:numId w:val="4"/>
-        </w:numPr>
+        <w:ind w:left="720" w:right="841" w:hanging="720"/>
+        <w:jc w:val="left"/>
+      </w:pPr>
+      <w:r>
+        <w:t xml:space="preserve">n8n. (2024). </w:t>
+      </w:r>
+      <w:r>
+        <w:rPr>
+          <w:i/>
+          <w:iCs/>
+        </w:rPr>
+        <w:t xml:space="preserve">n8n documentation: Workflow automation</w:t>
+      </w:r>
+      <w:r>
+        <w:t xml:space="preserve">. https://docs.n8n.io</w:t>
+      </w:r>
+    </w:p>
+    <w:p>
+      <w:pPr>
         <w:spacing w:after="176" w:line="276" w:lineRule="auto"/>
-        <w:ind w:right="841" w:hanging="338"/>
-        <w:jc w:val="left"/>
-      </w:pPr>
-      <w:r>
-        <w:rPr>
-          <w:lang w:val="en-GB"/>
-        </w:rPr>
-        <w:t xml:space="preserve">Rosenthal, R. (1991). Meta-analytic procedures for social research (Rev. ed.). </w:t>
-      </w:r>
-      <w:r>
-        <w:t xml:space="preserve">Sage Publications.</w:t>
-      </w:r>
-    </w:p>
-    <w:p>
-      <w:pPr>
-        <w:numPr>
-          <w:ilvl w:val="0"/>
-          <w:numId w:val="4"/>
-        </w:numPr>
+        <w:ind w:left="720" w:right="841" w:hanging="720"/>
+        <w:jc w:val="left"/>
+      </w:pPr>
+      <w:r>
+        <w:t xml:space="preserve">Newman, S. (2019). </w:t>
+      </w:r>
+      <w:r>
+        <w:rPr>
+          <w:i/>
+          <w:iCs/>
+        </w:rPr>
+        <w:t xml:space="preserve">Monolith to microservices: Evolutionary patterns to transform your monolith</w:t>
+      </w:r>
+      <w:r>
+        <w:t xml:space="preserve">. O'Reilly Media.</w:t>
+      </w:r>
+    </w:p>
+    <w:p>
+      <w:pPr>
         <w:spacing w:after="176" w:line="276" w:lineRule="auto"/>
-        <w:ind w:right="841" w:hanging="338"/>
-        <w:jc w:val="left"/>
-      </w:pPr>
-      <w:r>
-        <w:rPr>
-          <w:lang w:val="en-GB"/>
-        </w:rPr>
-        <w:t xml:space="preserve">Sebesta, R. W. (2016). Concepts of programming languages (11th ed.). </w:t>
-      </w:r>
-      <w:r>
-        <w:t>Pearson.</w:t>
-      </w:r>
-    </w:p>
-    <w:p>
-      <w:pPr>
-        <w:numPr>
-          <w:ilvl w:val="0"/>
-          <w:numId w:val="4"/>
-        </w:numPr>
+        <w:ind w:left="720" w:right="841" w:hanging="720"/>
+        <w:jc w:val="left"/>
+      </w:pPr>
+      <w:r>
+        <w:t xml:space="preserve">OECD. (2021). </w:t>
+      </w:r>
+      <w:r>
+        <w:rPr>
+          <w:i/>
+          <w:iCs/>
+        </w:rPr>
+        <w:t xml:space="preserve">The digital transformation of SMEs</w:t>
+      </w:r>
+      <w:r>
+        <w:t xml:space="preserve">. OECD Studies on SMEs and Entrepreneurship. OECD Publishing. https://doi.org/10.1787/bdb9256a-en</w:t>
+      </w:r>
+    </w:p>
+    <w:p>
+      <w:pPr>
         <w:spacing w:after="176" w:line="276" w:lineRule="auto"/>
-        <w:ind w:right="841" w:hanging="338"/>
-        <w:jc w:val="left"/>
-      </w:pPr>
-      <w:r>
-        <w:rPr>
-          <w:lang w:val="en-GB"/>
-        </w:rPr>
+        <w:ind w:left="720" w:right="841" w:hanging="720"/>
+        <w:jc w:val="left"/>
+      </w:pPr>
+      <w:r>
+        <w:t xml:space="preserve">Parra-Sanchez, D. T., y Talero-Sarmiento, L. H. (2024). Digital transformation in small and medium enterprises: A scientometric analysis. </w:t>
+      </w:r>
+      <w:r>
+        <w:rPr>
+          <w:i/>
+          <w:iCs/>
+        </w:rPr>
+        <w:t xml:space="preserve">Digital Transformation and Society, 3</w:t>
+      </w:r>
+      <w:r>
+        <w:t xml:space="preserve">(3), 257–276. https://doi.org/10.1108/DTS-06-2023-0048</w:t>
+      </w:r>
+    </w:p>
+    <w:p>
+      <w:pPr>
+        <w:spacing w:after="176" w:line="276" w:lineRule="auto"/>
+        <w:ind w:left="720" w:right="841" w:hanging="720"/>
+        <w:jc w:val="left"/>
+      </w:pPr>
+      <w:r>
+        <w:t xml:space="preserve">Pfister, P., y Lehmann, C. (2023). Measuring the success of digital transformation in German SMEs. </w:t>
+      </w:r>
+      <w:r>
+        <w:rPr>
+          <w:i/>
+          <w:iCs/>
+        </w:rPr>
+        <w:t xml:space="preserve">Journal of Small Business Strategy, 33</w:t>
+      </w:r>
+      <w:r>
+        <w:t xml:space="preserve">(1), 1–19. https://doi.org/10.53703/001c.39679</w:t>
+      </w:r>
+    </w:p>
+    <w:p>
+      <w:pPr>
+        <w:spacing w:after="176" w:line="276" w:lineRule="auto"/>
+        <w:ind w:left="720" w:right="841" w:hanging="720"/>
+        <w:jc w:val="left"/>
+      </w:pPr>
+      <w:r>
+        <w:t xml:space="preserve">Richardson, L., y Ruby, S. (2007). </w:t>
+      </w:r>
+      <w:r>
+        <w:rPr>
+          <w:i/>
+          <w:iCs/>
+        </w:rPr>
+        <w:t xml:space="preserve">RESTful web services</w:t>
+      </w:r>
+      <w:r>
+        <w:t xml:space="preserve">. O'Reilly Media.</w:t>
+      </w:r>
+    </w:p>
+    <w:p>
+      <w:pPr>
+        <w:spacing w:after="176" w:line="276" w:lineRule="auto"/>
+        <w:ind w:left="720" w:right="841" w:hanging="720"/>
+        <w:jc w:val="left"/>
+      </w:pPr>
+      <w:r>
+        <w:t xml:space="preserve">Rosenthal, R. (1991). </w:t>
+      </w:r>
+      <w:r>
+        <w:rPr>
+          <w:i/>
+          <w:iCs/>
+        </w:rPr>
+        <w:t xml:space="preserve">Meta-analytic procedures for social research</w:t>
+      </w:r>
+      <w:r>
+        <w:t xml:space="preserve"> (Rev. ed.). Sage Publications.</w:t>
+      </w:r>
+    </w:p>
+    <w:p>
+      <w:pPr>
+        <w:spacing w:after="176" w:line="276" w:lineRule="auto"/>
+        <w:ind w:left="720" w:right="841" w:hanging="720"/>
+        <w:jc w:val="left"/>
+      </w:pPr>
+      <w:r>
         <w:t xml:space="preserve">Sufi, F. (2023). Algorithms in low-code-no-code for research applications: A practical review. </w:t>
       </w:r>
       <w:r>
-        <w:t>Algorithms, 16(2), 108. https://doi.org/10.3390/a16020108</w:t>
-      </w:r>
-    </w:p>
-    <w:p>
-      <w:pPr>
-        <w:numPr>
-          <w:ilvl w:val="0"/>
-          <w:numId w:val="4"/>
-        </w:numPr>
+        <w:rPr>
+          <w:i/>
+          <w:iCs/>
+        </w:rPr>
+        <w:t xml:space="preserve">Algorithms, 16</w:t>
+      </w:r>
+      <w:r>
+        <w:t xml:space="preserve">(2), 108. https://doi.org/10.3390/a16020108</w:t>
+      </w:r>
+    </w:p>
+    <w:p>
+      <w:pPr>
         <w:spacing w:after="176" w:line="276" w:lineRule="auto"/>
-        <w:ind w:right="841" w:hanging="338"/>
-        <w:jc w:val="left"/>
-        <w:rPr>
-          <w:lang w:val="en-GB"/>
-        </w:rPr>
-      </w:pPr>
-      <w:r>
-        <w:rPr>
-          <w:lang w:val="en-GB"/>
-        </w:rPr>
-        <w:t>Telegram. (2024). Telegram Bot API documentation. https://core.telegram.org/bots/api</w:t>
-      </w:r>
-    </w:p>
-    <w:p>
-      <w:pPr>
-        <w:numPr>
-          <w:ilvl w:val="0"/>
-          <w:numId w:val="4"/>
-        </w:numPr>
-        <w:spacing w:after="0" w:line="276" w:lineRule="auto"/>
-        <w:ind w:right="841" w:hanging="338"/>
+        <w:ind w:left="720" w:right="841" w:hanging="720"/>
+        <w:jc w:val="left"/>
+      </w:pPr>
+      <w:r>
+        <w:t xml:space="preserve">Telegram. (2024). </w:t>
+      </w:r>
+      <w:r>
+        <w:rPr>
+          <w:i/>
+          <w:iCs/>
+        </w:rPr>
+        <w:t xml:space="preserve">Telegram Bot API documentation</w:t>
+      </w:r>
+      <w:r>
+        <w:t xml:space="preserve">. https://core.telegram.org/bots/api</w:t>
+      </w:r>
+    </w:p>
+    <w:p>
+      <w:pPr>
+        <w:spacing w:after="176" w:line="276" w:lineRule="auto"/>
+        <w:ind w:left="720" w:right="841" w:hanging="720"/>
         <w:jc w:val="left"/>
       </w:pPr>
       <w:r>
@@ -6819,12 +10266,13 @@
       </w:r>
       <w:r>
         <w:rPr>
-          <w:lang w:val="en-GB"/>
-        </w:rPr>
-        <w:t xml:space="preserve">Process mining: Data science in action (2nd ed.). </w:t>
-      </w:r>
-      <w:r>
-        <w:t>Springer. https://doi.org/10.1007/978-3-662-49851-4</w:t>
+          <w:i/>
+          <w:iCs/>
+        </w:rPr>
+        <w:t xml:space="preserve">Process mining: Data science in action</w:t>
+      </w:r>
+      <w:r>
+        <w:t xml:space="preserve"> (2nd ed.). Springer. https://doi.org/10.1007/978-3-662-49851-4</w:t>
       </w:r>
     </w:p>
     <w:p>
@@ -6903,7 +10351,7 @@
         <w:ind w:left="-5" w:right="841"/>
       </w:pPr>
       <w:r>
-        <w:t xml:space="preserve">Contiene seis hojas: (1) Escenarios, con la descripción de los 20 escenarios de pedido estandarizados utilizados en ambas condiciones (sección 3.4); (2) Warmup, con los 5 escenarios de calentamiento previos a cada condición, excluidos del análisis (sección 3.4); (3) Pretest, con los horarios de inicio y fin —leídos de la grabación de pantalla, sección 3.5— registrados para cada escenario bajo la modalidad manual y el registro de errores de carga; (4) Postest, con la misma estructura para la modalidad automatizada; (5) Auditoria_Stock, con el stock físico esperado y el stock registrado (por el operador o por el sistema) sobre la totalidad de los 17 productos del catálogo, utilizados para calcular NAS; y (6) Metadatos_corrida, con las fechas, horarios, operadores, versiones de software y archivos de video de cada corrida. Sobre estos datos crudos se calcularon, de forma externa a la planilla, los estadísticos descriptivos e inferenciales presentados en la Tabla 5.1 (Anexo B). </w:t>
+        <w:t xml:space="preserve">Contiene seis hojas. (1) Escenarios: descripción de los 20 escenarios de pedido estandarizados utilizados en ambas condiciones (sección 3.4). (2) Warmup: los 5 escenarios de calentamiento previos a cada condición, excluidos del análisis (sección 3.4). (3) Pretest: horarios de inicio y fin —leídos de la grabación de pantalla, sección 3.5— registrados para cada escenario bajo la modalidad manual, y el registro de errores de carga. (4) Postest: la misma estructura para la modalidad automatizada. (5) Auditoria_Stock: el stock físico esperado y el stock registrado (por el operador o por el sistema) sobre la totalidad de los 17 productos del catálogo, utilizados para calcular NAS. (6) Metadatos_corrida: las fechas, horarios, operadores, versiones de software y archivos de video de cada corrida. Sobre estos datos crudos se calcularon, de forma externa a la planilla, los estadísticos descriptivos e inferenciales presentados en la Tabla 5.1 (Anexo B). </w:t>
       </w:r>
     </w:p>
     <w:p>
@@ -6992,7 +10440,7 @@
         <w:ind w:left="-5" w:right="841"/>
       </w:pPr>
       <w:r>
-        <w:t xml:space="preserve">Los estadísticos reportados en la sección 5.1 (medias, desvíos estándar, prueba de Shapiro-Wilk, prueba de Wilcoxon, tamaño del efecto r y el intervalo de confianza bootstrap para la diferencia de medianas de TPP) se calcularon a partir de los datos crudos del Anexo A, utilizando la biblioteca SciPy de Python. El script reproducible (docs/analisis/compute_stats.py) y la salida real de su ejecución (docs/analisis/salida_compute_stats.txt) se incluyen en el repositorio de código (Anexo F), de modo que los valores informados pueden recalcularse directamente sobre el Anexo A sin depender de una reconstrucción manual. El esquema de la base de datos (DDL), generado a partir de las seis entidades JPA descriptas en la sección 4.3, se documenta en docs/analisis/schema.sql dentro del mismo repositorio. </w:t>
+        <w:t xml:space="preserve">Los estadísticos reportados en la sección 5.1 —medias, desvíos estándar, prueba de Shapiro-Wilk, prueba de Wilcoxon, tamaño del efecto r y el intervalo de confianza bootstrap para la diferencia de medianas de TPP— se calcularon a partir de los datos crudos del Anexo A. Para ello se utilizó la biblioteca SciPy de Python. El script reproducible (docs/analisis/compute_stats.py) y la salida real de su ejecución (docs/analisis/salida_compute_stats.txt) se incluyen en el repositorio de código (Anexo F), de modo que los valores informados pueden recalcularse directamente sobre el Anexo A sin depender de una reconstrucción manual. El esquema de la base de datos (DDL), generado a partir de las seis entidades JPA descriptas en la sección 4.3, se documenta en docs/analisis/schema.sql dentro del mismo repositorio. </w:t>
       </w:r>
     </w:p>
     <w:p>
@@ -7027,15 +10475,15 @@
         <w:ind w:left="-5" w:right="841"/>
       </w:pPr>
       <w:r>
-        <w:t xml:space="preserve">Exportación completa del flujo de trabajo implementado en n8n, con 31 nodos que cubren la totalidad del proceso descripto en la sección 4.4: disparador de Telegram, distinción entre mensajes de texto y callback_query, construcción de los menús de categorías, productos y cantidad, gestión del carrito, confirmación y cancelación del pedido, manejo del caso de stock insuficiente, y el webhook de notificación de cambios de estado hacia el cliente. </w:t>
-      </w:r>
-    </w:p>
-    <w:p>
-      <w:pPr>
-        <w:ind w:left="-5" w:right="841"/>
-      </w:pPr>
-      <w:r>
-        <w:t xml:space="preserve">Referencia: repositorio de código fuente (Anexo F), archivo workflowN8N.json en la raíz del proyecto. Es la misma fuente que se versiona junto con el backend, sin copias adicionales en otros servicios; el enlace de Google Drive que se adjunta a continuación reproduce ese mismo archivo y se ofrece únicamente como acceso alternativo para su visualización directa, sin necesidad de abrir el repositorio de GitHub. </w:t>
+        <w:t xml:space="preserve">Exportación completa del flujo de trabajo implementado en n8n, con 31 nodos que cubren la totalidad del proceso descripto en la sección 4.4: disparador de Telegram; distinción entre mensajes de texto y callback_query; construcción de los menús de categorías, productos y cantidad; gestión del carrito; confirmación y cancelación del pedido; manejo del caso de stock insuficiente; y webhook de notificación de cambios de estado hacia el cliente. </w:t>
+      </w:r>
+    </w:p>
+    <w:p>
+      <w:pPr>
+        <w:ind w:left="-5" w:right="841"/>
+      </w:pPr>
+      <w:r>
+        <w:t xml:space="preserve">Referencia: repositorio de código fuente (Anexo F), archivo workflowN8N.json en la raíz del proyecto. Es la misma fuente que se versiona junto con el backend, sin copias adicionales en otros servicios. El enlace de Google Drive que se adjunta a continuación reproduce ese mismo archivo; se ofrece únicamente como acceso alternativo para su visualización directa, sin necesidad de abrir el repositorio de GitHub. </w:t>
       </w:r>
     </w:p>
     <w:p>
@@ -7109,15 +10557,15 @@
         <w:ind w:left="-5" w:right="841"/>
       </w:pPr>
       <w:r>
-        <w:t xml:space="preserve">Archivos: diagrama_arquitectura.png, diagrama_der.png (repositorio de código, Anexo F, carpeta docs/diagramas/) </w:t>
-      </w:r>
-    </w:p>
-    <w:p>
-      <w:pPr>
-        <w:ind w:left="-5" w:right="841"/>
-      </w:pPr>
-      <w:r>
-        <w:t xml:space="preserve">Diagrama de arquitectura del sistema y diagrama entidad-relación de la base de datos, correspondientes a las seis entidades descriptas en la sección 4.3 (productos, categorías, pedidos, items_pedido, usuarios, administradores). Ambos diagramas se presentan también en el cuerpo del informe (Figura 4.1, sección 4.1; Figura 4.2, sección 4.3). El diagrama entidadrelación confirma que la relación entre usuarios y pedidos, planificada en el diseño, no se encuentra implementada al momento de este informe. </w:t>
+        <w:t xml:space="preserve">Archivos: diagrama_arquitectura.png, diagrama_der.png, diagrama_clases.png (repositorio de código, Anexo F, carpeta docs/diagramas/) </w:t>
+      </w:r>
+    </w:p>
+    <w:p>
+      <w:pPr>
+        <w:ind w:left="-5" w:right="841"/>
+      </w:pPr>
+      <w:r>
+        <w:t xml:space="preserve">Diagrama de arquitectura del sistema, diagrama entidad-relación de la base de datos y diagrama de clases UML, correspondientes a las seis entidades descriptas en la sección 4.3 (productos, categorías, pedidos, items_pedido, usuarios, administradores). Los tres diagramas se presentan también en el cuerpo del informe (Figura 4.1, sección 4.1; Figura 4.2 y Figura 4.3, sección 4.3). El diagrama entidad-relación y el diagrama de clases confirman, cada uno desde su notación, que la relación entre usuarios y pedidos, planificada en el diseño, no se encuentra implementada al momento de este informe. </w:t>
       </w:r>
     </w:p>
     <w:p>
@@ -7187,7 +10635,7 @@
         <w:ind w:left="-5" w:right="841"/>
       </w:pPr>
       <w:r>
-        <w:t xml:space="preserve">Diez capturas de pantalla (numeradas del 1 al 10) que documentan: la pantalla de login del panel de administración; el panel de control con acceso a Control de Stock y Pedidos Telegram; la gestión de categorías y productos, incluyendo alta, edición y eliminación; la interacción completa con el bot de Telegram (selección de categoría, producto y cantidad mediante botones, confirmación y envío del pedido); la recepción del pedido en el panel de Pedidos Telegram y su confirmación desde la interfaz web; el caso de cancelación de un pedido por carrito vaciado desde el bot; y el historial de pedidos con sus filtros de búsqueda. </w:t>
+        <w:t xml:space="preserve">Diez capturas de pantalla (numeradas del 1 al 10) documentan lo siguiente: la pantalla de login del panel de administración; el panel de control con acceso a Control de Stock y Pedidos Telegram; la gestión de categorías y productos (alta, edición y eliminación); la interacción completa con el bot de Telegram (selección de categoría, producto y cantidad mediante botones, confirmación y envío del pedido); la recepción del pedido en el panel de Pedidos Telegram y su confirmación desde la interfaz web; el caso de cancelación de un pedido por carrito vaciado desde el bot; y el historial de pedidos con sus filtros de búsqueda. </w:t>
       </w:r>
     </w:p>
     <w:p>
@@ -7323,12 +10771,38 @@
       </w:r>
     </w:p>
     <w:sectPr>
+      <w:footerReference w:type="default" r:id="rId102"/>
       <w:pgSz w:w="12240" w:h="15840"/>
       <w:pgMar w:top="1332" w:right="1278" w:bottom="1365" w:left="2117" w:header="720" w:footer="720" w:gutter="0"/>
       <w:cols w:space="720"/>
     </w:sectPr>
   </w:body>
 </w:document>
+</file>
+
+<file path=word/footer1.xml><?xml version="1.0" encoding="utf-8"?>
+<w:ftr xmlns:w="http://schemas.openxmlformats.org/wordprocessingml/2006/main" xmlns:r="http://schemas.openxmlformats.org/officeDocument/2006/relationships">
+  <w:p>
+    <w:pPr>
+      <w:jc w:val="center"/>
+    </w:pPr>
+    <w:r>
+      <w:fldChar w:fldCharType="begin"/>
+    </w:r>
+    <w:r>
+      <w:instrText xml:space="preserve"> PAGE </w:instrText>
+    </w:r>
+    <w:r>
+      <w:fldChar w:fldCharType="separate"/>
+    </w:r>
+    <w:r>
+      <w:t>1</w:t>
+    </w:r>
+    <w:r>
+      <w:fldChar w:fldCharType="end"/>
+    </w:r>
+  </w:p>
+</w:ftr>
 </file>
 
 <file path=word/numbering.xml><?xml version="1.0" encoding="utf-8"?>

--- a/docs/Informe_Tesis_v12.docx
+++ b/docs/Informe_Tesis_v12.docx
@@ -7600,6 +7600,165 @@
         <w:t xml:space="preserve">El frontend se implementó como una aplicación de página única (SPA) en JavaScript, HTML5 y CSS3, servida como contenido estático por el propio backend de Spring Boot. La interfaz se organiza en módulos funcionales independientes: autenticación (login), pantalla de inicio, gestión de productos, gestión de pedidos y control de stock. Cada módulo está compuesto por una vista HTML y un script JavaScript que consume la API REST mediante llamadas HTTP asíncronas (fetch) y renderiza dinámicamente la información recibida. El módulo de </w:t>
         <w:lastRenderedPageBreak/>
         <w:t xml:space="preserve">autenticación se implementó mediante JSON Web Tokens (JWT). Al iniciar sesión, el backend emite un token firmado que se almacena en una cookie con el atributo HttpOnly —inaccesible desde JavaScript, para mitigar ataques de tipo XSS— y que expira tras una hora de inactividad, renovándose automáticamente con cada solicitud autenticada (expiración deslizante). Un filtro de seguridad (Spring Security) exige una sesión válida para acceder a cualquier pantalla del panel de administración o a sus endpoints de gestión. Este filtro redirige al usuario no autenticado a la pantalla de inicio de sesión, tanto si intenta acceder directamente por URL como si su sesión expiró por inactividad. Los endpoints que consume la integración con Telegram y la consulta pública del catálogo usan mecanismos de autenticación distintos, detallados en la sección 4.2. Esta organización modular responde al objetivo específico OE3 (sección 1.5) y facilita que cada operador del comercio acceda únicamente a las funcionalidades relevantes para su tarea, manteniendo la separación de responsabilidades descripta en la sección 2.3. Capturas de las principales pantallas de la SPA se incluyen en el Anexo E. </w:t>
+      </w:r>
+    </w:p>
+    <w:p>
+      <w:pPr>
+        <w:spacing w:after="0" w:line="259" w:lineRule="auto"/>
+        <w:jc w:val="center"/>
+      </w:pPr>
+      <w:r>
+        <w:drawing>
+          <wp:inline distT="0" distB="0" distL="0" distR="0">
+            <wp:extent cx="5000000" cy="3515625"/>
+            <wp:effectExtent l="0" t="0" r="0" b="0"/>
+            <wp:docPr id="50001" name="Picture 50001"/>
+            <wp:cNvGraphicFramePr>
+              <a:graphicFrameLocks xmlns:a="http://schemas.openxmlformats.org/drawingml/2006/main" noChangeAspect="1"/>
+            </wp:cNvGraphicFramePr>
+            <a:graphic xmlns:a="http://schemas.openxmlformats.org/drawingml/2006/main">
+              <a:graphicData uri="http://schemas.openxmlformats.org/drawingml/2006/picture">
+                <pic:pic xmlns:pic="http://schemas.openxmlformats.org/drawingml/2006/picture">
+                  <pic:nvPicPr>
+                    <pic:cNvPr id="50002" name="Picture 50002"/>
+                    <pic:cNvPicPr/>
+                  </pic:nvPicPr>
+                  <pic:blipFill>
+                    <a:blip r:embed="rId121"/>
+                    <a:stretch>
+                      <a:fillRect/>
+                    </a:stretch>
+                  </pic:blipFill>
+                  <pic:spPr>
+                    <a:xfrm>
+                      <a:off x="0" y="0"/>
+                      <a:ext cx="5000000" cy="3515625"/>
+                    </a:xfrm>
+                    <a:prstGeom prst="rect">
+                      <a:avLst/>
+                    </a:prstGeom>
+                  </pic:spPr>
+                </pic:pic>
+              </a:graphicData>
+            </a:graphic>
+          </wp:inline>
+        </w:drawing>
+      </w:r>
+    </w:p>
+    <w:p>
+      <w:pPr>
+        <w:spacing w:after="329" w:line="262" w:lineRule="auto"/>
+        <w:ind w:right="792"/>
+        <w:jc w:val="center"/>
+      </w:pPr>
+      <w:r>
+        <w:t xml:space="preserve">Figura 4.1.1a. Pantalla de login del panel de administración (autenticación JWT, sección 4.1.1).</w:t>
+      </w:r>
+    </w:p>
+    <w:p>
+      <w:pPr>
+        <w:spacing w:after="0" w:line="259" w:lineRule="auto"/>
+        <w:jc w:val="center"/>
+      </w:pPr>
+      <w:r>
+        <w:drawing>
+          <wp:inline distT="0" distB="0" distL="0" distR="0">
+            <wp:extent cx="5000000" cy="3515625"/>
+            <wp:effectExtent l="0" t="0" r="0" b="0"/>
+            <wp:docPr id="50003" name="Picture 50003"/>
+            <wp:cNvGraphicFramePr>
+              <a:graphicFrameLocks xmlns:a="http://schemas.openxmlformats.org/drawingml/2006/main" noChangeAspect="1"/>
+            </wp:cNvGraphicFramePr>
+            <a:graphic xmlns:a="http://schemas.openxmlformats.org/drawingml/2006/main">
+              <a:graphicData uri="http://schemas.openxmlformats.org/drawingml/2006/picture">
+                <pic:pic xmlns:pic="http://schemas.openxmlformats.org/drawingml/2006/picture">
+                  <pic:nvPicPr>
+                    <pic:cNvPr id="50004" name="Picture 50004"/>
+                    <pic:cNvPicPr/>
+                  </pic:nvPicPr>
+                  <pic:blipFill>
+                    <a:blip r:embed="rId122"/>
+                    <a:stretch>
+                      <a:fillRect/>
+                    </a:stretch>
+                  </pic:blipFill>
+                  <pic:spPr>
+                    <a:xfrm>
+                      <a:off x="0" y="0"/>
+                      <a:ext cx="5000000" cy="3515625"/>
+                    </a:xfrm>
+                    <a:prstGeom prst="rect">
+                      <a:avLst/>
+                    </a:prstGeom>
+                  </pic:spPr>
+                </pic:pic>
+              </a:graphicData>
+            </a:graphic>
+          </wp:inline>
+        </w:drawing>
+      </w:r>
+    </w:p>
+    <w:p>
+      <w:pPr>
+        <w:spacing w:after="329" w:line="262" w:lineRule="auto"/>
+        <w:ind w:right="792"/>
+        <w:jc w:val="center"/>
+      </w:pPr>
+      <w:r>
+        <w:t xml:space="preserve">Figura 4.1.1b. Panel de control tras iniciar sesión, con acceso a Control de Stock y a Pedidos Telegram.</w:t>
+      </w:r>
+    </w:p>
+    <w:p>
+      <w:pPr>
+        <w:spacing w:after="0" w:line="259" w:lineRule="auto"/>
+        <w:jc w:val="center"/>
+      </w:pPr>
+      <w:r>
+        <w:drawing>
+          <wp:inline distT="0" distB="0" distL="0" distR="0">
+            <wp:extent cx="5000000" cy="3515625"/>
+            <wp:effectExtent l="0" t="0" r="0" b="0"/>
+            <wp:docPr id="50005" name="Picture 50005"/>
+            <wp:cNvGraphicFramePr>
+              <a:graphicFrameLocks xmlns:a="http://schemas.openxmlformats.org/drawingml/2006/main" noChangeAspect="1"/>
+            </wp:cNvGraphicFramePr>
+            <a:graphic xmlns:a="http://schemas.openxmlformats.org/drawingml/2006/main">
+              <a:graphicData uri="http://schemas.openxmlformats.org/drawingml/2006/picture">
+                <pic:pic xmlns:pic="http://schemas.openxmlformats.org/drawingml/2006/picture">
+                  <pic:nvPicPr>
+                    <pic:cNvPr id="50006" name="Picture 50006"/>
+                    <pic:cNvPicPr/>
+                  </pic:nvPicPr>
+                  <pic:blipFill>
+                    <a:blip r:embed="rId123"/>
+                    <a:stretch>
+                      <a:fillRect/>
+                    </a:stretch>
+                  </pic:blipFill>
+                  <pic:spPr>
+                    <a:xfrm>
+                      <a:off x="0" y="0"/>
+                      <a:ext cx="5000000" cy="3515625"/>
+                    </a:xfrm>
+                    <a:prstGeom prst="rect">
+                      <a:avLst/>
+                    </a:prstGeom>
+                  </pic:spPr>
+                </pic:pic>
+              </a:graphicData>
+            </a:graphic>
+          </wp:inline>
+        </w:drawing>
+      </w:r>
+    </w:p>
+    <w:p>
+      <w:pPr>
+        <w:spacing w:after="329" w:line="262" w:lineRule="auto"/>
+        <w:ind w:right="792"/>
+        <w:jc w:val="center"/>
+      </w:pPr>
+      <w:r>
+        <w:t xml:space="preserve">Figura 4.1.1c. Módulo de gestión de productos (alta, edición y eliminación) dentro de una categoría del catálogo real del experimento.</w:t>
       </w:r>
     </w:p>
     <w:p>
@@ -7858,6 +8017,59 @@
       </w:pPr>
       <w:r>
         <w:t xml:space="preserve">Al finalizar la selección, el cliente confirma el pedido mediante un botón dedicado, lo que dispara una llamada POST /carrito/{chatId}/confirmar. El backend valida la disponibilidad de stock al momento de crear el pedido: si el stock es insuficiente, el pedido se registra con estado CANCELADO, pero la API responde igualmente con código HTTP 200. Por ello, el flujo de n8n distingue este caso inspeccionando el campo estado del cuerpo de la respuesta —no el código de estado HTTP— para notificar al cliente que no hay stock suficiente y vaciar su carrito. Si el pedido se procesa correctamente, el flujo envía al cliente una confirmación con el detalle y el total. Posteriormente, cuando un operador del comercio confirma o cancela el pedido desde la interfaz web, el backend notifica ese cambio de estado a un webhook expuesto por n8n, que reenvía el mensaje correspondiente al cliente por Telegram. A diferencia de lo que podría sugerir un diseño basado en texto libre, el sistema actual no incorpora ninguna lógica de interpretación de lenguaje natural: toda la información del pedido proviene de callbacks estructurados generados por los propios botones. Esto reduce la ambigüedad del proceso de toma de pedidos, a costa de restringir al cliente a las opciones predefinidas en el catálogo. El flujo completo de n8n, con la totalidad de sus nodos, se incluye exportado como Anexo C. </w:t>
+      </w:r>
+    </w:p>
+    <w:p>
+      <w:pPr>
+        <w:spacing w:after="0" w:line="259" w:lineRule="auto"/>
+        <w:jc w:val="center"/>
+      </w:pPr>
+      <w:r>
+        <w:drawing>
+          <wp:inline distT="0" distB="0" distL="0" distR="0">
+            <wp:extent cx="5000000" cy="3515625"/>
+            <wp:effectExtent l="0" t="0" r="0" b="0"/>
+            <wp:docPr id="50007" name="Picture 50007"/>
+            <wp:cNvGraphicFramePr>
+              <a:graphicFrameLocks xmlns:a="http://schemas.openxmlformats.org/drawingml/2006/main" noChangeAspect="1"/>
+            </wp:cNvGraphicFramePr>
+            <a:graphic xmlns:a="http://schemas.openxmlformats.org/drawingml/2006/main">
+              <a:graphicData uri="http://schemas.openxmlformats.org/drawingml/2006/picture">
+                <pic:pic xmlns:pic="http://schemas.openxmlformats.org/drawingml/2006/picture">
+                  <pic:nvPicPr>
+                    <pic:cNvPr id="50008" name="Picture 50008"/>
+                    <pic:cNvPicPr/>
+                  </pic:nvPicPr>
+                  <pic:blipFill>
+                    <a:blip r:embed="rId124"/>
+                    <a:stretch>
+                      <a:fillRect/>
+                    </a:stretch>
+                  </pic:blipFill>
+                  <pic:spPr>
+                    <a:xfrm>
+                      <a:off x="0" y="0"/>
+                      <a:ext cx="5000000" cy="3515625"/>
+                    </a:xfrm>
+                    <a:prstGeom prst="rect">
+                      <a:avLst/>
+                    </a:prstGeom>
+                  </pic:spPr>
+                </pic:pic>
+              </a:graphicData>
+            </a:graphic>
+          </wp:inline>
+        </w:drawing>
+      </w:r>
+    </w:p>
+    <w:p>
+      <w:pPr>
+        <w:spacing w:after="329" w:line="262" w:lineRule="auto"/>
+        <w:ind w:right="792"/>
+        <w:jc w:val="center"/>
+      </w:pPr>
+      <w:r>
+        <w:t xml:space="preserve">Figura 4.4a. Historial de pedidos recibidos por Telegram en el panel de administración, con filtros de búsqueda (cliente, producto, estado, rango de total y fecha). Datos reales de la re-ejecución del experimento (sección 3.4).</w:t>
       </w:r>
     </w:p>
     <w:p>

--- a/docs/Informe_Tesis_v12.docx
+++ b/docs/Informe_Tesis_v12.docx
@@ -1,6 +1,6 @@
 
 <file path=word/document.xml><?xml version="1.0" encoding="utf-8"?>
-<w:document xmlns:wpc="http://schemas.microsoft.com/office/word/2010/wordprocessingCanvas" xmlns:cx="http://schemas.microsoft.com/office/drawing/2014/chartex" xmlns:cx1="http://schemas.microsoft.com/office/drawing/2015/9/8/chartex" xmlns:cx2="http://schemas.microsoft.com/office/drawing/2015/10/21/chartex" xmlns:cx3="http://schemas.microsoft.com/office/drawing/2016/5/9/chartex" xmlns:cx4="http://schemas.microsoft.com/office/drawing/2016/5/10/chartex" xmlns:cx5="http://schemas.microsoft.com/office/drawing/2016/5/11/chartex" xmlns:cx6="http://schemas.microsoft.com/office/drawing/2016/5/12/chartex" xmlns:cx7="http://schemas.microsoft.com/office/drawing/2016/5/13/chartex" xmlns:cx8="http://schemas.microsoft.com/office/drawing/2016/5/14/chartex" xmlns:mc="http://schemas.openxmlformats.org/markup-compatibility/2006" xmlns:aink="http://schemas.microsoft.com/office/drawing/2016/ink" xmlns:am3d="http://schemas.microsoft.com/office/drawing/2017/model3d" xmlns:o="urn:schemas-microsoft-com:office:office" xmlns:oel="http://schemas.microsoft.com/office/2019/extlst" xmlns:r="http://schemas.openxmlformats.org/officeDocument/2006/relationships" xmlns:m="http://schemas.openxmlformats.org/officeDocument/2006/math" xmlns:v="urn:schemas-microsoft-com:vml" xmlns:wp14="http://schemas.microsoft.com/office/word/2010/wordprocessingDrawing" xmlns:wp="http://schemas.openxmlformats.org/drawingml/2006/wordprocessingDrawing" xmlns:w10="urn:schemas-microsoft-com:office:word" xmlns:w="http://schemas.openxmlformats.org/wordprocessingml/2006/main" xmlns:w14="http://schemas.microsoft.com/office/word/2010/wordml" xmlns:w15="http://schemas.microsoft.com/office/word/2012/wordml" xmlns:w16cei="http://schemas.microsoft.com/office/word/2026/wordml/cei" xmlns:w16cex="http://schemas.microsoft.com/office/word/2018/wordml/cex" xmlns:w16cid="http://schemas.microsoft.com/office/word/2016/wordml/cid" xmlns:w16="http://schemas.microsoft.com/office/word/2018/wordml" xmlns:w16du="http://schemas.microsoft.com/office/word/2023/wordml/word16du" xmlns:w16sdtdh="http://schemas.microsoft.com/office/word/2020/wordml/sdtdatahash" xmlns:w16sdtfl="http://schemas.microsoft.com/office/word/2024/wordml/sdtformatlock" xmlns:w16se="http://schemas.microsoft.com/office/word/2015/wordml/symex" xmlns:wpg="http://schemas.microsoft.com/office/word/2010/wordprocessingGroup" xmlns:wpi="http://schemas.microsoft.com/office/word/2010/wordprocessingInk" xmlns:wne="http://schemas.microsoft.com/office/word/2006/wordml" xmlns:wps="http://schemas.microsoft.com/office/word/2010/wordprocessingShape" mc:Ignorable="w14 w15 w16se w16cid w16 w16cex w16sdtdh w16sdtfl w16du wp14">
+<w:document xmlns:wpc="http://schemas.microsoft.com/office/word/2010/wordprocessingCanvas" xmlns:cx="http://schemas.microsoft.com/office/drawing/2014/chartex" xmlns:cx1="http://schemas.microsoft.com/office/drawing/2015/9/8/chartex" xmlns:cx2="http://schemas.microsoft.com/office/drawing/2015/10/21/chartex" xmlns:cx3="http://schemas.microsoft.com/office/drawing/2016/5/9/chartex" xmlns:cx4="http://schemas.microsoft.com/office/drawing/2016/5/10/chartex" xmlns:cx5="http://schemas.microsoft.com/office/drawing/2016/5/11/chartex" xmlns:cx6="http://schemas.microsoft.com/office/drawing/2016/5/12/chartex" xmlns:cx7="http://schemas.microsoft.com/office/drawing/2016/5/13/chartex" xmlns:cx8="http://schemas.microsoft.com/office/drawing/2016/5/14/chartex" xmlns:mc="http://schemas.openxmlformats.org/markup-compatibility/2006" xmlns:m="http://schemas.openxmlformats.org/officeDocument/2006/math" xmlns:aink="http://schemas.microsoft.com/office/drawing/2016/ink" xmlns:am3d="http://schemas.microsoft.com/office/drawing/2017/model3d" xmlns:oel="http://schemas.microsoft.com/office/2019/extlst" xmlns:r="http://schemas.openxmlformats.org/officeDocument/2006/relationships" xmlns:wp14="http://schemas.microsoft.com/office/word/2010/wordprocessingDrawing" xmlns:wp="http://schemas.openxmlformats.org/drawingml/2006/wordprocessingDrawing" xmlns:wpg="http://schemas.microsoft.com/office/word/2010/wordprocessingGroup" xmlns:wpi="http://schemas.microsoft.com/office/word/2010/wordprocessingInk" xmlns:wps="http://schemas.microsoft.com/office/word/2010/wordprocessingShape" xmlns:o="urn:schemas-microsoft-com:office:office" xmlns:v="urn:schemas-microsoft-com:vml" xmlns:w10="urn:schemas-microsoft-com:office:word" xmlns:w="http://schemas.openxmlformats.org/wordprocessingml/2006/main" xmlns:w14="http://schemas.microsoft.com/office/word/2010/wordml" xmlns:w15="http://schemas.microsoft.com/office/word/2012/wordml" xmlns:w16cex="http://schemas.microsoft.com/office/word/2018/wordml/cex" xmlns:w16cid="http://schemas.microsoft.com/office/word/2016/wordml/cid" xmlns:w16="http://schemas.microsoft.com/office/word/2018/wordml" xmlns:w16sdtdh="http://schemas.microsoft.com/office/word/2020/wordml/sdtdatahash" xmlns:w16sdtfl="http://schemas.microsoft.com/office/word/2024/wordml/sdtformatlock" xmlns:w16se="http://schemas.microsoft.com/office/word/2015/wordml/symex" xmlns:w16du="http://schemas.microsoft.com/office/word/2023/wordml/word16du" xmlns:wne="http://schemas.microsoft.com/office/word/2006/wordml" mc:Ignorable="w14 w15 w16se w16cid w16 w16cex w16sdtdh w16sdtfl w16du wp14">
   <w:body>
     <w:p>
       <w:pPr>
@@ -201,6 +201,8 @@
       </w:pPr>
       <w:r>
         <w:t xml:space="preserve"> </w:t>
+      </w:r>
+      <w:r>
         <w:tab/>
         <w:t xml:space="preserve"> </w:t>
       </w:r>
@@ -406,6 +408,11 @@
           <w:b/>
         </w:rPr>
         <w:tab/>
+      </w:r>
+      <w:r>
+        <w:rPr>
+          <w:b/>
+        </w:rPr>
         <w:fldChar w:fldCharType="begin"/>
       </w:r>
       <w:r>
@@ -448,8 +455,14 @@
       </w:hyperlink>
       <w:r>
         <w:tab/>
+      </w:r>
+      <w:r>
         <w:fldChar w:fldCharType="begin"/>
+      </w:r>
+      <w:r>
         <w:instrText xml:space="preserve"> PAGEREF sec1_1 \h </w:instrText>
+      </w:r>
+      <w:r>
         <w:fldChar w:fldCharType="separate"/>
       </w:r>
       <w:r>
@@ -481,8 +494,14 @@
       </w:hyperlink>
       <w:r>
         <w:tab/>
+      </w:r>
+      <w:r>
         <w:fldChar w:fldCharType="begin"/>
+      </w:r>
+      <w:r>
         <w:instrText xml:space="preserve"> PAGEREF sec1_2 \h </w:instrText>
+      </w:r>
+      <w:r>
         <w:fldChar w:fldCharType="separate"/>
       </w:r>
       <w:r>
@@ -514,8 +533,14 @@
       </w:hyperlink>
       <w:r>
         <w:tab/>
+      </w:r>
+      <w:r>
         <w:fldChar w:fldCharType="begin"/>
+      </w:r>
+      <w:r>
         <w:instrText xml:space="preserve"> PAGEREF sec1_3 \h </w:instrText>
+      </w:r>
+      <w:r>
         <w:fldChar w:fldCharType="separate"/>
       </w:r>
       <w:r>
@@ -547,8 +572,14 @@
       </w:hyperlink>
       <w:r>
         <w:tab/>
+      </w:r>
+      <w:r>
         <w:fldChar w:fldCharType="begin"/>
+      </w:r>
+      <w:r>
         <w:instrText xml:space="preserve"> PAGEREF sec1_4 \h </w:instrText>
+      </w:r>
+      <w:r>
         <w:fldChar w:fldCharType="separate"/>
       </w:r>
       <w:r>
@@ -580,8 +611,14 @@
       </w:hyperlink>
       <w:r>
         <w:tab/>
+      </w:r>
+      <w:r>
         <w:fldChar w:fldCharType="begin"/>
+      </w:r>
+      <w:r>
         <w:instrText xml:space="preserve"> PAGEREF sec1_5 \h </w:instrText>
+      </w:r>
+      <w:r>
         <w:fldChar w:fldCharType="separate"/>
       </w:r>
       <w:r>
@@ -613,8 +650,14 @@
       </w:hyperlink>
       <w:r>
         <w:tab/>
+      </w:r>
+      <w:r>
         <w:fldChar w:fldCharType="begin"/>
+      </w:r>
+      <w:r>
         <w:instrText xml:space="preserve"> PAGEREF sec1_6 \h </w:instrText>
+      </w:r>
+      <w:r>
         <w:fldChar w:fldCharType="separate"/>
       </w:r>
       <w:r>
@@ -650,6 +693,11 @@
           <w:b/>
         </w:rPr>
         <w:tab/>
+      </w:r>
+      <w:r>
+        <w:rPr>
+          <w:b/>
+        </w:rPr>
         <w:fldChar w:fldCharType="begin"/>
       </w:r>
       <w:r>
@@ -692,8 +740,14 @@
       </w:hyperlink>
       <w:r>
         <w:tab/>
+      </w:r>
+      <w:r>
         <w:fldChar w:fldCharType="begin"/>
+      </w:r>
+      <w:r>
         <w:instrText xml:space="preserve"> PAGEREF sec2_1 \h </w:instrText>
+      </w:r>
+      <w:r>
         <w:fldChar w:fldCharType="separate"/>
       </w:r>
       <w:r>
@@ -725,8 +779,14 @@
       </w:hyperlink>
       <w:r>
         <w:tab/>
+      </w:r>
+      <w:r>
         <w:fldChar w:fldCharType="begin"/>
+      </w:r>
+      <w:r>
         <w:instrText xml:space="preserve"> PAGEREF sec2_2 \h </w:instrText>
+      </w:r>
+      <w:r>
         <w:fldChar w:fldCharType="separate"/>
       </w:r>
       <w:r>
@@ -758,8 +818,14 @@
       </w:hyperlink>
       <w:r>
         <w:tab/>
+      </w:r>
+      <w:r>
         <w:fldChar w:fldCharType="begin"/>
+      </w:r>
+      <w:r>
         <w:instrText xml:space="preserve"> PAGEREF sec2_3 \h </w:instrText>
+      </w:r>
+      <w:r>
         <w:fldChar w:fldCharType="separate"/>
       </w:r>
       <w:r>
@@ -791,8 +857,14 @@
       </w:hyperlink>
       <w:r>
         <w:tab/>
+      </w:r>
+      <w:r>
         <w:fldChar w:fldCharType="begin"/>
+      </w:r>
+      <w:r>
         <w:instrText xml:space="preserve"> PAGEREF sec2_4 \h </w:instrText>
+      </w:r>
+      <w:r>
         <w:fldChar w:fldCharType="separate"/>
       </w:r>
       <w:r>
@@ -824,8 +896,14 @@
       </w:hyperlink>
       <w:r>
         <w:tab/>
+      </w:r>
+      <w:r>
         <w:fldChar w:fldCharType="begin"/>
+      </w:r>
+      <w:r>
         <w:instrText xml:space="preserve"> PAGEREF sec2_5 \h </w:instrText>
+      </w:r>
+      <w:r>
         <w:fldChar w:fldCharType="separate"/>
       </w:r>
       <w:r>
@@ -857,8 +935,14 @@
       </w:hyperlink>
       <w:r>
         <w:tab/>
+      </w:r>
+      <w:r>
         <w:fldChar w:fldCharType="begin"/>
+      </w:r>
+      <w:r>
         <w:instrText xml:space="preserve"> PAGEREF sec2_6 \h </w:instrText>
+      </w:r>
+      <w:r>
         <w:fldChar w:fldCharType="separate"/>
       </w:r>
       <w:r>
@@ -890,15 +974,21 @@
       </w:hyperlink>
       <w:r>
         <w:tab/>
+      </w:r>
+      <w:r>
         <w:fldChar w:fldCharType="begin"/>
+      </w:r>
+      <w:r>
         <w:instrText xml:space="preserve"> PAGEREF sec2_7 \h </w:instrText>
+      </w:r>
+      <w:r>
         <w:fldChar w:fldCharType="separate"/>
       </w:r>
       <w:r>
         <w:rPr>
           <w:noProof/>
         </w:rPr>
-        <w:t>12</w:t>
+        <w:t>13</w:t>
       </w:r>
       <w:r>
         <w:fldChar w:fldCharType="end"/>
@@ -923,15 +1013,21 @@
       </w:hyperlink>
       <w:r>
         <w:tab/>
+      </w:r>
+      <w:r>
         <w:fldChar w:fldCharType="begin"/>
+      </w:r>
+      <w:r>
         <w:instrText xml:space="preserve"> PAGEREF sec2_7_1 \h </w:instrText>
+      </w:r>
+      <w:r>
         <w:fldChar w:fldCharType="separate"/>
       </w:r>
       <w:r>
         <w:rPr>
           <w:noProof/>
         </w:rPr>
-        <w:t>12</w:t>
+        <w:t>13</w:t>
       </w:r>
       <w:r>
         <w:fldChar w:fldCharType="end"/>
@@ -956,8 +1052,14 @@
       </w:hyperlink>
       <w:r>
         <w:tab/>
+      </w:r>
+      <w:r>
         <w:fldChar w:fldCharType="begin"/>
+      </w:r>
+      <w:r>
         <w:instrText xml:space="preserve"> PAGEREF sec2_7_2 \h </w:instrText>
+      </w:r>
+      <w:r>
         <w:fldChar w:fldCharType="separate"/>
       </w:r>
       <w:r>
@@ -989,8 +1091,14 @@
       </w:hyperlink>
       <w:r>
         <w:tab/>
+      </w:r>
+      <w:r>
         <w:fldChar w:fldCharType="begin"/>
+      </w:r>
+      <w:r>
         <w:instrText xml:space="preserve"> PAGEREF sec2_7_3 \h </w:instrText>
+      </w:r>
+      <w:r>
         <w:fldChar w:fldCharType="separate"/>
       </w:r>
       <w:r>
@@ -1026,6 +1134,11 @@
           <w:b/>
         </w:rPr>
         <w:tab/>
+      </w:r>
+      <w:r>
+        <w:rPr>
+          <w:b/>
+        </w:rPr>
         <w:fldChar w:fldCharType="begin"/>
       </w:r>
       <w:r>
@@ -1068,8 +1181,14 @@
       </w:hyperlink>
       <w:r>
         <w:tab/>
+      </w:r>
+      <w:r>
         <w:fldChar w:fldCharType="begin"/>
+      </w:r>
+      <w:r>
         <w:instrText xml:space="preserve"> PAGEREF sec3_1 \h </w:instrText>
+      </w:r>
+      <w:r>
         <w:fldChar w:fldCharType="separate"/>
       </w:r>
       <w:r>
@@ -1101,8 +1220,14 @@
       </w:hyperlink>
       <w:r>
         <w:tab/>
+      </w:r>
+      <w:r>
         <w:fldChar w:fldCharType="begin"/>
+      </w:r>
+      <w:r>
         <w:instrText xml:space="preserve"> PAGEREF sec3_2 \h </w:instrText>
+      </w:r>
+      <w:r>
         <w:fldChar w:fldCharType="separate"/>
       </w:r>
       <w:r>
@@ -1134,8 +1259,14 @@
       </w:hyperlink>
       <w:r>
         <w:tab/>
+      </w:r>
+      <w:r>
         <w:fldChar w:fldCharType="begin"/>
+      </w:r>
+      <w:r>
         <w:instrText xml:space="preserve"> PAGEREF sec3_3 \h </w:instrText>
+      </w:r>
+      <w:r>
         <w:fldChar w:fldCharType="separate"/>
       </w:r>
       <w:r>
@@ -1167,8 +1298,14 @@
       </w:hyperlink>
       <w:r>
         <w:tab/>
+      </w:r>
+      <w:r>
         <w:fldChar w:fldCharType="begin"/>
+      </w:r>
+      <w:r>
         <w:instrText xml:space="preserve"> PAGEREF sec3_4 \h </w:instrText>
+      </w:r>
+      <w:r>
         <w:fldChar w:fldCharType="separate"/>
       </w:r>
       <w:r>
@@ -1200,15 +1337,21 @@
       </w:hyperlink>
       <w:r>
         <w:tab/>
+      </w:r>
+      <w:r>
         <w:fldChar w:fldCharType="begin"/>
+      </w:r>
+      <w:r>
         <w:instrText xml:space="preserve"> PAGEREF sec3_5 \h </w:instrText>
+      </w:r>
+      <w:r>
         <w:fldChar w:fldCharType="separate"/>
       </w:r>
       <w:r>
         <w:rPr>
           <w:noProof/>
         </w:rPr>
-        <w:t>18</w:t>
+        <w:t>19</w:t>
       </w:r>
       <w:r>
         <w:fldChar w:fldCharType="end"/>
@@ -1233,15 +1376,21 @@
       </w:hyperlink>
       <w:r>
         <w:tab/>
+      </w:r>
+      <w:r>
         <w:fldChar w:fldCharType="begin"/>
+      </w:r>
+      <w:r>
         <w:instrText xml:space="preserve"> PAGEREF sec3_6 \h </w:instrText>
+      </w:r>
+      <w:r>
         <w:fldChar w:fldCharType="separate"/>
       </w:r>
       <w:r>
         <w:rPr>
           <w:noProof/>
         </w:rPr>
-        <w:t>18</w:t>
+        <w:t>19</w:t>
       </w:r>
       <w:r>
         <w:fldChar w:fldCharType="end"/>
@@ -1266,15 +1415,21 @@
       </w:hyperlink>
       <w:r>
         <w:tab/>
+      </w:r>
+      <w:r>
         <w:fldChar w:fldCharType="begin"/>
+      </w:r>
+      <w:r>
         <w:instrText xml:space="preserve"> PAGEREF sec3_7 \h </w:instrText>
+      </w:r>
+      <w:r>
         <w:fldChar w:fldCharType="separate"/>
       </w:r>
       <w:r>
         <w:rPr>
           <w:noProof/>
         </w:rPr>
-        <w:t>19</w:t>
+        <w:t>20</w:t>
       </w:r>
       <w:r>
         <w:fldChar w:fldCharType="end"/>
@@ -1299,15 +1454,21 @@
       </w:hyperlink>
       <w:r>
         <w:tab/>
+      </w:r>
+      <w:r>
         <w:fldChar w:fldCharType="begin"/>
+      </w:r>
+      <w:r>
         <w:instrText xml:space="preserve"> PAGEREF sec3_8 \h </w:instrText>
+      </w:r>
+      <w:r>
         <w:fldChar w:fldCharType="separate"/>
       </w:r>
       <w:r>
         <w:rPr>
           <w:noProof/>
         </w:rPr>
-        <w:t>19</w:t>
+        <w:t>20</w:t>
       </w:r>
       <w:r>
         <w:fldChar w:fldCharType="end"/>
@@ -1332,15 +1493,21 @@
       </w:hyperlink>
       <w:r>
         <w:tab/>
+      </w:r>
+      <w:r>
         <w:fldChar w:fldCharType="begin"/>
+      </w:r>
+      <w:r>
         <w:instrText xml:space="preserve"> PAGEREF sec3_9 \h </w:instrText>
+      </w:r>
+      <w:r>
         <w:fldChar w:fldCharType="separate"/>
       </w:r>
       <w:r>
         <w:rPr>
           <w:noProof/>
         </w:rPr>
-        <w:t>20</w:t>
+        <w:t>21</w:t>
       </w:r>
       <w:r>
         <w:fldChar w:fldCharType="end"/>
@@ -1369,6 +1536,11 @@
           <w:b/>
         </w:rPr>
         <w:tab/>
+      </w:r>
+      <w:r>
+        <w:rPr>
+          <w:b/>
+        </w:rPr>
         <w:fldChar w:fldCharType="begin"/>
       </w:r>
       <w:r>
@@ -1386,7 +1558,7 @@
         <w:rPr>
           <w:noProof/>
         </w:rPr>
-        <w:t>22</w:t>
+        <w:t>23</w:t>
       </w:r>
       <w:r>
         <w:fldChar w:fldCharType="end"/>
@@ -1411,15 +1583,21 @@
       </w:hyperlink>
       <w:r>
         <w:tab/>
+      </w:r>
+      <w:r>
         <w:fldChar w:fldCharType="begin"/>
+      </w:r>
+      <w:r>
         <w:instrText xml:space="preserve"> PAGEREF sec4_1 \h </w:instrText>
+      </w:r>
+      <w:r>
         <w:fldChar w:fldCharType="separate"/>
       </w:r>
       <w:r>
         <w:rPr>
           <w:noProof/>
         </w:rPr>
-        <w:t>22</w:t>
+        <w:t>23</w:t>
       </w:r>
       <w:r>
         <w:fldChar w:fldCharType="end"/>
@@ -1444,15 +1622,21 @@
       </w:hyperlink>
       <w:r>
         <w:tab/>
+      </w:r>
+      <w:r>
         <w:fldChar w:fldCharType="begin"/>
+      </w:r>
+      <w:r>
         <w:instrText xml:space="preserve"> PAGEREF sec4_1_1 \h </w:instrText>
+      </w:r>
+      <w:r>
         <w:fldChar w:fldCharType="separate"/>
       </w:r>
       <w:r>
         <w:rPr>
           <w:noProof/>
         </w:rPr>
-        <w:t>22</w:t>
+        <w:t>23</w:t>
       </w:r>
       <w:r>
         <w:fldChar w:fldCharType="end"/>
@@ -1477,15 +1661,21 @@
       </w:hyperlink>
       <w:r>
         <w:tab/>
+      </w:r>
+      <w:r>
         <w:fldChar w:fldCharType="begin"/>
+      </w:r>
+      <w:r>
         <w:instrText xml:space="preserve"> PAGEREF sec4_2 \h </w:instrText>
+      </w:r>
+      <w:r>
         <w:fldChar w:fldCharType="separate"/>
       </w:r>
       <w:r>
         <w:rPr>
           <w:noProof/>
         </w:rPr>
-        <w:t>23</w:t>
+        <w:t>26</w:t>
       </w:r>
       <w:r>
         <w:fldChar w:fldCharType="end"/>
@@ -1510,15 +1700,21 @@
       </w:hyperlink>
       <w:r>
         <w:tab/>
+      </w:r>
+      <w:r>
         <w:fldChar w:fldCharType="begin"/>
+      </w:r>
+      <w:r>
         <w:instrText xml:space="preserve"> PAGEREF sec4_3 \h </w:instrText>
+      </w:r>
+      <w:r>
         <w:fldChar w:fldCharType="separate"/>
       </w:r>
       <w:r>
         <w:rPr>
           <w:noProof/>
         </w:rPr>
-        <w:t>23</w:t>
+        <w:t>26</w:t>
       </w:r>
       <w:r>
         <w:fldChar w:fldCharType="end"/>
@@ -1543,15 +1739,21 @@
       </w:hyperlink>
       <w:r>
         <w:tab/>
+      </w:r>
+      <w:r>
         <w:fldChar w:fldCharType="begin"/>
+      </w:r>
+      <w:r>
         <w:instrText xml:space="preserve"> PAGEREF sec4_4 \h </w:instrText>
+      </w:r>
+      <w:r>
         <w:fldChar w:fldCharType="separate"/>
       </w:r>
       <w:r>
         <w:rPr>
           <w:noProof/>
         </w:rPr>
-        <w:t>25</w:t>
+        <w:t>30</w:t>
       </w:r>
       <w:r>
         <w:fldChar w:fldCharType="end"/>
@@ -1576,15 +1778,21 @@
       </w:hyperlink>
       <w:r>
         <w:tab/>
+      </w:r>
+      <w:r>
         <w:fldChar w:fldCharType="begin"/>
+      </w:r>
+      <w:r>
         <w:instrText xml:space="preserve"> PAGEREF sec4_5 \h </w:instrText>
+      </w:r>
+      <w:r>
         <w:fldChar w:fldCharType="separate"/>
       </w:r>
       <w:r>
         <w:rPr>
           <w:noProof/>
         </w:rPr>
-        <w:t>27</w:t>
+        <w:t>32</w:t>
       </w:r>
       <w:r>
         <w:fldChar w:fldCharType="end"/>
@@ -1613,6 +1821,11 @@
           <w:b/>
         </w:rPr>
         <w:tab/>
+      </w:r>
+      <w:r>
+        <w:rPr>
+          <w:b/>
+        </w:rPr>
         <w:fldChar w:fldCharType="begin"/>
       </w:r>
       <w:r>
@@ -1630,7 +1843,7 @@
         <w:rPr>
           <w:noProof/>
         </w:rPr>
-        <w:t>29</w:t>
+        <w:t>34</w:t>
       </w:r>
       <w:r>
         <w:fldChar w:fldCharType="end"/>
@@ -1655,15 +1868,21 @@
       </w:hyperlink>
       <w:r>
         <w:tab/>
+      </w:r>
+      <w:r>
         <w:fldChar w:fldCharType="begin"/>
+      </w:r>
+      <w:r>
         <w:instrText xml:space="preserve"> PAGEREF sec5_1 \h </w:instrText>
+      </w:r>
+      <w:r>
         <w:fldChar w:fldCharType="separate"/>
       </w:r>
       <w:r>
         <w:rPr>
           <w:noProof/>
         </w:rPr>
-        <w:t>29</w:t>
+        <w:t>34</w:t>
       </w:r>
       <w:r>
         <w:fldChar w:fldCharType="end"/>
@@ -1688,15 +1907,21 @@
       </w:hyperlink>
       <w:r>
         <w:tab/>
+      </w:r>
+      <w:r>
         <w:fldChar w:fldCharType="begin"/>
+      </w:r>
+      <w:r>
         <w:instrText xml:space="preserve"> PAGEREF sec5_2 \h </w:instrText>
+      </w:r>
+      <w:r>
         <w:fldChar w:fldCharType="separate"/>
       </w:r>
       <w:r>
         <w:rPr>
           <w:noProof/>
         </w:rPr>
-        <w:t>30</w:t>
+        <w:t>37</w:t>
       </w:r>
       <w:r>
         <w:fldChar w:fldCharType="end"/>
@@ -1725,6 +1950,11 @@
           <w:b/>
         </w:rPr>
         <w:tab/>
+      </w:r>
+      <w:r>
+        <w:rPr>
+          <w:b/>
+        </w:rPr>
         <w:fldChar w:fldCharType="begin"/>
       </w:r>
       <w:r>
@@ -1742,7 +1972,7 @@
         <w:rPr>
           <w:noProof/>
         </w:rPr>
-        <w:t>31</w:t>
+        <w:t>38</w:t>
       </w:r>
       <w:r>
         <w:fldChar w:fldCharType="end"/>
@@ -1767,15 +1997,21 @@
       </w:hyperlink>
       <w:r>
         <w:tab/>
+      </w:r>
+      <w:r>
         <w:fldChar w:fldCharType="begin"/>
+      </w:r>
+      <w:r>
         <w:instrText xml:space="preserve"> PAGEREF sec6_1 \h </w:instrText>
+      </w:r>
+      <w:r>
         <w:fldChar w:fldCharType="separate"/>
       </w:r>
       <w:r>
         <w:rPr>
           <w:noProof/>
         </w:rPr>
-        <w:t>31</w:t>
+        <w:t>38</w:t>
       </w:r>
       <w:r>
         <w:fldChar w:fldCharType="end"/>
@@ -1800,15 +2036,21 @@
       </w:hyperlink>
       <w:r>
         <w:tab/>
+      </w:r>
+      <w:r>
         <w:fldChar w:fldCharType="begin"/>
+      </w:r>
+      <w:r>
         <w:instrText xml:space="preserve"> PAGEREF sec6_2 \h </w:instrText>
+      </w:r>
+      <w:r>
         <w:fldChar w:fldCharType="separate"/>
       </w:r>
       <w:r>
         <w:rPr>
           <w:noProof/>
         </w:rPr>
-        <w:t>32</w:t>
+        <w:t>39</w:t>
       </w:r>
       <w:r>
         <w:fldChar w:fldCharType="end"/>
@@ -1837,6 +2079,11 @@
           <w:b/>
         </w:rPr>
         <w:tab/>
+      </w:r>
+      <w:r>
+        <w:rPr>
+          <w:b/>
+        </w:rPr>
         <w:fldChar w:fldCharType="begin"/>
       </w:r>
       <w:r>
@@ -1854,7 +2101,7 @@
         <w:rPr>
           <w:noProof/>
         </w:rPr>
-        <w:t>34</w:t>
+        <w:t>41</w:t>
       </w:r>
       <w:r>
         <w:fldChar w:fldCharType="end"/>
@@ -1879,15 +2126,21 @@
       </w:hyperlink>
       <w:r>
         <w:tab/>
+      </w:r>
+      <w:r>
         <w:fldChar w:fldCharType="begin"/>
+      </w:r>
+      <w:r>
         <w:instrText xml:space="preserve"> PAGEREF sec7_1 \h </w:instrText>
+      </w:r>
+      <w:r>
         <w:fldChar w:fldCharType="separate"/>
       </w:r>
       <w:r>
         <w:rPr>
           <w:noProof/>
         </w:rPr>
-        <w:t>34</w:t>
+        <w:t>41</w:t>
       </w:r>
       <w:r>
         <w:fldChar w:fldCharType="end"/>
@@ -1912,15 +2165,21 @@
       </w:hyperlink>
       <w:r>
         <w:tab/>
+      </w:r>
+      <w:r>
         <w:fldChar w:fldCharType="begin"/>
+      </w:r>
+      <w:r>
         <w:instrText xml:space="preserve"> PAGEREF sec7_2 \h </w:instrText>
+      </w:r>
+      <w:r>
         <w:fldChar w:fldCharType="separate"/>
       </w:r>
       <w:r>
         <w:rPr>
           <w:noProof/>
         </w:rPr>
-        <w:t>34</w:t>
+        <w:t>42</w:t>
       </w:r>
       <w:r>
         <w:fldChar w:fldCharType="end"/>
@@ -1949,6 +2208,11 @@
           <w:b/>
         </w:rPr>
         <w:tab/>
+      </w:r>
+      <w:r>
+        <w:rPr>
+          <w:b/>
+        </w:rPr>
         <w:fldChar w:fldCharType="begin"/>
       </w:r>
       <w:r>
@@ -1966,7 +2230,7 @@
         <w:rPr>
           <w:noProof/>
         </w:rPr>
-        <w:t>36</w:t>
+        <w:t>44</w:t>
       </w:r>
       <w:r>
         <w:fldChar w:fldCharType="end"/>
@@ -1995,6 +2259,11 @@
           <w:b/>
         </w:rPr>
         <w:tab/>
+      </w:r>
+      <w:r>
+        <w:rPr>
+          <w:b/>
+        </w:rPr>
         <w:fldChar w:fldCharType="begin"/>
       </w:r>
       <w:r>
@@ -2012,7 +2281,7 @@
         <w:rPr>
           <w:noProof/>
         </w:rPr>
-        <w:t>38</w:t>
+        <w:t>46</w:t>
       </w:r>
       <w:r>
         <w:fldChar w:fldCharType="end"/>
@@ -2037,15 +2306,21 @@
       </w:hyperlink>
       <w:r>
         <w:tab/>
+      </w:r>
+      <w:r>
         <w:fldChar w:fldCharType="begin"/>
+      </w:r>
+      <w:r>
         <w:instrText xml:space="preserve"> PAGEREF anxA \h </w:instrText>
+      </w:r>
+      <w:r>
         <w:fldChar w:fldCharType="separate"/>
       </w:r>
       <w:r>
         <w:rPr>
           <w:noProof/>
         </w:rPr>
-        <w:t>38</w:t>
+        <w:t>46</w:t>
       </w:r>
       <w:r>
         <w:fldChar w:fldCharType="end"/>
@@ -2070,15 +2345,21 @@
       </w:hyperlink>
       <w:r>
         <w:tab/>
+      </w:r>
+      <w:r>
         <w:fldChar w:fldCharType="begin"/>
+      </w:r>
+      <w:r>
         <w:instrText xml:space="preserve"> PAGEREF anxB \h </w:instrText>
+      </w:r>
+      <w:r>
         <w:fldChar w:fldCharType="separate"/>
       </w:r>
       <w:r>
         <w:rPr>
           <w:noProof/>
         </w:rPr>
-        <w:t>38</w:t>
+        <w:t>46</w:t>
       </w:r>
       <w:r>
         <w:fldChar w:fldCharType="end"/>
@@ -2103,15 +2384,21 @@
       </w:hyperlink>
       <w:r>
         <w:tab/>
+      </w:r>
+      <w:r>
         <w:fldChar w:fldCharType="begin"/>
+      </w:r>
+      <w:r>
         <w:instrText xml:space="preserve"> PAGEREF anxC \h </w:instrText>
+      </w:r>
+      <w:r>
         <w:fldChar w:fldCharType="separate"/>
       </w:r>
       <w:r>
         <w:rPr>
           <w:noProof/>
         </w:rPr>
-        <w:t>38</w:t>
+        <w:t>46</w:t>
       </w:r>
       <w:r>
         <w:fldChar w:fldCharType="end"/>
@@ -2136,15 +2423,21 @@
       </w:hyperlink>
       <w:r>
         <w:tab/>
+      </w:r>
+      <w:r>
         <w:fldChar w:fldCharType="begin"/>
+      </w:r>
+      <w:r>
         <w:instrText xml:space="preserve"> PAGEREF anxD \h </w:instrText>
+      </w:r>
+      <w:r>
         <w:fldChar w:fldCharType="separate"/>
       </w:r>
       <w:r>
         <w:rPr>
           <w:noProof/>
         </w:rPr>
-        <w:t>39</w:t>
+        <w:t>47</w:t>
       </w:r>
       <w:r>
         <w:fldChar w:fldCharType="end"/>
@@ -2169,15 +2462,21 @@
       </w:hyperlink>
       <w:r>
         <w:tab/>
+      </w:r>
+      <w:r>
         <w:fldChar w:fldCharType="begin"/>
+      </w:r>
+      <w:r>
         <w:instrText xml:space="preserve"> PAGEREF anxE \h </w:instrText>
+      </w:r>
+      <w:r>
         <w:fldChar w:fldCharType="separate"/>
       </w:r>
       <w:r>
         <w:rPr>
           <w:noProof/>
         </w:rPr>
-        <w:t>39</w:t>
+        <w:t>47</w:t>
       </w:r>
       <w:r>
         <w:fldChar w:fldCharType="end"/>
@@ -2213,15 +2512,21 @@
       </w:hyperlink>
       <w:r>
         <w:tab/>
+      </w:r>
+      <w:r>
         <w:fldChar w:fldCharType="begin"/>
+      </w:r>
+      <w:r>
         <w:instrText xml:space="preserve"> PAGEREF anxE \h </w:instrText>
+      </w:r>
+      <w:r>
         <w:fldChar w:fldCharType="separate"/>
       </w:r>
       <w:r>
         <w:rPr>
           <w:noProof/>
         </w:rPr>
-        <w:t>39</w:t>
+        <w:t>47</w:t>
       </w:r>
       <w:r>
         <w:fldChar w:fldCharType="end"/>
@@ -2246,15 +2551,27 @@
       </w:hyperlink>
       <w:r>
         <w:tab/>
+      </w:r>
+      <w:r>
         <w:fldChar w:fldCharType="begin"/>
+      </w:r>
+      <w:r>
         <w:instrText xml:space="preserve"> PAGEREF anxNota \h </w:instrText>
+      </w:r>
+      <w:r>
         <w:fldChar w:fldCharType="separate"/>
       </w:r>
       <w:r>
         <w:rPr>
           <w:noProof/>
         </w:rPr>
-        <w:t>39</w:t>
+        <w:t>4</w:t>
+      </w:r>
+      <w:r>
+        <w:rPr>
+          <w:noProof/>
+        </w:rPr>
+        <w:t>8</w:t>
       </w:r>
       <w:r>
         <w:fldChar w:fldCharType="end"/>
@@ -2383,9 +2700,11 @@
         <w:ind w:left="-5" w:right="841"/>
       </w:pPr>
       <w:r>
-        <w:t xml:space="preserve">Hipótesis de trabajo: H1: la implementación de un sistema integrado de gestión de stock basado en arquitectura API REST, con automatización de pedidos mediante n8n y Telegram, reducirá el tiempo promedio de procesamiento de pedidos en al menos un 50%, en comparación con la modalidad manual simulada. Esta reducción se mide en un entorno de prueba controlado que reproduce las condiciones operativas típicas de un comercio minorista de pequeña escala. </w:t>
+        <w:t xml:space="preserve">Hipótesis de trabajo: H1: la implementación de un sistema integrado de gestión de stock basado en arquitectura API REST, con automatización de pedidos mediante n8n y Telegram, reducirá el tiempo promedio de procesamiento de pedidos en al menos un 50%, en comparación con la modalidad manual simulada. Esta reducción se mide en un entorno de prueba controlado que reproduce las condiciones operativas típicas de un comercio minorista de pequeña escala. El umbral adoptado se fundamenta en los órdenes de magnitud de mejora reportados para la </w:t>
+      </w:r>
+      <w:r>
         <w:lastRenderedPageBreak/>
-        <w:t xml:space="preserve">El umbral adoptado se fundamenta en los órdenes de magnitud de mejora reportados para la automatización de procesos administrativos estructurados (Davenport y Kirby, 2016) y en los beneficios de eficiencia identificados para la adopción de tecnología en PyMEs (Moeuf et al., 2020). Esto no implica una derivación estadística directa de dichos antecedentes: se trata de un umbral de referencia que los autores adoptaron para volver la hipótesis falsable, no de una cifra reportada literalmente por esas fuentes. La tasa de errores en la carga de datos (TED) y el nivel de actualización del stock (NAS) se miden también (sección 3.5) como indicadores descriptivos secundarios del desempeño del sistema, sin un umbral de mejora fijado a priori. Como se explica en la sección 3.4, el diseño experimental —ejecutado por los propios autores del sistema en ambas condiciones— no permite generar una línea de base de errores representativa de un operador real, por lo que una hipótesis formal sobre TED no sería falsable con este diseño. Su contrastación con operadores reales queda planteada como trabajo futuro (sección 7.2). </w:t>
+        <w:t xml:space="preserve">automatización de procesos administrativos estructurados (Davenport y Kirby, 2016) y en los beneficios de eficiencia identificados para la adopción de tecnología en PyMEs (Moeuf et al., 2020). Esto no implica una derivación estadística directa de dichos antecedentes: se trata de un umbral de referencia que los autores adoptaron para volver la hipótesis falsable, no de una cifra reportada literalmente por esas fuentes. La tasa de errores en la carga de datos (TED) y el nivel de actualización del stock (NAS) se miden también (sección 3.5) como indicadores descriptivos secundarios del desempeño del sistema, sin un umbral de mejora fijado a priori. Como se explica en la sección 3.4, el diseño experimental —ejecutado por los propios autores del sistema en ambas condiciones— no permite generar una línea de base de errores representativa de un operador real, por lo que una hipótesis formal sobre TED no sería falsable con este diseño. Su contrastación con operadores reales queda planteada como trabajo futuro (sección 7.2). </w:t>
       </w:r>
     </w:p>
     <w:p>
@@ -2448,6 +2767,8 @@
       </w:pPr>
       <w:r>
         <w:t xml:space="preserve">Desde una perspectiva práctica, el desarrollo de un sistema automatizado permite reducir la intervención manual en procesos críticos, mejorar la precisión de la información y optimizar los </w:t>
+      </w:r>
+      <w:r>
         <w:lastRenderedPageBreak/>
         <w:t xml:space="preserve">tiempos de respuesta. Desde el punto de vista académico, la investigación contribuye al análisis de la aplicación de arquitecturas REST y herramientas de automatización en entornos reales, generando conocimiento aplicable en el ámbito del desarrollo de software para PyMEs. </w:t>
       </w:r>
@@ -2624,6 +2945,8 @@
       </w:pPr>
       <w:r>
         <w:t xml:space="preserve">El alcance del trabajo no incluye la integración con sistemas contables externos ni la gestión de múltiples sucursales, lo cual constituye una posible línea de trabajo futuro. Tampoco contempla la implementación de módulos de facturación electrónica ni de gestión de proveedores. La </w:t>
+      </w:r>
+      <w:r>
         <w:lastRenderedPageBreak/>
         <w:t xml:space="preserve">implementación piloto en un comercio real y su eventual comercialización tampoco forman parte del alcance de este trabajo final, y se plantean como líneas de continuidad (sección 7.2). </w:t>
       </w:r>
@@ -2948,6 +3271,8 @@
       </w:pPr>
       <w:r>
         <w:t xml:space="preserve">La adopción de este estilo arquitectónico permite desarrollar aplicaciones altamente escalables y flexibles, facilitando la interoperabilidad entre sistemas heterogéneos. El uso del protocolo </w:t>
+      </w:r>
+      <w:r>
         <w:lastRenderedPageBreak/>
         <w:t xml:space="preserve">HTTP como mecanismo de comunicación y la representación de recursos en formatos estándar como JSON favorecen la integración con múltiples plataformas y dispositivos. </w:t>
       </w:r>
@@ -3002,7 +3327,11 @@
         <w:ind w:left="-5" w:right="841"/>
       </w:pPr>
       <w:r>
-        <w:t xml:space="preserve">La implementación del frontend como aplicación de página única (Single-Page Application, SPA) tiene implicaciones directas sobre el diseño de la API REST del sistema. A diferencia de las aplicaciones web tradicionales de renderizado en servidor, una SPA delega toda la lógica de presentación al cliente y se comunica con el backend exclusivamente mediante llamadas HTTP asíncronas. Esto implica que la API debe exponer respuestas en formato JSON autocontenidas, manejar correctamente los encabezados CORS (Cross-Origin Resource Sharing) para permitir las solicitudes entre dominios, y diseñar sus endpoints de manera que cada respuesta incluya la información suficiente para que el cliente construya la vista sin requerir llamadas adicionales encadenadas. Este patrón de interacción se inscribe en la arquitectura Modelo-VistaControlador (MVC): el backend actúa como capa de Modelo y Controlador, gestionando la lógica de negocio y el acceso a datos, mientras que el frontend SPA asume el rol de Vista desacoplada (Fowler, 2002). La comprensión de esta separación de responsabilidades es relevante para evaluar las decisiones de diseño de la API descritas en la sección 4.2. </w:t>
+        <w:t xml:space="preserve">La implementación del frontend como aplicación de página única (Single-Page Application, SPA) tiene implicaciones directas sobre el diseño de la API REST del sistema. A diferencia de las aplicaciones web tradicionales de renderizado en servidor, una SPA delega toda la lógica de presentación al cliente y se comunica con el backend exclusivamente mediante llamadas HTTP asíncronas. Esto implica que la API debe exponer respuestas en formato JSON autocontenidas, manejar correctamente los encabezados CORS (Cross-Origin Resource Sharing) para permitir las solicitudes entre dominios, y diseñar sus endpoints de manera que cada respuesta incluya la información suficiente para que el cliente construya la vista sin requerir llamadas adicionales encadenadas. Este patrón de interacción se inscribe en la arquitectura Modelo-VistaControlador (MVC): el backend actúa como capa de Modelo y Controlador, gestionando la lógica de negocio y el acceso a datos, mientras que el frontend SPA asume el rol de Vista </w:t>
+      </w:r>
+      <w:r>
+        <w:lastRenderedPageBreak/>
+        <w:t xml:space="preserve">desacoplada (Fowler, 2002). La comprensión de esta separación de responsabilidades es relevante para evaluar las decisiones de diseño de la API descritas en la sección 4.2. </w:t>
       </w:r>
     </w:p>
     <w:p>
@@ -3014,7 +3343,6 @@
       <w:bookmarkStart w:id="23" w:name="sec2_4"/>
       <w:bookmarkEnd w:id="22"/>
       <w:r>
-        <w:lastRenderedPageBreak/>
         <w:t>2.4 Automatización de procesos de negocio</w:t>
       </w:r>
       <w:bookmarkEnd w:id="23"/>
@@ -3082,17 +3410,19 @@
         <w:ind w:left="-5" w:right="841"/>
       </w:pPr>
       <w:r>
-        <w:t xml:space="preserve">Las plataformas de mensajería instantánea han evolucionado hasta convertirse en canales estratégicos de interacción comercial. Su adopción masiva por parte de los consumidores es un indicio de ello: Telegram superó los 900 millones de usuarios activos mensuales en marzo de 2024, cifra reportada por la compañía y difundida por medios especializados (Mehta, 2024). Esto convierte a estas plataformas en puntos de contacto naturales para la recepción de pedidos en comercios de pequeña escala. </w:t>
-      </w:r>
-    </w:p>
-    <w:p>
-      <w:pPr>
-        <w:ind w:left="-5" w:right="841"/>
-      </w:pPr>
-      <w:r>
-        <w:t xml:space="preserve">Telegram ofrece una API robusta y bien documentada que permite la creación de bots capaces de interactuar automáticamente con los usuarios mediante comandos o mensajes de texto </w:t>
+        <w:t xml:space="preserve">Las plataformas de mensajería instantánea han evolucionado hasta convertirse en canales estratégicos de interacción comercial. Su adopción masiva por parte de los consumidores es un </w:t>
+      </w:r>
+      <w:r>
         <w:lastRenderedPageBreak/>
-        <w:t xml:space="preserve">estructurado (Telegram, 2024). A diferencia de otras plataformas de mensajería, Telegram no impone restricciones comerciales sobre el uso de su API para bots, lo que facilita su integración en sistemas de gestión sin costos adicionales de licenciamiento. </w:t>
+        <w:t xml:space="preserve">indicio de ello: Telegram superó los 900 millones de usuarios activos mensuales en marzo de 2024, cifra reportada por la compañía y difundida por medios especializados (Mehta, 2024). Esto convierte a estas plataformas en puntos de contacto naturales para la recepción de pedidos en comercios de pequeña escala. </w:t>
+      </w:r>
+    </w:p>
+    <w:p>
+      <w:pPr>
+        <w:ind w:left="-5" w:right="841"/>
+      </w:pPr>
+      <w:r>
+        <w:t xml:space="preserve">Telegram ofrece una API robusta y bien documentada que permite la creación de bots capaces de interactuar automáticamente con los usuarios mediante comandos o mensajes de texto estructurado (Telegram, 2024). A diferencia de otras plataformas de mensajería, Telegram no impone restricciones comerciales sobre el uso de su API para bots, lo que facilita su integración en sistemas de gestión sin costos adicionales de licenciamiento. </w:t>
       </w:r>
     </w:p>
     <w:p>
@@ -3157,6 +3487,7 @@
       <w:bookmarkStart w:id="29" w:name="sec2_7"/>
       <w:bookmarkEnd w:id="28"/>
       <w:r>
+        <w:lastRenderedPageBreak/>
         <w:t>2.7 Estado del arte y vacío de conocimiento</w:t>
       </w:r>
       <w:bookmarkEnd w:id="29"/>
@@ -3181,13 +3512,13 @@
         <w:pStyle w:val="Ttulo4"/>
         <w:ind w:left="-5"/>
       </w:pPr>
-      <w:bookmarkStart w:id="202" w:name="_2.7.1_Sistemas_de"/>
-      <w:bookmarkStart w:id="203" w:name="sec2_7_1"/>
-      <w:bookmarkEnd w:id="202"/>
+      <w:bookmarkStart w:id="30" w:name="_2.7.1_Sistemas_de"/>
+      <w:bookmarkStart w:id="31" w:name="sec2_7_1"/>
+      <w:bookmarkEnd w:id="30"/>
       <w:r>
         <w:t>2.7.1 Sistemas de gestión para PyMEs</w:t>
       </w:r>
-      <w:bookmarkEnd w:id="203"/>
+      <w:bookmarkEnd w:id="31"/>
       <w:r>
         <w:rPr>
           <w:color w:val="1F4D78"/>
@@ -3201,9 +3532,7 @@
         <w:ind w:left="-5" w:right="841"/>
       </w:pPr>
       <w:r>
-        <w:t xml:space="preserve">Moeuf et al. (2020) realizan una revisión sistemática de la literatura sobre la adopción de tecnologías de la Industria 4.0 en PyMEs manufactureras. Identifican que las soluciones de </w:t>
-        <w:lastRenderedPageBreak/>
-        <w:t xml:space="preserve">gestión de inventario representan una de las áreas con mayor potencial de impacto, pero también con mayor resistencia a la adopción. Los autores señalan la necesidad de desarrollar herramientas de bajo costo, alta usabilidad y fácil integración con los sistemas existentes, lo cual constituye uno de los principios de diseño del artefacto desarrollado en este trabajo. </w:t>
+        <w:t xml:space="preserve">Moeuf et al. (2020) realizan una revisión sistemática de la literatura sobre la adopción de tecnologías de la Industria 4.0 en PyMEs manufactureras. Identifican que las soluciones de gestión de inventario representan una de las áreas con mayor potencial de impacto, pero también con mayor resistencia a la adopción. Los autores señalan la necesidad de desarrollar herramientas de bajo costo, alta usabilidad y fácil integración con los sistemas existentes, lo cual constituye uno de los principios de diseño del artefacto desarrollado en este trabajo. </w:t>
       </w:r>
     </w:p>
     <w:p>
@@ -3219,13 +3548,13 @@
         <w:pStyle w:val="Ttulo4"/>
         <w:ind w:left="-5"/>
       </w:pPr>
-      <w:bookmarkStart w:id="204" w:name="_2.7.2_Automatización_e"/>
-      <w:bookmarkStart w:id="205" w:name="sec2_7_2"/>
-      <w:bookmarkEnd w:id="204"/>
+      <w:bookmarkStart w:id="32" w:name="_2.7.2_Automatización_e"/>
+      <w:bookmarkStart w:id="33" w:name="sec2_7_2"/>
+      <w:bookmarkEnd w:id="32"/>
       <w:r>
         <w:t>2.7.2 Automatización e integración de chatbots en sistemas de gestión</w:t>
       </w:r>
-      <w:bookmarkEnd w:id="205"/>
+      <w:bookmarkEnd w:id="33"/>
       <w:r>
         <w:rPr>
           <w:color w:val="1F4D78"/>
@@ -3247,7 +3576,11 @@
         <w:ind w:left="-5" w:right="841"/>
       </w:pPr>
       <w:r>
-        <w:t xml:space="preserve">Fritsch (2024) revisa sistemáticamente 124 trabajos publicados entre 2019 y 2023 sobre los desafíos asociados a los chatbots. Identifica que persisten problemas clásicos —comprensión del lenguaje, entrenamiento y mantenimiento— junto con desafíos más recientes ligados a los modelos conversacionales basados en aprendizaje automático, como la interpretabilidad y los sesgos. El bot desarrollado en este trabajo, al ser un sistema basado en reglas y guiado enteramente por botones (sección 2.5), no incurre en la mayoría de estos desafíos: no requiere comprensión de lenguaje natural ni plantea problemas de interpretabilidad o sesgo. Esto tiene como contrapartida una interacción más restringida para el cliente. Li et al. (2026) analizan bibliométricamente 331 artículos arbitrados sobre chatbots en negocios y sistemas de información publicados entre 2018 y 2024. Confirman el crecimiento sostenido de esta línea de investigación y su interés creciente en cómo los usuarios interactúan con estos sistemas y sus consecuencias, lo cual sitúa la propuesta del presente trabajo dentro de un campo de investigación activo y en expansión. </w:t>
+        <w:t xml:space="preserve">Fritsch (2024) revisa sistemáticamente 124 trabajos publicados entre 2019 y 2023 sobre los desafíos asociados a los chatbots. Identifica que persisten problemas clásicos —comprensión del lenguaje, entrenamiento y mantenimiento— junto con desafíos más recientes ligados a los modelos conversacionales basados en aprendizaje automático, como la interpretabilidad y los sesgos. El bot desarrollado en este trabajo, al ser un sistema basado en reglas y guiado enteramente por botones (sección 2.5), no incurre en la mayoría de estos desafíos: no requiere comprensión de lenguaje natural ni plantea problemas de interpretabilidad o sesgo. Esto tiene como contrapartida una interacción más restringida para el cliente. Li et al. (2026) analizan bibliométricamente 331 artículos arbitrados sobre chatbots en negocios y sistemas de información publicados entre 2018 y 2024. Confirman el crecimiento sostenido de esta línea de </w:t>
+      </w:r>
+      <w:r>
+        <w:lastRenderedPageBreak/>
+        <w:t xml:space="preserve">investigación y su interés creciente en cómo los usuarios interactúan con estos sistemas y sus consecuencias, lo cual sitúa la propuesta del presente trabajo dentro de un campo de investigación activo y en expansión. </w:t>
       </w:r>
     </w:p>
     <w:p>
@@ -3264,13 +3597,13 @@
         <w:pStyle w:val="Ttulo4"/>
         <w:ind w:left="-5"/>
       </w:pPr>
-      <w:bookmarkStart w:id="206" w:name="_2.7.3_Vacío_de"/>
-      <w:bookmarkStart w:id="207" w:name="sec2_7_3"/>
-      <w:bookmarkEnd w:id="206"/>
+      <w:bookmarkStart w:id="34" w:name="_2.7.3_Vacío_de"/>
+      <w:bookmarkStart w:id="35" w:name="sec2_7_3"/>
+      <w:bookmarkEnd w:id="34"/>
       <w:r>
         <w:t>2.7.3 Vacío de conocimiento identificado</w:t>
       </w:r>
-      <w:bookmarkEnd w:id="207"/>
+      <w:bookmarkEnd w:id="35"/>
       <w:r>
         <w:rPr>
           <w:color w:val="1F4D78"/>
@@ -3284,9 +3617,7 @@
         <w:ind w:left="-5" w:right="841"/>
       </w:pPr>
       <w:r>
-        <w:t xml:space="preserve">La revisión de la literatura permite identificar con claridad el vacío de conocimiento que este trabajo pretende cubrir. Existen estudios sobre sistemas de gestión de inventario para PyMEs (Moeuf et al., 2020), trabajos sobre la integración de chatbots en comercio electrónico (Adamopoulou y Moussiades, 2020), propuestas de automatización de procesos de negocio (van der Aalst, 2016) y revisiones recientes sobre plataformas low-code/no-code (Sufi, 2023). Sin embargo, no se encontraron en la literatura revisada trabajos que integren de manera simultánea los tres componentes en una solución funcional orientada a pequeños comercios de tipo presencial: (1) un sistema de gestión de stock basado en API REST, (2) un canal de recepción de </w:t>
-        <w:lastRenderedPageBreak/>
-        <w:t xml:space="preserve">pedidos mediante mensajería instantánea y (3) una capa de automatización de bajo costo basada en herramientas como n8n, de licenciamiento fair-code (sección 2.4). </w:t>
+        <w:t xml:space="preserve">La revisión de la literatura permite identificar con claridad el vacío de conocimiento que este trabajo pretende cubrir. Existen estudios sobre sistemas de gestión de inventario para PyMEs (Moeuf et al., 2020), trabajos sobre la integración de chatbots en comercio electrónico (Adamopoulou y Moussiades, 2020), propuestas de automatización de procesos de negocio (van der Aalst, 2016) y revisiones recientes sobre plataformas low-code/no-code (Sufi, 2023). Sin embargo, no se encontraron en la literatura revisada trabajos que integren de manera simultánea los tres componentes en una solución funcional orientada a pequeños comercios de tipo presencial: (1) un sistema de gestión de stock basado en API REST, (2) un canal de recepción de pedidos mediante mensajería instantánea y (3) una capa de automatización de bajo costo basada en herramientas como n8n, de licenciamiento fair-code (sección 2.4). </w:t>
       </w:r>
     </w:p>
     <w:p>
@@ -3296,61 +3627,6 @@
       <w:r>
         <w:t>Esta brecha justifica el desarrollo del artefacto tecnológico propuesto y define el aporte específico de este trabajo al campo de la Ingeniería de Software aplicada a contextos de PyMEs.</w:t>
       </w:r>
-    </w:p>
-    <w:p>
-      <w:pPr>
-        <w:ind w:left="-5" w:right="841"/>
-      </w:pPr>
-    </w:p>
-    <w:p>
-      <w:pPr>
-        <w:ind w:left="-5" w:right="841"/>
-      </w:pPr>
-    </w:p>
-    <w:p>
-      <w:pPr>
-        <w:ind w:left="-5" w:right="841"/>
-      </w:pPr>
-    </w:p>
-    <w:p>
-      <w:pPr>
-        <w:ind w:left="-5" w:right="841"/>
-      </w:pPr>
-    </w:p>
-    <w:p>
-      <w:pPr>
-        <w:ind w:left="-5" w:right="841"/>
-      </w:pPr>
-    </w:p>
-    <w:p>
-      <w:pPr>
-        <w:ind w:left="-5" w:right="841"/>
-      </w:pPr>
-    </w:p>
-    <w:p>
-      <w:pPr>
-        <w:ind w:left="-5" w:right="841"/>
-      </w:pPr>
-    </w:p>
-    <w:p>
-      <w:pPr>
-        <w:ind w:left="-5" w:right="841"/>
-      </w:pPr>
-    </w:p>
-    <w:p>
-      <w:pPr>
-        <w:ind w:left="-5" w:right="841"/>
-      </w:pPr>
-    </w:p>
-    <w:p>
-      <w:pPr>
-        <w:ind w:left="-5" w:right="841"/>
-      </w:pPr>
-    </w:p>
-    <w:p>
-      <w:pPr>
-        <w:ind w:left="-5" w:right="841"/>
-      </w:pPr>
     </w:p>
     <w:p>
       <w:pPr>
@@ -3415,6 +3691,8 @@
       </w:pPr>
       <w:r>
         <w:t xml:space="preserve"> </w:t>
+      </w:r>
+      <w:r>
         <w:tab/>
         <w:t xml:space="preserve"> </w:t>
       </w:r>
@@ -3422,16 +3700,16 @@
     <w:p>
       <w:pPr>
         <w:pStyle w:val="Ttulo2"/>
-        <w:ind w:left="-5"/>
-      </w:pPr>
-      <w:bookmarkStart w:id="30" w:name="_CAPÍTULO_3:_Marco"/>
-      <w:bookmarkStart w:id="31" w:name="ch3"/>
-      <w:bookmarkEnd w:id="30"/>
+        <w:ind w:left="0" w:firstLine="0"/>
+      </w:pPr>
+      <w:bookmarkStart w:id="36" w:name="_CAPÍTULO_3:_Marco"/>
+      <w:bookmarkStart w:id="37" w:name="ch3"/>
+      <w:bookmarkEnd w:id="36"/>
       <w:r>
         <w:lastRenderedPageBreak/>
         <w:t>CAPÍTULO 3: Marco Metodológico</w:t>
       </w:r>
-      <w:bookmarkEnd w:id="31"/>
+      <w:bookmarkEnd w:id="37"/>
       <w:r>
         <w:rPr>
           <w:color w:val="2E74B5"/>
@@ -3445,13 +3723,13 @@
         <w:pStyle w:val="Ttulo3"/>
         <w:ind w:left="-5"/>
       </w:pPr>
-      <w:bookmarkStart w:id="32" w:name="_3.1_Tipo_de"/>
-      <w:bookmarkStart w:id="33" w:name="sec3_1"/>
-      <w:bookmarkEnd w:id="32"/>
+      <w:bookmarkStart w:id="38" w:name="_3.1_Tipo_de"/>
+      <w:bookmarkStart w:id="39" w:name="sec3_1"/>
+      <w:bookmarkEnd w:id="38"/>
       <w:r>
         <w:t>3.1 Tipo de investigación e hipótesis de trabajo</w:t>
       </w:r>
-      <w:bookmarkEnd w:id="33"/>
+      <w:bookmarkEnd w:id="39"/>
       <w:r>
         <w:rPr>
           <w:color w:val="2E74B5"/>
@@ -3505,13 +3783,13 @@
         <w:pStyle w:val="Ttulo3"/>
         <w:ind w:left="-5"/>
       </w:pPr>
-      <w:bookmarkStart w:id="34" w:name="_3.2_Paradigma_epistemológico"/>
-      <w:bookmarkStart w:id="35" w:name="sec3_2"/>
-      <w:bookmarkEnd w:id="34"/>
+      <w:bookmarkStart w:id="40" w:name="_3.2_Paradigma_epistemológico"/>
+      <w:bookmarkStart w:id="41" w:name="sec3_2"/>
+      <w:bookmarkEnd w:id="40"/>
       <w:r>
         <w:t>3.2 Paradigma epistemológico</w:t>
       </w:r>
-      <w:bookmarkEnd w:id="35"/>
+      <w:bookmarkEnd w:id="41"/>
       <w:r>
         <w:rPr>
           <w:color w:val="2E74B5"/>
@@ -3524,16 +3802,15 @@
         <w:ind w:left="-5" w:right="841"/>
       </w:pPr>
       <w:r>
-        <w:t xml:space="preserve">El estudio se inscribe en el paradigma post-positivista, que sostiene que el conocimiento científico puede aproximarse a la realidad mediante la observación sistemática, la medición objetiva y la contrastación empírica de resultados. Este paradigma reconoce, al mismo tiempo, las limitaciones inherentes a todo proceso de medición. En este marco, la validez de los hallazgos </w:t>
+        <w:t xml:space="preserve">El estudio se inscribe en el paradigma post-positivista, que sostiene que el conocimiento científico puede aproximarse a la realidad mediante la observación sistemática, la medición objetiva y la contrastación empírica de resultados. Este paradigma reconoce, al mismo tiempo, las limitaciones inherentes a todo proceso de medición. En este marco, la validez de los hallazgos se fundamenta en la definición precisa de variables, la utilización de instrumentos de medición consistentes y la posibilidad de replicar el estudio en contextos similares. </w:t>
+      </w:r>
+    </w:p>
+    <w:p>
+      <w:pPr>
+        <w:ind w:left="-5" w:right="841"/>
+      </w:pPr>
+      <w:r>
         <w:lastRenderedPageBreak/>
-        <w:t xml:space="preserve">se fundamenta en la definición precisa de variables, la utilización de instrumentos de medición consistentes y la posibilidad de replicar el estudio en contextos similares. </w:t>
-      </w:r>
-    </w:p>
-    <w:p>
-      <w:pPr>
-        <w:ind w:left="-5" w:right="841"/>
-      </w:pPr>
-      <w:r>
         <w:t xml:space="preserve">La adopción de este paradigma resulta adecuada para investigaciones orientadas a evaluar el desempeño de sistemas tecnológicos mediante indicadores cuantificables, como es el caso del presente trabajo. </w:t>
       </w:r>
     </w:p>
@@ -3542,13 +3819,13 @@
         <w:pStyle w:val="Ttulo3"/>
         <w:ind w:left="-5"/>
       </w:pPr>
-      <w:bookmarkStart w:id="36" w:name="_3.3_Enfoque_de"/>
-      <w:bookmarkStart w:id="37" w:name="sec3_3"/>
-      <w:bookmarkEnd w:id="36"/>
+      <w:bookmarkStart w:id="42" w:name="_3.3_Enfoque_de"/>
+      <w:bookmarkStart w:id="43" w:name="sec3_3"/>
+      <w:bookmarkEnd w:id="42"/>
       <w:r>
         <w:t>3.3 Enfoque de investigación: Design Science Research (DSR)</w:t>
       </w:r>
-      <w:bookmarkEnd w:id="37"/>
+      <w:bookmarkEnd w:id="43"/>
       <w:r>
         <w:rPr>
           <w:color w:val="2E74B5"/>
@@ -3586,13 +3863,13 @@
         <w:pStyle w:val="Ttulo3"/>
         <w:ind w:left="-5"/>
       </w:pPr>
-      <w:bookmarkStart w:id="38" w:name="_3.4_Diseño_de"/>
-      <w:bookmarkStart w:id="39" w:name="sec3_4"/>
-      <w:bookmarkEnd w:id="38"/>
+      <w:bookmarkStart w:id="44" w:name="_3.4_Diseño_de"/>
+      <w:bookmarkStart w:id="45" w:name="sec3_4"/>
+      <w:bookmarkEnd w:id="44"/>
       <w:r>
         <w:t>3.4 Diseño de investigación</w:t>
       </w:r>
-      <w:bookmarkEnd w:id="39"/>
+      <w:bookmarkEnd w:id="45"/>
       <w:r>
         <w:rPr>
           <w:color w:val="2E74B5"/>
@@ -3613,9 +3890,11 @@
         <w:ind w:left="-5" w:right="841"/>
       </w:pPr>
       <w:r>
-        <w:t xml:space="preserve">Corresponde precisar con mayor rigor conceptual la denominación de este diseño de investigación. Siguiendo la taxonomía clásica de Campbell y Stanley (1963), un diseño pretest-postest de un único grupo, sin grupo de control independiente ni asignación aleatoria de unidades a condiciones, se clasifica en sentido estricto como preexperimental, y no como </w:t>
+        <w:t xml:space="preserve">Corresponde precisar con mayor rigor conceptual la denominación de este diseño de investigación. Siguiendo la taxonomía clásica de Campbell y Stanley (1963), un diseño pretest-postest de un único grupo, sin grupo de control independiente ni asignación aleatoria de unidades a condiciones, se clasifica en sentido estricto como preexperimental, y no como cuasiexperimental. Esta última categoría requiere, como mínimo, un grupo de comparación no equivalente. En el presente trabajo no fue posible constituir dicho grupo de comparación, dado </w:t>
+      </w:r>
+      <w:r>
         <w:lastRenderedPageBreak/>
-        <w:t xml:space="preserve">cuasiexperimental. Esta última categoría requiere, como mínimo, un grupo de comparación no equivalente. En el presente trabajo no fue posible constituir dicho grupo de comparación, dado que los dos autores ejecutaron íntegramente el experimento sobre el mismo conjunto de escenarios en ambas condiciones. Esta precisión terminológica no invalida los resultados obtenidos, pero acota el alcance de las afirmaciones causales que pueden sostenerse a partir de ellos. El diseño intrasujeto reduce la variabilidad atribuible a diferencias entre sujetos u organizaciones, pero no descarta por sí solo otras fuentes de variación —como el efecto de aprendizaje discutido en la sección 3.9—, tal como sí lo haría un grupo de control independiente. </w:t>
+        <w:t xml:space="preserve">que los dos autores ejecutaron íntegramente el experimento sobre el mismo conjunto de escenarios en ambas condiciones. Esta precisión terminológica no invalida los resultados obtenidos, pero acota el alcance de las afirmaciones causales que pueden sostenerse a partir de ellos. El diseño intrasujeto reduce la variabilidad atribuible a diferencias entre sujetos u organizaciones, pero no descarta por sí solo otras fuentes de variación —como el efecto de aprendizaje discutido en la sección 3.9—, tal como sí lo haría un grupo de control independiente. </w:t>
       </w:r>
     </w:p>
     <w:p>
@@ -3632,7 +3911,7 @@
         <w:ind w:left="-5" w:right="841"/>
       </w:pPr>
       <w:r>
-        <w:t xml:space="preserve">Para las condiciones pretest y postest se diseñó un conjunto de 20 escenarios de pedido estandarizados por condición (precedidos por 5 escenarios de calentamiento no cronometrados, sección 3.9). Este conjunto replicó la variabilidad típica de un comercio minorista: pedidos de uno o múltiples productos, y casos límite como stock insuficiente o cantidad máxima permitida. El detalle completo de estos escenarios se presenta en la Tabla 3.1 y se documenta también en el Anexo A.</w:t>
+        <w:t>Para las condiciones pretest y postest se diseñó un conjunto de 20 escenarios de pedido estandarizados por condición (precedidos por 5 escenarios de calentamiento no cronometrados, sección 3.9). Este conjunto replicó la variabilidad típica de un comercio minorista: pedidos de uno o múltiples productos, y casos límite como stock insuficiente o cantidad máxima permitida. El detalle completo de estos escenarios se presenta en la Tabla 3.1 y se documenta también en el Anexo A.</w:t>
       </w:r>
     </w:p>
     <w:p>
@@ -3653,12 +3932,12 @@
         <w:tblLook w:val="04A0" w:firstRow="1" w:lastRow="0" w:firstColumn="1" w:lastColumn="0" w:noHBand="0" w:noVBand="1"/>
       </w:tblPr>
       <w:tblGrid>
-        <w:gridCol w:w="500"/>
-        <w:gridCol w:w="1500"/>
-        <w:gridCol w:w="1300"/>
-        <w:gridCol w:w="2745"/>
-        <w:gridCol w:w="700"/>
-        <w:gridCol w:w="2100"/>
+        <w:gridCol w:w="496"/>
+        <w:gridCol w:w="1490"/>
+        <w:gridCol w:w="1293"/>
+        <w:gridCol w:w="2712"/>
+        <w:gridCol w:w="775"/>
+        <w:gridCol w:w="2079"/>
       </w:tblGrid>
       <w:tr>
         <w:tc>
@@ -3683,7 +3962,7 @@
                 <w:color w:val="FFFFFF"/>
                 <w:sz w:val="17"/>
               </w:rPr>
-              <w:t xml:space="preserve">ID</w:t>
+              <w:t>ID</w:t>
             </w:r>
           </w:p>
         </w:tc>
@@ -3709,7 +3988,7 @@
                 <w:color w:val="FFFFFF"/>
                 <w:sz w:val="17"/>
               </w:rPr>
-              <w:t xml:space="preserve">Tipo</w:t>
+              <w:t>Tipo</w:t>
             </w:r>
           </w:p>
         </w:tc>
@@ -3735,7 +4014,7 @@
                 <w:color w:val="FFFFFF"/>
                 <w:sz w:val="17"/>
               </w:rPr>
-              <w:t xml:space="preserve">Categoría</w:t>
+              <w:t>Categoría</w:t>
             </w:r>
           </w:p>
         </w:tc>
@@ -3761,7 +4040,7 @@
                 <w:color w:val="FFFFFF"/>
                 <w:sz w:val="17"/>
               </w:rPr>
-              <w:t xml:space="preserve">Producto(s)</w:t>
+              <w:t>Producto(s)</w:t>
             </w:r>
           </w:p>
         </w:tc>
@@ -3787,7 +4066,7 @@
                 <w:color w:val="FFFFFF"/>
                 <w:sz w:val="17"/>
               </w:rPr>
-              <w:t xml:space="preserve">Cantidad</w:t>
+              <w:t>Cantidad</w:t>
             </w:r>
           </w:p>
         </w:tc>
@@ -3813,7 +4092,7 @@
                 <w:color w:val="FFFFFF"/>
                 <w:sz w:val="17"/>
               </w:rPr>
-              <w:t xml:space="preserve">Resultado esperado</w:t>
+              <w:t>Resultado esperado</w:t>
             </w:r>
           </w:p>
         </w:tc>
@@ -3839,7 +4118,7 @@
               <w:rPr>
                 <w:sz w:val="17"/>
               </w:rPr>
-              <w:t xml:space="preserve">1</w:t>
+              <w:t>1</w:t>
             </w:r>
           </w:p>
         </w:tc>
@@ -3863,7 +4142,7 @@
               <w:rPr>
                 <w:sz w:val="17"/>
               </w:rPr>
-              <w:t xml:space="preserve">Simple 1 producto</w:t>
+              <w:t>Simple 1 producto</w:t>
             </w:r>
           </w:p>
         </w:tc>
@@ -3887,7 +4166,7 @@
               <w:rPr>
                 <w:sz w:val="17"/>
               </w:rPr>
-              <w:t xml:space="preserve">Bebidas</w:t>
+              <w:t>Bebidas</w:t>
             </w:r>
           </w:p>
         </w:tc>
@@ -3911,7 +4190,7 @@
               <w:rPr>
                 <w:sz w:val="17"/>
               </w:rPr>
-              <w:t xml:space="preserve">Coca-Cola Regular</w:t>
+              <w:t>Coca-Cola Regular</w:t>
             </w:r>
           </w:p>
         </w:tc>
@@ -3935,7 +4214,7 @@
               <w:rPr>
                 <w:sz w:val="17"/>
               </w:rPr>
-              <w:t xml:space="preserve">1</w:t>
+              <w:t>1</w:t>
             </w:r>
           </w:p>
         </w:tc>
@@ -3959,7 +4238,7 @@
               <w:rPr>
                 <w:sz w:val="17"/>
               </w:rPr>
-              <w:t xml:space="preserve">Confirmado</w:t>
+              <w:t>Confirmado</w:t>
             </w:r>
           </w:p>
         </w:tc>
@@ -3985,7 +4264,7 @@
               <w:rPr>
                 <w:sz w:val="17"/>
               </w:rPr>
-              <w:t xml:space="preserve">2</w:t>
+              <w:t>2</w:t>
             </w:r>
           </w:p>
         </w:tc>
@@ -4009,7 +4288,7 @@
               <w:rPr>
                 <w:sz w:val="17"/>
               </w:rPr>
-              <w:t xml:space="preserve">Simple 1 producto</w:t>
+              <w:t>Simple 1 producto</w:t>
             </w:r>
           </w:p>
         </w:tc>
@@ -4033,7 +4312,7 @@
               <w:rPr>
                 <w:sz w:val="17"/>
               </w:rPr>
-              <w:t xml:space="preserve">Cigarrillos</w:t>
+              <w:t>Cigarrillos</w:t>
             </w:r>
           </w:p>
         </w:tc>
@@ -4057,7 +4336,7 @@
               <w:rPr>
                 <w:sz w:val="17"/>
               </w:rPr>
-              <w:t xml:space="preserve">Marlboro Box</w:t>
+              <w:t>Marlboro Box</w:t>
             </w:r>
           </w:p>
         </w:tc>
@@ -4081,7 +4360,7 @@
               <w:rPr>
                 <w:sz w:val="17"/>
               </w:rPr>
-              <w:t xml:space="preserve">1</w:t>
+              <w:t>1</w:t>
             </w:r>
           </w:p>
         </w:tc>
@@ -4105,7 +4384,7 @@
               <w:rPr>
                 <w:sz w:val="17"/>
               </w:rPr>
-              <w:t xml:space="preserve">Confirmado</w:t>
+              <w:t>Confirmado</w:t>
             </w:r>
           </w:p>
         </w:tc>
@@ -4131,7 +4410,7 @@
               <w:rPr>
                 <w:sz w:val="17"/>
               </w:rPr>
-              <w:t xml:space="preserve">3</w:t>
+              <w:t>3</w:t>
             </w:r>
           </w:p>
         </w:tc>
@@ -4155,7 +4434,7 @@
               <w:rPr>
                 <w:sz w:val="17"/>
               </w:rPr>
-              <w:t xml:space="preserve">Simple 1 producto</w:t>
+              <w:t>Simple 1 producto</w:t>
             </w:r>
           </w:p>
         </w:tc>
@@ -4179,7 +4458,7 @@
               <w:rPr>
                 <w:sz w:val="17"/>
               </w:rPr>
-              <w:t xml:space="preserve">Golosinas</w:t>
+              <w:t>Golosinas</w:t>
             </w:r>
           </w:p>
         </w:tc>
@@ -4203,7 +4482,7 @@
               <w:rPr>
                 <w:sz w:val="17"/>
               </w:rPr>
-              <w:t xml:space="preserve">Chocolate Aireado Milka</w:t>
+              <w:t>Chocolate Aireado Milka</w:t>
             </w:r>
           </w:p>
         </w:tc>
@@ -4227,7 +4506,7 @@
               <w:rPr>
                 <w:sz w:val="17"/>
               </w:rPr>
-              <w:t xml:space="preserve">1</w:t>
+              <w:t>1</w:t>
             </w:r>
           </w:p>
         </w:tc>
@@ -4251,7 +4530,7 @@
               <w:rPr>
                 <w:sz w:val="17"/>
               </w:rPr>
-              <w:t xml:space="preserve">Confirmado</w:t>
+              <w:t>Confirmado</w:t>
             </w:r>
           </w:p>
         </w:tc>
@@ -4277,7 +4556,7 @@
               <w:rPr>
                 <w:sz w:val="17"/>
               </w:rPr>
-              <w:t xml:space="preserve">4</w:t>
+              <w:t>4</w:t>
             </w:r>
           </w:p>
         </w:tc>
@@ -4301,7 +4580,7 @@
               <w:rPr>
                 <w:sz w:val="17"/>
               </w:rPr>
-              <w:t xml:space="preserve">Simple 1 producto</w:t>
+              <w:t>Simple 1 producto</w:t>
             </w:r>
           </w:p>
         </w:tc>
@@ -4325,7 +4604,7 @@
               <w:rPr>
                 <w:sz w:val="17"/>
               </w:rPr>
-              <w:t xml:space="preserve">Perfumería e Higiene</w:t>
+              <w:t>Perfumería e Higiene</w:t>
             </w:r>
           </w:p>
         </w:tc>
@@ -4349,7 +4628,7 @@
               <w:rPr>
                 <w:sz w:val="17"/>
               </w:rPr>
-              <w:t xml:space="preserve">Jabón Dove</w:t>
+              <w:t>Jabón Dove</w:t>
             </w:r>
           </w:p>
         </w:tc>
@@ -4373,7 +4652,7 @@
               <w:rPr>
                 <w:sz w:val="17"/>
               </w:rPr>
-              <w:t xml:space="preserve">1</w:t>
+              <w:t>1</w:t>
             </w:r>
           </w:p>
         </w:tc>
@@ -4397,7 +4676,7 @@
               <w:rPr>
                 <w:sz w:val="17"/>
               </w:rPr>
-              <w:t xml:space="preserve">Confirmado</w:t>
+              <w:t>Confirmado</w:t>
             </w:r>
           </w:p>
         </w:tc>
@@ -4423,7 +4702,7 @@
               <w:rPr>
                 <w:sz w:val="17"/>
               </w:rPr>
-              <w:t xml:space="preserve">5</w:t>
+              <w:t>5</w:t>
             </w:r>
           </w:p>
         </w:tc>
@@ -4447,7 +4726,7 @@
               <w:rPr>
                 <w:sz w:val="17"/>
               </w:rPr>
-              <w:t xml:space="preserve">Simple 1 producto</w:t>
+              <w:t>Simple 1 producto</w:t>
             </w:r>
           </w:p>
         </w:tc>
@@ -4471,7 +4750,7 @@
               <w:rPr>
                 <w:sz w:val="17"/>
               </w:rPr>
-              <w:t xml:space="preserve">Golosinas</w:t>
+              <w:t>Golosinas</w:t>
             </w:r>
           </w:p>
         </w:tc>
@@ -4495,7 +4774,7 @@
               <w:rPr>
                 <w:sz w:val="17"/>
               </w:rPr>
-              <w:t xml:space="preserve">Doritos 250gr</w:t>
+              <w:t>Doritos 250gr</w:t>
             </w:r>
           </w:p>
         </w:tc>
@@ -4519,7 +4798,7 @@
               <w:rPr>
                 <w:sz w:val="17"/>
               </w:rPr>
-              <w:t xml:space="preserve">1</w:t>
+              <w:t>1</w:t>
             </w:r>
           </w:p>
         </w:tc>
@@ -4543,7 +4822,7 @@
               <w:rPr>
                 <w:sz w:val="17"/>
               </w:rPr>
-              <w:t xml:space="preserve">Confirmado</w:t>
+              <w:t>Confirmado</w:t>
             </w:r>
           </w:p>
         </w:tc>
@@ -4569,7 +4848,7 @@
               <w:rPr>
                 <w:sz w:val="17"/>
               </w:rPr>
-              <w:t xml:space="preserve">6</w:t>
+              <w:t>6</w:t>
             </w:r>
           </w:p>
         </w:tc>
@@ -4593,7 +4872,7 @@
               <w:rPr>
                 <w:sz w:val="17"/>
               </w:rPr>
-              <w:t xml:space="preserve">Simple 1 producto</w:t>
+              <w:t>Simple 1 producto</w:t>
             </w:r>
           </w:p>
         </w:tc>
@@ -4617,7 +4896,7 @@
               <w:rPr>
                 <w:sz w:val="17"/>
               </w:rPr>
-              <w:t xml:space="preserve">Bebidas</w:t>
+              <w:t>Bebidas</w:t>
             </w:r>
           </w:p>
         </w:tc>
@@ -4641,7 +4920,7 @@
               <w:rPr>
                 <w:sz w:val="17"/>
               </w:rPr>
-              <w:t xml:space="preserve">Coca-Cola Zero</w:t>
+              <w:t>Coca-Cola Zero</w:t>
             </w:r>
           </w:p>
         </w:tc>
@@ -4665,7 +4944,7 @@
               <w:rPr>
                 <w:sz w:val="17"/>
               </w:rPr>
-              <w:t xml:space="preserve">1</w:t>
+              <w:t>1</w:t>
             </w:r>
           </w:p>
         </w:tc>
@@ -4689,7 +4968,7 @@
               <w:rPr>
                 <w:sz w:val="17"/>
               </w:rPr>
-              <w:t xml:space="preserve">Confirmado</w:t>
+              <w:t>Confirmado</w:t>
             </w:r>
           </w:p>
         </w:tc>
@@ -4715,7 +4994,7 @@
               <w:rPr>
                 <w:sz w:val="17"/>
               </w:rPr>
-              <w:t xml:space="preserve">7</w:t>
+              <w:t>7</w:t>
             </w:r>
           </w:p>
         </w:tc>
@@ -4739,7 +5018,7 @@
               <w:rPr>
                 <w:sz w:val="17"/>
               </w:rPr>
-              <w:t xml:space="preserve">Simple 1 producto</w:t>
+              <w:t>Simple 1 producto</w:t>
             </w:r>
           </w:p>
         </w:tc>
@@ -4763,7 +5042,7 @@
               <w:rPr>
                 <w:sz w:val="17"/>
               </w:rPr>
-              <w:t xml:space="preserve">Cigarrillos</w:t>
+              <w:t>Cigarrillos</w:t>
             </w:r>
           </w:p>
         </w:tc>
@@ -4787,7 +5066,7 @@
               <w:rPr>
                 <w:sz w:val="17"/>
               </w:rPr>
-              <w:t xml:space="preserve">Phillips-Morris Convertible</w:t>
+              <w:t>Phillips-Morris Convertible</w:t>
             </w:r>
           </w:p>
         </w:tc>
@@ -4811,7 +5090,7 @@
               <w:rPr>
                 <w:sz w:val="17"/>
               </w:rPr>
-              <w:t xml:space="preserve">1</w:t>
+              <w:t>1</w:t>
             </w:r>
           </w:p>
         </w:tc>
@@ -4835,7 +5114,7 @@
               <w:rPr>
                 <w:sz w:val="17"/>
               </w:rPr>
-              <w:t xml:space="preserve">Confirmado</w:t>
+              <w:t>Confirmado</w:t>
             </w:r>
           </w:p>
         </w:tc>
@@ -4861,7 +5140,7 @@
               <w:rPr>
                 <w:sz w:val="17"/>
               </w:rPr>
-              <w:t xml:space="preserve">8</w:t>
+              <w:t>8</w:t>
             </w:r>
           </w:p>
         </w:tc>
@@ -4885,7 +5164,7 @@
               <w:rPr>
                 <w:sz w:val="17"/>
               </w:rPr>
-              <w:t xml:space="preserve">Simple 1 producto</w:t>
+              <w:t>Simple 1 producto</w:t>
             </w:r>
           </w:p>
         </w:tc>
@@ -4909,7 +5188,7 @@
               <w:rPr>
                 <w:sz w:val="17"/>
               </w:rPr>
-              <w:t xml:space="preserve">Golosinas</w:t>
+              <w:t>Golosinas</w:t>
             </w:r>
           </w:p>
         </w:tc>
@@ -4933,7 +5212,7 @@
               <w:rPr>
                 <w:sz w:val="17"/>
               </w:rPr>
-              <w:t xml:space="preserve">Bombón Bon o Bon</w:t>
+              <w:t>Bombón Bon o Bon</w:t>
             </w:r>
           </w:p>
         </w:tc>
@@ -4957,7 +5236,7 @@
               <w:rPr>
                 <w:sz w:val="17"/>
               </w:rPr>
-              <w:t xml:space="preserve">1</w:t>
+              <w:t>1</w:t>
             </w:r>
           </w:p>
         </w:tc>
@@ -4981,7 +5260,7 @@
               <w:rPr>
                 <w:sz w:val="17"/>
               </w:rPr>
-              <w:t xml:space="preserve">Confirmado</w:t>
+              <w:t>Confirmado</w:t>
             </w:r>
           </w:p>
         </w:tc>
@@ -5007,7 +5286,7 @@
               <w:rPr>
                 <w:sz w:val="17"/>
               </w:rPr>
-              <w:t xml:space="preserve">9</w:t>
+              <w:t>9</w:t>
             </w:r>
           </w:p>
         </w:tc>
@@ -5031,7 +5310,7 @@
               <w:rPr>
                 <w:sz w:val="17"/>
               </w:rPr>
-              <w:t xml:space="preserve">Simple 1 producto</w:t>
+              <w:t>Simple 1 producto</w:t>
             </w:r>
           </w:p>
         </w:tc>
@@ -5055,7 +5334,7 @@
               <w:rPr>
                 <w:sz w:val="17"/>
               </w:rPr>
-              <w:t xml:space="preserve">Perfumería e Higiene</w:t>
+              <w:t>Perfumería e Higiene</w:t>
             </w:r>
           </w:p>
         </w:tc>
@@ -5079,7 +5358,7 @@
               <w:rPr>
                 <w:sz w:val="17"/>
               </w:rPr>
-              <w:t xml:space="preserve">Pasta de dientes Colgate</w:t>
+              <w:t>Pasta de dientes Colgate</w:t>
             </w:r>
           </w:p>
         </w:tc>
@@ -5103,7 +5382,7 @@
               <w:rPr>
                 <w:sz w:val="17"/>
               </w:rPr>
-              <w:t xml:space="preserve">1</w:t>
+              <w:t>1</w:t>
             </w:r>
           </w:p>
         </w:tc>
@@ -5127,7 +5406,7 @@
               <w:rPr>
                 <w:sz w:val="17"/>
               </w:rPr>
-              <w:t xml:space="preserve">Confirmado</w:t>
+              <w:t>Confirmado</w:t>
             </w:r>
           </w:p>
         </w:tc>
@@ -5153,7 +5432,7 @@
               <w:rPr>
                 <w:sz w:val="17"/>
               </w:rPr>
-              <w:t xml:space="preserve">10</w:t>
+              <w:t>10</w:t>
             </w:r>
           </w:p>
         </w:tc>
@@ -5177,7 +5456,7 @@
               <w:rPr>
                 <w:sz w:val="17"/>
               </w:rPr>
-              <w:t xml:space="preserve">Simple 1 producto</w:t>
+              <w:t>Simple 1 producto</w:t>
             </w:r>
           </w:p>
         </w:tc>
@@ -5201,7 +5480,7 @@
               <w:rPr>
                 <w:sz w:val="17"/>
               </w:rPr>
-              <w:t xml:space="preserve">Bebidas</w:t>
+              <w:t>Bebidas</w:t>
             </w:r>
           </w:p>
         </w:tc>
@@ -5225,7 +5504,7 @@
               <w:rPr>
                 <w:sz w:val="17"/>
               </w:rPr>
-              <w:t xml:space="preserve">Pepsi Regular</w:t>
+              <w:t>Pepsi Regular</w:t>
             </w:r>
           </w:p>
         </w:tc>
@@ -5249,7 +5528,7 @@
               <w:rPr>
                 <w:sz w:val="17"/>
               </w:rPr>
-              <w:t xml:space="preserve">1</w:t>
+              <w:t>1</w:t>
             </w:r>
           </w:p>
         </w:tc>
@@ -5273,7 +5552,7 @@
               <w:rPr>
                 <w:sz w:val="17"/>
               </w:rPr>
-              <w:t xml:space="preserve">Confirmado</w:t>
+              <w:t>Confirmado</w:t>
             </w:r>
           </w:p>
         </w:tc>
@@ -5299,7 +5578,7 @@
               <w:rPr>
                 <w:sz w:val="17"/>
               </w:rPr>
-              <w:t xml:space="preserve">11</w:t>
+              <w:t>11</w:t>
             </w:r>
           </w:p>
         </w:tc>
@@ -5323,7 +5602,7 @@
               <w:rPr>
                 <w:sz w:val="17"/>
               </w:rPr>
-              <w:t xml:space="preserve">Simple 1 producto</w:t>
+              <w:t>Simple 1 producto</w:t>
             </w:r>
           </w:p>
         </w:tc>
@@ -5347,7 +5626,7 @@
               <w:rPr>
                 <w:sz w:val="17"/>
               </w:rPr>
-              <w:t xml:space="preserve">Bebidas</w:t>
+              <w:t>Bebidas</w:t>
             </w:r>
           </w:p>
         </w:tc>
@@ -5371,7 +5650,7 @@
               <w:rPr>
                 <w:sz w:val="17"/>
               </w:rPr>
-              <w:t xml:space="preserve">Sprite Regular</w:t>
+              <w:t>Sprite Regular</w:t>
             </w:r>
           </w:p>
         </w:tc>
@@ -5395,7 +5674,7 @@
               <w:rPr>
                 <w:sz w:val="17"/>
               </w:rPr>
-              <w:t xml:space="preserve">1</w:t>
+              <w:t>1</w:t>
             </w:r>
           </w:p>
         </w:tc>
@@ -5419,7 +5698,7 @@
               <w:rPr>
                 <w:sz w:val="17"/>
               </w:rPr>
-              <w:t xml:space="preserve">Confirmado</w:t>
+              <w:t>Confirmado</w:t>
             </w:r>
           </w:p>
         </w:tc>
@@ -5445,7 +5724,7 @@
               <w:rPr>
                 <w:sz w:val="17"/>
               </w:rPr>
-              <w:t xml:space="preserve">12</w:t>
+              <w:t>12</w:t>
             </w:r>
           </w:p>
         </w:tc>
@@ -5469,7 +5748,7 @@
               <w:rPr>
                 <w:sz w:val="17"/>
               </w:rPr>
-              <w:t xml:space="preserve">Simple 1 producto</w:t>
+              <w:t>Simple 1 producto</w:t>
             </w:r>
           </w:p>
         </w:tc>
@@ -5493,7 +5772,7 @@
               <w:rPr>
                 <w:sz w:val="17"/>
               </w:rPr>
-              <w:t xml:space="preserve">Golosinas</w:t>
+              <w:t>Golosinas</w:t>
             </w:r>
           </w:p>
         </w:tc>
@@ -5517,7 +5796,7 @@
               <w:rPr>
                 <w:sz w:val="17"/>
               </w:rPr>
-              <w:t xml:space="preserve">Gomitas Mogul</w:t>
+              <w:t>Gomitas Mogul</w:t>
             </w:r>
           </w:p>
         </w:tc>
@@ -5541,7 +5820,7 @@
               <w:rPr>
                 <w:sz w:val="17"/>
               </w:rPr>
-              <w:t xml:space="preserve">1</w:t>
+              <w:t>1</w:t>
             </w:r>
           </w:p>
         </w:tc>
@@ -5565,7 +5844,7 @@
               <w:rPr>
                 <w:sz w:val="17"/>
               </w:rPr>
-              <w:t xml:space="preserve">Confirmado</w:t>
+              <w:t>Confirmado</w:t>
             </w:r>
           </w:p>
         </w:tc>
@@ -5591,7 +5870,7 @@
               <w:rPr>
                 <w:sz w:val="17"/>
               </w:rPr>
-              <w:t xml:space="preserve">13</w:t>
+              <w:t>13</w:t>
             </w:r>
           </w:p>
         </w:tc>
@@ -5615,7 +5894,7 @@
               <w:rPr>
                 <w:sz w:val="17"/>
               </w:rPr>
-              <w:t xml:space="preserve">Simple 1 producto</w:t>
+              <w:t>Simple 1 producto</w:t>
             </w:r>
           </w:p>
         </w:tc>
@@ -5639,7 +5918,7 @@
               <w:rPr>
                 <w:sz w:val="17"/>
               </w:rPr>
-              <w:t xml:space="preserve">Bebidas</w:t>
+              <w:t>Bebidas</w:t>
             </w:r>
           </w:p>
         </w:tc>
@@ -5663,7 +5942,7 @@
               <w:rPr>
                 <w:sz w:val="17"/>
               </w:rPr>
-              <w:t xml:space="preserve">Cerveza Quilmes</w:t>
+              <w:t>Cerveza Quilmes</w:t>
             </w:r>
           </w:p>
         </w:tc>
@@ -5687,7 +5966,7 @@
               <w:rPr>
                 <w:sz w:val="17"/>
               </w:rPr>
-              <w:t xml:space="preserve">1</w:t>
+              <w:t>1</w:t>
             </w:r>
           </w:p>
         </w:tc>
@@ -5711,7 +5990,7 @@
               <w:rPr>
                 <w:sz w:val="17"/>
               </w:rPr>
-              <w:t xml:space="preserve">Confirmado</w:t>
+              <w:t>Confirmado</w:t>
             </w:r>
           </w:p>
         </w:tc>
@@ -5737,7 +6016,7 @@
               <w:rPr>
                 <w:sz w:val="17"/>
               </w:rPr>
-              <w:t xml:space="preserve">14</w:t>
+              <w:t>14</w:t>
             </w:r>
           </w:p>
         </w:tc>
@@ -5761,7 +6040,7 @@
               <w:rPr>
                 <w:sz w:val="17"/>
               </w:rPr>
-              <w:t xml:space="preserve">Múltiple (3 productos)</w:t>
+              <w:t>Múltiple (3 productos)</w:t>
             </w:r>
           </w:p>
         </w:tc>
@@ -5785,7 +6064,7 @@
               <w:rPr>
                 <w:sz w:val="17"/>
               </w:rPr>
-              <w:t xml:space="preserve">Bebidas + Golosinas</w:t>
+              <w:t>Bebidas + Golosinas</w:t>
             </w:r>
           </w:p>
         </w:tc>
@@ -5809,7 +6088,7 @@
               <w:rPr>
                 <w:sz w:val="17"/>
               </w:rPr>
-              <w:t xml:space="preserve">Coca-Cola Regular + Fernet Branca + Doritos 250gr</w:t>
+              <w:t>Coca-Cola Regular + Fernet Branca + Doritos 250gr</w:t>
             </w:r>
           </w:p>
         </w:tc>
@@ -5833,7 +6112,7 @@
               <w:rPr>
                 <w:sz w:val="17"/>
               </w:rPr>
-              <w:t xml:space="preserve">1 c/u</w:t>
+              <w:t>1 c/u</w:t>
             </w:r>
           </w:p>
         </w:tc>
@@ -5857,7 +6136,7 @@
               <w:rPr>
                 <w:sz w:val="17"/>
               </w:rPr>
-              <w:t xml:space="preserve">Confirmado</w:t>
+              <w:t>Confirmado</w:t>
             </w:r>
           </w:p>
         </w:tc>
@@ -5883,7 +6162,7 @@
               <w:rPr>
                 <w:sz w:val="17"/>
               </w:rPr>
-              <w:t xml:space="preserve">15</w:t>
+              <w:t>15</w:t>
             </w:r>
           </w:p>
         </w:tc>
@@ -5907,7 +6186,7 @@
               <w:rPr>
                 <w:sz w:val="17"/>
               </w:rPr>
-              <w:t xml:space="preserve">Múltiple (2 productos)</w:t>
+              <w:t>Múltiple (2 productos)</w:t>
             </w:r>
           </w:p>
         </w:tc>
@@ -5931,7 +6210,7 @@
               <w:rPr>
                 <w:sz w:val="17"/>
               </w:rPr>
-              <w:t xml:space="preserve">Golosinas + Perfumería</w:t>
+              <w:t>Golosinas + Perfumería</w:t>
             </w:r>
           </w:p>
         </w:tc>
@@ -5955,7 +6234,7 @@
               <w:rPr>
                 <w:sz w:val="17"/>
               </w:rPr>
-              <w:t xml:space="preserve">Chocolate Aireado Milka + Pasta de dientes Colgate</w:t>
+              <w:t>Chocolate Aireado Milka + Pasta de dientes Colgate</w:t>
             </w:r>
           </w:p>
         </w:tc>
@@ -5979,7 +6258,7 @@
               <w:rPr>
                 <w:sz w:val="17"/>
               </w:rPr>
-              <w:t xml:space="preserve">1 c/u</w:t>
+              <w:t>1 c/u</w:t>
             </w:r>
           </w:p>
         </w:tc>
@@ -6003,7 +6282,7 @@
               <w:rPr>
                 <w:sz w:val="17"/>
               </w:rPr>
-              <w:t xml:space="preserve">Confirmado</w:t>
+              <w:t>Confirmado</w:t>
             </w:r>
           </w:p>
         </w:tc>
@@ -6029,7 +6308,8 @@
               <w:rPr>
                 <w:sz w:val="17"/>
               </w:rPr>
-              <w:t xml:space="preserve">16</w:t>
+              <w:lastRenderedPageBreak/>
+              <w:t>16</w:t>
             </w:r>
           </w:p>
         </w:tc>
@@ -6053,7 +6333,7 @@
               <w:rPr>
                 <w:sz w:val="17"/>
               </w:rPr>
-              <w:t xml:space="preserve">Múltiple (2 productos)</w:t>
+              <w:t>Múltiple (2 productos)</w:t>
             </w:r>
           </w:p>
         </w:tc>
@@ -6077,7 +6357,7 @@
               <w:rPr>
                 <w:sz w:val="17"/>
               </w:rPr>
-              <w:t xml:space="preserve">Golosinas + Lácteos</w:t>
+              <w:t>Golosinas + Lácteos</w:t>
             </w:r>
           </w:p>
         </w:tc>
@@ -6101,7 +6381,7 @@
               <w:rPr>
                 <w:sz w:val="17"/>
               </w:rPr>
-              <w:t xml:space="preserve">Gomitas Mogul + Leche descremada LS</w:t>
+              <w:t>Gomitas Mogul + Leche descremada LS</w:t>
             </w:r>
           </w:p>
         </w:tc>
@@ -6125,7 +6405,7 @@
               <w:rPr>
                 <w:sz w:val="17"/>
               </w:rPr>
-              <w:t xml:space="preserve">1 c/u</w:t>
+              <w:t>1 c/u</w:t>
             </w:r>
           </w:p>
         </w:tc>
@@ -6149,7 +6429,7 @@
               <w:rPr>
                 <w:sz w:val="17"/>
               </w:rPr>
-              <w:t xml:space="preserve">Confirmado</w:t>
+              <w:t>Confirmado</w:t>
             </w:r>
           </w:p>
         </w:tc>
@@ -6175,7 +6455,7 @@
               <w:rPr>
                 <w:sz w:val="17"/>
               </w:rPr>
-              <w:t xml:space="preserve">17</w:t>
+              <w:t>17</w:t>
             </w:r>
           </w:p>
         </w:tc>
@@ -6199,7 +6479,7 @@
               <w:rPr>
                 <w:sz w:val="17"/>
               </w:rPr>
-              <w:t xml:space="preserve">Error stock insuficiente</w:t>
+              <w:t>Error stock insuficiente</w:t>
             </w:r>
           </w:p>
         </w:tc>
@@ -6223,7 +6503,7 @@
               <w:rPr>
                 <w:sz w:val="17"/>
               </w:rPr>
-              <w:t xml:space="preserve">Lácteos</w:t>
+              <w:t>Lácteos</w:t>
             </w:r>
           </w:p>
         </w:tc>
@@ -6247,7 +6527,7 @@
               <w:rPr>
                 <w:sz w:val="17"/>
               </w:rPr>
-              <w:t xml:space="preserve">Queso crema La Serenísima</w:t>
+              <w:t>Queso crema La Serenísima</w:t>
             </w:r>
           </w:p>
         </w:tc>
@@ -6271,7 +6551,7 @@
               <w:rPr>
                 <w:sz w:val="17"/>
               </w:rPr>
-              <w:t xml:space="preserve">3</w:t>
+              <w:t>3</w:t>
             </w:r>
           </w:p>
         </w:tc>
@@ -6295,7 +6575,7 @@
               <w:rPr>
                 <w:sz w:val="17"/>
               </w:rPr>
-              <w:t xml:space="preserve">Cancelado (disp. 2 &lt; 3)</w:t>
+              <w:t>Cancelado (disp. 2 &lt; 3)</w:t>
             </w:r>
           </w:p>
         </w:tc>
@@ -6321,7 +6601,7 @@
               <w:rPr>
                 <w:sz w:val="17"/>
               </w:rPr>
-              <w:t xml:space="preserve">18</w:t>
+              <w:t>18</w:t>
             </w:r>
           </w:p>
         </w:tc>
@@ -6345,7 +6625,7 @@
               <w:rPr>
                 <w:sz w:val="17"/>
               </w:rPr>
-              <w:t xml:space="preserve">Error stock insuficiente</w:t>
+              <w:t>Error stock insuficiente</w:t>
             </w:r>
           </w:p>
         </w:tc>
@@ -6369,7 +6649,7 @@
               <w:rPr>
                 <w:sz w:val="17"/>
               </w:rPr>
-              <w:t xml:space="preserve">Lácteos</w:t>
+              <w:t>Lácteos</w:t>
             </w:r>
           </w:p>
         </w:tc>
@@ -6393,7 +6673,7 @@
               <w:rPr>
                 <w:sz w:val="17"/>
               </w:rPr>
-              <w:t xml:space="preserve">Manteca La Serenísima</w:t>
+              <w:t>Manteca La Serenísima</w:t>
             </w:r>
           </w:p>
         </w:tc>
@@ -6417,7 +6697,7 @@
               <w:rPr>
                 <w:sz w:val="17"/>
               </w:rPr>
-              <w:t xml:space="preserve">2</w:t>
+              <w:t>2</w:t>
             </w:r>
           </w:p>
         </w:tc>
@@ -6441,7 +6721,7 @@
               <w:rPr>
                 <w:sz w:val="17"/>
               </w:rPr>
-              <w:t xml:space="preserve">Cancelado (disp. 1 &lt; 2)</w:t>
+              <w:t>Cancelado (disp. 1 &lt; 2)</w:t>
             </w:r>
           </w:p>
         </w:tc>
@@ -6467,7 +6747,7 @@
               <w:rPr>
                 <w:sz w:val="17"/>
               </w:rPr>
-              <w:t xml:space="preserve">19</w:t>
+              <w:t>19</w:t>
             </w:r>
           </w:p>
         </w:tc>
@@ -6491,7 +6771,7 @@
               <w:rPr>
                 <w:sz w:val="17"/>
               </w:rPr>
-              <w:t xml:space="preserve">Error stock insuficiente</w:t>
+              <w:t>Error stock insuficiente</w:t>
             </w:r>
           </w:p>
         </w:tc>
@@ -6515,7 +6795,7 @@
               <w:rPr>
                 <w:sz w:val="17"/>
               </w:rPr>
-              <w:t xml:space="preserve">Bebidas</w:t>
+              <w:t>Bebidas</w:t>
             </w:r>
           </w:p>
         </w:tc>
@@ -6539,7 +6819,7 @@
               <w:rPr>
                 <w:sz w:val="17"/>
               </w:rPr>
-              <w:t xml:space="preserve">Sprite Regular</w:t>
+              <w:t>Sprite Regular</w:t>
             </w:r>
           </w:p>
         </w:tc>
@@ -6563,7 +6843,7 @@
               <w:rPr>
                 <w:sz w:val="17"/>
               </w:rPr>
-              <w:t xml:space="preserve">4</w:t>
+              <w:t>4</w:t>
             </w:r>
           </w:p>
         </w:tc>
@@ -6587,7 +6867,7 @@
               <w:rPr>
                 <w:sz w:val="17"/>
               </w:rPr>
-              <w:t xml:space="preserve">Cancelado (disp. 2 &lt; 4)</w:t>
+              <w:t>Cancelado (disp. 2 &lt; 4)</w:t>
             </w:r>
           </w:p>
         </w:tc>
@@ -6613,7 +6893,7 @@
               <w:rPr>
                 <w:sz w:val="17"/>
               </w:rPr>
-              <w:t xml:space="preserve">20</w:t>
+              <w:t>20</w:t>
             </w:r>
           </w:p>
         </w:tc>
@@ -6637,7 +6917,7 @@
               <w:rPr>
                 <w:sz w:val="17"/>
               </w:rPr>
-              <w:t xml:space="preserve">Límite cantidad máxima</w:t>
+              <w:t>Límite cantidad máxima</w:t>
             </w:r>
           </w:p>
         </w:tc>
@@ -6661,7 +6941,7 @@
               <w:rPr>
                 <w:sz w:val="17"/>
               </w:rPr>
-              <w:t xml:space="preserve">Golosinas</w:t>
+              <w:t>Golosinas</w:t>
             </w:r>
           </w:p>
         </w:tc>
@@ -6685,7 +6965,7 @@
               <w:rPr>
                 <w:sz w:val="17"/>
               </w:rPr>
-              <w:t xml:space="preserve">Doritos 250gr</w:t>
+              <w:t>Doritos 250gr</w:t>
             </w:r>
           </w:p>
         </w:tc>
@@ -6709,7 +6989,7 @@
               <w:rPr>
                 <w:sz w:val="17"/>
               </w:rPr>
-              <w:t xml:space="preserve">10</w:t>
+              <w:t>10</w:t>
             </w:r>
           </w:p>
         </w:tc>
@@ -6733,7 +7013,7 @@
               <w:rPr>
                 <w:sz w:val="17"/>
               </w:rPr>
-              <w:t xml:space="preserve">Confirmado (disp. 38 ≥ 10)</w:t>
+              <w:t>Confirmado (disp. 38 ≥ 10)</w:t>
             </w:r>
           </w:p>
         </w:tc>
@@ -6746,7 +7026,7 @@
         <w:jc w:val="center"/>
       </w:pPr>
       <w:r>
-        <w:t xml:space="preserve">Tabla 3.1. Escenarios de pedido estandarizados por condición (n = 20), idénticos y ejecutados en el mismo orden en pretest y postest, precedidos por 5 escenarios de calentamiento no cronometrados (Anexo A, hoja Escenarios).</w:t>
+        <w:t>Tabla 3.1. Escenarios de pedido estandarizados por condición (n = 20), idénticos y ejecutados en el mismo orden en pretest y postest, precedidos por 5 escenarios de calentamiento no cronometrados (Anexo A, hoja Escenarios).</w:t>
       </w:r>
     </w:p>
     <w:p>
@@ -6764,9 +7044,7 @@
         <w:ind w:left="-5" w:right="841"/>
       </w:pPr>
       <w:r>
-        <w:t xml:space="preserve">Los 20 escenarios de pedido estandarizados por condición (Anexo A) no se seleccionaron mediante un procedimiento de muestreo aleatorio. Esto se debe a que no se dispuso de una población real de pedidos históricos del comercio de referencia a partir de la cual muestrear. Su construcción respondió, en cambio, a un criterio de diseño deliberado de los autores, orientado a maximizar la cobertura de la variabilidad operativa típica de un comercio minorista de pequeña escala. Se incluyeron así pedidos de uno y de múltiples productos, y casos límite (tres escenarios de stock insuficiente, IDs 17 a 19 del Anexo A, y un escenario de cantidad máxima permitida). La dimensión "cliente nuevo vs. recurrente", presente en una versión anterior del diseño de escenarios, se retiró de la versión final. El artefacto identifica al cliente únicamente por chat_id y por un campo de texto libre (sección 4.3), sin relación con una entidad de clientes, por lo que esa distinción no es representable en el sistema evaluado. Se reconoce como limitación que este criterio de construcción deliberada —al no ser aleatorio ni estar validado por un evaluador ajeno al equipo </w:t>
-        <w:lastRenderedPageBreak/>
-        <w:t xml:space="preserve">de desarrollo— puede introducir un sesgo de selección no cuantificable. Ese sesgo favorecería casos que los propios autores anticipan que el sistema resuelve correctamente. Adicionalmente, antes de los 20 escenarios de medición de cada condición se ejecutaron 5 escenarios de calentamiento, no cronometrados y excluidos de todo análisis. Con ellos se buscó que los operadores superaran la curva de aprendizaje básica del procedimiento (manual o automatizado) antes de iniciar el registro de datos; esta incorporación se retoma en la sección 3.9. </w:t>
+        <w:t xml:space="preserve">Los 20 escenarios de pedido estandarizados por condición (Anexo A) no se seleccionaron mediante un procedimiento de muestreo aleatorio. Esto se debe a que no se dispuso de una población real de pedidos históricos del comercio de referencia a partir de la cual muestrear. Su construcción respondió, en cambio, a un criterio de diseño deliberado de los autores, orientado a maximizar la cobertura de la variabilidad operativa típica de un comercio minorista de pequeña escala. Se incluyeron así pedidos de uno y de múltiples productos, y casos límite (tres escenarios de stock insuficiente, IDs 17 a 19 del Anexo A, y un escenario de cantidad máxima permitida). La dimensión "cliente nuevo vs. recurrente", presente en una versión anterior del diseño de escenarios, se retiró de la versión final. El artefacto identifica al cliente únicamente por chat_id y por un campo de texto libre (sección 4.3), sin relación con una entidad de clientes, por lo que esa distinción no es representable en el sistema evaluado. Se reconoce como limitación que este criterio de construcción deliberada —al no ser aleatorio ni estar validado por un evaluador ajeno al equipo de desarrollo— puede introducir un sesgo de selección no cuantificable. Ese sesgo favorecería casos que los propios autores anticipan que el sistema resuelve correctamente. Adicionalmente, antes de los 20 escenarios de medición de cada condición se ejecutaron 5 escenarios de calentamiento, no cronometrados y excluidos de todo análisis. Con ellos se buscó que los operadores superaran la curva de aprendizaje básica del procedimiento (manual o automatizado) antes de iniciar el registro de datos; esta incorporación se retoma en la sección 3.9. </w:t>
       </w:r>
     </w:p>
     <w:p>
@@ -6774,13 +7052,14 @@
         <w:pStyle w:val="Ttulo3"/>
         <w:ind w:left="-5"/>
       </w:pPr>
-      <w:bookmarkStart w:id="40" w:name="_3.5_Variables_de"/>
-      <w:bookmarkStart w:id="41" w:name="sec3_5"/>
-      <w:bookmarkEnd w:id="40"/>
-      <w:r>
+      <w:bookmarkStart w:id="46" w:name="_3.5_Variables_de"/>
+      <w:bookmarkStart w:id="47" w:name="sec3_5"/>
+      <w:bookmarkEnd w:id="46"/>
+      <w:r>
+        <w:lastRenderedPageBreak/>
         <w:t>3.5 Variables de estudio y operacionalización</w:t>
       </w:r>
-      <w:bookmarkEnd w:id="41"/>
+      <w:bookmarkEnd w:id="47"/>
       <w:r>
         <w:rPr>
           <w:color w:val="2E74B5"/>
@@ -6860,13 +7139,13 @@
         <w:pStyle w:val="Ttulo3"/>
         <w:ind w:left="-5"/>
       </w:pPr>
-      <w:bookmarkStart w:id="42" w:name="_3.6_Técnicas_e"/>
-      <w:bookmarkStart w:id="43" w:name="sec3_6"/>
-      <w:bookmarkEnd w:id="42"/>
+      <w:bookmarkStart w:id="48" w:name="_3.6_Técnicas_e"/>
+      <w:bookmarkStart w:id="49" w:name="sec3_6"/>
+      <w:bookmarkEnd w:id="48"/>
       <w:r>
         <w:t>3.6 Técnicas e instrumentos de recolección de datos</w:t>
       </w:r>
-      <w:bookmarkEnd w:id="43"/>
+      <w:bookmarkEnd w:id="49"/>
       <w:r>
         <w:rPr>
           <w:color w:val="2E74B5"/>
@@ -6918,7 +7197,6 @@
         <w:ind w:left="676" w:right="841" w:hanging="338"/>
       </w:pPr>
       <w:r>
-        <w:lastRenderedPageBreak/>
         <w:t xml:space="preserve">Registro de logs del sistema, que proveyeron los datos objetivos para la medición del tiempo de procesamiento de pedidos en la condición postest. </w:t>
       </w:r>
     </w:p>
@@ -6932,6 +7210,7 @@
         <w:ind w:left="676" w:right="841" w:hanging="338"/>
       </w:pPr>
       <w:r>
+        <w:lastRenderedPageBreak/>
         <w:t xml:space="preserve">Medición cronometrada de tiempos de ejecución en distintos escenarios de prueba, tanto para la condición pretest como para la postest. </w:t>
       </w:r>
     </w:p>
@@ -6970,13 +7249,13 @@
         <w:pStyle w:val="Ttulo3"/>
         <w:ind w:left="-5"/>
       </w:pPr>
-      <w:bookmarkStart w:id="44" w:name="_3.7_Herramientas_y"/>
-      <w:bookmarkStart w:id="45" w:name="sec3_7"/>
-      <w:bookmarkEnd w:id="44"/>
+      <w:bookmarkStart w:id="50" w:name="_3.7_Herramientas_y"/>
+      <w:bookmarkStart w:id="51" w:name="sec3_7"/>
+      <w:bookmarkEnd w:id="50"/>
       <w:r>
         <w:t>3.7 Herramientas y entorno tecnológico</w:t>
       </w:r>
-      <w:bookmarkEnd w:id="45"/>
+      <w:bookmarkEnd w:id="51"/>
       <w:r>
         <w:rPr>
           <w:color w:val="2E74B5"/>
@@ -7062,13 +7341,13 @@
         <w:pStyle w:val="Ttulo3"/>
         <w:ind w:left="-5"/>
       </w:pPr>
-      <w:bookmarkStart w:id="46" w:name="_3.8_Procedimiento_de"/>
-      <w:bookmarkStart w:id="47" w:name="sec3_8"/>
-      <w:bookmarkEnd w:id="46"/>
+      <w:bookmarkStart w:id="52" w:name="_3.8_Procedimiento_de"/>
+      <w:bookmarkStart w:id="53" w:name="sec3_8"/>
+      <w:bookmarkEnd w:id="52"/>
       <w:r>
         <w:t>3.8 Procedimiento de investigación</w:t>
       </w:r>
-      <w:bookmarkEnd w:id="47"/>
+      <w:bookmarkEnd w:id="53"/>
       <w:r>
         <w:rPr>
           <w:color w:val="2E74B5"/>
@@ -7197,13 +7476,13 @@
         <w:pStyle w:val="Ttulo3"/>
         <w:ind w:left="-5"/>
       </w:pPr>
-      <w:bookmarkStart w:id="48" w:name="_3.9_Criterios_de"/>
-      <w:bookmarkStart w:id="49" w:name="sec3_9"/>
-      <w:bookmarkEnd w:id="48"/>
+      <w:bookmarkStart w:id="54" w:name="_3.9_Criterios_de"/>
+      <w:bookmarkStart w:id="55" w:name="sec3_9"/>
+      <w:bookmarkEnd w:id="54"/>
       <w:r>
         <w:t>3.9 Criterios de validez y confiabilidad</w:t>
       </w:r>
-      <w:bookmarkEnd w:id="49"/>
+      <w:bookmarkEnd w:id="55"/>
       <w:r>
         <w:rPr>
           <w:color w:val="2E74B5"/>
@@ -7232,9 +7511,11 @@
         <w:ind w:left="-5" w:right="841"/>
       </w:pPr>
       <w:r>
-        <w:t xml:space="preserve">Como amenaza a la validez interna, se reconoce el posible efecto de aprendizaje de los operadores, que podría contribuir de manera independiente tanto a la reducción de errores como a la reducción del tiempo de procesamiento de pedidos (TPP). Ambas condiciones se ejecutaron, en efecto, en un orden fijo (primero la modalidad manual, el 10/09/2026, luego la automatizada, el 12/09/2026) y sobre los mismos 20 escenarios, sin contrabalanceo ni más intervalo de </w:t>
+        <w:t xml:space="preserve">Como amenaza a la validez interna, se reconoce el posible efecto de aprendizaje de los operadores, que podría contribuir de manera independiente tanto a la reducción de errores como a la reducción del tiempo de procesamiento de pedidos (TPP). Ambas condiciones se ejecutaron, en efecto, en un orden fijo (primero la modalidad manual, el 10/09/2026, luego la automatizada, el 12/09/2026) y sobre los mismos 20 escenarios, sin contrabalanceo ni más </w:t>
+      </w:r>
+      <w:r>
         <w:lastRenderedPageBreak/>
-        <w:t xml:space="preserve">lavado entre corridas que un día y 23 horas entre el cierre del pretest y el inicio del postest. Para mitigar parcialmente esta amenaza se incorporaron 5 escenarios de calentamiento antes de cada condición (sección 3.4), no cronometrados. Con ellos se buscó que los operadores superaran la curva de aprendizaje básica del procedimiento antes de que comenzara el registro de datos. Esta incorporación reduce, pero no elimina, el efecto de práctica residual sobre los 20 escenarios de medición —idénticos entre condiciones—, por lo que esta amenaza no puede descartarse por completo y se retoma como limitación en la sección 6.2. </w:t>
+        <w:t xml:space="preserve">intervalo de lavado entre corridas que un día y 23 horas entre el cierre del pretest y el inicio del postest. Para mitigar parcialmente esta amenaza se incorporaron 5 escenarios de calentamiento antes de cada condición (sección 3.4), no cronometrados. Con ellos se buscó que los operadores superaran la curva de aprendizaje básica del procedimiento antes de que comenzara el registro de datos. Esta incorporación reduce, pero no elimina, el efecto de práctica residual sobre los 20 escenarios de medición —idénticos entre condiciones—, por lo que esta amenaza no puede descartarse por completo y se retoma como limitación en la sección 6.2. </w:t>
       </w:r>
     </w:p>
     <w:p>
@@ -7453,14 +7734,13 @@
         <w:pStyle w:val="Ttulo2"/>
         <w:ind w:left="-5"/>
       </w:pPr>
-      <w:bookmarkStart w:id="50" w:name="_CAPÍTULO_4:_Desarrollo"/>
-      <w:bookmarkStart w:id="51" w:name="ch4"/>
-      <w:bookmarkEnd w:id="50"/>
-      <w:r>
-        <w:lastRenderedPageBreak/>
+      <w:bookmarkStart w:id="56" w:name="_CAPÍTULO_4:_Desarrollo"/>
+      <w:bookmarkStart w:id="57" w:name="ch4"/>
+      <w:bookmarkEnd w:id="56"/>
+      <w:r>
         <w:t>CAPÍTULO 4: Desarrollo del Sistema</w:t>
       </w:r>
-      <w:bookmarkEnd w:id="51"/>
+      <w:bookmarkEnd w:id="57"/>
       <w:r>
         <w:rPr>
           <w:color w:val="2E74B5"/>
@@ -7474,13 +7754,13 @@
         <w:pStyle w:val="Ttulo3"/>
         <w:ind w:left="-5"/>
       </w:pPr>
-      <w:bookmarkStart w:id="52" w:name="_4.1_Arquitectura_del"/>
-      <w:bookmarkStart w:id="53" w:name="sec4_1"/>
-      <w:bookmarkEnd w:id="52"/>
+      <w:bookmarkStart w:id="58" w:name="_4.1_Arquitectura_del"/>
+      <w:bookmarkStart w:id="59" w:name="sec4_1"/>
+      <w:bookmarkEnd w:id="58"/>
       <w:r>
         <w:t>4.1 Arquitectura del sistema</w:t>
       </w:r>
-      <w:bookmarkEnd w:id="53"/>
+      <w:bookmarkEnd w:id="59"/>
       <w:r>
         <w:rPr>
           <w:color w:val="2E74B5"/>
@@ -7537,7 +7817,7 @@
                     <pic:cNvPicPr/>
                   </pic:nvPicPr>
                   <pic:blipFill>
-                    <a:blip r:embed="rId5"/>
+                    <a:blip r:embed="rId7"/>
                     <a:stretch>
                       <a:fillRect/>
                     </a:stretch>
@@ -7576,13 +7856,13 @@
         <w:pStyle w:val="Ttulo4"/>
         <w:ind w:left="-5"/>
       </w:pPr>
-      <w:bookmarkStart w:id="200" w:name="_4.1.1_Implementación_del"/>
-      <w:bookmarkStart w:id="201" w:name="sec4_1_1"/>
-      <w:bookmarkEnd w:id="200"/>
+      <w:bookmarkStart w:id="60" w:name="_4.1.1_Implementación_del"/>
+      <w:bookmarkStart w:id="61" w:name="sec4_1_1"/>
+      <w:bookmarkEnd w:id="60"/>
       <w:r>
         <w:t>4.1.1 Implementación del frontend (SPA)</w:t>
       </w:r>
-      <w:bookmarkEnd w:id="201"/>
+      <w:bookmarkEnd w:id="61"/>
       <w:r>
         <w:rPr>
           <w:color w:val="1F4D78"/>
@@ -7597,9 +7877,11 @@
         <w:ind w:left="-5" w:right="841"/>
       </w:pPr>
       <w:r>
-        <w:t xml:space="preserve">El frontend se implementó como una aplicación de página única (SPA) en JavaScript, HTML5 y CSS3, servida como contenido estático por el propio backend de Spring Boot. La interfaz se organiza en módulos funcionales independientes: autenticación (login), pantalla de inicio, gestión de productos, gestión de pedidos y control de stock. Cada módulo está compuesto por una vista HTML y un script JavaScript que consume la API REST mediante llamadas HTTP asíncronas (fetch) y renderiza dinámicamente la información recibida. El módulo de </w:t>
+        <w:t xml:space="preserve">El frontend se implementó como una aplicación de página única (SPA) en JavaScript, HTML5 y CSS3, servida como contenido estático por el propio backend de Spring Boot. La interfaz se organiza en módulos funcionales independientes: autenticación (login), pantalla de inicio, gestión de productos, gestión de pedidos y control de stock. Cada módulo está compuesto por una vista HTML y un script JavaScript que consume la API REST mediante llamadas HTTP asíncronas (fetch) y renderiza dinámicamente la información recibida. El módulo de autenticación se implementó mediante JSON Web Tokens (JWT). Al iniciar sesión, el backend </w:t>
+      </w:r>
+      <w:r>
         <w:lastRenderedPageBreak/>
-        <w:t xml:space="preserve">autenticación se implementó mediante JSON Web Tokens (JWT). Al iniciar sesión, el backend emite un token firmado que se almacena en una cookie con el atributo HttpOnly —inaccesible desde JavaScript, para mitigar ataques de tipo XSS— y que expira tras una hora de inactividad, renovándose automáticamente con cada solicitud autenticada (expiración deslizante). Un filtro de seguridad (Spring Security) exige una sesión válida para acceder a cualquier pantalla del panel de administración o a sus endpoints de gestión. Este filtro redirige al usuario no autenticado a la pantalla de inicio de sesión, tanto si intenta acceder directamente por URL como si su sesión expiró por inactividad. Los endpoints que consume la integración con Telegram y la consulta pública del catálogo usan mecanismos de autenticación distintos, detallados en la sección 4.2. Esta organización modular responde al objetivo específico OE3 (sección 1.5) y facilita que cada operador del comercio acceda únicamente a las funcionalidades relevantes para su tarea, manteniendo la separación de responsabilidades descripta en la sección 2.3. Capturas de las principales pantallas de la SPA se incluyen en el Anexo E. </w:t>
+        <w:t xml:space="preserve">emite un token firmado que se almacena en una cookie con el atributo HttpOnly —inaccesible desde JavaScript, para mitigar ataques de tipo XSS— y que expira tras una hora de inactividad, renovándose automáticamente con cada solicitud autenticada (expiración deslizante). Un filtro de seguridad (Spring Security) exige una sesión válida para acceder a cualquier pantalla del panel de administración o a sus endpoints de gestión. Este filtro redirige al usuario no autenticado a la pantalla de inicio de sesión, tanto si intenta acceder directamente por URL como si su sesión expiró por inactividad. Los endpoints que consume la integración con Telegram y la consulta pública del catálogo usan mecanismos de autenticación distintos, detallados en la sección 4.2. Esta organización modular responde al objetivo específico OE3 (sección 1.5) y facilita que cada operador del comercio acceda únicamente a las funcionalidades relevantes para su tarea, manteniendo la separación de responsabilidades descripta en la sección 2.3. Capturas de las principales pantallas de la SPA se incluyen en el Anexo E. </w:t>
       </w:r>
     </w:p>
     <w:p>
@@ -7608,8 +7890,11 @@
         <w:jc w:val="center"/>
       </w:pPr>
       <w:r>
+        <w:rPr>
+          <w:noProof/>
+        </w:rPr>
         <w:drawing>
-          <wp:inline distT="0" distB="0" distL="0" distR="0">
+          <wp:inline distT="0" distB="0" distL="0" distR="0" wp14:anchorId="5DCCE636" wp14:editId="18A8854E">
             <wp:extent cx="5000000" cy="3515625"/>
             <wp:effectExtent l="0" t="0" r="0" b="0"/>
             <wp:docPr id="50001" name="Picture 50001"/>
@@ -7624,7 +7909,7 @@
                     <pic:cNvPicPr/>
                   </pic:nvPicPr>
                   <pic:blipFill>
-                    <a:blip r:embed="rId121"/>
+                    <a:blip r:embed="rId8"/>
                     <a:stretch>
                       <a:fillRect/>
                     </a:stretch>
@@ -7652,7 +7937,7 @@
         <w:jc w:val="center"/>
       </w:pPr>
       <w:r>
-        <w:t xml:space="preserve">Figura 4.1.1a. Pantalla de login del panel de administración (autenticación JWT, sección 4.1.1).</w:t>
+        <w:t>Figura 4.1.1a. Pantalla de login del panel de administración (autenticación JWT, sección 4.1.1).</w:t>
       </w:r>
     </w:p>
     <w:p>
@@ -7661,8 +7946,12 @@
         <w:jc w:val="center"/>
       </w:pPr>
       <w:r>
+        <w:rPr>
+          <w:noProof/>
+        </w:rPr>
+        <w:lastRenderedPageBreak/>
         <w:drawing>
-          <wp:inline distT="0" distB="0" distL="0" distR="0">
+          <wp:inline distT="0" distB="0" distL="0" distR="0" wp14:anchorId="140EB317" wp14:editId="12F94436">
             <wp:extent cx="5000000" cy="3515625"/>
             <wp:effectExtent l="0" t="0" r="0" b="0"/>
             <wp:docPr id="50003" name="Picture 50003"/>
@@ -7677,7 +7966,7 @@
                     <pic:cNvPicPr/>
                   </pic:nvPicPr>
                   <pic:blipFill>
-                    <a:blip r:embed="rId122"/>
+                    <a:blip r:embed="rId9"/>
                     <a:stretch>
                       <a:fillRect/>
                     </a:stretch>
@@ -7705,7 +7994,7 @@
         <w:jc w:val="center"/>
       </w:pPr>
       <w:r>
-        <w:t xml:space="preserve">Figura 4.1.1b. Panel de control tras iniciar sesión, con acceso a Control de Stock y a Pedidos Telegram.</w:t>
+        <w:t>Figura 4.1.1b. Panel de control tras iniciar sesión, con acceso a Control de Stock y a Pedidos Telegram.</w:t>
       </w:r>
     </w:p>
     <w:p>
@@ -7714,8 +8003,11 @@
         <w:jc w:val="center"/>
       </w:pPr>
       <w:r>
+        <w:rPr>
+          <w:noProof/>
+        </w:rPr>
         <w:drawing>
-          <wp:inline distT="0" distB="0" distL="0" distR="0">
+          <wp:inline distT="0" distB="0" distL="0" distR="0" wp14:anchorId="7FBA90B3" wp14:editId="334E0F00">
             <wp:extent cx="5000000" cy="3515625"/>
             <wp:effectExtent l="0" t="0" r="0" b="0"/>
             <wp:docPr id="50005" name="Picture 50005"/>
@@ -7730,7 +8022,7 @@
                     <pic:cNvPicPr/>
                   </pic:nvPicPr>
                   <pic:blipFill>
-                    <a:blip r:embed="rId123"/>
+                    <a:blip r:embed="rId10"/>
                     <a:stretch>
                       <a:fillRect/>
                     </a:stretch>
@@ -7758,7 +8050,7 @@
         <w:jc w:val="center"/>
       </w:pPr>
       <w:r>
-        <w:t xml:space="preserve">Figura 4.1.1c. Módulo de gestión de productos (alta, edición y eliminación) dentro de una categoría del catálogo real del experimento.</w:t>
+        <w:t>Figura 4.1.1c. Módulo de gestión de productos (alta, edición y eliminación) dentro de una categoría del catálogo real del experimento.</w:t>
       </w:r>
     </w:p>
     <w:p>
@@ -7766,13 +8058,14 @@
         <w:pStyle w:val="Ttulo3"/>
         <w:ind w:left="-5"/>
       </w:pPr>
-      <w:bookmarkStart w:id="54" w:name="_4.2_Diseño_de"/>
-      <w:bookmarkStart w:id="55" w:name="sec4_2"/>
-      <w:bookmarkEnd w:id="54"/>
-      <w:r>
+      <w:bookmarkStart w:id="62" w:name="_4.2_Diseño_de"/>
+      <w:bookmarkStart w:id="63" w:name="sec4_2"/>
+      <w:bookmarkEnd w:id="62"/>
+      <w:r>
+        <w:lastRenderedPageBreak/>
         <w:t>4.2 Diseño de la API</w:t>
       </w:r>
-      <w:bookmarkEnd w:id="55"/>
+      <w:bookmarkEnd w:id="63"/>
       <w:r>
         <w:rPr>
           <w:color w:val="2E74B5"/>
@@ -7810,13 +8103,13 @@
         <w:pStyle w:val="Ttulo3"/>
         <w:ind w:left="-5"/>
       </w:pPr>
-      <w:bookmarkStart w:id="56" w:name="_4.3_Modelo_de"/>
-      <w:bookmarkStart w:id="57" w:name="sec4_3"/>
-      <w:bookmarkEnd w:id="56"/>
+      <w:bookmarkStart w:id="64" w:name="_4.3_Modelo_de"/>
+      <w:bookmarkStart w:id="65" w:name="sec4_3"/>
+      <w:bookmarkEnd w:id="64"/>
       <w:r>
         <w:t>4.3 Modelo de datos</w:t>
       </w:r>
-      <w:bookmarkEnd w:id="57"/>
+      <w:bookmarkEnd w:id="65"/>
       <w:r>
         <w:rPr>
           <w:color w:val="2E74B5"/>
@@ -7837,8 +8130,11 @@
         <w:ind w:left="-5" w:right="841"/>
       </w:pPr>
       <w:r>
+        <w:t xml:space="preserve">Cada ítem de pedido almacena, además de la referencia al producto (producto_id), una copia de su nombre y precio al momento de la compra (nombre, precio, subtotal). Esta duplicación es intencional: desacopla el historial de pedidos de cambios posteriores en el catálogo (por ejemplo, una actualización de precio no debe alterar pedidos ya registrados). Es un patrón </w:t>
+      </w:r>
+      <w:r>
         <w:lastRenderedPageBreak/>
-        <w:t xml:space="preserve">Cada ítem de pedido almacena, además de la referencia al producto (producto_id), una copia de su nombre y precio al momento de la compra (nombre, precio, subtotal). Esta duplicación es intencional: desacopla el historial de pedidos de cambios posteriores en el catálogo (por ejemplo, una actualización de precio no debe alterar pedidos ya registrados). Es un patrón habitual en sistemas de ventas, conocido como snapshot de línea de pedido, y constituye una excepción deliberada a la normalización estricta. La entidad usuarios está diseñada para representar a los clientes del comercio, con una relación de uno a muchos hacia pedidos (un cliente puede realizar múltiples pedidos, cada pedido pertenece a un único cliente). Esta relación corresponde al diseño planificado del modelo y se encuentra pendiente de implementación al momento de este informe. Actualmente, pedidos identifica al cliente únicamente mediante chat_id y el campo de texto libre cliente_nombre, sin clave foránea hacia usuarios, tal como puede verificarse en el diagrama entidad-relación presentado a continuación (Figura 4.2) y en el Anexo D. </w:t>
+        <w:t xml:space="preserve">habitual en sistemas de ventas, conocido como snapshot de línea de pedido, y constituye una excepción deliberada a la normalización estricta. La entidad usuarios está diseñada para representar a los clientes del comercio, con una relación de uno a muchos hacia pedidos (un cliente puede realizar múltiples pedidos, cada pedido pertenece a un único cliente). Esta relación corresponde al diseño planificado del modelo y se encuentra pendiente de implementación al momento de este informe. Actualmente, pedidos identifica al cliente únicamente mediante chat_id y el campo de texto libre cliente_nombre, sin clave foránea hacia usuarios, tal como puede verificarse en el diagrama entidad-relación presentado a continuación (Figura 4.2) y en el Anexo D. </w:t>
       </w:r>
     </w:p>
     <w:p>
@@ -7847,6 +8143,8 @@
       </w:pPr>
       <w:r>
         <w:t xml:space="preserve">La decisión de utilizar MySQL como sistema gestor responde a su compatibilidad con el estándar SQL y a su integración nativa con Spring Boot a través de JPA (Java Persistence API) e Hibernate. Esto simplifica las operaciones de mapeo objeto-relacional y reduce la cantidad de código repetitivo en la capa de persistencia. </w:t>
+      </w:r>
+      <w:r>
         <w:br w:type="page"/>
       </w:r>
     </w:p>
@@ -7878,7 +8176,7 @@
                     <pic:cNvPicPr/>
                   </pic:nvPicPr>
                   <pic:blipFill>
-                    <a:blip r:embed="rId101"/>
+                    <a:blip r:embed="rId11"/>
                     <a:stretch>
                       <a:fillRect/>
                     </a:stretch>
@@ -7917,7 +8215,7 @@
         <w:ind w:left="-5" w:right="841"/>
       </w:pPr>
       <w:r>
-        <w:t xml:space="preserve">El mismo modelo se presenta a continuación desde una perspectiva de objetos, como diagrama de clases UML (Figura 4.3). Este diagrama hace explícitas la composición entre Pedido e ItemPedido (los ítems se persisten y eliminan junto con el pedido que los contiene, sin existencia propia) y la referencia sin clave foránea declarada entre ItemPedido y Producto, discutida más arriba.</w:t>
+        <w:t>El mismo modelo se presenta a continuación desde una perspectiva de objetos, como diagrama de clases UML (Figura 4.3). Este diagrama hace explícitas la composición entre Pedido e ItemPedido (los ítems se persisten y eliminan junto con el pedido que los contiene, sin existencia propia) y la referencia sin clave foránea declarada entre ItemPedido y Producto, discutida más arriba.</w:t>
       </w:r>
     </w:p>
     <w:p>
@@ -7926,8 +8224,12 @@
         <w:jc w:val="center"/>
       </w:pPr>
       <w:r>
+        <w:rPr>
+          <w:noProof/>
+        </w:rPr>
+        <w:lastRenderedPageBreak/>
         <w:drawing>
-          <wp:inline distT="0" distB="0" distL="0" distR="0">
+          <wp:inline distT="0" distB="0" distL="0" distR="0" wp14:anchorId="54A24319" wp14:editId="6FF4F696">
             <wp:extent cx="3800000" cy="6864000"/>
             <wp:effectExtent l="0" t="0" r="0" b="0"/>
             <wp:docPr id="40001" name="Picture 40001"/>
@@ -7942,7 +8244,7 @@
                     <pic:cNvPicPr/>
                   </pic:nvPicPr>
                   <pic:blipFill>
-                    <a:blip r:embed="rId112"/>
+                    <a:blip r:embed="rId12"/>
                     <a:stretch>
                       <a:fillRect/>
                     </a:stretch>
@@ -7970,7 +8272,7 @@
         <w:jc w:val="center"/>
       </w:pPr>
       <w:r>
-        <w:t xml:space="preserve">Figura 4.3. Diagrama de clases UML del modelo de dominio, derivado directamente de las entidades JPA del código fuente (paquete model). Los rombos representan composición; las flechas punteadas, dependencias sin clave foránea o relaciones planificadas y no implementadas.</w:t>
+        <w:t>Figura 4.3. Diagrama de clases UML del modelo de dominio, derivado directamente de las entidades JPA del código fuente (paquete model). Los rombos representan composición; las flechas punteadas, dependencias sin clave foránea o relaciones planificadas y no implementadas.</w:t>
       </w:r>
     </w:p>
     <w:p>
@@ -7978,13 +8280,14 @@
         <w:pStyle w:val="Ttulo3"/>
         <w:ind w:left="-5"/>
       </w:pPr>
-      <w:bookmarkStart w:id="58" w:name="_4.4_Integración_con"/>
-      <w:bookmarkStart w:id="59" w:name="sec4_4"/>
-      <w:bookmarkEnd w:id="58"/>
-      <w:r>
+      <w:bookmarkStart w:id="66" w:name="_4.4_Integración_con"/>
+      <w:bookmarkStart w:id="67" w:name="sec4_4"/>
+      <w:bookmarkEnd w:id="66"/>
+      <w:r>
+        <w:lastRenderedPageBreak/>
         <w:t>4.4 Integración con Telegram y automatización con n8n</w:t>
       </w:r>
-      <w:bookmarkEnd w:id="59"/>
+      <w:bookmarkEnd w:id="67"/>
       <w:r>
         <w:rPr>
           <w:color w:val="2E74B5"/>
@@ -7997,9 +8300,7 @@
         <w:ind w:left="-5" w:right="841"/>
       </w:pPr>
       <w:r>
-        <w:t xml:space="preserve">Uno de los aportes más significativos del sistema desarrollado radica en la integración con plataformas de mensajería instantánea y la utilización de herramientas de automatización para la gestión de flujos de trabajo. Esta integración permite que los usuarios —clientes del </w:t>
-        <w:lastRenderedPageBreak/>
-        <w:t xml:space="preserve">comercio— puedan enviar pedidos a través de Telegram sin necesidad de interactuar directamente con la interfaz web del sistema. </w:t>
+        <w:t xml:space="preserve">Uno de los aportes más significativos del sistema desarrollado radica en la integración con plataformas de mensajería instantánea y la utilización de herramientas de automatización para la gestión de flujos de trabajo. Esta integración permite que los usuarios —clientes del comercio— puedan enviar pedidos a través de Telegram sin necesidad de interactuar directamente con la interfaz web del sistema. </w:t>
       </w:r>
     </w:p>
     <w:p>
@@ -8025,8 +8326,12 @@
         <w:jc w:val="center"/>
       </w:pPr>
       <w:r>
+        <w:rPr>
+          <w:noProof/>
+        </w:rPr>
+        <w:lastRenderedPageBreak/>
         <w:drawing>
-          <wp:inline distT="0" distB="0" distL="0" distR="0">
+          <wp:inline distT="0" distB="0" distL="0" distR="0" wp14:anchorId="23A4D6E6" wp14:editId="05D4F985">
             <wp:extent cx="5000000" cy="3515625"/>
             <wp:effectExtent l="0" t="0" r="0" b="0"/>
             <wp:docPr id="50007" name="Picture 50007"/>
@@ -8041,7 +8346,7 @@
                     <pic:cNvPicPr/>
                   </pic:nvPicPr>
                   <pic:blipFill>
-                    <a:blip r:embed="rId124"/>
+                    <a:blip r:embed="rId13"/>
                     <a:stretch>
                       <a:fillRect/>
                     </a:stretch>
@@ -8069,7 +8374,7 @@
         <w:jc w:val="center"/>
       </w:pPr>
       <w:r>
-        <w:t xml:space="preserve">Figura 4.4a. Historial de pedidos recibidos por Telegram en el panel de administración, con filtros de búsqueda (cliente, producto, estado, rango de total y fecha). Datos reales de la re-ejecución del experimento (sección 3.4).</w:t>
+        <w:t>Figura 4.4a. Historial de pedidos recibidos por Telegram en el panel de administración, con filtros de búsqueda (cliente, producto, estado, rango de total y fecha). Datos reales de la re-ejecución del experimento (sección 3.4).</w:t>
       </w:r>
     </w:p>
     <w:p>
@@ -8083,7 +8388,6 @@
           <w:noProof/>
           <w:sz w:val="22"/>
         </w:rPr>
-        <w:lastRenderedPageBreak/>
         <w:drawing>
           <wp:inline distT="0" distB="0" distL="0" distR="0" wp14:anchorId="622917EE" wp14:editId="5D87C647">
             <wp:extent cx="5586984" cy="2622462"/>
@@ -8100,7 +8404,7 @@
                     <pic:cNvPicPr/>
                   </pic:nvPicPr>
                   <pic:blipFill>
-                    <a:blip r:embed="rId100"/>
+                    <a:blip r:embed="rId14"/>
                     <a:stretch>
                       <a:fillRect/>
                     </a:stretch>
@@ -8139,13 +8443,14 @@
         <w:pStyle w:val="Ttulo3"/>
         <w:ind w:left="-5"/>
       </w:pPr>
-      <w:bookmarkStart w:id="60" w:name="_4.5_Pruebas_del"/>
-      <w:bookmarkStart w:id="61" w:name="sec4_5"/>
-      <w:bookmarkEnd w:id="60"/>
-      <w:r>
+      <w:bookmarkStart w:id="68" w:name="_4.5_Pruebas_del"/>
+      <w:bookmarkStart w:id="69" w:name="sec4_5"/>
+      <w:bookmarkEnd w:id="68"/>
+      <w:r>
+        <w:lastRenderedPageBreak/>
         <w:t>4.5 Pruebas del sistema y validación del artefacto</w:t>
       </w:r>
-      <w:bookmarkEnd w:id="61"/>
+      <w:bookmarkEnd w:id="69"/>
       <w:r>
         <w:rPr>
           <w:color w:val="2E74B5"/>
@@ -8174,25 +8479,27 @@
         <w:ind w:left="-5" w:right="841"/>
       </w:pPr>
       <w:r>
-        <w:t xml:space="preserve">Asimismo, se verificó de forma manual la correcta interacción entre los distintos módulos del sistema: la comunicación entre el frontend y la API, la comunicación entre la API y la base de datos MySQL, y la comunicación entre n8n, el bot de Telegram y la API REST. Adicionalmente, se incorporó una suite de pruebas de integración automatizadas (JUnit 5 y Spring Boot Test, con MockMvc) que cubre específicamente los endpoints de carrito y confirmación de pedido que sostienen los resultados </w:t>
+        <w:t xml:space="preserve">Asimismo, se verificó de forma manual la correcta interacción entre los distintos módulos del sistema: la comunicación entre el frontend y la API, la comunicación entre la API y la base de datos MySQL, y la comunicación entre n8n, el bot de Telegram y la API REST. Adicionalmente, se incorporó una suite de pruebas de integración automatizadas (JUnit 5 y Spring Boot Test, con MockMvc) que cubre específicamente los endpoints de carrito y confirmación de pedido que sostienen los resultados del Capítulo 5. Esta suite prueba: la validación de cantidad máxima del lado del servidor; el escenario de carrito vacío; la confirmación de pedidos con stock suficiente e insuficiente; el descuento de stock al pasar un pedido a estado CONFIRMADO; la ausencia de descuento duplicado ante una confirmación repetida del mismo pedido; la acumulación de cantidades de un mismo producto en el carrito por encima del máximo de 10 unidades por interacción y su validación contra el stock real al confirmar; y el control de acceso mediante autenticación JWT sobre los endpoints administrativos. La suite se ejecuta de manera repetible mediante Maven y se documenta en el repositorio de código (Anexo F). </w:t>
+      </w:r>
+    </w:p>
+    <w:p>
+      <w:pPr>
+        <w:ind w:left="-5" w:right="841"/>
+      </w:pPr>
+      <w:r>
+        <w:t xml:space="preserve">Adicionalmente, se ejecutaron manualmente escenarios de extremo a extremo que simulan casos reales de uso: la recepción de un pedido a través de Telegram, su procesamiento automático por n8n, el registro correspondiente en la base de datos y la actualización del stock disponible. Estos escenarios cubrieron tanto casos de éxito como los casos de error más frecuentes identificados durante el relevamiento de requerimientos (producto inexistente, stock insuficiente, formato de mensaje inválido). Estos mismos escenarios constituyen la base para los escenarios de prueba estandarizados del experimento controlado descripto en la sección 3.4 y documentados en el Anexo A. </w:t>
+      </w:r>
+    </w:p>
+    <w:p>
+      <w:pPr>
+        <w:ind w:left="-5" w:right="841"/>
+      </w:pPr>
+      <w:r>
+        <w:t xml:space="preserve">Los resultados de las pruebas permitieron identificar y corregir inconsistencias en la validación de datos, optimizar la estructura de algunos endpoints y ajustar los flujos de n8n para mejorar </w:t>
+      </w:r>
+      <w:r>
         <w:lastRenderedPageBreak/>
-        <w:t xml:space="preserve">del Capítulo 5. Esta suite prueba: la validación de cantidad máxima del lado del servidor; el escenario de carrito vacío; la confirmación de pedidos con stock suficiente e insuficiente; el descuento de stock al pasar un pedido a estado CONFIRMADO; la ausencia de descuento duplicado ante una confirmación repetida del mismo pedido; la acumulación de cantidades de un mismo producto en el carrito por encima del máximo de 10 unidades por interacción y su validación contra el stock real al confirmar; y el control de acceso mediante autenticación JWT sobre los endpoints administrativos. La suite se ejecuta de manera repetible mediante Maven y se documenta en el repositorio de código (Anexo F). </w:t>
-      </w:r>
-    </w:p>
-    <w:p>
-      <w:pPr>
-        <w:ind w:left="-5" w:right="841"/>
-      </w:pPr>
-      <w:r>
-        <w:t xml:space="preserve">Adicionalmente, se ejecutaron manualmente escenarios de extremo a extremo que simulan casos reales de uso: la recepción de un pedido a través de Telegram, su procesamiento automático por n8n, el registro correspondiente en la base de datos y la actualización del stock disponible. Estos escenarios cubrieron tanto casos de éxito como los casos de error más frecuentes identificados durante el relevamiento de requerimientos (producto inexistente, stock insuficiente, formato de mensaje inválido). Estos mismos escenarios constituyen la base para los escenarios de prueba estandarizados del experimento controlado descripto en la sección 3.4 y documentados en el Anexo A. </w:t>
-      </w:r>
-    </w:p>
-    <w:p>
-      <w:pPr>
-        <w:ind w:left="-5" w:right="841"/>
-      </w:pPr>
-      <w:r>
-        <w:t xml:space="preserve">Los resultados de las pruebas permitieron identificar y corregir inconsistencias en la validación de datos, optimizar la estructura de algunos endpoints y ajustar los flujos de n8n para mejorar su robustez frente a mensajes malformados. Esta etapa de pruebas iterativas es coherente con el enfoque DSR, que concibe el desarrollo y la evaluación del artefacto como un proceso cíclico orientado a la mejora continua. </w:t>
+        <w:t xml:space="preserve">su robustez frente a mensajes malformados. Esta etapa de pruebas iterativas es coherente con el enfoque DSR, que concibe el desarrollo y la evaluación del artefacto como un proceso cíclico orientado a la mejora continua. </w:t>
       </w:r>
     </w:p>
     <w:p>
@@ -8261,8 +8568,129 @@
         <w:ind w:left="0" w:right="0" w:firstLine="0"/>
         <w:jc w:val="left"/>
       </w:pPr>
+    </w:p>
+    <w:p>
+      <w:pPr>
+        <w:spacing w:after="0" w:line="259" w:lineRule="auto"/>
+        <w:ind w:left="0" w:right="0" w:firstLine="0"/>
+        <w:jc w:val="left"/>
+      </w:pPr>
+    </w:p>
+    <w:p>
+      <w:pPr>
+        <w:spacing w:after="0" w:line="259" w:lineRule="auto"/>
+        <w:ind w:left="0" w:right="0" w:firstLine="0"/>
+        <w:jc w:val="left"/>
+      </w:pPr>
+    </w:p>
+    <w:p>
+      <w:pPr>
+        <w:spacing w:after="0" w:line="259" w:lineRule="auto"/>
+        <w:ind w:left="0" w:right="0" w:firstLine="0"/>
+        <w:jc w:val="left"/>
+      </w:pPr>
+    </w:p>
+    <w:p>
+      <w:pPr>
+        <w:spacing w:after="0" w:line="259" w:lineRule="auto"/>
+        <w:ind w:left="0" w:right="0" w:firstLine="0"/>
+        <w:jc w:val="left"/>
+      </w:pPr>
+    </w:p>
+    <w:p>
+      <w:pPr>
+        <w:spacing w:after="0" w:line="259" w:lineRule="auto"/>
+        <w:ind w:left="0" w:right="0" w:firstLine="0"/>
+        <w:jc w:val="left"/>
+      </w:pPr>
+    </w:p>
+    <w:p>
+      <w:pPr>
+        <w:spacing w:after="0" w:line="259" w:lineRule="auto"/>
+        <w:ind w:left="0" w:right="0" w:firstLine="0"/>
+        <w:jc w:val="left"/>
+      </w:pPr>
+    </w:p>
+    <w:p>
+      <w:pPr>
+        <w:spacing w:after="0" w:line="259" w:lineRule="auto"/>
+        <w:ind w:left="0" w:right="0" w:firstLine="0"/>
+        <w:jc w:val="left"/>
+      </w:pPr>
+    </w:p>
+    <w:p>
+      <w:pPr>
+        <w:spacing w:after="0" w:line="259" w:lineRule="auto"/>
+        <w:ind w:left="0" w:right="0" w:firstLine="0"/>
+        <w:jc w:val="left"/>
+      </w:pPr>
+    </w:p>
+    <w:p>
+      <w:pPr>
+        <w:spacing w:after="0" w:line="259" w:lineRule="auto"/>
+        <w:ind w:left="0" w:right="0" w:firstLine="0"/>
+        <w:jc w:val="left"/>
+      </w:pPr>
+    </w:p>
+    <w:p>
+      <w:pPr>
+        <w:spacing w:after="0" w:line="259" w:lineRule="auto"/>
+        <w:ind w:left="0" w:right="0" w:firstLine="0"/>
+        <w:jc w:val="left"/>
+      </w:pPr>
+    </w:p>
+    <w:p>
+      <w:pPr>
+        <w:spacing w:after="0" w:line="259" w:lineRule="auto"/>
+        <w:ind w:left="0" w:right="0" w:firstLine="0"/>
+        <w:jc w:val="left"/>
+      </w:pPr>
+    </w:p>
+    <w:p>
+      <w:pPr>
+        <w:spacing w:after="0" w:line="259" w:lineRule="auto"/>
+        <w:ind w:left="0" w:right="0" w:firstLine="0"/>
+        <w:jc w:val="left"/>
+      </w:pPr>
+    </w:p>
+    <w:p>
+      <w:pPr>
+        <w:spacing w:after="0" w:line="259" w:lineRule="auto"/>
+        <w:ind w:left="0" w:right="0" w:firstLine="0"/>
+        <w:jc w:val="left"/>
+      </w:pPr>
+    </w:p>
+    <w:p>
+      <w:pPr>
+        <w:spacing w:after="0" w:line="259" w:lineRule="auto"/>
+        <w:ind w:left="0" w:right="0" w:firstLine="0"/>
+        <w:jc w:val="left"/>
+      </w:pPr>
+    </w:p>
+    <w:p>
+      <w:pPr>
+        <w:spacing w:after="0" w:line="259" w:lineRule="auto"/>
+        <w:ind w:left="0" w:right="0" w:firstLine="0"/>
+        <w:jc w:val="left"/>
+      </w:pPr>
+    </w:p>
+    <w:p>
+      <w:pPr>
+        <w:spacing w:after="0" w:line="259" w:lineRule="auto"/>
+        <w:ind w:left="0" w:right="0" w:firstLine="0"/>
+        <w:jc w:val="left"/>
+      </w:pPr>
+    </w:p>
+    <w:p>
+      <w:pPr>
+        <w:spacing w:after="0" w:line="259" w:lineRule="auto"/>
+        <w:ind w:left="0" w:right="0" w:firstLine="0"/>
+        <w:jc w:val="left"/>
+      </w:pPr>
       <w:r>
         <w:t xml:space="preserve"> </w:t>
+      </w:r>
+      <w:r>
         <w:tab/>
         <w:t xml:space="preserve"> </w:t>
       </w:r>
@@ -8272,14 +8700,14 @@
         <w:pStyle w:val="Ttulo2"/>
         <w:ind w:left="-5"/>
       </w:pPr>
-      <w:bookmarkStart w:id="62" w:name="_CAPÍTULO_5:_Resultados"/>
-      <w:bookmarkStart w:id="63" w:name="ch5"/>
-      <w:bookmarkEnd w:id="62"/>
+      <w:bookmarkStart w:id="70" w:name="_CAPÍTULO_5:_Resultados"/>
+      <w:bookmarkStart w:id="71" w:name="ch5"/>
+      <w:bookmarkEnd w:id="70"/>
       <w:r>
         <w:lastRenderedPageBreak/>
         <w:t>CAPÍTULO 5: Resultados</w:t>
       </w:r>
-      <w:bookmarkEnd w:id="63"/>
+      <w:bookmarkEnd w:id="71"/>
       <w:r>
         <w:rPr>
           <w:color w:val="2E74B5"/>
@@ -8293,13 +8721,13 @@
         <w:pStyle w:val="Ttulo3"/>
         <w:ind w:left="-5"/>
       </w:pPr>
-      <w:bookmarkStart w:id="64" w:name="_5.1_Resultados_del"/>
-      <w:bookmarkStart w:id="65" w:name="sec5_1"/>
-      <w:bookmarkEnd w:id="64"/>
+      <w:bookmarkStart w:id="72" w:name="_5.1_Resultados_del"/>
+      <w:bookmarkStart w:id="73" w:name="sec5_1"/>
+      <w:bookmarkEnd w:id="72"/>
       <w:r>
         <w:t>5.1 Resultados del experimento controlado</w:t>
       </w:r>
-      <w:bookmarkEnd w:id="65"/>
+      <w:bookmarkEnd w:id="73"/>
       <w:r>
         <w:rPr>
           <w:color w:val="2E74B5"/>
@@ -8329,13 +8757,13 @@
         <w:tblLook w:val="04A0" w:firstRow="1" w:lastRow="0" w:firstColumn="1" w:lastColumn="0" w:noHBand="0" w:noVBand="1"/>
       </w:tblPr>
       <w:tblGrid>
-        <w:gridCol w:w="1361"/>
-        <w:gridCol w:w="988"/>
-        <w:gridCol w:w="988"/>
-        <w:gridCol w:w="1128"/>
-        <w:gridCol w:w="1080"/>
-        <w:gridCol w:w="1363"/>
-        <w:gridCol w:w="1084"/>
+        <w:gridCol w:w="1358"/>
+        <w:gridCol w:w="960"/>
+        <w:gridCol w:w="960"/>
+        <w:gridCol w:w="1110"/>
+        <w:gridCol w:w="1147"/>
+        <w:gridCol w:w="1313"/>
+        <w:gridCol w:w="1144"/>
       </w:tblGrid>
       <w:tr>
         <w:trPr>
@@ -8825,16 +9253,40 @@
               <w:spacing w:after="15" w:line="254" w:lineRule="auto"/>
               <w:ind w:left="1" w:right="0" w:firstLine="0"/>
               <w:jc w:val="left"/>
-              <w:rPr>
-                <w:lang w:val="en-GB"/>
-              </w:rPr>
             </w:pPr>
             <w:r>
               <w:rPr>
                 <w:sz w:val="19"/>
-                <w:lang w:val="en-GB"/>
-              </w:rPr>
-              <w:t xml:space="preserve">r = 0,60 (grande, N=40); IC95% bootstrap mediana de dif.: [8; </w:t>
+              </w:rPr>
+              <w:t xml:space="preserve">r = 0,60 (grande, N=40); IC95% </w:t>
+            </w:r>
+            <w:proofErr w:type="spellStart"/>
+            <w:r>
+              <w:rPr>
+                <w:sz w:val="19"/>
+              </w:rPr>
+              <w:t>bootstrap</w:t>
+            </w:r>
+            <w:proofErr w:type="spellEnd"/>
+            <w:r>
+              <w:rPr>
+                <w:sz w:val="19"/>
+              </w:rPr>
+              <w:t xml:space="preserve"> mediana de </w:t>
+            </w:r>
+            <w:proofErr w:type="spellStart"/>
+            <w:r>
+              <w:rPr>
+                <w:sz w:val="19"/>
+              </w:rPr>
+              <w:t>dif</w:t>
+            </w:r>
+            <w:proofErr w:type="spellEnd"/>
+            <w:r>
+              <w:rPr>
+                <w:sz w:val="19"/>
+              </w:rPr>
+              <w:t xml:space="preserve">.: [8; </w:t>
             </w:r>
           </w:p>
           <w:p>
@@ -9325,17 +9777,98 @@
         <w:ind w:left="-5" w:right="835"/>
       </w:pPr>
       <w:r>
-        <w:t xml:space="preserve">Tabla 5.1. Comparación de resultados entre la condición pretest y postest del experimento controlado (n = 20 escenarios por condición, sección 3.4). El tamaño del efecto de TPP se calculó a partir de los mismos datos pareados del Anexo A, mediante el estadístico r = z/√N asociado a la prueba de Wilcoxon (Rosenthal, 1991), interpretado según los umbrales convencionales de Cohen (1988). El denominador N corresponde a las 40 observaciones totales (pretest + postest), no a los 20 pares </w:t>
+        <w:t xml:space="preserve">Tabla 5.1. Comparación de resultados entre la condición pretest y postest del experimento controlado (n = 20 escenarios por condición, sección 3.4). El tamaño del efecto de TPP se calculó </w:t>
+      </w:r>
+      <w:r>
         <w:lastRenderedPageBreak/>
-        <w:t xml:space="preserve">evaluados. El valor p informado es el valor exacto de la prueba de Wilcoxon (principal); la aproximación normal (z = −3,79) da un valor p = 0,000149, del mismo orden de magnitud. El intervalo de confianza bootstrap percentil corresponde a la mediana de las diferencias pareadas, no a la diferencia de las medianas de cada condición por separado, que es una cifra distinta (32,00 s vs. 21,50 s = 10,50 s). Se calculó con 10.000 remuestreos y semilla fija (random_state = 42) para garantizar la reproducibilidad. La mediana observada de las diferencias pareadas fue de 11,50 s. Para TED se aplicó la prueba exacta de McNemar (p = 1,000), dado que los errores se registraron en escenarios distintos entre condiciones (2 pares discordantes en cada sentido). No corresponde, por eso, un tamaño de efecto convencional para una tabla 2×2 de baja frecuencia. Para NAS no se calculó un contraste formal. Las auditorías cubrieron la totalidad de los 17 productos del catálogo por condición (no una muestra de 5) y coincidieron en el 100% de los casos en ambas condiciones, sin variación que contrastar. No se aplicó corrección por comparaciones múltiples entre las tres variables: cada una responde a una pregunta distinta y solo TPP fue objeto de un contraste de hipótesis formal, por lo que dicha corrección no resulta aplicable en este caso. </w:t>
-      </w:r>
-    </w:p>
-    <w:p>
-      <w:pPr>
-        <w:ind w:left="-5" w:right="841"/>
-      </w:pPr>
-      <w:r>
-        <w:t xml:space="preserve">La Tabla 5.1 reporta media y DE; la mediana, el rango y los cuartiles de TPP —estadísticos más robustos ante los valores atípicos observados, ver Figura 5.1— la complementan. En el pretest: mediana = 32,00 s (rango [25; 103] s; RIC [28,75; 38,00] s). En el postest: mediana = 21,50 s (rango [17; 58] s; RIC [20,75; 24,25] s).</w:t>
+        <w:t xml:space="preserve">a partir de los mismos datos pareados del Anexo A, mediante el estadístico r = z/√N asociado a la prueba de Wilcoxon (Rosenthal, 1991), interpretado según los umbrales convencionales de Cohen (1988). El denominador N corresponde a las 40 observaciones totales (pretest + postest), no a los 20 pares evaluados. El valor p informado es el valor exacto de la prueba de Wilcoxon (principal); la aproximación normal (z = −3,79) da un valor p = 0,000149, del mismo orden de magnitud. El intervalo de confianza bootstrap percentil corresponde a la mediana de las diferencias pareadas, no a la diferencia de las medianas de cada condición por separado, que es una cifra distinta (32,00 s vs. 21,50 s = 10,50 s). Se calculó con 10.000 remuestreos y semilla fija (random_state = 42) para garantizar la reproducibilidad. La mediana observada de las diferencias pareadas fue de 11,50 s. Para TED se aplicó la prueba exacta de McNemar (p = 1,000), dado que los errores se registraron en escenarios distintos entre condiciones (2 pares discordantes en cada sentido). No corresponde, por eso, un tamaño de efecto convencional para una tabla 2×2 de baja frecuencia. Para NAS no se calculó un contraste formal. Las auditorías cubrieron la totalidad de los 17 productos del catálogo por condición (no una muestra de 5) y coincidieron en el 100% de los casos en ambas condiciones, sin variación que contrastar. No se aplicó corrección por comparaciones múltiples entre las tres variables: cada una responde a una pregunta distinta y solo TPP fue objeto de un contraste de hipótesis formal, por lo que dicha corrección no resulta aplicable en este caso. </w:t>
+      </w:r>
+    </w:p>
+    <w:p>
+      <w:pPr>
+        <w:ind w:left="-5" w:right="841"/>
+        <w:rPr>
+          <w:lang w:val="en-US"/>
+        </w:rPr>
+      </w:pPr>
+      <w:r>
+        <w:t xml:space="preserve">La Tabla 5.1 reporta media y DE; la mediana, el rango y los cuartiles de TPP —estadísticos más robustos ante los valores atípicos observados, ver Figura 5.1— la complementan. </w:t>
+      </w:r>
+      <w:r>
+        <w:rPr>
+          <w:lang w:val="en-US"/>
+        </w:rPr>
+        <w:t xml:space="preserve">En el pretest: </w:t>
+      </w:r>
+      <w:proofErr w:type="spellStart"/>
+      <w:r>
+        <w:rPr>
+          <w:lang w:val="en-US"/>
+        </w:rPr>
+        <w:t>mediana</w:t>
+      </w:r>
+      <w:proofErr w:type="spellEnd"/>
+      <w:r>
+        <w:rPr>
+          <w:lang w:val="en-US"/>
+        </w:rPr>
+        <w:t xml:space="preserve"> = 32,00 s (</w:t>
+      </w:r>
+      <w:proofErr w:type="spellStart"/>
+      <w:r>
+        <w:rPr>
+          <w:lang w:val="en-US"/>
+        </w:rPr>
+        <w:t>rango</w:t>
+      </w:r>
+      <w:proofErr w:type="spellEnd"/>
+      <w:r>
+        <w:rPr>
+          <w:lang w:val="en-US"/>
+        </w:rPr>
+        <w:t xml:space="preserve"> [25; 103] s; RIC [28,75; 38,00] s). En el </w:t>
+      </w:r>
+      <w:proofErr w:type="spellStart"/>
+      <w:r>
+        <w:rPr>
+          <w:lang w:val="en-US"/>
+        </w:rPr>
+        <w:t>postest</w:t>
+      </w:r>
+      <w:proofErr w:type="spellEnd"/>
+      <w:r>
+        <w:rPr>
+          <w:lang w:val="en-US"/>
+        </w:rPr>
+        <w:t xml:space="preserve">: </w:t>
+      </w:r>
+      <w:proofErr w:type="spellStart"/>
+      <w:r>
+        <w:rPr>
+          <w:lang w:val="en-US"/>
+        </w:rPr>
+        <w:t>mediana</w:t>
+      </w:r>
+      <w:proofErr w:type="spellEnd"/>
+      <w:r>
+        <w:rPr>
+          <w:lang w:val="en-US"/>
+        </w:rPr>
+        <w:t xml:space="preserve"> = 21,50 s (</w:t>
+      </w:r>
+      <w:proofErr w:type="spellStart"/>
+      <w:r>
+        <w:rPr>
+          <w:lang w:val="en-US"/>
+        </w:rPr>
+        <w:t>rango</w:t>
+      </w:r>
+      <w:proofErr w:type="spellEnd"/>
+      <w:r>
+        <w:rPr>
+          <w:lang w:val="en-US"/>
+        </w:rPr>
+        <w:t xml:space="preserve"> [17; 58] s; RIC [20,75; 24,25] s).</w:t>
       </w:r>
     </w:p>
     <w:p>
@@ -9344,8 +9877,12 @@
         <w:jc w:val="center"/>
       </w:pPr>
       <w:r>
+        <w:rPr>
+          <w:noProof/>
+        </w:rPr>
+        <w:lastRenderedPageBreak/>
         <w:drawing>
-          <wp:inline distT="0" distB="0" distL="0" distR="0">
+          <wp:inline distT="0" distB="0" distL="0" distR="0" wp14:anchorId="56750D20" wp14:editId="63856C19">
             <wp:extent cx="5400000" cy="4050000"/>
             <wp:effectExtent l="0" t="0" r="0" b="0"/>
             <wp:docPr id="30001" name="Picture 30001"/>
@@ -9360,7 +9897,7 @@
                     <pic:cNvPicPr/>
                   </pic:nvPicPr>
                   <pic:blipFill>
-                    <a:blip r:embed="rId110"/>
+                    <a:blip r:embed="rId15"/>
                     <a:stretch>
                       <a:fillRect/>
                     </a:stretch>
@@ -9388,7 +9925,7 @@
         <w:jc w:val="center"/>
       </w:pPr>
       <w:r>
-        <w:t xml:space="preserve">Figura 5.1. Diagrama de cajas de TPP por condición (n = 20 escenarios por condición). Los círculos representan valores atípicos; la línea blanca dentro de cada caja indica la mediana.</w:t>
+        <w:t>Figura 5.1. Diagrama de cajas de TPP por condición (n = 20 escenarios por condición). Los círculos representan valores atípicos; la línea blanca dentro de cada caja indica la mediana.</w:t>
       </w:r>
     </w:p>
     <w:p>
@@ -9397,8 +9934,11 @@
         <w:jc w:val="center"/>
       </w:pPr>
       <w:r>
+        <w:rPr>
+          <w:noProof/>
+        </w:rPr>
         <w:drawing>
-          <wp:inline distT="0" distB="0" distL="0" distR="0">
+          <wp:inline distT="0" distB="0" distL="0" distR="0" wp14:anchorId="1090F55E" wp14:editId="2421DB69">
             <wp:extent cx="5400000" cy="3037500"/>
             <wp:effectExtent l="0" t="0" r="0" b="0"/>
             <wp:docPr id="30003" name="Picture 30003"/>
@@ -9413,7 +9953,7 @@
                     <pic:cNvPicPr/>
                   </pic:nvPicPr>
                   <pic:blipFill>
-                    <a:blip r:embed="rId111"/>
+                    <a:blip r:embed="rId16"/>
                     <a:stretch>
                       <a:fillRect/>
                     </a:stretch>
@@ -9441,7 +9981,7 @@
         <w:jc w:val="center"/>
       </w:pPr>
       <w:r>
-        <w:t xml:space="preserve">Figura 5.2. Diferencias pareadas de TPP (pretest − postest) por escenario. La barra naranja (escenario 8) es el único caso que favorece al pretest. La línea punteada y la banda sombreada indican la mediana de las diferencias y su intervalo de confianza bootstrap del 95%.</w:t>
+        <w:t>Figura 5.2. Diferencias pareadas de TPP (pretest − postest) por escenario. La barra naranja (escenario 8) es el único caso que favorece al pretest. La línea punteada y la banda sombreada indican la mediana de las diferencias y su intervalo de confianza bootstrap del 95%.</w:t>
       </w:r>
     </w:p>
     <w:p>
@@ -9449,13 +9989,14 @@
         <w:pStyle w:val="Ttulo3"/>
         <w:ind w:left="-5"/>
       </w:pPr>
-      <w:bookmarkStart w:id="66" w:name="_5.2_Síntesis_de"/>
-      <w:bookmarkStart w:id="67" w:name="sec5_2"/>
-      <w:bookmarkEnd w:id="66"/>
-      <w:r>
+      <w:bookmarkStart w:id="74" w:name="_5.2_Síntesis_de"/>
+      <w:bookmarkStart w:id="75" w:name="sec5_2"/>
+      <w:bookmarkEnd w:id="74"/>
+      <w:r>
+        <w:lastRenderedPageBreak/>
         <w:t>5.2 Síntesis de hallazgos</w:t>
       </w:r>
-      <w:bookmarkEnd w:id="67"/>
+      <w:bookmarkEnd w:id="75"/>
       <w:r>
         <w:rPr>
           <w:color w:val="2E74B5"/>
@@ -9503,6 +10044,229 @@
       </w:pPr>
       <w:r>
         <w:t xml:space="preserve"> </w:t>
+      </w:r>
+    </w:p>
+    <w:p>
+      <w:pPr>
+        <w:spacing w:after="0" w:line="259" w:lineRule="auto"/>
+        <w:ind w:left="0" w:right="0" w:firstLine="0"/>
+        <w:jc w:val="left"/>
+      </w:pPr>
+    </w:p>
+    <w:p>
+      <w:pPr>
+        <w:spacing w:after="0" w:line="259" w:lineRule="auto"/>
+        <w:ind w:left="0" w:right="0" w:firstLine="0"/>
+        <w:jc w:val="left"/>
+      </w:pPr>
+    </w:p>
+    <w:p>
+      <w:pPr>
+        <w:spacing w:after="0" w:line="259" w:lineRule="auto"/>
+        <w:ind w:left="0" w:right="0" w:firstLine="0"/>
+        <w:jc w:val="left"/>
+      </w:pPr>
+    </w:p>
+    <w:p>
+      <w:pPr>
+        <w:pStyle w:val="Ttulo2"/>
+        <w:ind w:left="-5"/>
+      </w:pPr>
+      <w:bookmarkStart w:id="76" w:name="_CAPÍTULO_6:_Discusión"/>
+      <w:bookmarkStart w:id="77" w:name="ch6"/>
+      <w:bookmarkEnd w:id="76"/>
+      <w:r>
+        <w:lastRenderedPageBreak/>
+        <w:t>CAPÍTULO 6: Discusión</w:t>
+      </w:r>
+      <w:bookmarkEnd w:id="77"/>
+      <w:r>
+        <w:rPr>
+          <w:color w:val="2E74B5"/>
+          <w:sz w:val="30"/>
+        </w:rPr>
+        <w:t xml:space="preserve"> </w:t>
+      </w:r>
+    </w:p>
+    <w:p>
+      <w:pPr>
+        <w:pStyle w:val="Ttulo3"/>
+        <w:ind w:left="-5"/>
+      </w:pPr>
+      <w:bookmarkStart w:id="78" w:name="_6.1_Interpretación_de"/>
+      <w:bookmarkStart w:id="79" w:name="sec6_1"/>
+      <w:bookmarkEnd w:id="78"/>
+      <w:r>
+        <w:t>6.1 Interpretación de los resultados</w:t>
+      </w:r>
+      <w:bookmarkEnd w:id="79"/>
+      <w:r>
+        <w:rPr>
+          <w:color w:val="2E74B5"/>
+        </w:rPr>
+        <w:t xml:space="preserve"> </w:t>
+      </w:r>
+    </w:p>
+    <w:p>
+      <w:pPr>
+        <w:ind w:left="-5" w:right="841"/>
+      </w:pPr>
+      <w:r>
+        <w:t xml:space="preserve">La reducción observada en TPP (34,9% sobre medias; 35,9% sobre la mediana de las diferencias pareadas) es menor que el orden de magnitud que Davenport y Kirby (2016) atribuyen a la automatización de tareas administrativas estructuradas. Tampoco alcanza el umbral del 50% adoptado en la sección 3.1 para H1. No obstante, la mejora es consistente en dirección con el argumento de Moeuf et al. (2020) y de Sufi (2023) sobre el potencial de impacto de las soluciones de bajo costo y fácil integración —incluidas las plataformas low-code/no-code como n8n— en PyMEs. El sistema desarrollado no requirió infraestructura compleja y, aun así, produjo una reducción de tiempo estadísticamente significativa y de tamaño de efecto grande (r = 0,60; Cohen, 1988). Cabe señalar que el diseño adoptado carece de grupo de comparación no equivalente y se ubica, en sentido estricto, en la categoría de diseños preexperimentales (sección 3.4). Por eso, parte de esta reducción podría explicarse por fuentes de variación no controladas, en particular el efecto de práctica derivado de resolver los mismos veinte escenarios en ambas condiciones (secciones 3.9 y 6.2). La incorporación de escenarios de calentamiento (sección 3.4) mitigó parcialmente esta amenaza, sin eliminarla. Un caso concreto ilustra esta cautela: el escenario 8, el único que favoreció al pretest, correspondió a un contratiempo operativo puntual en el postest (un reintento de selección de categoría). Esto indica que el resultado agregado no está artificialmente libre de ruido en ninguna de las dos direcciones. Por ello, la reducción observada se interpreta como una estimación realista, obtenida bajo un instrumento de medición único y consistente entre condiciones (sección 3.5), y no como una cota superior optimista construida sobre datos no verificables. </w:t>
+      </w:r>
+    </w:p>
+    <w:p>
+      <w:pPr>
+        <w:ind w:left="-5" w:right="841"/>
+      </w:pPr>
+      <w:r>
+        <w:t xml:space="preserve">El resultado de TED —sin diferencia entre condiciones (11,8% en ambas; McNemar exacto, p = 1,000)— contrasta con lo esperado a partir de la misma literatura. Esa literatura atribuye a la automatización una reducción en la tasa de errores humanos (Davenport y Kirby, 2016). La explicación más plausible no es que la automatización sea inefectiva para reducir errores, sino que el diseño experimental, tal como se advirtió en las secciones 1.2 y 3.1, no genera una tasa de error de base representativa de un operador real. Los propios autores del sistema operaron ambas condiciones, con pleno conocimiento del catálogo y del procedimiento; por eso, los errores registrados (dos por condición, detallados en el Anexo A) reflejan más bien la variabilidad esperable de una tarea manual repetitiva que una falla estructural de alguna de las dos modalidades. Un operador real, sin ese conocimiento ni ese entrenamiento previo, probablemente presentaría una tasa de error de base distinta —y potencialmente más alta en la modalidad manual— que este diseño no puede estimar. En consecuencia, TED se reporta como indicador descriptivo, sin hipótesis asociada; su contrastación con operadores reales queda como pregunta abierta para la validación de campo (sección 7.2). </w:t>
+      </w:r>
+    </w:p>
+    <w:p>
+      <w:pPr>
+        <w:spacing w:after="338"/>
+        <w:ind w:left="-5" w:right="841"/>
+      </w:pPr>
+      <w:r>
+        <w:t xml:space="preserve">NAS tampoco mostró diferencia entre condiciones (100% en ambas). Corresponde precisar aquí el mecanismo real de actualización de stock del sistema, descripto en la sección 4.3. El descuento no ocurre de forma inmediata y automática al recibirse el pedido, sino cuando el administrador confirma el pedido desde el panel web (PedidoService.cambiarEstado()); en ese </w:t>
+      </w:r>
+      <w:r>
+        <w:lastRenderedPageBreak/>
+        <w:t xml:space="preserve">momento se ejecuta una operación atómica sobre la base de datos. Es decir, en la condición postest la exactitud del stock también depende de una acción del operador: confirmar el pedido en el panel. Esto es análogo a como, en la condición pretest, depende de que el operador transcriba correctamente el descuento a la planilla. La diferencia entre ambas modalidades no es, entonces, manual con intervención humana versus automático sin intervención humana, sino el grado de acoplamiento y atomicidad de esa intervención. En el panel, confirmar el pedido y descontar el stock son una única operación atómica a nivel de base de datos; en la planilla, en cambio, son dos pasos independientes (registrar el pedido y actualizar el stock) que el operador puede omitir o ejecutar de forma inconsistente. Esta distinción teórica no se tradujo, en esta corrida, en una diferencia medible de NAS, porque ambos operadores —los mismos autores del sistema— actuaron con el mismo nivel de cuidado en las dos condiciones. Su eventual ventaja práctica solo podría observarse con operadores reales bajo presión operativa (sección 7.2). Cabe agregar que, durante la re-ejecución del experimento, se identificó y corrigió un defecto real de concurrencia en esa misma operación de confirmación: una confirmación duplicada casi simultánea (por ejemplo, un doble clic) podía descontar el stock dos veces. El defecto se corrigió mediante una transacción atómica condicional a nivel de base de datos (sección 4.4). Aunque no forma parte de las variables medidas, este hallazgo respalda la afirmación anterior sobre la importancia de la atomicidad como mecanismo de integridad del stock, más allá de si el registro es manual o automatizado. </w:t>
+      </w:r>
+    </w:p>
+    <w:p>
+      <w:pPr>
+        <w:pStyle w:val="Ttulo3"/>
+        <w:ind w:left="-5"/>
+      </w:pPr>
+      <w:bookmarkStart w:id="80" w:name="_6.2_Limitaciones_del"/>
+      <w:bookmarkStart w:id="81" w:name="sec6_2"/>
+      <w:bookmarkEnd w:id="80"/>
+      <w:r>
+        <w:t>6.2 Limitaciones del estudio</w:t>
+      </w:r>
+      <w:bookmarkEnd w:id="81"/>
+      <w:r>
+        <w:rPr>
+          <w:color w:val="2E74B5"/>
+        </w:rPr>
+        <w:t xml:space="preserve"> </w:t>
+      </w:r>
+    </w:p>
+    <w:p>
+      <w:pPr>
+        <w:ind w:left="-5" w:right="841"/>
+      </w:pPr>
+      <w:r>
+        <w:t xml:space="preserve">Además de la limitación de validez externa señalada en la sección 3.9 —el experimento se ejecutó en un entorno controlado y no en un comercio real en operación— y de la precisión terminológica sobre la naturaleza preexperimental del diseño (sección 3.4), la ejecución concreta del experimento reveló limitaciones adicionales no anticipadas en el diseño original. Se detallan a continuación: </w:t>
+      </w:r>
+    </w:p>
+    <w:p>
+      <w:pPr>
+        <w:spacing w:after="2" w:line="253" w:lineRule="auto"/>
+        <w:ind w:left="7" w:right="846"/>
+        <w:jc w:val="left"/>
+      </w:pPr>
+      <w:r>
+        <w:t xml:space="preserve">En primer lugar, el diseño intrasujeto ejecutó los mismos 20 escenarios de medición en un orden fijo: primero la modalidad manual (10/09/2026), luego la automatizada (12/09/2026), con más de un día de intervalo entre el cierre de una y el inicio de la otra. No hubo contrabalanceo, y los mismos dos operadores (los propios autores del sistema) intervinieron en ambas corridas. Para atenuar el efecto de práctica se incorporaron 5 escenarios de calentamiento no cronometrados antes de cada condición (sección 3.4). Esta incorporación reduce, pero no permite aislar cuantitativamente, la magnitud del efecto de práctica residual sobre los 20 escenarios de medición, que siguen siendo idénticos entre condiciones. A diferencia de versiones anteriores de este trabajo, TPP se midió en ambas condiciones con un instrumento único: grabación de pantalla con el reloj del sistema visible, leído al segundo (sección 3.5). Por eso, la asimetría instrumental ya no es una amenaza aplicable. La magnitud del efecto observado (r = 0,60) es compatible con una mejora real más allá del ruido de medición. Sin embargo, dado el diseño preexperimental, no puede descartarse por completo una contribución del efecto de práctica residual a la reducción del 34,9%-35,9% informada en la sección 5.2. </w:t>
+      </w:r>
+    </w:p>
+    <w:p>
+      <w:pPr>
+        <w:ind w:left="-5" w:right="841"/>
+      </w:pPr>
+      <w:r>
+        <w:t xml:space="preserve">Cabe aclarar, además, que este trabajo no realizó una estimación cuantitativa independiente de la magnitud del efecto de práctica residual sobre los 20 escenarios de medición, aun </w:t>
+      </w:r>
+      <w:r>
+        <w:lastRenderedPageBreak/>
+        <w:t xml:space="preserve">incorporando los escenarios de calentamiento. Por eso, su posible contribución a la reducción observada en TPP no pudo aislarse ni descontarse por completo del efecto atribuido específicamente al artefacto. Esta ausencia de aislamiento cuantitativo constituye una limitación adicional a las ya señaladas en esta sección, y se identifica como tarea pendiente para una réplica futura del experimento (sección 7.2). </w:t>
+      </w:r>
+    </w:p>
+    <w:p>
+      <w:pPr>
+        <w:ind w:left="-5" w:right="841"/>
+      </w:pPr>
+      <w:r>
+        <w:t xml:space="preserve">En segundo lugar, el tamaño muestral se redujo de n≥30 a n=20 por condición (sección 3.4), por restricciones de tiempo del equipo. Esto reduce la potencia estadística del contraste respecto del diseño original, aunque no impidió detectar el efecto grande observado en TPP. </w:t>
+      </w:r>
+    </w:p>
+    <w:p>
+      <w:pPr>
+        <w:ind w:left="-5" w:right="841"/>
+      </w:pPr>
+      <w:r>
+        <w:t xml:space="preserve">En tercer lugar, los propios autores del sistema operaron la condición pretest: conocen el catálogo de productos y los procedimientos de carga con un nivel de familiaridad muy superior al de un operador real del comercio. Esto probablemente subestima la tasa de error de la modalidad manual y explica, al menos parcialmente, por qué TED no mostró diferencia entre condiciones (sección 6.1). </w:t>
+      </w:r>
+    </w:p>
+    <w:p>
+      <w:pPr>
+        <w:ind w:left="-5" w:right="841"/>
+      </w:pPr>
+      <w:r>
+        <w:t xml:space="preserve">En cuarto lugar, las auditorías de inventario (NAS) se realizaron en una única sesión al cierre de cada corrida completa, auditando cinco productos distintos, en lugar de en puntos de control distribuidos a lo largo de la ejecución. Esto es consistente con la definición de NAS de la sección 3.5, pero no permite observar cómo evoluciona la desactualización del stock durante la corrida, solo su estado final. </w:t>
+      </w:r>
+    </w:p>
+    <w:p>
+      <w:pPr>
+        <w:ind w:left="-5" w:right="841"/>
+      </w:pPr>
+      <w:r>
+        <w:t xml:space="preserve">Por último, el escenario de carrito vacío (Anexo A) se excluyó del análisis cuantitativo por no tener un equivalente válido en la modalidad manual. Su verificación exploratoria confirmó que exponía una excepción no controlada en el backend, corregida en una iteración posterior a la ejecución del experimento (sección 7.2). </w:t>
+      </w:r>
+    </w:p>
+    <w:p>
+      <w:pPr>
+        <w:ind w:left="-5" w:right="841"/>
+      </w:pPr>
+      <w:r>
+        <w:t xml:space="preserve">El dataset crudo del experimento, el flujo de automatización de n8n, el diagrama entidad-relación de la base de datos, capturas de la interfaz y del bot, y el enlace al repositorio de código se incluyen como anexos (véase Anexos). Esto garantiza la reproducibilidad de los resultados presentados. Esto no sustituye, sin embargo, a la validación del sistema en un comercio real en funcionamiento, que se mantiene como línea de trabajo futuro prioritaria (sección 7.2). </w:t>
+      </w:r>
+    </w:p>
+    <w:p>
+      <w:pPr>
+        <w:ind w:left="-5" w:right="841"/>
+      </w:pPr>
+    </w:p>
+    <w:p>
+      <w:pPr>
+        <w:ind w:left="-5" w:right="841"/>
+      </w:pPr>
+    </w:p>
+    <w:p>
+      <w:pPr>
+        <w:ind w:left="-5" w:right="841"/>
+      </w:pPr>
+    </w:p>
+    <w:p>
+      <w:pPr>
+        <w:ind w:left="-5" w:right="841"/>
+      </w:pPr>
+    </w:p>
+    <w:p>
+      <w:pPr>
+        <w:ind w:left="-5" w:right="841"/>
+      </w:pPr>
+    </w:p>
+    <w:p>
+      <w:pPr>
+        <w:ind w:left="-5" w:right="841"/>
+      </w:pPr>
+    </w:p>
+    <w:p>
+      <w:pPr>
+        <w:ind w:left="-5" w:right="841"/>
+      </w:pPr>
+    </w:p>
+    <w:p>
+      <w:pPr>
+        <w:spacing w:after="0" w:line="259" w:lineRule="auto"/>
+        <w:ind w:left="0" w:right="0" w:firstLine="0"/>
+        <w:jc w:val="left"/>
+      </w:pPr>
+      <w:r>
         <w:tab/>
         <w:t xml:space="preserve"> </w:t>
       </w:r>
@@ -9512,14 +10276,14 @@
         <w:pStyle w:val="Ttulo2"/>
         <w:ind w:left="-5"/>
       </w:pPr>
-      <w:bookmarkStart w:id="68" w:name="_CAPÍTULO_6:_Discusión"/>
-      <w:bookmarkStart w:id="69" w:name="ch6"/>
-      <w:bookmarkEnd w:id="68"/>
+      <w:bookmarkStart w:id="82" w:name="_CAPÍTULO_7:_Conclusiones"/>
+      <w:bookmarkStart w:id="83" w:name="ch7"/>
+      <w:bookmarkEnd w:id="82"/>
       <w:r>
         <w:lastRenderedPageBreak/>
-        <w:t>CAPÍTULO 6: Discusión</w:t>
-      </w:r>
-      <w:bookmarkEnd w:id="69"/>
+        <w:t>CAPÍTULO 7: Conclusiones y Trabajos Futuros</w:t>
+      </w:r>
+      <w:bookmarkEnd w:id="83"/>
       <w:r>
         <w:rPr>
           <w:color w:val="2E74B5"/>
@@ -9533,13 +10297,13 @@
         <w:pStyle w:val="Ttulo3"/>
         <w:ind w:left="-5"/>
       </w:pPr>
-      <w:bookmarkStart w:id="70" w:name="_6.1_Interpretación_de"/>
-      <w:bookmarkStart w:id="71" w:name="sec6_1"/>
-      <w:bookmarkEnd w:id="70"/>
-      <w:r>
-        <w:t>6.1 Interpretación de los resultados</w:t>
-      </w:r>
-      <w:bookmarkEnd w:id="71"/>
+      <w:bookmarkStart w:id="84" w:name="_7.1_Conclusiones"/>
+      <w:bookmarkStart w:id="85" w:name="sec7_1"/>
+      <w:bookmarkEnd w:id="84"/>
+      <w:r>
+        <w:t>7.1 Conclusiones</w:t>
+      </w:r>
+      <w:bookmarkEnd w:id="85"/>
       <w:r>
         <w:rPr>
           <w:color w:val="2E74B5"/>
@@ -9552,15 +10316,39 @@
         <w:ind w:left="-5" w:right="841"/>
       </w:pPr>
       <w:r>
-        <w:t xml:space="preserve">La reducción observada en TPP (34,9% sobre medias; 35,9% sobre la mediana de las diferencias pareadas) es menor que el orden de magnitud que Davenport y Kirby (2016) atribuyen a la automatización de tareas administrativas estructuradas. Tampoco alcanza el umbral del 50% adoptado en la sección 3.1 para H1. No obstante, la mejora es consistente en dirección con el argumento de Moeuf et al. (2020) y de Sufi (2023) sobre el potencial de impacto de las soluciones de bajo costo y fácil integración —incluidas las plataformas low-code/no-code como n8n— en PyMEs. El sistema desarrollado no requirió infraestructura compleja y, aun así, produjo una reducción de tiempo estadísticamente significativa y de tamaño de efecto grande (r = 0,60; Cohen, 1988). Cabe señalar que el diseño adoptado carece de grupo de comparación no equivalente y se ubica, en sentido estricto, en la categoría de diseños preexperimentales (sección 3.4). Por eso, parte de esta reducción podría explicarse por fuentes de variación no controladas, en particular el efecto de práctica derivado de resolver los mismos veinte escenarios en ambas condiciones (secciones 3.9 y 6.2). La incorporación de escenarios de calentamiento (sección 3.4) mitigó parcialmente esta amenaza, sin eliminarla. Un caso concreto ilustra esta cautela: el escenario 8, el único que favoreció al pretest, correspondió a un contratiempo operativo puntual en el postest (un reintento de selección de categoría). Esto indica que el resultado agregado no está artificialmente libre de ruido en ninguna de las dos direcciones. Por ello, la reducción observada se interpreta como una estimación realista, obtenida bajo un instrumento de medición único y consistente entre condiciones (sección 3.5), y no como una cota superior optimista construida sobre datos no verificables. </w:t>
-      </w:r>
-    </w:p>
-    <w:p>
-      <w:pPr>
-        <w:ind w:left="-5" w:right="841"/>
-      </w:pPr>
-      <w:r>
-        <w:t xml:space="preserve">El resultado de TED —sin diferencia entre condiciones (11,8% en ambas; McNemar exacto, p = 1,000)— contrasta con lo esperado a partir de la misma literatura. Esa literatura atribuye a la automatización una reducción en la tasa de errores humanos (Davenport y Kirby, 2016). La explicación más plausible no es que la automatización sea inefectiva para reducir errores, sino que el diseño experimental, tal como se advirtió en las secciones 1.2 y 3.1, no genera una tasa de error de base representativa de un operador real. Los propios autores del sistema operaron ambas condiciones, con pleno conocimiento del catálogo y del procedimiento; por eso, los errores registrados (dos por condición, detallados en el Anexo A) reflejan más bien la variabilidad esperable de una tarea manual repetitiva que una falla estructural de alguna de las dos modalidades. Un operador real, sin ese conocimiento ni ese entrenamiento previo, probablemente presentaría una tasa de error de base distinta —y potencialmente más alta en la modalidad manual— que este diseño no puede estimar. En consecuencia, TED se reporta como indicador descriptivo, sin hipótesis asociada; su contrastación con operadores reales queda como pregunta abierta para la validación de campo (sección 7.2). </w:t>
+        <w:t xml:space="preserve">OE1 (arquitectura cliente-servidor) y OE2 (API REST en Java con operaciones CRUD) se alcanzaron plenamente: el sistema implementado, descripto en las secciones 4.1 y 4.2, responde a ambos objetivos y fue el artefacto sobre el que se ejecutó el experimento. </w:t>
+      </w:r>
+    </w:p>
+    <w:p>
+      <w:pPr>
+        <w:ind w:left="-5" w:right="841"/>
+      </w:pPr>
+      <w:r>
+        <w:t xml:space="preserve">OE3 (interfaz de usuario en JavaScript) se alcanzó: la SPA descripta en la sección 4.1.1 cubre la gestión de productos, clientes, pedidos y stock, tal como se documenta en las capturas del Anexo E. </w:t>
+      </w:r>
+    </w:p>
+    <w:p>
+      <w:pPr>
+        <w:ind w:left="-5" w:right="841"/>
+      </w:pPr>
+      <w:r>
+        <w:t xml:space="preserve">OE4 (bot de Telegram) y OE5 (automatización con n8n) se alcanzaron. La sección 4.4 describe el flujo de recepción y registro automatizado de pedidos, verificado además experimentalmente mediante los 20 escenarios postest y documentado en el flujo exportado del Anexo C. </w:t>
+      </w:r>
+    </w:p>
+    <w:p>
+      <w:pPr>
+        <w:ind w:left="-5" w:right="841"/>
+      </w:pPr>
+      <w:r>
+        <w:t xml:space="preserve">OE6 (evaluar el desempeño mediante TPP, TED y NAS) se alcanzó: se completó la medición de las tres variables (sección 5.1). TPP mostró una reducción real, estadísticamente significativa y de tamaño de efecto grande, aunque por debajo del umbral hipotetizado; TED y NAS, medidas de forma descriptiva, no mostraron diferencia entre condiciones, por las razones discutidas en la sección 6.1. </w:t>
+      </w:r>
+    </w:p>
+    <w:p>
+      <w:pPr>
+        <w:ind w:left="-5" w:right="841"/>
+      </w:pPr>
+      <w:r>
+        <w:t xml:space="preserve">Respecto de la hipótesis de trabajo, H1 no se confirma en su umbral literal de una reducción de al menos el 50% del TPP: el valor observado fue del 34,9% sobre las medias y del 35,9% sobre la mediana de las diferencias pareadas. La reducción es, no obstante, estadísticamente significativa (p = 9,54×10⁻⁶) y de tamaño de efecto grande (r = 0,60; Cohen, 1988), y se sostiene bajo un instrumento de medición único y consistente entre condiciones (sección 3.5). TED y NAS, reportadas de forma descriptiva y sin hipótesis asociada, no mostraron diferencia entre condiciones. Esto se debe a que la condición pretest, operada por los propios autores del sistema, no logró generar una tasa de error ni un nivel de desactualización de stock de base representativos de un operador real. Estos resultados, por lo tanto, no deben interpretarse como evidencia de que la automatización no mejora esos aspectos, sino como una limitación de este diseño experimental. Su contrastación con operadores reales queda planteada como línea de trabajo futuro (sección 7.2). </w:t>
       </w:r>
     </w:p>
     <w:p>
@@ -9569,7 +10357,7 @@
         <w:ind w:left="-5" w:right="841"/>
       </w:pPr>
       <w:r>
-        <w:t xml:space="preserve">NAS tampoco mostró diferencia entre condiciones (100% en ambas). Corresponde precisar aquí el mecanismo real de actualización de stock del sistema, descripto en la sección 4.3. El descuento no ocurre de forma inmediata y automática al recibirse el pedido, sino cuando el administrador confirma el pedido desde el panel web (PedidoService.cambiarEstado()); en ese momento se ejecuta una operación atómica sobre la base de datos. Es decir, en la condición postest la exactitud del stock también depende de una acción del operador: confirmar el pedido en el panel. Esto es análogo a como, en la condición pretest, depende de que el operador transcriba correctamente el descuento a la planilla. La diferencia entre ambas modalidades no es, entonces, manual con intervención humana versus automático sin intervención humana, sino el grado de acoplamiento y atomicidad de esa intervención. En el panel, confirmar el pedido y descontar el stock son una única operación atómica a nivel de base de datos; en la planilla, en cambio, son dos pasos independientes (registrar el pedido y actualizar el stock) que el operador puede omitir o ejecutar de forma inconsistente. Esta distinción teórica no se tradujo, en esta corrida, en una diferencia medible de NAS, porque ambos operadores —los mismos autores del sistema— actuaron con el mismo nivel de cuidado en las dos condiciones. Su eventual ventaja práctica solo podría observarse con operadores reales bajo presión operativa (sección 7.2). Cabe agregar que, durante la re-ejecución del experimento, se identificó y corrigió un defecto real de concurrencia en esa misma operación de confirmación: una confirmación duplicada casi simultánea (por ejemplo, un doble clic) podía descontar el stock dos veces. El defecto se corrigió mediante una transacción atómica condicional a nivel de base de datos (sección 4.4). Aunque no forma parte de las variables medidas, este hallazgo respalda la afirmación anterior sobre la importancia de la atomicidad como mecanismo de integridad del stock, más allá de si el registro es manual o automatizado. </w:t>
+        <w:t xml:space="preserve">Lo demostrado empíricamente por este trabajo es que el sistema desarrollado reduce, de forma estadísticamente significativa y con un tamaño de efecto grande, el tiempo de procesamiento de pedidos. Esto se comprobó en un entorno de prueba controlado, cuyos datos y artefactos de soporte se documentan íntegramente en los Anexos. Lo sugerido, pero no demostrado, es que también podría mejorar la exactitud del stock registrado y reducir la tasa de errores de carga en condiciones reales de operación, con operadores ajenos al equipo de desarrollo. Lo que queda abierto es precisamente esa pregunta, junto con el desempeño del sistema ante la variabilidad de un comercio real en funcionamiento, que se retoma en la sección 7.2. </w:t>
       </w:r>
     </w:p>
     <w:p>
@@ -9577,14 +10365,14 @@
         <w:pStyle w:val="Ttulo3"/>
         <w:ind w:left="-5"/>
       </w:pPr>
-      <w:bookmarkStart w:id="72" w:name="_6.2_Limitaciones_del"/>
-      <w:bookmarkStart w:id="73" w:name="sec6_2"/>
-      <w:bookmarkEnd w:id="72"/>
+      <w:bookmarkStart w:id="86" w:name="_7.2_Trabajos_futuros"/>
+      <w:bookmarkStart w:id="87" w:name="sec7_2"/>
+      <w:bookmarkEnd w:id="86"/>
       <w:r>
         <w:lastRenderedPageBreak/>
-        <w:t>6.2 Limitaciones del estudio</w:t>
-      </w:r>
-      <w:bookmarkEnd w:id="73"/>
+        <w:t>7.2 Trabajos futuros</w:t>
+      </w:r>
+      <w:bookmarkEnd w:id="87"/>
       <w:r>
         <w:rPr>
           <w:color w:val="2E74B5"/>
@@ -9597,158 +10385,36 @@
         <w:ind w:left="-5" w:right="841"/>
       </w:pPr>
       <w:r>
-        <w:t xml:space="preserve">Además de la limitación de validez externa señalada en la sección 3.9 —el experimento se ejecutó en un entorno controlado y no en un comercio real en operación— y de la precisión terminológica sobre la naturaleza preexperimental del diseño (sección 3.4), la ejecución concreta del experimento reveló limitaciones adicionales no anticipadas en el diseño original. Se detallan a continuación: </w:t>
-      </w:r>
-    </w:p>
-    <w:p>
-      <w:pPr>
-        <w:spacing w:after="2" w:line="253" w:lineRule="auto"/>
-        <w:ind w:left="7" w:right="846"/>
-        <w:jc w:val="left"/>
-      </w:pPr>
-      <w:r>
-        <w:t xml:space="preserve">En primer lugar, el diseño intrasujeto ejecutó los mismos 20 escenarios de medición en un orden fijo: primero la modalidad manual (10/09/2026), luego la automatizada (12/09/2026), con más de un día de intervalo entre el cierre de una y el inicio de la otra. No hubo contrabalanceo, y los mismos dos operadores (los propios autores del sistema) intervinieron en ambas corridas. Para atenuar el efecto de práctica se incorporaron 5 escenarios de calentamiento no cronometrados antes de cada condición (sección 3.4). Esta incorporación reduce, pero no permite aislar cuantitativamente, la magnitud del efecto de práctica residual sobre los 20 escenarios de medición, que siguen siendo idénticos entre condiciones. A diferencia de versiones anteriores de este trabajo, TPP se midió en ambas condiciones con un instrumento único: grabación de pantalla con el reloj del sistema visible, leído al segundo (sección 3.5). Por eso, la asimetría instrumental ya no es una amenaza aplicable. La magnitud del efecto observado (r = 0,60) es compatible con una mejora real más allá del ruido de medición. Sin embargo, dado el diseño preexperimental, no puede descartarse por completo una contribución del efecto de práctica residual a la reducción del 34,9%-35,9% informada en la sección 5.2. </w:t>
-      </w:r>
-    </w:p>
-    <w:p>
-      <w:pPr>
-        <w:ind w:left="-5" w:right="841"/>
-      </w:pPr>
-      <w:r>
-        <w:t xml:space="preserve">Cabe aclarar, además, que este trabajo no realizó una estimación cuantitativa independiente de la magnitud del efecto de práctica residual sobre los 20 escenarios de medición, aun incorporando los escenarios de calentamiento. Por eso, su posible contribución a la reducción observada en TPP no pudo aislarse ni descontarse por completo del efecto atribuido específicamente al artefacto. Esta ausencia de aislamiento cuantitativo constituye una limitación adicional a las ya señaladas en esta sección, y se identifica como tarea pendiente para una réplica futura del experimento (sección 7.2). </w:t>
-      </w:r>
-    </w:p>
-    <w:p>
-      <w:pPr>
-        <w:ind w:left="-5" w:right="841"/>
-      </w:pPr>
-      <w:r>
-        <w:t xml:space="preserve">En segundo lugar, el tamaño muestral se redujo de n≥30 a n=20 por condición (sección 3.4), por restricciones de tiempo del equipo. Esto reduce la potencia estadística del contraste respecto del diseño original, aunque no impidió detectar el efecto grande observado en TPP. </w:t>
-      </w:r>
-    </w:p>
-    <w:p>
-      <w:pPr>
-        <w:ind w:left="-5" w:right="841"/>
-      </w:pPr>
-      <w:r>
-        <w:t xml:space="preserve">En tercer lugar, los propios autores del sistema operaron la condición pretest: conocen el catálogo de productos y los procedimientos de carga con un nivel de familiaridad muy superior al de un operador real del comercio. Esto probablemente subestima la tasa de error de la modalidad manual y explica, al menos parcialmente, por qué TED no mostró diferencia entre condiciones (sección 6.1). </w:t>
-      </w:r>
-    </w:p>
-    <w:p>
-      <w:pPr>
-        <w:ind w:left="-5" w:right="841"/>
-      </w:pPr>
-      <w:r>
-        <w:t xml:space="preserve">En cuarto lugar, las auditorías de inventario (NAS) se realizaron en una única sesión al cierre de cada corrida completa, auditando cinco productos distintos, en lugar de en puntos de control distribuidos a lo largo de la ejecución. Esto es consistente con la definición de NAS de la sección 3.5, pero no permite observar cómo evoluciona la desactualización del stock durante la corrida, solo su estado final. </w:t>
-      </w:r>
-    </w:p>
-    <w:p>
-      <w:pPr>
-        <w:ind w:left="-5" w:right="841"/>
-      </w:pPr>
-      <w:r>
-        <w:t xml:space="preserve">Por último, el escenario de carrito vacío (Anexo A) se excluyó del análisis cuantitativo por no tener un equivalente válido en la modalidad manual. Su verificación exploratoria </w:t>
+        <w:t xml:space="preserve">La principal línea de continuidad identificada es la validación de campo del sistema en un comercio real en operación, tal como se plantea en las secciones 1.6 y 3.9. Esto responde a que el presente trabajo evalúa el artefacto en un entorno controlado y no en condiciones reales de uso. Esa validación de campo es también la vía para contrastar TED y NAS con una tasa de error y un nivel de desactualización de stock de base representativos de un operador real, que el diseño actual no permite generar (secciones 6.1 y 7.1). En segundo lugar, se incorporó una suite de pruebas de integración automatizadas (JUnit y Spring Boot Test) sobre los endpoints críticos del backend: carrito, confirmación de pedido y control de acceso. Esta suite se describe en la sección 4.5 y complementa las verificaciones manuales realizadas durante el desarrollo. En tercer lugar, se habían identificado dos tareas técnicas puntuales pendientes de resolución antes de una eventual implementación real: la corrección de la excepción no controlada que exponía el escenario de carrito vacío, y la incorporación de una validación de cantidad máxima del lado del servidor. Esta última cantidad estaba antes impuesta únicamente por la construcción de los botones en n8n (sección 4.4). Ambas se resolvieron en una iteración posterior a la ejecución del experimento. Para el primer caso, se agregó manejo explícito de la excepción (respuesta HTTP 400 con mensaje descriptivo; commit fe7b672 del repositorio, Anexo F). Para el segundo, una validación de rango (1 a 10 unidades) en el endpoint POST /carrito/{chatId}/item (commit 94bb10e del repositorio, Anexo F). </w:t>
+      </w:r>
+    </w:p>
+    <w:p>
+      <w:pPr>
+        <w:ind w:left="-5" w:right="841"/>
+      </w:pPr>
+      <w:r>
+        <w:t>En una revisión posterior, la auditoría (hallazgo C15) señaló dos observaciones adicionales sobre este mismo flujo, que se investigaron y resolvieron en la misma sesión. La primera era una condición de carrera en la confirmación de pedidos: la comprobación en memoria del estado antes de descontar stock permitía que dos confirmaciones casi simultáneas del mismo pedido (por ejemplo, un doble clic) leyeran ambas el estado no confirmado antes de que la primera terminara de escribir, descontando el stock dos veces. Se corrigió reemplazando esa comprobación por una transición atómica a nivel de base de datos: una sentencia UPDATE condicionada a que el estado no sea ya CONFIRMADO, el mismo patrón ya usado para el descuento de stock. La corrección se validó con diez confirmaciones simultáneas reales sobre el mismo pedido y con el test de regresión confirmarEstadoDosVecesNoDescuentaStockDosVeces (sección 4.5). La segunda cuestionaba si la cantidad acumulada de un mismo producto al agregarlo dos veces al carrito debía limitarse al máximo de 10 unidades por interacción impuesto por el menú de botones de Telegram (sección 4.4). Se determinó que ese límite es exclusivo de la interfaz de botones y no una regla de negocio, por lo que la cantidad acumulada puede superar las 10 unidades sin inconveniente, siempre que la disponibilidad se valide contra el stock real al confirmar el pedido. Este comportamiento ya lo implementaba correctamente el sistema, y quedó cubierto con dos tests de regresión adicionales (sección 4.5).</w:t>
+      </w:r>
+    </w:p>
+    <w:p>
+      <w:pPr>
+        <w:ind w:left="-5" w:right="841"/>
+      </w:pPr>
+      <w:r>
+        <w:t xml:space="preserve">La auditoría señaló además, como riesgo de seguridad, que la configuración de desarrollo versionaba credenciales sensibles: un usuario de MySQL sin contraseña y valores por defecto para el secreto de firma JWT y la clave compartida de la integración con n8n. Estos valores permitían levantar el sistema sin definir ningún secreto real. Se separó la configuración en un </w:t>
+      </w:r>
+      <w:r>
         <w:lastRenderedPageBreak/>
-        <w:t xml:space="preserve">confirmó que exponía una excepción no controlada en el backend, corregida en una iteración posterior a la ejecución del experimento (sección 7.2). </w:t>
-      </w:r>
-    </w:p>
-    <w:p>
-      <w:pPr>
-        <w:ind w:left="-5" w:right="841"/>
-      </w:pPr>
-      <w:r>
-        <w:t xml:space="preserve">El dataset crudo del experimento, el flujo de automatización de n8n, el diagrama entidad-relación de la base de datos, capturas de la interfaz y del bot, y el enlace al repositorio de código se incluyen como anexos (véase Anexos). Esto garantiza la reproducibilidad de los resultados presentados. Esto no sustituye, sin embargo, a la validación del sistema en un comercio real en funcionamiento, que se mantiene como línea de trabajo futuro prioritaria (sección 7.2). </w:t>
-      </w:r>
-    </w:p>
-    <w:p>
-      <w:pPr>
-        <w:ind w:left="-5" w:right="841"/>
-      </w:pPr>
-    </w:p>
-    <w:p>
-      <w:pPr>
-        <w:ind w:left="-5" w:right="841"/>
-      </w:pPr>
-    </w:p>
-    <w:p>
-      <w:pPr>
-        <w:ind w:left="-5" w:right="841"/>
-      </w:pPr>
-    </w:p>
-    <w:p>
-      <w:pPr>
-        <w:ind w:left="-5" w:right="841"/>
-      </w:pPr>
-    </w:p>
-    <w:p>
-      <w:pPr>
-        <w:ind w:left="-5" w:right="841"/>
-      </w:pPr>
-    </w:p>
-    <w:p>
-      <w:pPr>
-        <w:ind w:left="-5" w:right="841"/>
-      </w:pPr>
-    </w:p>
-    <w:p>
-      <w:pPr>
-        <w:ind w:left="-5" w:right="841"/>
-      </w:pPr>
-    </w:p>
-    <w:p>
-      <w:pPr>
-        <w:ind w:left="-5" w:right="841"/>
-      </w:pPr>
-    </w:p>
-    <w:p>
-      <w:pPr>
-        <w:ind w:left="-5" w:right="841"/>
-      </w:pPr>
-    </w:p>
-    <w:p>
-      <w:pPr>
-        <w:ind w:left="-5" w:right="841"/>
-      </w:pPr>
-    </w:p>
-    <w:p>
-      <w:pPr>
-        <w:ind w:left="-5" w:right="841"/>
-      </w:pPr>
-    </w:p>
-    <w:p>
-      <w:pPr>
-        <w:ind w:left="-5" w:right="841"/>
-      </w:pPr>
-    </w:p>
-    <w:p>
-      <w:pPr>
-        <w:ind w:left="-5" w:right="841"/>
-      </w:pPr>
-    </w:p>
-    <w:p>
-      <w:pPr>
-        <w:ind w:left="-5" w:right="841"/>
-      </w:pPr>
-    </w:p>
-    <w:p>
-      <w:pPr>
-        <w:ind w:left="-5" w:right="841"/>
-      </w:pPr>
-    </w:p>
-    <w:p>
-      <w:pPr>
-        <w:ind w:left="-5" w:right="841"/>
-      </w:pPr>
-    </w:p>
-    <w:p>
-      <w:pPr>
-        <w:ind w:left="-5" w:right="841"/>
-      </w:pPr>
-    </w:p>
-    <w:p>
-      <w:pPr>
-        <w:ind w:left="-5" w:right="841"/>
-      </w:pPr>
+        <w:t>perfil "dev" —activo por defecto, sin cambios en el flujo de trabajo local ni en la suite de pruebas— con esos valores de conveniencia. El archivo de configuración base, en cambio, no tiene valores por defecto para las credenciales de base de datos, el secreto JWT y la clave de n8n: cualquier otro perfil de despliegue debe definirlas por variable de entorno, o el arranque falla con un error explícito. Se agregó además la posibilidad de marcar la cookie de sesión JWT como Secure (solo HTTPS) mediante una variable de entorno, deshabilitada por defecto para no romper el desarrollo local sobre HTTP.</w:t>
+      </w:r>
+    </w:p>
+    <w:p>
+      <w:pPr>
+        <w:ind w:left="-5" w:right="841"/>
+      </w:pPr>
+      <w:r>
+        <w:t xml:space="preserve">Adicionalmente, se identifican como posibles extensiones: la integración con sistemas contables externos; la gestión de múltiples sucursales; la incorporación de módulos de facturación electrónica y de gestión de proveedores (conforme a lo señalado en la sección 1.6); y la evaluación de la escalabilidad del sistema ante un mayor volumen concurrente de pedidos. </w:t>
+      </w:r>
     </w:p>
     <w:p>
       <w:pPr>
@@ -9758,162 +10424,12 @@
       </w:pPr>
       <w:r>
         <w:t xml:space="preserve"> </w:t>
+      </w:r>
+      <w:r>
         <w:tab/>
         <w:t xml:space="preserve"> </w:t>
       </w:r>
-    </w:p>
-    <w:p>
-      <w:pPr>
-        <w:pStyle w:val="Ttulo2"/>
-        <w:ind w:left="-5"/>
-      </w:pPr>
-      <w:bookmarkStart w:id="74" w:name="_CAPÍTULO_7:_Conclusiones"/>
-      <w:bookmarkStart w:id="75" w:name="ch7"/>
-      <w:bookmarkEnd w:id="74"/>
-      <w:r>
-        <w:lastRenderedPageBreak/>
-        <w:t>CAPÍTULO 7: Conclusiones y Trabajos Futuros</w:t>
-      </w:r>
-      <w:bookmarkEnd w:id="75"/>
-      <w:r>
-        <w:rPr>
-          <w:color w:val="2E74B5"/>
-          <w:sz w:val="30"/>
-        </w:rPr>
-        <w:t xml:space="preserve"> </w:t>
-      </w:r>
-    </w:p>
-    <w:p>
-      <w:pPr>
-        <w:pStyle w:val="Ttulo3"/>
-        <w:ind w:left="-5"/>
-      </w:pPr>
-      <w:bookmarkStart w:id="76" w:name="_7.1_Conclusiones"/>
-      <w:bookmarkStart w:id="77" w:name="sec7_1"/>
-      <w:bookmarkEnd w:id="76"/>
-      <w:r>
-        <w:t>7.1 Conclusiones</w:t>
-      </w:r>
-      <w:bookmarkEnd w:id="77"/>
-      <w:r>
-        <w:rPr>
-          <w:color w:val="2E74B5"/>
-        </w:rPr>
-        <w:t xml:space="preserve"> </w:t>
-      </w:r>
-    </w:p>
-    <w:p>
-      <w:pPr>
-        <w:ind w:left="-5" w:right="841"/>
-      </w:pPr>
-      <w:r>
-        <w:t xml:space="preserve">OE1 (arquitectura cliente-servidor) y OE2 (API REST en Java con operaciones CRUD) se alcanzaron plenamente: el sistema implementado, descripto en las secciones 4.1 y 4.2, responde a ambos objetivos y fue el artefacto sobre el que se ejecutó el experimento. </w:t>
-      </w:r>
-    </w:p>
-    <w:p>
-      <w:pPr>
-        <w:ind w:left="-5" w:right="841"/>
-      </w:pPr>
-      <w:r>
-        <w:t xml:space="preserve">OE3 (interfaz de usuario en JavaScript) se alcanzó: la SPA descripta en la sección 4.1.1 cubre la gestión de productos, clientes, pedidos y stock, tal como se documenta en las capturas del Anexo E. </w:t>
-      </w:r>
-    </w:p>
-    <w:p>
-      <w:pPr>
-        <w:ind w:left="-5" w:right="841"/>
-      </w:pPr>
-      <w:r>
-        <w:t xml:space="preserve">OE4 (bot de Telegram) y OE5 (automatización con n8n) se alcanzaron. La sección 4.4 describe el flujo de recepción y registro automatizado de pedidos, verificado además experimentalmente mediante los 20 escenarios postest y documentado en el flujo exportado del Anexo C. </w:t>
-      </w:r>
-    </w:p>
-    <w:p>
-      <w:pPr>
-        <w:ind w:left="-5" w:right="841"/>
-      </w:pPr>
-      <w:r>
-        <w:t xml:space="preserve">OE6 (evaluar el desempeño mediante TPP, TED y NAS) se alcanzó: se completó la medición de las tres variables (sección 5.1). TPP mostró una reducción real, estadísticamente significativa y de tamaño de efecto grande, aunque por debajo del umbral hipotetizado; TED y NAS, medidas de forma descriptiva, no mostraron diferencia entre condiciones, por las razones discutidas en la sección 6.1. </w:t>
-      </w:r>
-    </w:p>
-    <w:p>
-      <w:pPr>
-        <w:ind w:left="-5" w:right="841"/>
-      </w:pPr>
-      <w:r>
-        <w:t xml:space="preserve">Respecto de la hipótesis de trabajo, H1 no se confirma en su umbral literal de una reducción de al menos el 50% del TPP: el valor observado fue del 34,9% sobre las medias y del 35,9% sobre la mediana de las diferencias pareadas. La reducción es, no obstante, estadísticamente significativa (p = 9,54×10⁻⁶) y de tamaño de efecto grande (r = 0,60; Cohen, 1988), y se sostiene bajo un instrumento de medición único y consistente entre condiciones (sección 3.5). TED y NAS, reportadas de forma descriptiva y sin hipótesis asociada, no mostraron diferencia entre condiciones. Esto se debe a que la condición pretest, operada por los propios autores del sistema, no logró generar una tasa de error ni un nivel de desactualización de stock de base representativos de un operador real. Estos resultados, por lo tanto, no deben interpretarse como evidencia de que la automatización no mejora esos aspectos, sino como una limitación de este diseño experimental. Su contrastación con operadores reales queda planteada como línea de trabajo futuro (sección 7.2). </w:t>
-      </w:r>
-    </w:p>
-    <w:p>
-      <w:pPr>
-        <w:spacing w:after="338"/>
-        <w:ind w:left="-5" w:right="841"/>
-      </w:pPr>
-      <w:r>
-        <w:t xml:space="preserve">Lo demostrado empíricamente por este trabajo es que el sistema desarrollado reduce, de forma estadísticamente significativa y con un tamaño de efecto grande, el tiempo de procesamiento de pedidos. Esto se comprobó en un entorno de prueba controlado, cuyos datos y artefactos de soporte se documentan íntegramente en los Anexos. Lo sugerido, pero no demostrado, es que también podría mejorar la exactitud del stock registrado y reducir la tasa de errores de carga en condiciones reales de operación, con operadores ajenos al equipo de desarrollo. Lo que queda abierto es precisamente esa pregunta, junto con el desempeño del sistema ante la variabilidad de un comercio real en funcionamiento, que se retoma en la sección 7.2. </w:t>
-      </w:r>
-    </w:p>
-    <w:p>
-      <w:pPr>
-        <w:pStyle w:val="Ttulo3"/>
-        <w:ind w:left="-5"/>
-      </w:pPr>
-      <w:bookmarkStart w:id="78" w:name="_7.2_Trabajos_futuros"/>
-      <w:bookmarkStart w:id="79" w:name="sec7_2"/>
-      <w:bookmarkEnd w:id="78"/>
-      <w:r>
-        <w:t>7.2 Trabajos futuros</w:t>
-      </w:r>
-      <w:bookmarkEnd w:id="79"/>
-      <w:r>
-        <w:rPr>
-          <w:color w:val="2E74B5"/>
-        </w:rPr>
-        <w:t xml:space="preserve"> </w:t>
-      </w:r>
-    </w:p>
-    <w:p>
-      <w:pPr>
-        <w:ind w:left="-5" w:right="841"/>
-      </w:pPr>
-      <w:r>
-        <w:t xml:space="preserve">La principal línea de continuidad identificada es la validación de campo del sistema en un comercio real en operación, tal como se plantea en las secciones 1.6 y 3.9. Esto responde a que el presente trabajo evalúa el artefacto en un entorno controlado y no en condiciones reales de uso. Esa </w:t>
-        <w:lastRenderedPageBreak/>
-        <w:t xml:space="preserve">validación de campo es también la vía para contrastar TED y NAS con una tasa de error y un nivel de desactualización de stock de base representativos de un operador real, que el diseño actual no permite generar (secciones 6.1 y 7.1). En segundo lugar, se incorporó una suite de pruebas de integración automatizadas (JUnit y Spring Boot Test) sobre los endpoints críticos del backend: carrito, confirmación de pedido y control de acceso. Esta suite se describe en la sección 4.5 y complementa las verificaciones manuales realizadas durante el desarrollo. En tercer lugar, se habían identificado dos tareas técnicas puntuales pendientes de resolución antes de una eventual implementación real: la corrección de la excepción no controlada que exponía el escenario de carrito vacío, y la incorporación de una validación de cantidad máxima del lado del servidor. Esta última cantidad estaba antes impuesta únicamente por la construcción de los botones en n8n (sección 4.4). Ambas se resolvieron en una iteración posterior a la ejecución del experimento. Para el primer caso, se agregó manejo explícito de la excepción (respuesta HTTP 400 con mensaje descriptivo; commit fe7b672 del repositorio, Anexo F). Para el segundo, una validación de rango (1 a 10 unidades) en el endpoint POST /carrito/{chatId}/item (commit 94bb10e del repositorio, Anexo F). </w:t>
-      </w:r>
-    </w:p>
-    <w:p>
-      <w:pPr>
-        <w:ind w:left="-5" w:right="841"/>
-      </w:pPr>
-      <w:r>
-        <w:t xml:space="preserve">En una revisión posterior, la auditoría (hallazgo C15) señaló dos observaciones adicionales sobre este mismo flujo, que se investigaron y resolvieron en la misma sesión. La primera era una condición de carrera en la confirmación de pedidos: la comprobación en memoria del estado antes de descontar stock permitía que dos confirmaciones casi simultáneas del mismo pedido (por ejemplo, un doble clic) leyeran ambas el estado no confirmado antes de que la primera terminara de escribir, descontando el stock dos veces. Se corrigió reemplazando esa comprobación por una transición atómica a nivel de base de datos: una sentencia UPDATE condicionada a que el estado no sea ya CONFIRMADO, el mismo patrón ya usado para el descuento de stock. La corrección se validó con diez confirmaciones simultáneas reales sobre el mismo pedido y con el test de regresión confirmarEstadoDosVecesNoDescuentaStockDosVeces (sección 4.5). La segunda cuestionaba si la cantidad acumulada de un mismo producto al agregarlo dos veces al carrito debía limitarse al máximo de 10 unidades por interacción impuesto por el menú de botones de Telegram (sección 4.4). Se determinó que ese límite es exclusivo de la interfaz de botones y no una regla de negocio, por lo que la cantidad acumulada puede superar las 10 unidades sin inconveniente, siempre que la disponibilidad se valide contra el stock real al confirmar el pedido. Este comportamiento ya lo implementaba correctamente el sistema, y quedó cubierto con dos tests de regresión adicionales (sección 4.5).</w:t>
-      </w:r>
-    </w:p>
-    <w:p>
-      <w:pPr>
-        <w:ind w:left="-5" w:right="841"/>
-      </w:pPr>
-      <w:r>
-        <w:t xml:space="preserve">La auditoría señaló además, como riesgo de seguridad, que la configuración de desarrollo versionaba credenciales sensibles: un usuario de MySQL sin contraseña y valores por defecto para el secreto de firma JWT y la clave compartida de la integración con n8n. Estos valores permitían levantar el sistema sin definir ningún secreto real. Se separó la configuración en un perfil "dev" —activo por defecto, sin cambios en el flujo de trabajo local ni en la suite de pruebas— con esos valores de conveniencia. El archivo de configuración base, en cambio, no tiene valores por defecto para las credenciales de base de datos, el secreto JWT y la clave de n8n: cualquier otro perfil de despliegue debe definirlas por variable de entorno, o el arranque falla con un error explícito. Se agregó además la posibilidad de marcar la cookie de sesión JWT como Secure (solo HTTPS) mediante una variable de entorno, deshabilitada por defecto para no romper el desarrollo local sobre HTTP.</w:t>
-      </w:r>
-    </w:p>
-    <w:p>
-      <w:pPr>
-        <w:ind w:left="-5" w:right="841"/>
-      </w:pPr>
-      <w:r>
-        <w:t xml:space="preserve">Adicionalmente, se identifican como posibles extensiones: la integración con sistemas contables externos; la gestión de múltiples sucursales; la incorporación de módulos de facturación electrónica y de gestión de proveedores (conforme a lo señalado en la sección 1.6); y la evaluación de la escalabilidad del sistema ante un mayor volumen concurrente de pedidos. </w:t>
-      </w:r>
-    </w:p>
-    <w:p>
-      <w:pPr>
-        <w:spacing w:after="0" w:line="259" w:lineRule="auto"/>
-        <w:ind w:left="0" w:right="0" w:firstLine="0"/>
-        <w:jc w:val="left"/>
-      </w:pPr>
-      <w:r>
-        <w:t xml:space="preserve"> </w:t>
-        <w:tab/>
-        <w:t xml:space="preserve"> </w:t>
+      <w:r>
         <w:br w:type="page"/>
       </w:r>
     </w:p>
@@ -9923,14 +10439,14 @@
         <w:spacing w:after="129"/>
         <w:ind w:left="-5"/>
       </w:pPr>
-      <w:bookmarkStart w:id="80" w:name="_Referencias_Bibliográficas"/>
-      <w:bookmarkStart w:id="81" w:name="chRef"/>
-      <w:bookmarkEnd w:id="80"/>
+      <w:bookmarkStart w:id="88" w:name="_Referencias_Bibliográficas"/>
+      <w:bookmarkStart w:id="89" w:name="chRef"/>
+      <w:bookmarkEnd w:id="88"/>
       <w:r>
         <w:lastRenderedPageBreak/>
         <w:t>Referencias Bibliográficas</w:t>
       </w:r>
-      <w:bookmarkEnd w:id="81"/>
+      <w:bookmarkEnd w:id="89"/>
       <w:r>
         <w:rPr>
           <w:color w:val="2E74B5"/>
@@ -9952,18 +10468,70 @@
         <w:spacing w:after="176" w:line="276" w:lineRule="auto"/>
         <w:ind w:left="720" w:right="841" w:hanging="720"/>
         <w:jc w:val="left"/>
-      </w:pPr>
-      <w:r>
-        <w:t xml:space="preserve">Adamopoulou, E., y Moussiades, L. (2020). An overview of chatbot technology. In I. Maglogiannis, L. Iliadis, y E. Pimenidis (Eds.), </w:t>
+        <w:rPr>
+          <w:lang w:val="en-US"/>
+        </w:rPr>
+      </w:pPr>
+      <w:r>
+        <w:rPr>
+          <w:lang w:val="en-US"/>
+        </w:rPr>
+        <w:t xml:space="preserve">Adamopoulou, E., y </w:t>
+      </w:r>
+      <w:proofErr w:type="spellStart"/>
+      <w:r>
+        <w:rPr>
+          <w:lang w:val="en-US"/>
+        </w:rPr>
+        <w:t>Moussiades</w:t>
+      </w:r>
+      <w:proofErr w:type="spellEnd"/>
+      <w:r>
+        <w:rPr>
+          <w:lang w:val="en-US"/>
+        </w:rPr>
+        <w:t xml:space="preserve">, L. (2020). An overview of chatbot technology. In I. </w:t>
+      </w:r>
+      <w:proofErr w:type="spellStart"/>
+      <w:r>
+        <w:rPr>
+          <w:lang w:val="en-US"/>
+        </w:rPr>
+        <w:t>Maglogiannis</w:t>
+      </w:r>
+      <w:proofErr w:type="spellEnd"/>
+      <w:r>
+        <w:rPr>
+          <w:lang w:val="en-US"/>
+        </w:rPr>
+        <w:t xml:space="preserve">, L. Iliadis, y E. </w:t>
+      </w:r>
+      <w:proofErr w:type="spellStart"/>
+      <w:r>
+        <w:rPr>
+          <w:lang w:val="en-US"/>
+        </w:rPr>
+        <w:t>Pimenidis</w:t>
+      </w:r>
+      <w:proofErr w:type="spellEnd"/>
+      <w:r>
+        <w:rPr>
+          <w:lang w:val="en-US"/>
+        </w:rPr>
+        <w:t xml:space="preserve"> (Eds.), </w:t>
       </w:r>
       <w:r>
         <w:rPr>
           <w:i/>
           <w:iCs/>
-        </w:rPr>
-        <w:t xml:space="preserve">Artificial intelligence applications and innovations. AIAI 2020. IFIP Advances in Information and Communication Technology</w:t>
-      </w:r>
-      <w:r>
+          <w:lang w:val="en-US"/>
+        </w:rPr>
+        <w:t>Artificial intelligence applications and innovations. AIAI 2020. IFIP Advances in Information and Communication Technology</w:t>
+      </w:r>
+      <w:r>
+        <w:rPr>
+          <w:lang w:val="en-US"/>
+        </w:rPr>
         <w:t xml:space="preserve"> (Vol. 584, pp. 373–383). Springer. https://doi.org/10.1007/978-3-030-49186-4_31</w:t>
       </w:r>
     </w:p>
@@ -9972,19 +10540,43 @@
         <w:spacing w:after="176" w:line="276" w:lineRule="auto"/>
         <w:ind w:left="720" w:right="841" w:hanging="720"/>
         <w:jc w:val="left"/>
-      </w:pPr>
-      <w:r>
-        <w:t xml:space="preserve">Bogner, J., Kotstein, S., y Pfaff, T. (2023). Do RESTful API design rules have an impact on the understandability of Web APIs? </w:t>
+        <w:rPr>
+          <w:lang w:val="en-US"/>
+        </w:rPr>
+      </w:pPr>
+      <w:r>
+        <w:rPr>
+          <w:lang w:val="en-US"/>
+        </w:rPr>
+        <w:t xml:space="preserve">Bogner, J., </w:t>
+      </w:r>
+      <w:proofErr w:type="spellStart"/>
+      <w:r>
+        <w:rPr>
+          <w:lang w:val="en-US"/>
+        </w:rPr>
+        <w:t>Kotstein</w:t>
+      </w:r>
+      <w:proofErr w:type="spellEnd"/>
+      <w:r>
+        <w:rPr>
+          <w:lang w:val="en-US"/>
+        </w:rPr>
+        <w:t xml:space="preserve">, S., y Pfaff, T. (2023). Do RESTful API design rules have an impact on the understandability of Web APIs? </w:t>
       </w:r>
       <w:r>
         <w:rPr>
           <w:i/>
           <w:iCs/>
-        </w:rPr>
-        <w:t xml:space="preserve">Empirical Software Engineering, 28</w:t>
-      </w:r>
-      <w:r>
-        <w:t xml:space="preserve">(6), Article 132. https://doi.org/10.1007/s10664-023-10367-y</w:t>
+          <w:lang w:val="en-US"/>
+        </w:rPr>
+        <w:t>Empirical Software Engineering, 28</w:t>
+      </w:r>
+      <w:r>
+        <w:rPr>
+          <w:lang w:val="en-US"/>
+        </w:rPr>
+        <w:t>(6), Article 132. https://doi.org/10.1007/s10664-023-10367-y</w:t>
       </w:r>
     </w:p>
     <w:p>
@@ -9994,17 +10586,27 @@
         <w:jc w:val="left"/>
       </w:pPr>
       <w:r>
+        <w:rPr>
+          <w:lang w:val="en-US"/>
+        </w:rPr>
         <w:t xml:space="preserve">Campbell, D. T., y Stanley, J. C. (1963). </w:t>
       </w:r>
       <w:r>
         <w:rPr>
           <w:i/>
           <w:iCs/>
-        </w:rPr>
-        <w:t xml:space="preserve">Experimental and quasi-experimental designs for research</w:t>
-      </w:r>
-      <w:r>
-        <w:t xml:space="preserve">. Rand McNally.</w:t>
+          <w:lang w:val="en-US"/>
+        </w:rPr>
+        <w:t>Experimental and quasi-experimental designs for research</w:t>
+      </w:r>
+      <w:r>
+        <w:rPr>
+          <w:lang w:val="en-US"/>
+        </w:rPr>
+        <w:t xml:space="preserve">. </w:t>
+      </w:r>
+      <w:r>
+        <w:t>Rand McNally.</w:t>
       </w:r>
     </w:p>
     <w:p>
@@ -10012,6 +10614,9 @@
         <w:spacing w:after="176" w:line="276" w:lineRule="auto"/>
         <w:ind w:left="720" w:right="841" w:hanging="720"/>
         <w:jc w:val="left"/>
+        <w:rPr>
+          <w:lang w:val="en-US"/>
+        </w:rPr>
       </w:pPr>
       <w:r>
         <w:t xml:space="preserve">CEPAL (Comisión Económica para América Latina y el Caribe). (2021). </w:t>
@@ -10021,10 +10626,16 @@
           <w:i/>
           <w:iCs/>
         </w:rPr>
-        <w:t xml:space="preserve">Tecnologías digitales para un nuevo futuro</w:t>
-      </w:r>
-      <w:r>
-        <w:t xml:space="preserve"> (LC/TS.2021/43). CEPAL. https://repositorio.cepal.org/handle/11362/46816</w:t>
+        <w:t>Tecnologías digitales para un nuevo futuro</w:t>
+      </w:r>
+      <w:r>
+        <w:t xml:space="preserve"> (LC/TS.2021/43). </w:t>
+      </w:r>
+      <w:r>
+        <w:rPr>
+          <w:lang w:val="en-US"/>
+        </w:rPr>
+        <w:t>CEPAL. https://repositorio.cepal.org/handle/11362/46816</w:t>
       </w:r>
     </w:p>
     <w:p>
@@ -10032,19 +10643,43 @@
         <w:spacing w:after="176" w:line="276" w:lineRule="auto"/>
         <w:ind w:left="720" w:right="841" w:hanging="720"/>
         <w:jc w:val="left"/>
-      </w:pPr>
-      <w:r>
-        <w:t xml:space="preserve">Codd, E. F. (1970). A relational model of data for large shared data banks. </w:t>
+        <w:rPr>
+          <w:lang w:val="en-US"/>
+        </w:rPr>
+      </w:pPr>
+      <w:r>
+        <w:rPr>
+          <w:lang w:val="en-US"/>
+        </w:rPr>
+        <w:t xml:space="preserve">Codd, E. F. (1970). A relational model of data for </w:t>
+      </w:r>
+      <w:proofErr w:type="gramStart"/>
+      <w:r>
+        <w:rPr>
+          <w:lang w:val="en-US"/>
+        </w:rPr>
+        <w:t>large shared</w:t>
+      </w:r>
+      <w:proofErr w:type="gramEnd"/>
+      <w:r>
+        <w:rPr>
+          <w:lang w:val="en-US"/>
+        </w:rPr>
+        <w:t xml:space="preserve"> data banks. </w:t>
       </w:r>
       <w:r>
         <w:rPr>
           <w:i/>
           <w:iCs/>
-        </w:rPr>
-        <w:t xml:space="preserve">Communications of the ACM, 13</w:t>
-      </w:r>
-      <w:r>
-        <w:t xml:space="preserve">(6), 377–387. https://doi.org/10.1145/362384.362685</w:t>
+          <w:lang w:val="en-US"/>
+        </w:rPr>
+        <w:t>Communications of the ACM, 13</w:t>
+      </w:r>
+      <w:r>
+        <w:rPr>
+          <w:lang w:val="en-US"/>
+        </w:rPr>
+        <w:t>(6), 377–387. https://doi.org/10.1145/362384.362685</w:t>
       </w:r>
     </w:p>
     <w:p>
@@ -10052,18 +10687,28 @@
         <w:spacing w:after="176" w:line="276" w:lineRule="auto"/>
         <w:ind w:left="720" w:right="841" w:hanging="720"/>
         <w:jc w:val="left"/>
-      </w:pPr>
-      <w:r>
+        <w:rPr>
+          <w:lang w:val="en-US"/>
+        </w:rPr>
+      </w:pPr>
+      <w:r>
+        <w:rPr>
+          <w:lang w:val="en-US"/>
+        </w:rPr>
         <w:t xml:space="preserve">Cohen, J. (1988). </w:t>
       </w:r>
       <w:r>
         <w:rPr>
           <w:i/>
           <w:iCs/>
-        </w:rPr>
-        <w:t xml:space="preserve">Statistical power analysis for the behavioral sciences</w:t>
-      </w:r>
-      <w:r>
+          <w:lang w:val="en-US"/>
+        </w:rPr>
+        <w:t>Statistical power analysis for the behavioral sciences</w:t>
+      </w:r>
+      <w:r>
+        <w:rPr>
+          <w:lang w:val="en-US"/>
+        </w:rPr>
         <w:t xml:space="preserve"> (2nd ed.). Lawrence Erlbaum Associates.</w:t>
       </w:r>
     </w:p>
@@ -10072,18 +10717,28 @@
         <w:spacing w:after="176" w:line="276" w:lineRule="auto"/>
         <w:ind w:left="720" w:right="841" w:hanging="720"/>
         <w:jc w:val="left"/>
-      </w:pPr>
-      <w:r>
+        <w:rPr>
+          <w:lang w:val="en-US"/>
+        </w:rPr>
+      </w:pPr>
+      <w:r>
+        <w:rPr>
+          <w:lang w:val="en-US"/>
+        </w:rPr>
         <w:t xml:space="preserve">Date, C. J. (2004). </w:t>
       </w:r>
       <w:r>
         <w:rPr>
           <w:i/>
           <w:iCs/>
-        </w:rPr>
-        <w:t xml:space="preserve">An introduction to database systems</w:t>
-      </w:r>
-      <w:r>
+          <w:lang w:val="en-US"/>
+        </w:rPr>
+        <w:t>An introduction to database systems</w:t>
+      </w:r>
+      <w:r>
+        <w:rPr>
+          <w:lang w:val="en-US"/>
+        </w:rPr>
         <w:t xml:space="preserve"> (8th ed.). Pearson.</w:t>
       </w:r>
     </w:p>
@@ -10092,19 +10747,29 @@
         <w:spacing w:after="176" w:line="276" w:lineRule="auto"/>
         <w:ind w:left="720" w:right="841" w:hanging="720"/>
         <w:jc w:val="left"/>
-      </w:pPr>
-      <w:r>
+        <w:rPr>
+          <w:lang w:val="en-US"/>
+        </w:rPr>
+      </w:pPr>
+      <w:r>
+        <w:rPr>
+          <w:lang w:val="en-US"/>
+        </w:rPr>
         <w:t xml:space="preserve">Davenport, T. H., y Kirby, J. (2016). </w:t>
       </w:r>
       <w:r>
         <w:rPr>
           <w:i/>
           <w:iCs/>
-        </w:rPr>
-        <w:t xml:space="preserve">Only humans need apply: Winners and losers in the age of smart machines</w:t>
-      </w:r>
-      <w:r>
-        <w:t xml:space="preserve">. Harper Business.</w:t>
+          <w:lang w:val="en-US"/>
+        </w:rPr>
+        <w:t>Only humans need apply: Winners and losers in the age of smart machines</w:t>
+      </w:r>
+      <w:r>
+        <w:rPr>
+          <w:lang w:val="en-US"/>
+        </w:rPr>
+        <w:t>. Harper Business.</w:t>
       </w:r>
     </w:p>
     <w:p>
@@ -10112,18 +10777,28 @@
         <w:spacing w:after="176" w:line="276" w:lineRule="auto"/>
         <w:ind w:left="720" w:right="841" w:hanging="720"/>
         <w:jc w:val="left"/>
-      </w:pPr>
-      <w:r>
+        <w:rPr>
+          <w:lang w:val="en-US"/>
+        </w:rPr>
+      </w:pPr>
+      <w:r>
+        <w:rPr>
+          <w:lang w:val="en-US"/>
+        </w:rPr>
         <w:t xml:space="preserve">Fielding, R. T. (2000). </w:t>
       </w:r>
       <w:r>
         <w:rPr>
           <w:i/>
           <w:iCs/>
-        </w:rPr>
-        <w:t xml:space="preserve">Architectural styles and the design of network-based software architectures</w:t>
-      </w:r>
-      <w:r>
+          <w:lang w:val="en-US"/>
+        </w:rPr>
+        <w:t>Architectural styles and the design of network-based software architectures</w:t>
+      </w:r>
+      <w:r>
+        <w:rPr>
+          <w:lang w:val="en-US"/>
+        </w:rPr>
         <w:t xml:space="preserve"> [Doctoral dissertation, University of California, Irvine]. https://www.ics.uci.edu/~fielding/pubs/dissertation/top.htm</w:t>
       </w:r>
     </w:p>
@@ -10132,19 +10807,29 @@
         <w:spacing w:after="176" w:line="276" w:lineRule="auto"/>
         <w:ind w:left="720" w:right="841" w:hanging="720"/>
         <w:jc w:val="left"/>
-      </w:pPr>
-      <w:r>
+        <w:rPr>
+          <w:lang w:val="en-US"/>
+        </w:rPr>
+      </w:pPr>
+      <w:r>
+        <w:rPr>
+          <w:lang w:val="en-US"/>
+        </w:rPr>
         <w:t xml:space="preserve">Fowler, M. (2002). </w:t>
       </w:r>
       <w:r>
         <w:rPr>
           <w:i/>
           <w:iCs/>
-        </w:rPr>
-        <w:t xml:space="preserve">Patterns of enterprise application architecture</w:t>
-      </w:r>
-      <w:r>
-        <w:t xml:space="preserve">. Addison-Wesley.</w:t>
+          <w:lang w:val="en-US"/>
+        </w:rPr>
+        <w:t>Patterns of enterprise application architecture</w:t>
+      </w:r>
+      <w:r>
+        <w:rPr>
+          <w:lang w:val="en-US"/>
+        </w:rPr>
+        <w:t>. Addison-Wesley.</w:t>
       </w:r>
     </w:p>
     <w:p>
@@ -10152,18 +10837,28 @@
         <w:spacing w:after="176" w:line="276" w:lineRule="auto"/>
         <w:ind w:left="720" w:right="841" w:hanging="720"/>
         <w:jc w:val="left"/>
-      </w:pPr>
-      <w:r>
+        <w:rPr>
+          <w:lang w:val="en-US"/>
+        </w:rPr>
+      </w:pPr>
+      <w:r>
+        <w:rPr>
+          <w:lang w:val="en-US"/>
+        </w:rPr>
         <w:t xml:space="preserve">Fritsch, T. (2024). Chatbots: An overview of current issues and challenges. In K. Arai (Ed.), </w:t>
       </w:r>
       <w:r>
         <w:rPr>
           <w:i/>
           <w:iCs/>
-        </w:rPr>
-        <w:t xml:space="preserve">Advances in information and communication. FICC 2024</w:t>
-      </w:r>
-      <w:r>
+          <w:lang w:val="en-US"/>
+        </w:rPr>
+        <w:t>Advances in information and communication. FICC 2024</w:t>
+      </w:r>
+      <w:r>
+        <w:rPr>
+          <w:lang w:val="en-US"/>
+        </w:rPr>
         <w:t xml:space="preserve"> (Lecture Notes in Networks and Systems, Vol. 919, pp. 84–104). Springer. https://doi.org/10.1007/978-3-031-53960-2_7</w:t>
       </w:r>
     </w:p>
@@ -10172,18 +10867,28 @@
         <w:spacing w:after="176" w:line="276" w:lineRule="auto"/>
         <w:ind w:left="720" w:right="841" w:hanging="720"/>
         <w:jc w:val="left"/>
-      </w:pPr>
-      <w:r>
+        <w:rPr>
+          <w:lang w:val="en-US"/>
+        </w:rPr>
+      </w:pPr>
+      <w:r>
+        <w:rPr>
+          <w:lang w:val="en-US"/>
+        </w:rPr>
         <w:t xml:space="preserve">Heizer, J., Render, B., y Munson, C. (2017). </w:t>
       </w:r>
       <w:r>
         <w:rPr>
           <w:i/>
           <w:iCs/>
-        </w:rPr>
-        <w:t xml:space="preserve">Operations management: Sustainability and supply chain management</w:t>
-      </w:r>
-      <w:r>
+          <w:lang w:val="en-US"/>
+        </w:rPr>
+        <w:t>Operations management: Sustainability and supply chain management</w:t>
+      </w:r>
+      <w:r>
+        <w:rPr>
+          <w:lang w:val="en-US"/>
+        </w:rPr>
         <w:t xml:space="preserve"> (12th ed.). Pearson.</w:t>
       </w:r>
     </w:p>
@@ -10194,6 +10899,9 @@
         <w:jc w:val="left"/>
       </w:pPr>
       <w:r>
+        <w:rPr>
+          <w:lang w:val="en-US"/>
+        </w:rPr>
         <w:t xml:space="preserve">Hevner, A. R., March, S. T., Park, J., y Ram, S. (2004). Design science in information systems research. </w:t>
       </w:r>
       <w:r>
@@ -10201,10 +10909,26 @@
           <w:i/>
           <w:iCs/>
         </w:rPr>
-        <w:t xml:space="preserve">MIS Quarterly, 28</w:t>
-      </w:r>
-      <w:r>
-        <w:t xml:space="preserve">(1), 75–106. https://doi.org/10.2307/25148625</w:t>
+        <w:t xml:space="preserve">MIS </w:t>
+      </w:r>
+      <w:proofErr w:type="spellStart"/>
+      <w:r>
+        <w:rPr>
+          <w:i/>
+          <w:iCs/>
+        </w:rPr>
+        <w:t>Quarterly</w:t>
+      </w:r>
+      <w:proofErr w:type="spellEnd"/>
+      <w:r>
+        <w:rPr>
+          <w:i/>
+          <w:iCs/>
+        </w:rPr>
+        <w:t>, 28</w:t>
+      </w:r>
+      <w:r>
+        <w:t>(1), 75–106. https://doi.org/10.2307/25148625</w:t>
       </w:r>
     </w:p>
     <w:p>
@@ -10212,19 +10936,43 @@
         <w:spacing w:after="176" w:line="276" w:lineRule="auto"/>
         <w:ind w:left="720" w:right="841" w:hanging="720"/>
         <w:jc w:val="left"/>
-      </w:pPr>
-      <w:r>
-        <w:t xml:space="preserve">Li, Z., Wu, C., Li, J., y Yuan, Q. (2026). Chatbot research in the fields of business and information systems: A systematic review and bibliometric analysis. </w:t>
-      </w:r>
+        <w:rPr>
+          <w:lang w:val="en-US"/>
+        </w:rPr>
+      </w:pPr>
+      <w:r>
+        <w:lastRenderedPageBreak/>
+        <w:t xml:space="preserve">Li, Z., Wu, C., Li, J., y Yuan, Q. (2026). </w:t>
+      </w:r>
+      <w:r>
+        <w:rPr>
+          <w:lang w:val="en-US"/>
+        </w:rPr>
+        <w:t xml:space="preserve">Chatbot research in the fields of business and information systems: A systematic review and bibliometric analysis. </w:t>
+      </w:r>
+      <w:proofErr w:type="spellStart"/>
       <w:r>
         <w:rPr>
           <w:i/>
           <w:iCs/>
-        </w:rPr>
-        <w:t xml:space="preserve">Aslib Journal of Information Management, 78</w:t>
-      </w:r>
-      <w:r>
-        <w:t xml:space="preserve">(4), 988–1014. https://doi.org/10.1108/AJIM-05-2024-0427</w:t>
+          <w:lang w:val="en-US"/>
+        </w:rPr>
+        <w:t>Aslib</w:t>
+      </w:r>
+      <w:proofErr w:type="spellEnd"/>
+      <w:r>
+        <w:rPr>
+          <w:i/>
+          <w:iCs/>
+          <w:lang w:val="en-US"/>
+        </w:rPr>
+        <w:t xml:space="preserve"> Journal of Information Management, 78</w:t>
+      </w:r>
+      <w:r>
+        <w:rPr>
+          <w:lang w:val="en-US"/>
+        </w:rPr>
+        <w:t>(4), 988–1014. https://doi.org/10.1108/AJIM-05-2024-0427</w:t>
       </w:r>
     </w:p>
     <w:p>
@@ -10232,19 +10980,29 @@
         <w:spacing w:after="176" w:line="276" w:lineRule="auto"/>
         <w:ind w:left="720" w:right="841" w:hanging="720"/>
         <w:jc w:val="left"/>
-      </w:pPr>
-      <w:r>
+        <w:rPr>
+          <w:lang w:val="en-US"/>
+        </w:rPr>
+      </w:pPr>
+      <w:r>
+        <w:rPr>
+          <w:lang w:val="en-US"/>
+        </w:rPr>
         <w:t xml:space="preserve">Mehta, I. (2024, July 23). Telegram’s userbase climbs to 950M, plans to launch app store. </w:t>
       </w:r>
       <w:r>
         <w:rPr>
           <w:i/>
           <w:iCs/>
-        </w:rPr>
-        <w:t xml:space="preserve">TechCrunch</w:t>
-      </w:r>
-      <w:r>
-        <w:t xml:space="preserve">. https://techcrunch.com/2024/07/23/telegrams-userbase-climbs-to-950m-plans-to-launch-app-store</w:t>
+          <w:lang w:val="en-US"/>
+        </w:rPr>
+        <w:t>TechCrunch</w:t>
+      </w:r>
+      <w:r>
+        <w:rPr>
+          <w:lang w:val="en-US"/>
+        </w:rPr>
+        <w:t>. https://techcrunch.com/2024/07/23/telegrams-userbase-climbs-to-950m-plans-to-launch-app-store</w:t>
       </w:r>
     </w:p>
     <w:p>
@@ -10252,19 +11010,37 @@
         <w:spacing w:after="176" w:line="276" w:lineRule="auto"/>
         <w:ind w:left="720" w:right="841" w:hanging="720"/>
         <w:jc w:val="left"/>
-      </w:pPr>
-      <w:r>
-        <w:t xml:space="preserve">Moeuf, A., Lamouri, S., Pellerin, R., Tamayo-Giraldo, S., Tobon-Valencia, E., y Eburdy, R. (2020). Identification of critical success factors, risks and opportunities of Industry 4.0 in SMEs. </w:t>
+        <w:rPr>
+          <w:lang w:val="en-US"/>
+        </w:rPr>
+      </w:pPr>
+      <w:proofErr w:type="spellStart"/>
+      <w:r>
+        <w:t>Moeuf</w:t>
+      </w:r>
+      <w:proofErr w:type="spellEnd"/>
+      <w:r>
+        <w:t xml:space="preserve">, A., Lamouri, S., Pellerin, R., Tamayo-Giraldo, S., Tobon-Valencia, E., y Eburdy, R. (2020). </w:t>
+      </w:r>
+      <w:r>
+        <w:rPr>
+          <w:lang w:val="en-US"/>
+        </w:rPr>
+        <w:t xml:space="preserve">Identification of critical success factors, risks and opportunities of Industry 4.0 in SMEs. </w:t>
       </w:r>
       <w:r>
         <w:rPr>
           <w:i/>
           <w:iCs/>
-        </w:rPr>
-        <w:t xml:space="preserve">International Journal of Production Research, 58</w:t>
-      </w:r>
-      <w:r>
-        <w:t xml:space="preserve">(5), 1384–1400. https://doi.org/10.1080/00207543.2019.1636323</w:t>
+          <w:lang w:val="en-US"/>
+        </w:rPr>
+        <w:t>International Journal of Production Research, 58</w:t>
+      </w:r>
+      <w:r>
+        <w:rPr>
+          <w:lang w:val="en-US"/>
+        </w:rPr>
+        <w:t>(5), 1384–1400. https://doi.org/10.1080/00207543.2019.1636323</w:t>
       </w:r>
     </w:p>
     <w:p>
@@ -10272,19 +11048,29 @@
         <w:spacing w:after="176" w:line="276" w:lineRule="auto"/>
         <w:ind w:left="720" w:right="841" w:hanging="720"/>
         <w:jc w:val="left"/>
-      </w:pPr>
-      <w:r>
+        <w:rPr>
+          <w:lang w:val="en-US"/>
+        </w:rPr>
+      </w:pPr>
+      <w:r>
+        <w:rPr>
+          <w:lang w:val="en-US"/>
+        </w:rPr>
         <w:t xml:space="preserve">n8n. (2022). </w:t>
       </w:r>
       <w:r>
         <w:rPr>
           <w:i/>
           <w:iCs/>
-        </w:rPr>
-        <w:t xml:space="preserve">Sustainable Use License (n8n Community License)</w:t>
-      </w:r>
-      <w:r>
-        <w:t xml:space="preserve">. https://docs.n8n.io/n8n-community-license</w:t>
+          <w:lang w:val="en-US"/>
+        </w:rPr>
+        <w:t>Sustainable Use License (n8n Community License)</w:t>
+      </w:r>
+      <w:r>
+        <w:rPr>
+          <w:lang w:val="en-US"/>
+        </w:rPr>
+        <w:t>. https://docs.n8n.io/n8n-community-license</w:t>
       </w:r>
     </w:p>
     <w:p>
@@ -10292,19 +11078,29 @@
         <w:spacing w:after="176" w:line="276" w:lineRule="auto"/>
         <w:ind w:left="720" w:right="841" w:hanging="720"/>
         <w:jc w:val="left"/>
-      </w:pPr>
-      <w:r>
+        <w:rPr>
+          <w:lang w:val="en-US"/>
+        </w:rPr>
+      </w:pPr>
+      <w:r>
+        <w:rPr>
+          <w:lang w:val="en-US"/>
+        </w:rPr>
         <w:t xml:space="preserve">n8n. (2024). </w:t>
       </w:r>
       <w:r>
         <w:rPr>
           <w:i/>
           <w:iCs/>
-        </w:rPr>
-        <w:t xml:space="preserve">n8n documentation: Workflow automation</w:t>
-      </w:r>
-      <w:r>
-        <w:t xml:space="preserve">. https://docs.n8n.io</w:t>
+          <w:lang w:val="en-US"/>
+        </w:rPr>
+        <w:t>n8n documentation: Workflow automation</w:t>
+      </w:r>
+      <w:r>
+        <w:rPr>
+          <w:lang w:val="en-US"/>
+        </w:rPr>
+        <w:t>. https://docs.n8n.io</w:t>
       </w:r>
     </w:p>
     <w:p>
@@ -10312,19 +11108,29 @@
         <w:spacing w:after="176" w:line="276" w:lineRule="auto"/>
         <w:ind w:left="720" w:right="841" w:hanging="720"/>
         <w:jc w:val="left"/>
-      </w:pPr>
-      <w:r>
+        <w:rPr>
+          <w:lang w:val="en-US"/>
+        </w:rPr>
+      </w:pPr>
+      <w:r>
+        <w:rPr>
+          <w:lang w:val="en-US"/>
+        </w:rPr>
         <w:t xml:space="preserve">Newman, S. (2019). </w:t>
       </w:r>
       <w:r>
         <w:rPr>
           <w:i/>
           <w:iCs/>
-        </w:rPr>
-        <w:t xml:space="preserve">Monolith to microservices: Evolutionary patterns to transform your monolith</w:t>
-      </w:r>
-      <w:r>
-        <w:t xml:space="preserve">. O'Reilly Media.</w:t>
+          <w:lang w:val="en-US"/>
+        </w:rPr>
+        <w:t>Monolith to microservices: Evolutionary patterns to transform your monolith</w:t>
+      </w:r>
+      <w:r>
+        <w:rPr>
+          <w:lang w:val="en-US"/>
+        </w:rPr>
+        <w:t>. O'Reilly Media.</w:t>
       </w:r>
     </w:p>
     <w:p>
@@ -10334,17 +11140,27 @@
         <w:jc w:val="left"/>
       </w:pPr>
       <w:r>
+        <w:rPr>
+          <w:lang w:val="en-US"/>
+        </w:rPr>
         <w:t xml:space="preserve">OECD. (2021). </w:t>
       </w:r>
       <w:r>
         <w:rPr>
           <w:i/>
           <w:iCs/>
-        </w:rPr>
-        <w:t xml:space="preserve">The digital transformation of SMEs</w:t>
-      </w:r>
-      <w:r>
-        <w:t xml:space="preserve">. OECD Studies on SMEs and Entrepreneurship. OECD Publishing. https://doi.org/10.1787/bdb9256a-en</w:t>
+          <w:lang w:val="en-US"/>
+        </w:rPr>
+        <w:t>The digital transformation of SMEs</w:t>
+      </w:r>
+      <w:r>
+        <w:rPr>
+          <w:lang w:val="en-US"/>
+        </w:rPr>
+        <w:t xml:space="preserve">. OECD Studies on SMEs and Entrepreneurship. </w:t>
+      </w:r>
+      <w:r>
+        <w:t>OECD Publishing. https://doi.org/10.1787/bdb9256a-en</w:t>
       </w:r>
     </w:p>
     <w:p>
@@ -10352,19 +11168,46 @@
         <w:spacing w:after="176" w:line="276" w:lineRule="auto"/>
         <w:ind w:left="720" w:right="841" w:hanging="720"/>
         <w:jc w:val="left"/>
-      </w:pPr>
-      <w:r>
-        <w:t xml:space="preserve">Parra-Sanchez, D. T., y Talero-Sarmiento, L. H. (2024). Digital transformation in small and medium enterprises: A scientometric analysis. </w:t>
+        <w:rPr>
+          <w:lang w:val="en-US"/>
+        </w:rPr>
+      </w:pPr>
+      <w:r>
+        <w:t xml:space="preserve">Parra-Sanchez, D. T., y Talero-Sarmiento, L. H. (2024). </w:t>
+      </w:r>
+      <w:r>
+        <w:rPr>
+          <w:lang w:val="en-US"/>
+        </w:rPr>
+        <w:t xml:space="preserve">Digital transformation in small and medium enterprises: A </w:t>
+      </w:r>
+      <w:proofErr w:type="spellStart"/>
+      <w:r>
+        <w:rPr>
+          <w:lang w:val="en-US"/>
+        </w:rPr>
+        <w:t>scientometric</w:t>
+      </w:r>
+      <w:proofErr w:type="spellEnd"/>
+      <w:r>
+        <w:rPr>
+          <w:lang w:val="en-US"/>
+        </w:rPr>
+        <w:t xml:space="preserve"> analysis. </w:t>
       </w:r>
       <w:r>
         <w:rPr>
           <w:i/>
           <w:iCs/>
-        </w:rPr>
-        <w:t xml:space="preserve">Digital Transformation and Society, 3</w:t>
-      </w:r>
-      <w:r>
-        <w:t xml:space="preserve">(3), 257–276. https://doi.org/10.1108/DTS-06-2023-0048</w:t>
+          <w:lang w:val="en-US"/>
+        </w:rPr>
+        <w:t>Digital Transformation and Society, 3</w:t>
+      </w:r>
+      <w:r>
+        <w:rPr>
+          <w:lang w:val="en-US"/>
+        </w:rPr>
+        <w:t>(3), 257–276. https://doi.org/10.1108/DTS-06-2023-0048</w:t>
       </w:r>
     </w:p>
     <w:p>
@@ -10372,19 +11215,29 @@
         <w:spacing w:after="176" w:line="276" w:lineRule="auto"/>
         <w:ind w:left="720" w:right="841" w:hanging="720"/>
         <w:jc w:val="left"/>
-      </w:pPr>
-      <w:r>
+        <w:rPr>
+          <w:lang w:val="en-US"/>
+        </w:rPr>
+      </w:pPr>
+      <w:r>
+        <w:rPr>
+          <w:lang w:val="en-US"/>
+        </w:rPr>
         <w:t xml:space="preserve">Pfister, P., y Lehmann, C. (2023). Measuring the success of digital transformation in German SMEs. </w:t>
       </w:r>
       <w:r>
         <w:rPr>
           <w:i/>
           <w:iCs/>
-        </w:rPr>
-        <w:t xml:space="preserve">Journal of Small Business Strategy, 33</w:t>
-      </w:r>
-      <w:r>
-        <w:t xml:space="preserve">(1), 1–19. https://doi.org/10.53703/001c.39679</w:t>
+          <w:lang w:val="en-US"/>
+        </w:rPr>
+        <w:t>Journal of Small Business Strategy, 33</w:t>
+      </w:r>
+      <w:r>
+        <w:rPr>
+          <w:lang w:val="en-US"/>
+        </w:rPr>
+        <w:t>(1), 1–19. https://doi.org/10.53703/001c.39679</w:t>
       </w:r>
     </w:p>
     <w:p>
@@ -10392,19 +11245,29 @@
         <w:spacing w:after="176" w:line="276" w:lineRule="auto"/>
         <w:ind w:left="720" w:right="841" w:hanging="720"/>
         <w:jc w:val="left"/>
-      </w:pPr>
-      <w:r>
+        <w:rPr>
+          <w:lang w:val="en-US"/>
+        </w:rPr>
+      </w:pPr>
+      <w:r>
+        <w:rPr>
+          <w:lang w:val="en-US"/>
+        </w:rPr>
         <w:t xml:space="preserve">Richardson, L., y Ruby, S. (2007). </w:t>
       </w:r>
       <w:r>
         <w:rPr>
           <w:i/>
           <w:iCs/>
-        </w:rPr>
-        <w:t xml:space="preserve">RESTful web services</w:t>
-      </w:r>
-      <w:r>
-        <w:t xml:space="preserve">. O'Reilly Media.</w:t>
+          <w:lang w:val="en-US"/>
+        </w:rPr>
+        <w:t>RESTful web services</w:t>
+      </w:r>
+      <w:r>
+        <w:rPr>
+          <w:lang w:val="en-US"/>
+        </w:rPr>
+        <w:t>. O'Reilly Media.</w:t>
       </w:r>
     </w:p>
     <w:p>
@@ -10412,18 +11275,28 @@
         <w:spacing w:after="176" w:line="276" w:lineRule="auto"/>
         <w:ind w:left="720" w:right="841" w:hanging="720"/>
         <w:jc w:val="left"/>
-      </w:pPr>
-      <w:r>
+        <w:rPr>
+          <w:lang w:val="en-US"/>
+        </w:rPr>
+      </w:pPr>
+      <w:r>
+        <w:rPr>
+          <w:lang w:val="en-US"/>
+        </w:rPr>
         <w:t xml:space="preserve">Rosenthal, R. (1991). </w:t>
       </w:r>
       <w:r>
         <w:rPr>
           <w:i/>
           <w:iCs/>
-        </w:rPr>
-        <w:t xml:space="preserve">Meta-analytic procedures for social research</w:t>
-      </w:r>
-      <w:r>
+          <w:lang w:val="en-US"/>
+        </w:rPr>
+        <w:t>Meta-analytic procedures for social research</w:t>
+      </w:r>
+      <w:r>
+        <w:rPr>
+          <w:lang w:val="en-US"/>
+        </w:rPr>
         <w:t xml:space="preserve"> (Rev. ed.). Sage Publications.</w:t>
       </w:r>
     </w:p>
@@ -10432,19 +11305,29 @@
         <w:spacing w:after="176" w:line="276" w:lineRule="auto"/>
         <w:ind w:left="720" w:right="841" w:hanging="720"/>
         <w:jc w:val="left"/>
-      </w:pPr>
-      <w:r>
+        <w:rPr>
+          <w:lang w:val="en-US"/>
+        </w:rPr>
+      </w:pPr>
+      <w:r>
+        <w:rPr>
+          <w:lang w:val="en-US"/>
+        </w:rPr>
         <w:t xml:space="preserve">Sufi, F. (2023). Algorithms in low-code-no-code for research applications: A practical review. </w:t>
       </w:r>
       <w:r>
         <w:rPr>
           <w:i/>
           <w:iCs/>
-        </w:rPr>
-        <w:t xml:space="preserve">Algorithms, 16</w:t>
-      </w:r>
-      <w:r>
-        <w:t xml:space="preserve">(2), 108. https://doi.org/10.3390/a16020108</w:t>
+          <w:lang w:val="en-US"/>
+        </w:rPr>
+        <w:t>Algorithms, 16</w:t>
+      </w:r>
+      <w:r>
+        <w:rPr>
+          <w:lang w:val="en-US"/>
+        </w:rPr>
+        <w:t>(2), 108. https://doi.org/10.3390/a16020108</w:t>
       </w:r>
     </w:p>
     <w:p>
@@ -10452,19 +11335,29 @@
         <w:spacing w:after="176" w:line="276" w:lineRule="auto"/>
         <w:ind w:left="720" w:right="841" w:hanging="720"/>
         <w:jc w:val="left"/>
-      </w:pPr>
-      <w:r>
+        <w:rPr>
+          <w:lang w:val="en-US"/>
+        </w:rPr>
+      </w:pPr>
+      <w:r>
+        <w:rPr>
+          <w:lang w:val="en-US"/>
+        </w:rPr>
         <w:t xml:space="preserve">Telegram. (2024). </w:t>
       </w:r>
       <w:r>
         <w:rPr>
           <w:i/>
           <w:iCs/>
-        </w:rPr>
-        <w:t xml:space="preserve">Telegram Bot API documentation</w:t>
-      </w:r>
-      <w:r>
-        <w:t xml:space="preserve">. https://core.telegram.org/bots/api</w:t>
+          <w:lang w:val="en-US"/>
+        </w:rPr>
+        <w:t>Telegram Bot API documentation</w:t>
+      </w:r>
+      <w:r>
+        <w:rPr>
+          <w:lang w:val="en-US"/>
+        </w:rPr>
+        <w:t>. https://core.telegram.org/bots/api</w:t>
       </w:r>
     </w:p>
     <w:p>
@@ -10474,17 +11367,32 @@
         <w:jc w:val="left"/>
       </w:pPr>
       <w:r>
-        <w:t xml:space="preserve">van der Aalst, W. M. P. (2016). </w:t>
+        <w:t xml:space="preserve">van </w:t>
+      </w:r>
+      <w:proofErr w:type="spellStart"/>
+      <w:r>
+        <w:t>der</w:t>
+      </w:r>
+      <w:proofErr w:type="spellEnd"/>
+      <w:r>
+        <w:t xml:space="preserve"> Aalst, W. M. P. (2016). </w:t>
       </w:r>
       <w:r>
         <w:rPr>
           <w:i/>
           <w:iCs/>
-        </w:rPr>
-        <w:t xml:space="preserve">Process mining: Data science in action</w:t>
-      </w:r>
-      <w:r>
-        <w:t xml:space="preserve"> (2nd ed.). Springer. https://doi.org/10.1007/978-3-662-49851-4</w:t>
+          <w:lang w:val="en-US"/>
+        </w:rPr>
+        <w:t>Process mining: Data science in action</w:t>
+      </w:r>
+      <w:r>
+        <w:rPr>
+          <w:lang w:val="en-US"/>
+        </w:rPr>
+        <w:t xml:space="preserve"> (2nd ed.). </w:t>
+      </w:r>
+      <w:r>
+        <w:t>Springer. https://doi.org/10.1007/978-3-662-49851-4</w:t>
       </w:r>
     </w:p>
     <w:p>
@@ -10495,8 +11403,12 @@
       </w:pPr>
       <w:r>
         <w:t xml:space="preserve"> </w:t>
+      </w:r>
+      <w:r>
         <w:tab/>
         <w:t xml:space="preserve"> </w:t>
+      </w:r>
+      <w:r>
         <w:br w:type="page"/>
       </w:r>
     </w:p>
@@ -10506,14 +11418,14 @@
         <w:spacing w:after="129"/>
         <w:ind w:left="-5"/>
       </w:pPr>
-      <w:bookmarkStart w:id="82" w:name="_Anexos"/>
-      <w:bookmarkStart w:id="83" w:name="chAnx"/>
-      <w:bookmarkEnd w:id="82"/>
+      <w:bookmarkStart w:id="90" w:name="_Anexos"/>
+      <w:bookmarkStart w:id="91" w:name="chAnx"/>
+      <w:bookmarkEnd w:id="90"/>
       <w:r>
         <w:lastRenderedPageBreak/>
         <w:t>Anexos</w:t>
       </w:r>
-      <w:bookmarkEnd w:id="83"/>
+      <w:bookmarkEnd w:id="91"/>
       <w:r>
         <w:rPr>
           <w:color w:val="2E74B5"/>
@@ -10536,13 +11448,13 @@
         <w:pStyle w:val="Ttulo3"/>
         <w:ind w:left="-5"/>
       </w:pPr>
-      <w:bookmarkStart w:id="84" w:name="_Anexo_A._Dataset"/>
-      <w:bookmarkStart w:id="85" w:name="anxA"/>
-      <w:bookmarkEnd w:id="84"/>
+      <w:bookmarkStart w:id="92" w:name="_Anexo_A._Dataset"/>
+      <w:bookmarkStart w:id="93" w:name="anxA"/>
+      <w:bookmarkEnd w:id="92"/>
       <w:r>
         <w:t>Anexo A. Dataset crudo del experimento</w:t>
       </w:r>
-      <w:bookmarkEnd w:id="85"/>
+      <w:bookmarkEnd w:id="93"/>
       <w:r>
         <w:rPr>
           <w:color w:val="2E74B5"/>
@@ -10575,164 +11487,155 @@
         <w:t xml:space="preserve">Referencia: </w:t>
       </w:r>
     </w:p>
-    <w:bookmarkStart w:id="86" w:name="_Anexo_B._Análisis"/>
-    <w:bookmarkStart w:id="87" w:name="anxB"/>
-    <w:bookmarkEnd w:id="86"/>
+    <w:bookmarkStart w:id="94" w:name="_Anexo_B._Análisis"/>
+    <w:bookmarkStart w:id="95" w:name="anxB"/>
+    <w:bookmarkEnd w:id="94"/>
+    <w:p>
+      <w:pPr>
+        <w:spacing w:after="200" w:line="259" w:lineRule="auto"/>
+        <w:ind w:left="-5" w:right="0" w:firstLine="0"/>
+      </w:pPr>
+      <w:r>
+        <w:fldChar w:fldCharType="begin"/>
+      </w:r>
+      <w:r>
+        <w:instrText>HYPERLINK "https://docs.google.com/spreadsheets/d/1YY23zZMBffX5gjKMN9Uy8w6rJ9jDVK1q/edit?usp=drive_link&amp;ouid=114634369866028785057&amp;rtpof=true&amp;sd=true"</w:instrText>
+      </w:r>
+      <w:r>
+        <w:fldChar w:fldCharType="separate"/>
+      </w:r>
+      <w:r>
+        <w:rPr>
+          <w:rStyle w:val="Hipervnculo"/>
+        </w:rPr>
+        <w:t>https://docs.google.com/spreadsheets/d/1YY23zZMBffX5gjKMN9Uy8w6r</w:t>
+      </w:r>
+      <w:r>
+        <w:rPr>
+          <w:rStyle w:val="Hipervnculo"/>
+        </w:rPr>
+        <w:t>J</w:t>
+      </w:r>
+      <w:r>
+        <w:rPr>
+          <w:rStyle w:val="Hipervnculo"/>
+        </w:rPr>
+        <w:t>9jDVK1q/edit?usp=drive_link&amp;ouid=114634369866028785057&amp;rtpof=true&amp;sd=true</w:t>
+      </w:r>
+      <w:r>
+        <w:fldChar w:fldCharType="end"/>
+      </w:r>
+    </w:p>
+    <w:p>
+      <w:pPr>
+        <w:spacing w:after="200" w:line="259" w:lineRule="auto"/>
+        <w:ind w:left="-5" w:right="0" w:firstLine="0"/>
+      </w:pPr>
+      <w:r>
+        <w:t>Permisos de acceso: el enlace es de acceso público (cualquier persona que lo posea puede visualizar la planilla, sin necesidad de iniciar sesión ni de pertenecer a un dominio institucional).</w:t>
+      </w:r>
+    </w:p>
     <w:p>
       <w:pPr>
         <w:pStyle w:val="Ttulo3"/>
         <w:ind w:left="-5"/>
-        <w:rPr>
-          <w:b w:val="0"/>
-          <w:color w:val="96607D"/>
-          <w:sz w:val="21"/>
-          <w:u w:val="single"/>
-        </w:rPr>
-      </w:pPr>
-      <w:r>
-        <w:rPr>
-          <w:b w:val="0"/>
-          <w:color w:val="96607D"/>
-          <w:sz w:val="21"/>
-          <w:u w:val="single"/>
-        </w:rPr>
-        <w:fldChar w:fldCharType="begin"/>
-        <w:instrText>HYPERLINK "</w:instrText>
-        <w:instrText>https://docs.google.com/spreadsheets/d/1lezUfoHEliCRPREfPnNd4bUB4S8yqTAr/edit?gid=1754956326#gid=1754956326</w:instrText>
-        <w:instrText>"</w:instrText>
-        <w:fldChar w:fldCharType="separate"/>
-      </w:r>
-      <w:r>
-        <w:rPr>
-          <w:rStyle w:val="Hipervnculo"/>
-          <w:b w:val="0"/>
-          <w:sz w:val="21"/>
-        </w:rPr>
-        <w:t>https://docs.google.com/spreadsheets/d/1lezUfoHEliCRPREfPnNd4bUB4S8yqTAr/edit?gid=1754956326#gid=1754956326</w:t>
-      </w:r>
-      <w:r>
-        <w:rPr>
-          <w:b w:val="0"/>
-          <w:color w:val="96607D"/>
-          <w:sz w:val="21"/>
-          <w:u w:val="single"/>
-        </w:rPr>
-        <w:fldChar w:fldCharType="end"/>
+      </w:pPr>
+      <w:r>
+        <w:t>Anexo B. Análisis estadístico</w:t>
+      </w:r>
+      <w:bookmarkEnd w:id="95"/>
+      <w:r>
+        <w:rPr>
+          <w:color w:val="2E74B5"/>
+        </w:rPr>
+        <w:t xml:space="preserve"> </w:t>
+      </w:r>
+    </w:p>
+    <w:p>
+      <w:pPr>
+        <w:spacing w:after="338"/>
+        <w:ind w:left="-5" w:right="841"/>
+      </w:pPr>
+      <w:r>
+        <w:t xml:space="preserve">Los estadísticos reportados en la sección 5.1 —medias, desvíos estándar, prueba de Shapiro-Wilk, prueba de Wilcoxon, tamaño del efecto r y el intervalo de confianza bootstrap para la diferencia de medianas de TPP— se calcularon a partir de los datos crudos del Anexo A. Para ello se utilizó la biblioteca SciPy de Python. El script reproducible (docs/analisis/compute_stats.py) y la salida real de su ejecución (docs/analisis/salida_compute_stats.txt) se incluyen en el repositorio de código (Anexo F), de modo que los valores informados pueden recalcularse directamente sobre el Anexo A sin depender de una reconstrucción manual. El esquema de la base de datos (DDL), generado a partir de las seis entidades JPA descriptas en la sección 4.3, se documenta en docs/analisis/schema.sql dentro del mismo repositorio. </w:t>
+      </w:r>
+    </w:p>
+    <w:p>
+      <w:pPr>
+        <w:pStyle w:val="Ttulo3"/>
+        <w:ind w:left="-5"/>
+      </w:pPr>
+      <w:bookmarkStart w:id="96" w:name="_Anexo_C._Flujo"/>
+      <w:bookmarkStart w:id="97" w:name="anxC"/>
+      <w:bookmarkEnd w:id="96"/>
+      <w:r>
+        <w:t>Anexo C. Flujo de automatización de n8n</w:t>
+      </w:r>
+      <w:bookmarkEnd w:id="97"/>
+      <w:r>
+        <w:rPr>
+          <w:color w:val="2E74B5"/>
+        </w:rPr>
+        <w:t xml:space="preserve"> </w:t>
+      </w:r>
+    </w:p>
+    <w:p>
+      <w:pPr>
+        <w:ind w:left="-5" w:right="841"/>
+      </w:pPr>
+      <w:r>
+        <w:t xml:space="preserve">Archivo: workflowN8N.json </w:t>
+      </w:r>
+    </w:p>
+    <w:p>
+      <w:pPr>
+        <w:ind w:left="-5" w:right="841"/>
+      </w:pPr>
+      <w:r>
+        <w:t xml:space="preserve">Exportación completa del flujo de trabajo implementado en n8n, con 31 nodos que cubren la totalidad del proceso descripto en la sección 4.4: disparador de Telegram; distinción entre mensajes de texto y callback_query; construcción de los menús de categorías, productos y </w:t>
+      </w:r>
+      <w:r>
+        <w:lastRenderedPageBreak/>
+        <w:t xml:space="preserve">cantidad; gestión del carrito; confirmación y cancelación del pedido; manejo del caso de stock insuficiente; y webhook de notificación de cambios de estado hacia el cliente. </w:t>
+      </w:r>
+    </w:p>
+    <w:p>
+      <w:pPr>
+        <w:ind w:left="-5" w:right="841"/>
+      </w:pPr>
+      <w:r>
+        <w:t xml:space="preserve">Referencia: repositorio de código fuente (Anexo F), archivo workflowN8N.json en la raíz del proyecto. Es la misma fuente que se versiona junto con el backend, sin copias adicionales en otros servicios. El enlace de Google Drive que se adjunta a continuación reproduce ese mismo archivo; se ofrece únicamente como acceso alternativo para su visualización directa, sin necesidad de abrir el repositorio de GitHub. </w:t>
+      </w:r>
+    </w:p>
+    <w:p>
+      <w:pPr>
+        <w:ind w:left="-5" w:right="841"/>
+      </w:pPr>
+      <w:r>
+        <w:t xml:space="preserve">Referencia:  </w:t>
       </w:r>
     </w:p>
     <w:p>
       <w:pPr>
         <w:spacing w:after="200" w:line="259" w:lineRule="auto"/>
         <w:ind w:left="-5" w:right="0" w:firstLine="0"/>
-        <w:jc w:val="both"/>
-      </w:pPr>
-      <w:r>
-        <w:t xml:space="preserve">Permisos de acceso: el enlace es de acceso público (cualquier persona que lo posea puede visualizar la planilla, sin necesidad de iniciar sesión ni de pertenecer a un dominio institucional).</w:t>
-      </w:r>
-    </w:p>
-    <w:p>
-      <w:pPr>
-        <w:pStyle w:val="Ttulo3"/>
-        <w:ind w:left="-5"/>
-      </w:pPr>
-      <w:r>
-        <w:t>Anexo B. Análisis estadístico</w:t>
-      </w:r>
-      <w:bookmarkEnd w:id="87"/>
-      <w:r>
-        <w:rPr>
-          <w:color w:val="2E74B5"/>
-        </w:rPr>
-        <w:t xml:space="preserve"> </w:t>
-      </w:r>
-    </w:p>
-    <w:p>
-      <w:pPr>
-        <w:spacing w:after="338"/>
-        <w:ind w:left="-5" w:right="841"/>
-      </w:pPr>
-      <w:r>
-        <w:t xml:space="preserve">Los estadísticos reportados en la sección 5.1 —medias, desvíos estándar, prueba de Shapiro-Wilk, prueba de Wilcoxon, tamaño del efecto r y el intervalo de confianza bootstrap para la diferencia de medianas de TPP— se calcularon a partir de los datos crudos del Anexo A. Para ello se utilizó la biblioteca SciPy de Python. El script reproducible (docs/analisis/compute_stats.py) y la salida real de su ejecución (docs/analisis/salida_compute_stats.txt) se incluyen en el repositorio de código (Anexo F), de modo que los valores informados pueden recalcularse directamente sobre el Anexo A sin depender de una reconstrucción manual. El esquema de la base de datos (DDL), generado a partir de las seis entidades JPA descriptas en la sección 4.3, se documenta en docs/analisis/schema.sql dentro del mismo repositorio. </w:t>
-      </w:r>
-    </w:p>
-    <w:p>
-      <w:pPr>
-        <w:pStyle w:val="Ttulo3"/>
-        <w:ind w:left="-5"/>
-      </w:pPr>
-      <w:bookmarkStart w:id="88" w:name="_Anexo_C._Flujo"/>
-      <w:bookmarkStart w:id="89" w:name="anxC"/>
-      <w:bookmarkEnd w:id="88"/>
-      <w:r>
-        <w:t>Anexo C. Flujo de automatización de n8n</w:t>
-      </w:r>
-      <w:bookmarkEnd w:id="89"/>
-      <w:r>
-        <w:rPr>
-          <w:color w:val="2E74B5"/>
-        </w:rPr>
-        <w:t xml:space="preserve"> </w:t>
-      </w:r>
-    </w:p>
-    <w:p>
-      <w:pPr>
-        <w:ind w:left="-5" w:right="841"/>
-      </w:pPr>
-      <w:r>
-        <w:t xml:space="preserve">Archivo: workflowN8N.json </w:t>
-      </w:r>
-    </w:p>
-    <w:p>
-      <w:pPr>
-        <w:ind w:left="-5" w:right="841"/>
-      </w:pPr>
-      <w:r>
-        <w:t xml:space="preserve">Exportación completa del flujo de trabajo implementado en n8n, con 31 nodos que cubren la totalidad del proceso descripto en la sección 4.4: disparador de Telegram; distinción entre mensajes de texto y callback_query; construcción de los menús de categorías, productos y cantidad; gestión del carrito; confirmación y cancelación del pedido; manejo del caso de stock insuficiente; y webhook de notificación de cambios de estado hacia el cliente. </w:t>
-      </w:r>
-    </w:p>
-    <w:p>
-      <w:pPr>
-        <w:ind w:left="-5" w:right="841"/>
-      </w:pPr>
-      <w:r>
-        <w:t xml:space="preserve">Referencia: repositorio de código fuente (Anexo F), archivo workflowN8N.json en la raíz del proyecto. Es la misma fuente que se versiona junto con el backend, sin copias adicionales en otros servicios. El enlace de Google Drive que se adjunta a continuación reproduce ese mismo archivo; se ofrece únicamente como acceso alternativo para su visualización directa, sin necesidad de abrir el repositorio de GitHub. </w:t>
-      </w:r>
-    </w:p>
-    <w:p>
-      <w:pPr>
-        <w:ind w:left="-5" w:right="841"/>
-      </w:pPr>
-      <w:r>
-        <w:lastRenderedPageBreak/>
-        <w:t xml:space="preserve">Referencia:  </w:t>
-      </w:r>
-    </w:p>
-    <w:p>
-      <w:pPr>
-        <w:spacing w:after="175" w:line="265" w:lineRule="auto"/>
-        <w:ind w:left="-5" w:right="712"/>
-        <w:jc w:val="left"/>
-      </w:pPr>
-      <w:hyperlink r:id="rId18" w:history="1">
+      </w:pPr>
+      <w:hyperlink r:id="rId17" w:history="1">
         <w:r>
           <w:rPr>
             <w:rStyle w:val="Hipervnculo"/>
           </w:rPr>
-          <w:t xml:space="preserve">https://drive.google.com/file/d/1KyY-ZKn5j56AMI_oInIz8GwcqngJrwk1/view?usp=drive_link </w:t>
+          <w:t>https://drive.google.com/file/d/1QNbTc3_xuVtLR0x_DRRYvVw3qM5kZDuA/view?usp=drive_link</w:t>
         </w:r>
       </w:hyperlink>
-      <w:r>
-        <w:t xml:space="preserve"> </w:t>
-      </w:r>
     </w:p>
     <w:p>
       <w:pPr>
         <w:spacing w:after="200" w:line="259" w:lineRule="auto"/>
         <w:ind w:left="-5" w:right="0" w:firstLine="0"/>
-        <w:jc w:val="both"/>
-      </w:pPr>
-      <w:r>
-        <w:t xml:space="preserve">Permisos de acceso: el enlace de Google Drive es de acceso público (no requiere autenticación).</w:t>
+      </w:pPr>
+      <w:r>
+        <w:t>Permisos de acceso: el enlace de Google Drive es de acceso público (no requiere autenticación).</w:t>
       </w:r>
     </w:p>
     <w:p>
@@ -10750,13 +11653,13 @@
         <w:pStyle w:val="Ttulo3"/>
         <w:ind w:left="-5"/>
       </w:pPr>
-      <w:bookmarkStart w:id="90" w:name="_Anexo_D._Modelo"/>
-      <w:bookmarkStart w:id="91" w:name="anxD"/>
-      <w:bookmarkEnd w:id="90"/>
+      <w:bookmarkStart w:id="98" w:name="_Anexo_D._Modelo"/>
+      <w:bookmarkStart w:id="99" w:name="anxD"/>
+      <w:bookmarkEnd w:id="98"/>
       <w:r>
         <w:t>Anexo D. Modelo de datos</w:t>
       </w:r>
-      <w:bookmarkEnd w:id="91"/>
+      <w:bookmarkEnd w:id="99"/>
       <w:r>
         <w:rPr>
           <w:color w:val="2E74B5"/>
@@ -10786,6 +11689,111 @@
       </w:pPr>
       <w:r>
         <w:t xml:space="preserve">Referencia: repositorio de código fuente (Anexo F), carpeta docs/diagramas/. </w:t>
+      </w:r>
+    </w:p>
+    <w:p>
+      <w:pPr>
+        <w:ind w:left="-5" w:right="841"/>
+      </w:pPr>
+    </w:p>
+    <w:p>
+      <w:pPr>
+        <w:pStyle w:val="Ttulo3"/>
+        <w:ind w:left="-5"/>
+      </w:pPr>
+      <w:bookmarkStart w:id="100" w:name="_Anexo_E._Capturas"/>
+      <w:bookmarkStart w:id="101" w:name="anxE"/>
+      <w:bookmarkEnd w:id="100"/>
+      <w:r>
+        <w:t>Anexo E. Capturas de la interfaz (SPA) y del bot de Telegram</w:t>
+      </w:r>
+      <w:bookmarkEnd w:id="101"/>
+      <w:r>
+        <w:rPr>
+          <w:color w:val="2E74B5"/>
+        </w:rPr>
+        <w:t xml:space="preserve"> </w:t>
+      </w:r>
+    </w:p>
+    <w:p>
+      <w:pPr>
+        <w:ind w:left="-5" w:right="841"/>
+      </w:pPr>
+      <w:r>
+        <w:t>Nueve</w:t>
+      </w:r>
+      <w:r>
+        <w:t xml:space="preserve"> capturas de pantalla (numeradas del 1 al </w:t>
+      </w:r>
+      <w:r>
+        <w:t>9</w:t>
+      </w:r>
+      <w:r>
+        <w:t xml:space="preserve">) documentan lo siguiente: la pantalla de login del panel de administración; el panel de control con acceso a Control de Stock y Pedidos Telegram; la gestión de categorías y productos (alta, edición y eliminación); la interacción completa con el bot de Telegram (selección de categoría, producto y cantidad mediante botones, confirmación y envío del pedido); la recepción del pedido en el panel de Pedidos Telegram y su confirmación desde la interfaz web; el caso de cancelación de un pedido por carrito vaciado desde el bot; y el historial de pedidos con sus filtros de búsqueda. </w:t>
+      </w:r>
+    </w:p>
+    <w:p>
+      <w:pPr>
+        <w:spacing w:after="4"/>
+        <w:ind w:left="-5" w:right="841"/>
+      </w:pPr>
+      <w:r>
+        <w:t xml:space="preserve">Referencia: </w:t>
+      </w:r>
+    </w:p>
+    <w:p>
+      <w:pPr>
+        <w:spacing w:after="26" w:line="265" w:lineRule="auto"/>
+        <w:ind w:left="-5" w:right="712"/>
+        <w:jc w:val="left"/>
+        <w:rPr>
+          <w:rStyle w:val="Hipervnculo"/>
+        </w:rPr>
+      </w:pPr>
+      <w:r>
+        <w:rPr>
+          <w:color w:val="96607D"/>
+          <w:u w:val="single" w:color="96607D"/>
+        </w:rPr>
+        <w:fldChar w:fldCharType="begin"/>
+      </w:r>
+      <w:r>
+        <w:rPr>
+          <w:color w:val="96607D"/>
+          <w:u w:val="single" w:color="96607D"/>
+        </w:rPr>
+        <w:instrText>HYPERLINK "https://drive.google.com/drive/folders/1gv1ZH7xTSmKyMZwvJ69vLzcdClqsTjYU?usp=drive_link"</w:instrText>
+      </w:r>
+      <w:r>
+        <w:rPr>
+          <w:color w:val="96607D"/>
+          <w:u w:val="single" w:color="96607D"/>
+        </w:rPr>
+      </w:r>
+      <w:r>
+        <w:rPr>
+          <w:color w:val="96607D"/>
+          <w:u w:val="single" w:color="96607D"/>
+        </w:rPr>
+        <w:fldChar w:fldCharType="separate"/>
+      </w:r>
+      <w:r>
+        <w:rPr>
+          <w:rStyle w:val="Hipervnculo"/>
+        </w:rPr>
+        <w:t>https://drive.google.com/drive/folders/1gv1ZH7xTSm</w:t>
+      </w:r>
+      <w:r>
+        <w:rPr>
+          <w:rStyle w:val="Hipervnculo"/>
+        </w:rPr>
+        <w:t>K</w:t>
+      </w:r>
+      <w:r>
+        <w:rPr>
+          <w:rStyle w:val="Hipervnculo"/>
+        </w:rPr>
+        <w:t>yMZwvJ69vLzcdClqsTjYU?usp=drive_lin</w:t>
       </w:r>
     </w:p>
     <w:p>
@@ -10793,23 +11801,21 @@
         <w:spacing w:after="360" w:line="265" w:lineRule="auto"/>
         <w:ind w:left="-5" w:right="712"/>
         <w:jc w:val="left"/>
-        <w:rPr>
-          <w:lang w:val="en-GB"/>
-        </w:rPr>
-      </w:pPr>
-      <w:hyperlink r:id="rId19" w:history="1">
-        <w:r>
-          <w:rPr>
-            <w:rStyle w:val="Hipervnculo"/>
-            <w:lang w:val="en-GB"/>
-          </w:rPr>
-          <w:t>https://drive.google.com/drive/folders/1CPCzFfnNyvgb8MlFM6y16B4DR77eM2WA?usp=shari ng</w:t>
-        </w:r>
-      </w:hyperlink>
-      <w:r>
-        <w:rPr>
-          <w:lang w:val="en-GB"/>
-        </w:rPr>
+      </w:pPr>
+      <w:r>
+        <w:rPr>
+          <w:rStyle w:val="Hipervnculo"/>
+        </w:rPr>
+        <w:t>k</w:t>
+      </w:r>
+      <w:r>
+        <w:rPr>
+          <w:color w:val="96607D"/>
+          <w:u w:val="single" w:color="96607D"/>
+        </w:rPr>
+        <w:fldChar w:fldCharType="end"/>
+      </w:r>
+      <w:r>
         <w:t xml:space="preserve"> </w:t>
       </w:r>
     </w:p>
@@ -10817,10 +11823,10 @@
       <w:pPr>
         <w:spacing w:after="200" w:line="259" w:lineRule="auto"/>
         <w:ind w:left="-5" w:right="0" w:firstLine="0"/>
-        <w:jc w:val="both"/>
-      </w:pPr>
-      <w:r>
-        <w:t xml:space="preserve">Permisos de acceso: la carpeta es de acceso público (cualquier persona con el enlace puede visualizar ambos diagramas, sin necesidad de autenticarse).</w:t>
+      </w:pPr>
+      <w:r>
+        <w:lastRenderedPageBreak/>
+        <w:t>Permisos de acceso: la carpeta es de acceso público (cualquier persona con el enlace puede visualizar las diez capturas, sin necesidad de autenticarse).</w:t>
       </w:r>
     </w:p>
     <w:p>
@@ -10828,102 +11834,8 @@
         <w:pStyle w:val="Ttulo3"/>
         <w:ind w:left="-5"/>
       </w:pPr>
-      <w:bookmarkStart w:id="92" w:name="_Anexo_E._Capturas"/>
-      <w:bookmarkStart w:id="93" w:name="anxE"/>
-      <w:bookmarkEnd w:id="92"/>
-      <w:r>
-        <w:t>Anexo E. Capturas de la interfaz (SPA) y del bot de Telegram</w:t>
-      </w:r>
-      <w:bookmarkEnd w:id="93"/>
-      <w:r>
-        <w:rPr>
-          <w:color w:val="2E74B5"/>
-        </w:rPr>
-        <w:t xml:space="preserve"> </w:t>
-      </w:r>
-    </w:p>
-    <w:p>
-      <w:pPr>
-        <w:ind w:left="-5" w:right="841"/>
-      </w:pPr>
-      <w:r>
-        <w:t xml:space="preserve">Diez capturas de pantalla (numeradas del 1 al 10) documentan lo siguiente: la pantalla de login del panel de administración; el panel de control con acceso a Control de Stock y Pedidos Telegram; la gestión de categorías y productos (alta, edición y eliminación); la interacción completa con el bot de Telegram (selección de categoría, producto y cantidad mediante botones, confirmación y envío del pedido); la recepción del pedido en el panel de Pedidos Telegram y su confirmación desde la interfaz web; el caso de cancelación de un pedido por carrito vaciado desde el bot; y el historial de pedidos con sus filtros de búsqueda. </w:t>
-      </w:r>
-    </w:p>
-    <w:p>
-      <w:pPr>
-        <w:spacing w:after="4"/>
-        <w:ind w:left="-5" w:right="841"/>
-      </w:pPr>
-      <w:r>
-        <w:t xml:space="preserve">Referencia: </w:t>
-      </w:r>
-    </w:p>
-    <w:p>
-      <w:pPr>
-        <w:spacing w:after="26" w:line="265" w:lineRule="auto"/>
-        <w:ind w:left="-5" w:right="712"/>
-        <w:jc w:val="left"/>
-        <w:rPr>
-          <w:rStyle w:val="Hipervnculo"/>
-        </w:rPr>
-      </w:pPr>
-      <w:r>
-        <w:rPr>
-          <w:color w:val="96607D"/>
-          <w:u w:val="single" w:color="96607D"/>
-        </w:rPr>
-        <w:fldChar w:fldCharType="begin"/>
-        <w:instrText>HYPERLINK "https://drive.google.com/drive/folders/1gv1ZH7xTSmKyMZwvJ69vLzcdClqsTjYU?usp=drive_link"</w:instrText>
-        <w:fldChar w:fldCharType="separate"/>
-      </w:r>
-      <w:r>
-        <w:rPr>
-          <w:rStyle w:val="Hipervnculo"/>
-        </w:rPr>
-        <w:t>https://drive.google.com/drive/folders/1gv1ZH7xTSmKyMZwvJ69vLzcdClqsTjYU?usp=drive_lin</w:t>
-      </w:r>
-    </w:p>
-    <w:p>
-      <w:pPr>
-        <w:spacing w:after="360" w:line="265" w:lineRule="auto"/>
-        <w:ind w:left="-5" w:right="712"/>
-        <w:jc w:val="left"/>
-      </w:pPr>
-      <w:r>
-        <w:rPr>
-          <w:rStyle w:val="Hipervnculo"/>
-        </w:rPr>
-        <w:t>k</w:t>
-      </w:r>
-      <w:r>
-        <w:rPr>
-          <w:color w:val="96607D"/>
-          <w:u w:val="single" w:color="96607D"/>
-        </w:rPr>
-        <w:fldChar w:fldCharType="end"/>
-      </w:r>
-      <w:r>
-        <w:t xml:space="preserve"> </w:t>
-      </w:r>
-    </w:p>
-    <w:p>
-      <w:pPr>
-        <w:spacing w:after="200" w:line="259" w:lineRule="auto"/>
-        <w:ind w:left="-5" w:right="0" w:firstLine="0"/>
-        <w:jc w:val="both"/>
-      </w:pPr>
-      <w:r>
-        <w:t xml:space="preserve">Permisos de acceso: la carpeta es de acceso público (cualquier persona con el enlace puede visualizar las diez capturas, sin necesidad de autenticarse).</w:t>
-      </w:r>
-    </w:p>
-    <w:p>
-      <w:pPr>
-        <w:pStyle w:val="Ttulo3"/>
-        <w:ind w:left="-5"/>
-      </w:pPr>
-      <w:bookmarkStart w:id="94" w:name="_Anexo_F._Repositorio"/>
-      <w:bookmarkEnd w:id="94"/>
+      <w:bookmarkStart w:id="102" w:name="_Anexo_F._Repositorio"/>
+      <w:bookmarkEnd w:id="102"/>
       <w:r>
         <w:t>Anexo F. Repositorio de código fuente</w:t>
       </w:r>
@@ -10943,7 +11855,7 @@
       <w:r>
         <w:t xml:space="preserve">Repositorio: </w:t>
       </w:r>
-      <w:hyperlink r:id="rId20" w:history="1">
+      <w:hyperlink r:id="rId18" w:history="1">
         <w:r>
           <w:rPr>
             <w:rStyle w:val="Hipervnculo"/>
@@ -10960,13 +11872,13 @@
         <w:pStyle w:val="Ttulo3"/>
         <w:ind w:left="-5"/>
       </w:pPr>
-      <w:bookmarkStart w:id="95" w:name="_Nota_sobre_herramientas"/>
-      <w:bookmarkStart w:id="96" w:name="anxNota"/>
-      <w:bookmarkEnd w:id="95"/>
+      <w:bookmarkStart w:id="103" w:name="_Nota_sobre_herramientas"/>
+      <w:bookmarkStart w:id="104" w:name="anxNota"/>
+      <w:bookmarkEnd w:id="103"/>
       <w:r>
         <w:t>Nota sobre herramientas de prueba de API</w:t>
       </w:r>
-      <w:bookmarkEnd w:id="96"/>
+      <w:bookmarkEnd w:id="104"/>
       <w:r>
         <w:rPr>
           <w:color w:val="2E74B5"/>
@@ -10983,7 +11895,7 @@
       </w:r>
     </w:p>
     <w:sectPr>
-      <w:footerReference w:type="default" r:id="rId102"/>
+      <w:footerReference w:type="default" r:id="rId19"/>
       <w:pgSz w:w="12240" w:h="15840"/>
       <w:pgMar w:top="1332" w:right="1278" w:bottom="1365" w:left="2117" w:header="720" w:footer="720" w:gutter="0"/>
       <w:cols w:space="720"/>
@@ -10992,8 +11904,33 @@
 </w:document>
 </file>
 
+<file path=word/endnotes.xml><?xml version="1.0" encoding="utf-8"?>
+<w:endnotes xmlns:wpc="http://schemas.microsoft.com/office/word/2010/wordprocessingCanvas" xmlns:cx="http://schemas.microsoft.com/office/drawing/2014/chartex" xmlns:cx1="http://schemas.microsoft.com/office/drawing/2015/9/8/chartex" xmlns:cx2="http://schemas.microsoft.com/office/drawing/2015/10/21/chartex" xmlns:cx3="http://schemas.microsoft.com/office/drawing/2016/5/9/chartex" xmlns:cx4="http://schemas.microsoft.com/office/drawing/2016/5/10/chartex" xmlns:cx5="http://schemas.microsoft.com/office/drawing/2016/5/11/chartex" xmlns:cx6="http://schemas.microsoft.com/office/drawing/2016/5/12/chartex" xmlns:cx7="http://schemas.microsoft.com/office/drawing/2016/5/13/chartex" xmlns:cx8="http://schemas.microsoft.com/office/drawing/2016/5/14/chartex" xmlns:mc="http://schemas.openxmlformats.org/markup-compatibility/2006" xmlns:m="http://schemas.openxmlformats.org/officeDocument/2006/math" xmlns:aink="http://schemas.microsoft.com/office/drawing/2016/ink" xmlns:am3d="http://schemas.microsoft.com/office/drawing/2017/model3d" xmlns:oel="http://schemas.microsoft.com/office/2019/extlst" xmlns:r="http://schemas.openxmlformats.org/officeDocument/2006/relationships" xmlns:wp14="http://schemas.microsoft.com/office/word/2010/wordprocessingDrawing" xmlns:wp="http://schemas.openxmlformats.org/drawingml/2006/wordprocessingDrawing" xmlns:wpg="http://schemas.microsoft.com/office/word/2010/wordprocessingGroup" xmlns:wpi="http://schemas.microsoft.com/office/word/2010/wordprocessingInk" xmlns:wps="http://schemas.microsoft.com/office/word/2010/wordprocessingShape" xmlns:o="urn:schemas-microsoft-com:office:office" xmlns:v="urn:schemas-microsoft-com:vml" xmlns:w10="urn:schemas-microsoft-com:office:word" xmlns:w="http://schemas.openxmlformats.org/wordprocessingml/2006/main" xmlns:w14="http://schemas.microsoft.com/office/word/2010/wordml" xmlns:w15="http://schemas.microsoft.com/office/word/2012/wordml" xmlns:w16cex="http://schemas.microsoft.com/office/word/2018/wordml/cex" xmlns:w16cid="http://schemas.microsoft.com/office/word/2016/wordml/cid" xmlns:w16="http://schemas.microsoft.com/office/word/2018/wordml" xmlns:w16sdtdh="http://schemas.microsoft.com/office/word/2020/wordml/sdtdatahash" xmlns:w16sdtfl="http://schemas.microsoft.com/office/word/2024/wordml/sdtformatlock" xmlns:w16se="http://schemas.microsoft.com/office/word/2015/wordml/symex" xmlns:w16du="http://schemas.microsoft.com/office/word/2023/wordml/word16du" xmlns:wne="http://schemas.microsoft.com/office/word/2006/wordml" mc:Ignorable="w14 w15 w16se w16cid w16 w16cex w16sdtdh w16sdtfl w16du wp14">
+  <w:endnote w:type="separator" w:id="-1">
+    <w:p>
+      <w:pPr>
+        <w:spacing w:after="0" w:line="240" w:lineRule="auto"/>
+      </w:pPr>
+      <w:r>
+        <w:separator/>
+      </w:r>
+    </w:p>
+  </w:endnote>
+  <w:endnote w:type="continuationSeparator" w:id="0">
+    <w:p>
+      <w:pPr>
+        <w:spacing w:after="0" w:line="240" w:lineRule="auto"/>
+      </w:pPr>
+      <w:r>
+        <w:continuationSeparator/>
+      </w:r>
+    </w:p>
+  </w:endnote>
+</w:endnotes>
+</file>
+
 <file path=word/footer1.xml><?xml version="1.0" encoding="utf-8"?>
-<w:ftr xmlns:w="http://schemas.openxmlformats.org/wordprocessingml/2006/main" xmlns:r="http://schemas.openxmlformats.org/officeDocument/2006/relationships">
+<w:ftr xmlns:wpc="http://schemas.microsoft.com/office/word/2010/wordprocessingCanvas" xmlns:cx="http://schemas.microsoft.com/office/drawing/2014/chartex" xmlns:cx1="http://schemas.microsoft.com/office/drawing/2015/9/8/chartex" xmlns:cx2="http://schemas.microsoft.com/office/drawing/2015/10/21/chartex" xmlns:cx3="http://schemas.microsoft.com/office/drawing/2016/5/9/chartex" xmlns:cx4="http://schemas.microsoft.com/office/drawing/2016/5/10/chartex" xmlns:cx5="http://schemas.microsoft.com/office/drawing/2016/5/11/chartex" xmlns:cx6="http://schemas.microsoft.com/office/drawing/2016/5/12/chartex" xmlns:cx7="http://schemas.microsoft.com/office/drawing/2016/5/13/chartex" xmlns:cx8="http://schemas.microsoft.com/office/drawing/2016/5/14/chartex" xmlns:mc="http://schemas.openxmlformats.org/markup-compatibility/2006" xmlns:m="http://schemas.openxmlformats.org/officeDocument/2006/math" xmlns:aink="http://schemas.microsoft.com/office/drawing/2016/ink" xmlns:am3d="http://schemas.microsoft.com/office/drawing/2017/model3d" xmlns:oel="http://schemas.microsoft.com/office/2019/extlst" xmlns:r="http://schemas.openxmlformats.org/officeDocument/2006/relationships" xmlns:wp14="http://schemas.microsoft.com/office/word/2010/wordprocessingDrawing" xmlns:wp="http://schemas.openxmlformats.org/drawingml/2006/wordprocessingDrawing" xmlns:wpg="http://schemas.microsoft.com/office/word/2010/wordprocessingGroup" xmlns:wpi="http://schemas.microsoft.com/office/word/2010/wordprocessingInk" xmlns:wps="http://schemas.microsoft.com/office/word/2010/wordprocessingShape" xmlns:o="urn:schemas-microsoft-com:office:office" xmlns:v="urn:schemas-microsoft-com:vml" xmlns:w10="urn:schemas-microsoft-com:office:word" xmlns:w="http://schemas.openxmlformats.org/wordprocessingml/2006/main" xmlns:w14="http://schemas.microsoft.com/office/word/2010/wordml" xmlns:w15="http://schemas.microsoft.com/office/word/2012/wordml" xmlns:w16cex="http://schemas.microsoft.com/office/word/2018/wordml/cex" xmlns:w16cid="http://schemas.microsoft.com/office/word/2016/wordml/cid" xmlns:w16="http://schemas.microsoft.com/office/word/2018/wordml" xmlns:w16sdtdh="http://schemas.microsoft.com/office/word/2020/wordml/sdtdatahash" xmlns:w16sdtfl="http://schemas.microsoft.com/office/word/2024/wordml/sdtformatlock" xmlns:w16se="http://schemas.microsoft.com/office/word/2015/wordml/symex" xmlns:w16du="http://schemas.microsoft.com/office/word/2023/wordml/word16du" xmlns:wne="http://schemas.microsoft.com/office/word/2006/wordml" mc:Ignorable="w14 w15 w16se w16cid w16 w16cex w16sdtdh w16sdtfl w16du wp14">
   <w:p>
     <w:pPr>
       <w:jc w:val="center"/>
@@ -11017,8 +11954,33 @@
 </w:ftr>
 </file>
 
+<file path=word/footnotes.xml><?xml version="1.0" encoding="utf-8"?>
+<w:footnotes xmlns:wpc="http://schemas.microsoft.com/office/word/2010/wordprocessingCanvas" xmlns:cx="http://schemas.microsoft.com/office/drawing/2014/chartex" xmlns:cx1="http://schemas.microsoft.com/office/drawing/2015/9/8/chartex" xmlns:cx2="http://schemas.microsoft.com/office/drawing/2015/10/21/chartex" xmlns:cx3="http://schemas.microsoft.com/office/drawing/2016/5/9/chartex" xmlns:cx4="http://schemas.microsoft.com/office/drawing/2016/5/10/chartex" xmlns:cx5="http://schemas.microsoft.com/office/drawing/2016/5/11/chartex" xmlns:cx6="http://schemas.microsoft.com/office/drawing/2016/5/12/chartex" xmlns:cx7="http://schemas.microsoft.com/office/drawing/2016/5/13/chartex" xmlns:cx8="http://schemas.microsoft.com/office/drawing/2016/5/14/chartex" xmlns:mc="http://schemas.openxmlformats.org/markup-compatibility/2006" xmlns:m="http://schemas.openxmlformats.org/officeDocument/2006/math" xmlns:aink="http://schemas.microsoft.com/office/drawing/2016/ink" xmlns:am3d="http://schemas.microsoft.com/office/drawing/2017/model3d" xmlns:oel="http://schemas.microsoft.com/office/2019/extlst" xmlns:r="http://schemas.openxmlformats.org/officeDocument/2006/relationships" xmlns:wp14="http://schemas.microsoft.com/office/word/2010/wordprocessingDrawing" xmlns:wp="http://schemas.openxmlformats.org/drawingml/2006/wordprocessingDrawing" xmlns:wpg="http://schemas.microsoft.com/office/word/2010/wordprocessingGroup" xmlns:wpi="http://schemas.microsoft.com/office/word/2010/wordprocessingInk" xmlns:wps="http://schemas.microsoft.com/office/word/2010/wordprocessingShape" xmlns:o="urn:schemas-microsoft-com:office:office" xmlns:v="urn:schemas-microsoft-com:vml" xmlns:w10="urn:schemas-microsoft-com:office:word" xmlns:w="http://schemas.openxmlformats.org/wordprocessingml/2006/main" xmlns:w14="http://schemas.microsoft.com/office/word/2010/wordml" xmlns:w15="http://schemas.microsoft.com/office/word/2012/wordml" xmlns:w16cex="http://schemas.microsoft.com/office/word/2018/wordml/cex" xmlns:w16cid="http://schemas.microsoft.com/office/word/2016/wordml/cid" xmlns:w16="http://schemas.microsoft.com/office/word/2018/wordml" xmlns:w16sdtdh="http://schemas.microsoft.com/office/word/2020/wordml/sdtdatahash" xmlns:w16sdtfl="http://schemas.microsoft.com/office/word/2024/wordml/sdtformatlock" xmlns:w16se="http://schemas.microsoft.com/office/word/2015/wordml/symex" xmlns:w16du="http://schemas.microsoft.com/office/word/2023/wordml/word16du" xmlns:wne="http://schemas.microsoft.com/office/word/2006/wordml" mc:Ignorable="w14 w15 w16se w16cid w16 w16cex w16sdtdh w16sdtfl w16du wp14">
+  <w:footnote w:type="separator" w:id="-1">
+    <w:p>
+      <w:pPr>
+        <w:spacing w:after="0" w:line="240" w:lineRule="auto"/>
+      </w:pPr>
+      <w:r>
+        <w:separator/>
+      </w:r>
+    </w:p>
+  </w:footnote>
+  <w:footnote w:type="continuationSeparator" w:id="0">
+    <w:p>
+      <w:pPr>
+        <w:spacing w:after="0" w:line="240" w:lineRule="auto"/>
+      </w:pPr>
+      <w:r>
+        <w:continuationSeparator/>
+      </w:r>
+    </w:p>
+  </w:footnote>
+</w:footnotes>
+</file>
+
 <file path=word/numbering.xml><?xml version="1.0" encoding="utf-8"?>
-<w:numbering xmlns:wpc="http://schemas.microsoft.com/office/word/2010/wordprocessingCanvas" xmlns:cx="http://schemas.microsoft.com/office/drawing/2014/chartex" xmlns:cx1="http://schemas.microsoft.com/office/drawing/2015/9/8/chartex" xmlns:cx2="http://schemas.microsoft.com/office/drawing/2015/10/21/chartex" xmlns:cx3="http://schemas.microsoft.com/office/drawing/2016/5/9/chartex" xmlns:cx4="http://schemas.microsoft.com/office/drawing/2016/5/10/chartex" xmlns:cx5="http://schemas.microsoft.com/office/drawing/2016/5/11/chartex" xmlns:cx6="http://schemas.microsoft.com/office/drawing/2016/5/12/chartex" xmlns:cx7="http://schemas.microsoft.com/office/drawing/2016/5/13/chartex" xmlns:cx8="http://schemas.microsoft.com/office/drawing/2016/5/14/chartex" xmlns:mc="http://schemas.openxmlformats.org/markup-compatibility/2006" xmlns:aink="http://schemas.microsoft.com/office/drawing/2016/ink" xmlns:am3d="http://schemas.microsoft.com/office/drawing/2017/model3d" xmlns:o="urn:schemas-microsoft-com:office:office" xmlns:oel="http://schemas.microsoft.com/office/2019/extlst" xmlns:r="http://schemas.openxmlformats.org/officeDocument/2006/relationships" xmlns:m="http://schemas.openxmlformats.org/officeDocument/2006/math" xmlns:v="urn:schemas-microsoft-com:vml" xmlns:wp14="http://schemas.microsoft.com/office/word/2010/wordprocessingDrawing" xmlns:wp="http://schemas.openxmlformats.org/drawingml/2006/wordprocessingDrawing" xmlns:w10="urn:schemas-microsoft-com:office:word" xmlns:w="http://schemas.openxmlformats.org/wordprocessingml/2006/main" xmlns:w14="http://schemas.microsoft.com/office/word/2010/wordml" xmlns:w15="http://schemas.microsoft.com/office/word/2012/wordml" xmlns:w16cei="http://schemas.microsoft.com/office/word/2026/wordml/cei" xmlns:w16cex="http://schemas.microsoft.com/office/word/2018/wordml/cex" xmlns:w16cid="http://schemas.microsoft.com/office/word/2016/wordml/cid" xmlns:w16="http://schemas.microsoft.com/office/word/2018/wordml" xmlns:w16du="http://schemas.microsoft.com/office/word/2023/wordml/word16du" xmlns:w16sdtdh="http://schemas.microsoft.com/office/word/2020/wordml/sdtdatahash" xmlns:w16sdtfl="http://schemas.microsoft.com/office/word/2024/wordml/sdtformatlock" xmlns:w16se="http://schemas.microsoft.com/office/word/2015/wordml/symex" xmlns:wpg="http://schemas.microsoft.com/office/word/2010/wordprocessingGroup" xmlns:wpi="http://schemas.microsoft.com/office/word/2010/wordprocessingInk" xmlns:wne="http://schemas.microsoft.com/office/word/2006/wordml" xmlns:wps="http://schemas.microsoft.com/office/word/2010/wordprocessingShape" mc:Ignorable="w14 w15 w16se w16cid w16 w16cex w16sdtdh w16sdtfl w16du wp14">
+<w:numbering xmlns:wpc="http://schemas.microsoft.com/office/word/2010/wordprocessingCanvas" xmlns:cx="http://schemas.microsoft.com/office/drawing/2014/chartex" xmlns:cx1="http://schemas.microsoft.com/office/drawing/2015/9/8/chartex" xmlns:cx2="http://schemas.microsoft.com/office/drawing/2015/10/21/chartex" xmlns:cx3="http://schemas.microsoft.com/office/drawing/2016/5/9/chartex" xmlns:cx4="http://schemas.microsoft.com/office/drawing/2016/5/10/chartex" xmlns:cx5="http://schemas.microsoft.com/office/drawing/2016/5/11/chartex" xmlns:cx6="http://schemas.microsoft.com/office/drawing/2016/5/12/chartex" xmlns:cx7="http://schemas.microsoft.com/office/drawing/2016/5/13/chartex" xmlns:cx8="http://schemas.microsoft.com/office/drawing/2016/5/14/chartex" xmlns:mc="http://schemas.openxmlformats.org/markup-compatibility/2006" xmlns:m="http://schemas.openxmlformats.org/officeDocument/2006/math" xmlns:aink="http://schemas.microsoft.com/office/drawing/2016/ink" xmlns:am3d="http://schemas.microsoft.com/office/drawing/2017/model3d" xmlns:oel="http://schemas.microsoft.com/office/2019/extlst" xmlns:r="http://schemas.openxmlformats.org/officeDocument/2006/relationships" xmlns:wp14="http://schemas.microsoft.com/office/word/2010/wordprocessingDrawing" xmlns:wp="http://schemas.openxmlformats.org/drawingml/2006/wordprocessingDrawing" xmlns:wpg="http://schemas.microsoft.com/office/word/2010/wordprocessingGroup" xmlns:wpi="http://schemas.microsoft.com/office/word/2010/wordprocessingInk" xmlns:wps="http://schemas.microsoft.com/office/word/2010/wordprocessingShape" xmlns:o="urn:schemas-microsoft-com:office:office" xmlns:v="urn:schemas-microsoft-com:vml" xmlns:w10="urn:schemas-microsoft-com:office:word" xmlns:w="http://schemas.openxmlformats.org/wordprocessingml/2006/main" xmlns:w14="http://schemas.microsoft.com/office/word/2010/wordml" xmlns:w15="http://schemas.microsoft.com/office/word/2012/wordml" xmlns:w16cex="http://schemas.microsoft.com/office/word/2018/wordml/cex" xmlns:w16cid="http://schemas.microsoft.com/office/word/2016/wordml/cid" xmlns:w16="http://schemas.microsoft.com/office/word/2018/wordml" xmlns:w16sdtdh="http://schemas.microsoft.com/office/word/2020/wordml/sdtdatahash" xmlns:w16sdtfl="http://schemas.microsoft.com/office/word/2024/wordml/sdtformatlock" xmlns:w16se="http://schemas.microsoft.com/office/word/2015/wordml/symex" xmlns:w16du="http://schemas.microsoft.com/office/word/2023/wordml/word16du" xmlns:wne="http://schemas.microsoft.com/office/word/2006/wordml" mc:Ignorable="w14 w15 w16se w16cid w16 w16cex w16sdtdh w16sdtfl w16du wp14">
   <w:abstractNum w:abstractNumId="0" w15:restartNumberingAfterBreak="0">
     <w:nsid w:val="3E0B66E4"/>
     <w:multiLevelType w:val="hybridMultilevel"/>
@@ -12100,7 +13062,7 @@
 </file>
 
 <file path=word/styles.xml><?xml version="1.0" encoding="utf-8"?>
-<w:styles xmlns:mc="http://schemas.openxmlformats.org/markup-compatibility/2006" xmlns:r="http://schemas.openxmlformats.org/officeDocument/2006/relationships" xmlns:w="http://schemas.openxmlformats.org/wordprocessingml/2006/main" xmlns:w14="http://schemas.microsoft.com/office/word/2010/wordml" xmlns:w15="http://schemas.microsoft.com/office/word/2012/wordml" xmlns:w16cex="http://schemas.microsoft.com/office/word/2018/wordml/cex" xmlns:w16cid="http://schemas.microsoft.com/office/word/2016/wordml/cid" xmlns:w16="http://schemas.microsoft.com/office/word/2018/wordml" xmlns:w16du="http://schemas.microsoft.com/office/word/2023/wordml/word16du" xmlns:w16sdtdh="http://schemas.microsoft.com/office/word/2020/wordml/sdtdatahash" xmlns:w16sdtfl="http://schemas.microsoft.com/office/word/2024/wordml/sdtformatlock" xmlns:w16se="http://schemas.microsoft.com/office/word/2015/wordml/symex" mc:Ignorable="w14 w15 w16se w16cid w16 w16cex w16sdtdh w16sdtfl w16du">
+<w:styles xmlns:mc="http://schemas.openxmlformats.org/markup-compatibility/2006" xmlns:r="http://schemas.openxmlformats.org/officeDocument/2006/relationships" xmlns:w="http://schemas.openxmlformats.org/wordprocessingml/2006/main" xmlns:w14="http://schemas.microsoft.com/office/word/2010/wordml" xmlns:w15="http://schemas.microsoft.com/office/word/2012/wordml" xmlns:w16cex="http://schemas.microsoft.com/office/word/2018/wordml/cex" xmlns:w16cid="http://schemas.microsoft.com/office/word/2016/wordml/cid" xmlns:w16="http://schemas.microsoft.com/office/word/2018/wordml" xmlns:w16sdtdh="http://schemas.microsoft.com/office/word/2020/wordml/sdtdatahash" xmlns:w16sdtfl="http://schemas.microsoft.com/office/word/2024/wordml/sdtformatlock" xmlns:w16se="http://schemas.microsoft.com/office/word/2015/wordml/symex" xmlns:w16du="http://schemas.microsoft.com/office/word/2023/wordml/word16du" mc:Ignorable="w14 w15 w16se w16cid w16 w16cex w16sdtdh w16sdtfl w16du">
   <w:docDefaults>
     <w:rPrDefault>
       <w:rPr>

--- a/docs/Informe_Tesis_v12.docx
+++ b/docs/Informe_Tesis_v12.docx
@@ -2749,7 +2749,7 @@
         <w:ind w:left="-5" w:right="841"/>
       </w:pPr>
       <w:r>
-        <w:t xml:space="preserve">La relevancia del presente trabajo radica en la necesidad de aportar soluciones tecnológicas concretas a problemáticas reales del sector comercial, particularmente en organizaciones de pequeña escala que carecen de sistemas integrados de gestión. Según datos de la OCDE, las PyMEs representan más del 90% del tejido empresarial en América Latina y generan la mayor parte del empleo formal. Sin embargo, su nivel de adopción tecnológica sigue siendo significativamente inferior al de las grandes empresas (OECD, 2021). </w:t>
+        <w:t xml:space="preserve">La relevancia del presente trabajo radica en la necesidad de aportar soluciones tecnológicas concretas a problemáticas reales del sector comercial, particularmente en organizaciones de pequeña escala que carecen de sistemas integrados de gestión. Según datos de la CEPAL, las mipymes representan el 99% de las empresas de la región y contribuyen con el 61% del empleo formal (CEPAL, 2019). Sin embargo, su nivel de adopción tecnológica sigue siendo significativamente inferior al de las grandes empresas (OECD, 2021). </w:t>
       </w:r>
     </w:p>
     <w:p>
@@ -10206,7 +10206,7 @@
         <w:ind w:left="-5" w:right="841"/>
       </w:pPr>
       <w:r>
-        <w:t xml:space="preserve">En cuarto lugar, las auditorías de inventario (NAS) se realizaron en una única sesión al cierre de cada corrida completa, auditando cinco productos distintos, en lugar de en puntos de control distribuidos a lo largo de la ejecución. Esto es consistente con la definición de NAS de la sección 3.5, pero no permite observar cómo evoluciona la desactualización del stock durante la corrida, solo su estado final. </w:t>
+        <w:t xml:space="preserve">En cuarto lugar, las auditorías de inventario (NAS) se realizaron en una única sesión al cierre de cada corrida completa, auditando la totalidad de los 17 productos del catálogo, en lugar de en puntos de control distribuidos a lo largo de la ejecución. Esto es consistente con la definición de NAS de la sección 3.5, pero no permite observar cómo evoluciona la desactualización del stock durante la corrida, solo su estado final. Adicionalmente, la auditoría NAS del postest se realizó en una pasada suplementaria posterior a la corrida cronometrada, y no durante esta última: un reinicio accidental de la base de datos impidió exportar los datos de inventario de la corrida original antes de perderlos. Esa pasada suplementaria fue la que detectó el defecto de concurrencia corregido y descripto en la sección 6.1, por lo que, más allá de esta desviación operativa respecto del protocolo original, se la considera representativa del estado del sistema en la condición postest. </w:t>
       </w:r>
     </w:p>
     <w:p>
@@ -10607,6 +10607,29 @@
       </w:r>
       <w:r>
         <w:t>Rand McNally.</w:t>
+      </w:r>
+    </w:p>
+    <w:p>
+      <w:pPr>
+        <w:spacing w:after="176" w:line="276" w:lineRule="auto"/>
+        <w:ind w:left="720" w:right="841" w:hanging="720"/>
+        <w:jc w:val="left"/>
+        <w:rPr>
+          <w:lang w:val="en-US"/>
+        </w:rPr>
+      </w:pPr>
+      <w:r>
+        <w:t xml:space="preserve">CEPAL (Comisión Económica para América Latina y el Caribe). (2019). </w:t>
+      </w:r>
+      <w:r>
+        <w:rPr>
+          <w:i/>
+          <w:iCs/>
+        </w:rPr>
+        <w:t>Mipymes en América Latina: un frágil desempeño y nuevos desafíos para las políticas de fomento. Síntesis</w:t>
+      </w:r>
+      <w:r>
+        <w:t xml:space="preserve"> (LC/TS.2019/20). CEPAL. https://repositorio.cepal.org/handle/11362/44603</w:t>
       </w:r>
     </w:p>
     <w:p>

--- a/docs/Informe_Tesis_v12.docx
+++ b/docs/Informe_Tesis_v12.docx
@@ -2565,13 +2565,7 @@
         <w:rPr>
           <w:noProof/>
         </w:rPr>
-        <w:t>4</w:t>
-      </w:r>
-      <w:r>
-        <w:rPr>
-          <w:noProof/>
-        </w:rPr>
-        <w:t>8</w:t>
+        <w:t>48</w:t>
       </w:r>
       <w:r>
         <w:fldChar w:fldCharType="end"/>
@@ -10242,26 +10236,6 @@
     </w:p>
     <w:p>
       <w:pPr>
-        <w:ind w:left="-5" w:right="841"/>
-      </w:pPr>
-    </w:p>
-    <w:p>
-      <w:pPr>
-        <w:ind w:left="-5" w:right="841"/>
-      </w:pPr>
-    </w:p>
-    <w:p>
-      <w:pPr>
-        <w:ind w:left="-5" w:right="841"/>
-      </w:pPr>
-    </w:p>
-    <w:p>
-      <w:pPr>
-        <w:ind w:left="-5" w:right="841"/>
-      </w:pPr>
-    </w:p>
-    <w:p>
-      <w:pPr>
         <w:spacing w:after="0" w:line="259" w:lineRule="auto"/>
         <w:ind w:left="0" w:right="0" w:firstLine="0"/>
         <w:jc w:val="left"/>
@@ -10614,9 +10588,6 @@
         <w:spacing w:after="176" w:line="276" w:lineRule="auto"/>
         <w:ind w:left="720" w:right="841" w:hanging="720"/>
         <w:jc w:val="left"/>
-        <w:rPr>
-          <w:lang w:val="en-US"/>
-        </w:rPr>
       </w:pPr>
       <w:r>
         <w:t xml:space="preserve">CEPAL (Comisión Económica para América Latina y el Caribe). (2019). </w:t>
@@ -10925,6 +10896,7 @@
         <w:rPr>
           <w:lang w:val="en-US"/>
         </w:rPr>
+        <w:lastRenderedPageBreak/>
         <w:t xml:space="preserve">Hevner, A. R., March, S. T., Park, J., y Ram, S. (2004). Design science in information systems research. </w:t>
       </w:r>
       <w:r>
@@ -10964,7 +10936,6 @@
         </w:rPr>
       </w:pPr>
       <w:r>
-        <w:lastRenderedPageBreak/>
         <w:t xml:space="preserve">Li, Z., Wu, C., Li, J., y Yuan, Q. (2026). </w:t>
       </w:r>
       <w:r>
@@ -11522,7 +11493,7 @@
         <w:fldChar w:fldCharType="begin"/>
       </w:r>
       <w:r>
-        <w:instrText>HYPERLINK "https://docs.google.com/spreadsheets/d/1YY23zZMBffX5gjKMN9Uy8w6rJ9jDVK1q/edit?usp=drive_link&amp;ouid=114634369866028785057&amp;rtpof=true&amp;sd=true"</w:instrText>
+        <w:instrText>HYPERLINK "https://docs.google.com/spreadsheets/d/17fpBhRW4PRIG53CtljM3Dz6vi8CAEsDZ/edit?usp=drive_link&amp;ouid=114634369866028785057&amp;rtpof=true&amp;sd=true"</w:instrText>
       </w:r>
       <w:r>
         <w:fldChar w:fldCharType="separate"/>
@@ -11531,19 +11502,19 @@
         <w:rPr>
           <w:rStyle w:val="Hipervnculo"/>
         </w:rPr>
-        <w:t>https://docs.google.com/spreadsheets/d/1YY23zZMBffX5gjKMN9Uy8w6r</w:t>
+        <w:t>https://docs.google.com/spreadsheets/d/17</w:t>
       </w:r>
       <w:r>
         <w:rPr>
           <w:rStyle w:val="Hipervnculo"/>
         </w:rPr>
-        <w:t>J</w:t>
+        <w:t>f</w:t>
       </w:r>
       <w:r>
         <w:rPr>
           <w:rStyle w:val="Hipervnculo"/>
         </w:rPr>
-        <w:t>9jDVK1q/edit?usp=drive_link&amp;ouid=114634369866028785057&amp;rtpof=true&amp;sd=true</w:t>
+        <w:t>pBhRW4PRIG53CtljM3Dz6vi8CAEsDZ/edit?usp=drive_link&amp;ouid=114634369866028785057&amp;rtpof=true&amp;sd=true</w:t>
       </w:r>
       <w:r>
         <w:fldChar w:fldCharType="end"/>
@@ -11743,16 +11714,7 @@
         <w:ind w:left="-5" w:right="841"/>
       </w:pPr>
       <w:r>
-        <w:t>Nueve</w:t>
-      </w:r>
-      <w:r>
-        <w:t xml:space="preserve"> capturas de pantalla (numeradas del 1 al </w:t>
-      </w:r>
-      <w:r>
-        <w:t>9</w:t>
-      </w:r>
-      <w:r>
-        <w:t xml:space="preserve">) documentan lo siguiente: la pantalla de login del panel de administración; el panel de control con acceso a Control de Stock y Pedidos Telegram; la gestión de categorías y productos (alta, edición y eliminación); la interacción completa con el bot de Telegram (selección de categoría, producto y cantidad mediante botones, confirmación y envío del pedido); la recepción del pedido en el panel de Pedidos Telegram y su confirmación desde la interfaz web; el caso de cancelación de un pedido por carrito vaciado desde el bot; y el historial de pedidos con sus filtros de búsqueda. </w:t>
+        <w:t xml:space="preserve">Nueve capturas de pantalla (numeradas del 1 al 9) documentan lo siguiente: la pantalla de login del panel de administración; el panel de control con acceso a Control de Stock y Pedidos Telegram; la gestión de categorías y productos (alta, edición y eliminación); la interacción completa con el bot de Telegram (selección de categoría, producto y cantidad mediante botones, confirmación y envío del pedido); la recepción del pedido en el panel de Pedidos Telegram y su confirmación desde la interfaz web; el caso de cancelación de un pedido por carrito vaciado desde el bot; y el historial de pedidos con sus filtros de búsqueda. </w:t>
       </w:r>
     </w:p>
     <w:p>
@@ -11804,19 +11766,7 @@
         <w:rPr>
           <w:rStyle w:val="Hipervnculo"/>
         </w:rPr>
-        <w:t>https://drive.google.com/drive/folders/1gv1ZH7xTSm</w:t>
-      </w:r>
-      <w:r>
-        <w:rPr>
-          <w:rStyle w:val="Hipervnculo"/>
-        </w:rPr>
-        <w:t>K</w:t>
-      </w:r>
-      <w:r>
-        <w:rPr>
-          <w:rStyle w:val="Hipervnculo"/>
-        </w:rPr>
-        <w:t>yMZwvJ69vLzcdClqsTjYU?usp=drive_lin</w:t>
+        <w:t>https://drive.google.com/drive/folders/1gv1ZH7xTSmKyMZwvJ69vLzcdClqsTjYU?usp=drive_lin</w:t>
       </w:r>
     </w:p>
     <w:p>

--- a/docs/Informe_Tesis_v12.docx
+++ b/docs/Informe_Tesis_v12.docx
@@ -3279,6 +3279,9 @@
       <w:r>
         <w:t xml:space="preserve">Richardson y Ruby (2007) destacan que la arquitectura REST simplifica el desarrollo y mejora la mantenibilidad del sistema al promover el desacoplamiento entre sus componentes. En años recientes, la proliferación de arquitecturas de microservicios ha reforzado la relevancia de REST como contrato de comunicación entre servicios independientes (Newman, 2019). Esta característica resulta especialmente valiosa en el contexto del presente trabajo, donde la API actúa como núcleo de integración entre el frontend, la base de datos y los servicios externos de automatización. Bogner, Kotstein y Pfaff (2023), en un experimento controlado con 105 participantes, aportan evidencia empírica de que el cumplimiento de las convenciones de diseño REST —como el uso semánticamente correcto de los verbos HTTP y la consistencia en la estructura de las respuestas— mejora significativamente la comprensión de la API por parte de quienes la consumen. Esta evidencia respalda las decisiones de diseño adoptadas para la API del presente trabajo, descriptas en la sección 4.2. </w:t>
       </w:r>
+      <w:r>
+        <w:t>Un estudio empírico complementario, basado en 17 entrevistas realizadas en 11 empresas (Lercher et al., 2024), muestra que la evolución de las APIs de microservicios en la práctica enfrenta desafíos de comunicación entre equipos y de dependencia de los consumidores respecto de versiones antiguas, lo cual refuerza —desde la perspectiva del mantenimiento a largo plazo— la relevancia de las convenciones de diseño consistentes que Bogner et al. (2023) evalúan desde la comprensión inicial de la API. El versionado formal de la API excede el alcance del presente trabajo, pero esta evidencia resulta pertinente para su eventual evolución.</w:t>
+      </w:r>
     </w:p>
     <w:p>
       <w:pPr>
@@ -3379,6 +3382,9 @@
       <w:r>
         <w:t xml:space="preserve">Trabajos recientes en el campo de la investigación aplicada confirman esta tendencia hacia la reducción de la barrera técnica de entrada. Sufi (2023) revisa sistemáticamente las plataformas low-code/no-code utilizadas en trabajos de investigación e identifica que este tipo de herramientas —categoría dentro de la cual se enmarca n8n— permite a usuarios sin formación avanzada en programación construir flujos funcionales de automatización. Esto resulta particularmente pertinente para el segmento de PyMEs abordado en este trabajo, donde la disponibilidad de personal técnico especializado es limitada (sección 2.1). </w:t>
       </w:r>
+      <w:r>
+        <w:t>Desde una perspectiva más amplia de la automatización de procesos de negocio, Khantong y Sriboonlue (2026) sintetizan sistemáticamente 83 artículos arbitrados publicados entre 2015 y 2025 sobre la Automatización Robótica de Procesos (RPA) y proponen un marco integrado organizado en torno a la alineación estratégica, la ejecución operativa y la mejora continua. Si bien n8n no constituye una herramienta de RPA en sentido estricto —opera sobre integraciones y disparadores de eventos, no sobre la manipulación de interfaces de usuario existentes—, los autores identifican los mismos ejes de beneficios y barreras (bajo costo de adopción, gobernanza y mantenimiento) que motivan la elección de una herramienta low-code como capa de automatización en este trabajo.</w:t>
+      </w:r>
     </w:p>
     <w:p>
       <w:pPr>
@@ -3535,6 +3541,9 @@
       </w:pPr>
       <w:r>
         <w:t xml:space="preserve">En el ámbito latinoamericano, estudios recientes han evidenciado que gran parte de las PyMEs del sector comercial continúa utilizando hojas de cálculo o registros manuales para la gestión de inventarios, incluso en contextos urbanos con acceso a tecnología (CEPAL, 2021). Esta realidad subraya la pertinencia de desarrollar soluciones tecnológicas adaptadas a las capacidades y restricciones de este segmento. Un análisis cienciométrico más reciente confirma esta tendencia: Parra-Sanchez y Talero-Sarmiento (2024), a partir de 448 documentos indexados en Scopus, documentan un crecimiento sostenido de la investigación sobre transformación digital en PyMEs. También documentan una intención creciente de estas organizaciones de adoptar tecnologías como la inteligencia artificial, el big data, la computación en la nube y el comercio electrónico, lo cual refuerza la pertinencia y oportunidad del artefacto desarrollado en este trabajo. </w:t>
+      </w:r>
+      <w:r>
+        <w:t>Gao, Teh y Ho (2026) confirman esta tendencia mediante un análisis bibliométrico y de contenido de 115 estudios empíricos sobre transformación digital e innovación en PyMEs, publicados en 32 países y relevados en Scopus y Web of Science. Sus resultados muestran una correlación positiva pero dependiente del contexto entre transformación digital e innovación, y los propios autores señalan que esta relación permanece insuficientemente explorada para el segmento de pequeñas y medianas empresas, lo cual refuerza el vacío de conocimiento identificado en la sección 2.7.3.</w:t>
       </w:r>
     </w:p>
     <w:p>
@@ -10858,6 +10867,30 @@
     </w:p>
     <w:p>
       <w:pPr>
+        <w:spacing w:line="276" w:lineRule="auto" w:after="176"/>
+        <w:ind w:left="720" w:hanging="720"/>
+      </w:pPr>
+      <w:r>
+        <w:rPr>
+          <w:i w:val="0"/>
+        </w:rPr>
+        <w:t xml:space="preserve">Gao, S., Teh, P.-L., y Ho, H. H. P. (2026). Digital transformation and innovation in small and medium enterprises (SMEs): A systematic review and future research agenda. </w:t>
+      </w:r>
+      <w:r>
+        <w:rPr>
+          <w:i/>
+        </w:rPr>
+        <w:t>Cogent Business &amp; Management, 13</w:t>
+      </w:r>
+      <w:r>
+        <w:rPr>
+          <w:i w:val="0"/>
+        </w:rPr>
+        <w:t>(1), Article 2612775. https://doi.org/10.1080/23311975.2026.2612775</w:t>
+      </w:r>
+    </w:p>
+    <w:p>
+      <w:pPr>
         <w:spacing w:after="176" w:line="276" w:lineRule="auto"/>
         <w:ind w:left="720" w:right="841" w:hanging="720"/>
         <w:jc w:val="left"/>
@@ -10928,6 +10961,54 @@
     </w:p>
     <w:p>
       <w:pPr>
+        <w:spacing w:line="276" w:lineRule="auto" w:after="176"/>
+        <w:ind w:left="720" w:hanging="720"/>
+      </w:pPr>
+      <w:r>
+        <w:rPr>
+          <w:i w:val="0"/>
+        </w:rPr>
+        <w:t xml:space="preserve">Khantong, S., y Sriboonlue, P. (2026). Robotic Process Automation in Business Process Management: A Systematic Literature Review and an Integrated Framework. </w:t>
+      </w:r>
+      <w:r>
+        <w:rPr>
+          <w:i/>
+        </w:rPr>
+        <w:t>Technologies, 14</w:t>
+      </w:r>
+      <w:r>
+        <w:rPr>
+          <w:i w:val="0"/>
+        </w:rPr>
+        <w:t>(4), Article 225. https://doi.org/10.3390/technologies14040225</w:t>
+      </w:r>
+    </w:p>
+    <w:p>
+      <w:pPr>
+        <w:spacing w:line="276" w:lineRule="auto" w:after="176"/>
+        <w:ind w:left="720" w:hanging="720"/>
+      </w:pPr>
+      <w:r>
+        <w:rPr>
+          <w:i w:val="0"/>
+        </w:rPr>
+        <w:t xml:space="preserve">Lercher, A., Glock, J., Macho, C., y Pinzger, M. (2024). Microservice API evolution in practice: A study on strategies and challenges. </w:t>
+      </w:r>
+      <w:r>
+        <w:rPr>
+          <w:i/>
+        </w:rPr>
+        <w:t>Journal of Systems and Software, 215</w:t>
+      </w:r>
+      <w:r>
+        <w:rPr>
+          <w:i w:val="0"/>
+        </w:rPr>
+        <w:t>, Article 112110. https://doi.org/10.1016/j.jss.2024.112110</w:t>
+      </w:r>
+    </w:p>
+    <w:p>
+      <w:pPr>
         <w:spacing w:after="176" w:line="276" w:lineRule="auto"/>
         <w:ind w:left="720" w:right="841" w:hanging="720"/>
         <w:jc w:val="left"/>
@@ -11493,7 +11574,7 @@
         <w:fldChar w:fldCharType="begin"/>
       </w:r>
       <w:r>
-        <w:instrText>HYPERLINK "https://docs.google.com/spreadsheets/d/17fpBhRW4PRIG53CtljM3Dz6vi8CAEsDZ/edit?usp=drive_link&amp;ouid=114634369866028785057&amp;rtpof=true&amp;sd=true"</w:instrText>
+        <w:instrText>HYPERLINK "https://docs.google.com/spreadsheets/d/1YY23zZMBffX5gjKMN9Uy8w6rJ9jDVK1q/edit?usp=drive_link&amp;ouid=114634369866028785057&amp;rtpof=true&amp;sd=true"</w:instrText>
       </w:r>
       <w:r>
         <w:fldChar w:fldCharType="separate"/>
@@ -11502,19 +11583,7 @@
         <w:rPr>
           <w:rStyle w:val="Hipervnculo"/>
         </w:rPr>
-        <w:t>https://docs.google.com/spreadsheets/d/17</w:t>
-      </w:r>
-      <w:r>
-        <w:rPr>
-          <w:rStyle w:val="Hipervnculo"/>
-        </w:rPr>
-        <w:t>f</w:t>
-      </w:r>
-      <w:r>
-        <w:rPr>
-          <w:rStyle w:val="Hipervnculo"/>
-        </w:rPr>
-        <w:t>pBhRW4PRIG53CtljM3Dz6vi8CAEsDZ/edit?usp=drive_link&amp;ouid=114634369866028785057&amp;rtpof=true&amp;sd=true</w:t>
+        <w:t>https://docs.google.com/spreadsheets/d/1YY23zZMBffX5gjKMN9Uy8w6rJ9jDVK1q/edit?usp=drive_link&amp;ouid=114634369866028785057&amp;rtpof=true&amp;sd=true</w:t>
       </w:r>
       <w:r>
         <w:fldChar w:fldCharType="end"/>

--- a/docs/Informe_Tesis_v12.docx
+++ b/docs/Informe_Tesis_v12.docx
@@ -910,7 +910,7 @@
         <w:rPr>
           <w:noProof/>
         </w:rPr>
-        <w:t>11</w:t>
+        <w:t>12</w:t>
       </w:r>
       <w:r>
         <w:fldChar w:fldCharType="end"/>
@@ -949,7 +949,7 @@
         <w:rPr>
           <w:noProof/>
         </w:rPr>
-        <w:t>12</w:t>
+        <w:t>13</w:t>
       </w:r>
       <w:r>
         <w:fldChar w:fldCharType="end"/>
@@ -1066,7 +1066,7 @@
         <w:rPr>
           <w:noProof/>
         </w:rPr>
-        <w:t>13</w:t>
+        <w:t>14</w:t>
       </w:r>
       <w:r>
         <w:fldChar w:fldCharType="end"/>
@@ -1156,7 +1156,7 @@
         <w:rPr>
           <w:noProof/>
         </w:rPr>
-        <w:t>15</w:t>
+        <w:t>16</w:t>
       </w:r>
       <w:r>
         <w:fldChar w:fldCharType="end"/>
@@ -1195,7 +1195,7 @@
         <w:rPr>
           <w:noProof/>
         </w:rPr>
-        <w:t>15</w:t>
+        <w:t>16</w:t>
       </w:r>
       <w:r>
         <w:fldChar w:fldCharType="end"/>
@@ -1234,7 +1234,7 @@
         <w:rPr>
           <w:noProof/>
         </w:rPr>
-        <w:t>15</w:t>
+        <w:t>16</w:t>
       </w:r>
       <w:r>
         <w:fldChar w:fldCharType="end"/>
@@ -1273,7 +1273,7 @@
         <w:rPr>
           <w:noProof/>
         </w:rPr>
-        <w:t>16</w:t>
+        <w:t>17</w:t>
       </w:r>
       <w:r>
         <w:fldChar w:fldCharType="end"/>
@@ -1312,7 +1312,7 @@
         <w:rPr>
           <w:noProof/>
         </w:rPr>
-        <w:t>16</w:t>
+        <w:t>17</w:t>
       </w:r>
       <w:r>
         <w:fldChar w:fldCharType="end"/>
@@ -1351,7 +1351,7 @@
         <w:rPr>
           <w:noProof/>
         </w:rPr>
-        <w:t>19</w:t>
+        <w:t>20</w:t>
       </w:r>
       <w:r>
         <w:fldChar w:fldCharType="end"/>
@@ -1390,7 +1390,7 @@
         <w:rPr>
           <w:noProof/>
         </w:rPr>
-        <w:t>19</w:t>
+        <w:t>20</w:t>
       </w:r>
       <w:r>
         <w:fldChar w:fldCharType="end"/>
@@ -1429,7 +1429,7 @@
         <w:rPr>
           <w:noProof/>
         </w:rPr>
-        <w:t>20</w:t>
+        <w:t>21</w:t>
       </w:r>
       <w:r>
         <w:fldChar w:fldCharType="end"/>
@@ -1468,7 +1468,7 @@
         <w:rPr>
           <w:noProof/>
         </w:rPr>
-        <w:t>20</w:t>
+        <w:t>21</w:t>
       </w:r>
       <w:r>
         <w:fldChar w:fldCharType="end"/>
@@ -1507,7 +1507,7 @@
         <w:rPr>
           <w:noProof/>
         </w:rPr>
-        <w:t>21</w:t>
+        <w:t>22</w:t>
       </w:r>
       <w:r>
         <w:fldChar w:fldCharType="end"/>
@@ -1558,7 +1558,7 @@
         <w:rPr>
           <w:noProof/>
         </w:rPr>
-        <w:t>23</w:t>
+        <w:t>24</w:t>
       </w:r>
       <w:r>
         <w:fldChar w:fldCharType="end"/>
@@ -1597,7 +1597,7 @@
         <w:rPr>
           <w:noProof/>
         </w:rPr>
-        <w:t>23</w:t>
+        <w:t>24</w:t>
       </w:r>
       <w:r>
         <w:fldChar w:fldCharType="end"/>
@@ -1636,7 +1636,7 @@
         <w:rPr>
           <w:noProof/>
         </w:rPr>
-        <w:t>23</w:t>
+        <w:t>24</w:t>
       </w:r>
       <w:r>
         <w:fldChar w:fldCharType="end"/>
@@ -1675,7 +1675,7 @@
         <w:rPr>
           <w:noProof/>
         </w:rPr>
-        <w:t>26</w:t>
+        <w:t>27</w:t>
       </w:r>
       <w:r>
         <w:fldChar w:fldCharType="end"/>
@@ -1714,7 +1714,7 @@
         <w:rPr>
           <w:noProof/>
         </w:rPr>
-        <w:t>26</w:t>
+        <w:t>27</w:t>
       </w:r>
       <w:r>
         <w:fldChar w:fldCharType="end"/>
@@ -1753,7 +1753,7 @@
         <w:rPr>
           <w:noProof/>
         </w:rPr>
-        <w:t>30</w:t>
+        <w:t>31</w:t>
       </w:r>
       <w:r>
         <w:fldChar w:fldCharType="end"/>
@@ -1792,7 +1792,7 @@
         <w:rPr>
           <w:noProof/>
         </w:rPr>
-        <w:t>32</w:t>
+        <w:t>33</w:t>
       </w:r>
       <w:r>
         <w:fldChar w:fldCharType="end"/>
@@ -1843,7 +1843,7 @@
         <w:rPr>
           <w:noProof/>
         </w:rPr>
-        <w:t>34</w:t>
+        <w:t>35</w:t>
       </w:r>
       <w:r>
         <w:fldChar w:fldCharType="end"/>
@@ -1882,7 +1882,7 @@
         <w:rPr>
           <w:noProof/>
         </w:rPr>
-        <w:t>34</w:t>
+        <w:t>35</w:t>
       </w:r>
       <w:r>
         <w:fldChar w:fldCharType="end"/>
@@ -1921,7 +1921,7 @@
         <w:rPr>
           <w:noProof/>
         </w:rPr>
-        <w:t>37</w:t>
+        <w:t>38</w:t>
       </w:r>
       <w:r>
         <w:fldChar w:fldCharType="end"/>
@@ -1972,7 +1972,7 @@
         <w:rPr>
           <w:noProof/>
         </w:rPr>
-        <w:t>38</w:t>
+        <w:t>39</w:t>
       </w:r>
       <w:r>
         <w:fldChar w:fldCharType="end"/>
@@ -2011,7 +2011,7 @@
         <w:rPr>
           <w:noProof/>
         </w:rPr>
-        <w:t>38</w:t>
+        <w:t>39</w:t>
       </w:r>
       <w:r>
         <w:fldChar w:fldCharType="end"/>
@@ -2050,7 +2050,7 @@
         <w:rPr>
           <w:noProof/>
         </w:rPr>
-        <w:t>39</w:t>
+        <w:t>40</w:t>
       </w:r>
       <w:r>
         <w:fldChar w:fldCharType="end"/>
@@ -2101,7 +2101,7 @@
         <w:rPr>
           <w:noProof/>
         </w:rPr>
-        <w:t>41</w:t>
+        <w:t>42</w:t>
       </w:r>
       <w:r>
         <w:fldChar w:fldCharType="end"/>
@@ -2140,7 +2140,7 @@
         <w:rPr>
           <w:noProof/>
         </w:rPr>
-        <w:t>41</w:t>
+        <w:t>42</w:t>
       </w:r>
       <w:r>
         <w:fldChar w:fldCharType="end"/>
@@ -2179,7 +2179,7 @@
         <w:rPr>
           <w:noProof/>
         </w:rPr>
-        <w:t>42</w:t>
+        <w:t>43</w:t>
       </w:r>
       <w:r>
         <w:fldChar w:fldCharType="end"/>
@@ -2230,7 +2230,7 @@
         <w:rPr>
           <w:noProof/>
         </w:rPr>
-        <w:t>44</w:t>
+        <w:t>45</w:t>
       </w:r>
       <w:r>
         <w:fldChar w:fldCharType="end"/>
@@ -2281,7 +2281,7 @@
         <w:rPr>
           <w:noProof/>
         </w:rPr>
-        <w:t>46</w:t>
+        <w:t>48</w:t>
       </w:r>
       <w:r>
         <w:fldChar w:fldCharType="end"/>
@@ -2320,7 +2320,7 @@
         <w:rPr>
           <w:noProof/>
         </w:rPr>
-        <w:t>46</w:t>
+        <w:t>48</w:t>
       </w:r>
       <w:r>
         <w:fldChar w:fldCharType="end"/>
@@ -2359,7 +2359,7 @@
         <w:rPr>
           <w:noProof/>
         </w:rPr>
-        <w:t>46</w:t>
+        <w:t>48</w:t>
       </w:r>
       <w:r>
         <w:fldChar w:fldCharType="end"/>
@@ -2398,7 +2398,7 @@
         <w:rPr>
           <w:noProof/>
         </w:rPr>
-        <w:t>46</w:t>
+        <w:t>48</w:t>
       </w:r>
       <w:r>
         <w:fldChar w:fldCharType="end"/>
@@ -2437,7 +2437,7 @@
         <w:rPr>
           <w:noProof/>
         </w:rPr>
-        <w:t>47</w:t>
+        <w:t>49</w:t>
       </w:r>
       <w:r>
         <w:fldChar w:fldCharType="end"/>
@@ -2476,7 +2476,7 @@
         <w:rPr>
           <w:noProof/>
         </w:rPr>
-        <w:t>47</w:t>
+        <w:t>49</w:t>
       </w:r>
       <w:r>
         <w:fldChar w:fldCharType="end"/>
@@ -2526,7 +2526,7 @@
         <w:rPr>
           <w:noProof/>
         </w:rPr>
-        <w:t>47</w:t>
+        <w:t>49</w:t>
       </w:r>
       <w:r>
         <w:fldChar w:fldCharType="end"/>
@@ -2565,7 +2565,7 @@
         <w:rPr>
           <w:noProof/>
         </w:rPr>
-        <w:t>48</w:t>
+        <w:t>50</w:t>
       </w:r>
       <w:r>
         <w:fldChar w:fldCharType="end"/>
@@ -2743,7 +2743,7 @@
         <w:ind w:left="-5" w:right="841"/>
       </w:pPr>
       <w:r>
-        <w:t xml:space="preserve">La relevancia del presente trabajo radica en la necesidad de aportar soluciones tecnológicas concretas a problemáticas reales del sector comercial, particularmente en organizaciones de pequeña escala que carecen de sistemas integrados de gestión. Según datos de la CEPAL, las mipymes representan el 99% de las empresas de la región y contribuyen con el 61% del empleo formal (CEPAL, 2019). Sin embargo, su nivel de adopción tecnológica sigue siendo significativamente inferior al de las grandes empresas (OECD, 2021). </w:t>
+        <w:t xml:space="preserve">La relevancia del presente trabajo radica en la necesidad de aportar soluciones tecnológicas concretas a problemáticas reales del sector comercial, particularmente en organizaciones de pequeña escala que carecen de sistemas integrados de gestión. Según datos de la CEPAL, las mipymes representan el 99% de las empresas de la región y contribuyen con el 61% del empleo formal (CEPAL, 2019). Sin embargo, su nivel de adopción tecnológica sigue siendo significativamente inferior al de las grandes empresas (OECD, 2023). </w:t>
       </w:r>
     </w:p>
     <w:p>
@@ -3204,7 +3204,7 @@
         <w:ind w:left="-5" w:right="841"/>
       </w:pPr>
       <w:r>
-        <w:t xml:space="preserve">Los sistemas de gestión de inventarios constituyen un elemento central dentro de la administración de operaciones, en tanto permiten controlar, registrar y optimizar el flujo de bienes dentro de una organización. De acuerdo con Heizer, Render y Munson (2017), una gestión eficiente del stock contribuye significativamente a la reducción de costos de almacenamiento y mejora el nivel de servicio al cliente mediante la disponibilidad oportuna de productos. </w:t>
+        <w:t xml:space="preserve">Los sistemas de gestión de inventarios constituyen un elemento central dentro de la administración de operaciones, en tanto permiten controlar, registrar y optimizar el flujo de bienes dentro de una organización. De acuerdo con Heizer, Render y Munson (2023), una gestión eficiente del stock contribuye significativamente a la reducción de costos de almacenamiento y mejora el nivel de servicio al cliente mediante la disponibilidad oportuna de productos. </w:t>
       </w:r>
     </w:p>
     <w:p>
@@ -3229,7 +3229,7 @@
         <w:ind w:left="-5" w:right="841"/>
       </w:pPr>
       <w:r>
-        <w:t xml:space="preserve">A los fines de este trabajo, se adopta una definición operativa de PyME basada en criterios cualitativos y cuantitativos combinados: organizaciones con gestión no profesionalizada de la propiedad y estructura jerárquica reducida. Según el criterio general de clasificación por tamaño de la OCDE (OECD, 2021), estas organizaciones se ubican en el segmento de micro y pequeñas empresas. El presente trabajo pone foco particular en comercios minoristas de atención al público con personal reducido, por ser el tipo de organización más representativo de los procesos manuales de gestión de pedidos que motivan este estudio. </w:t>
+        <w:t xml:space="preserve">A los fines de este trabajo, se adopta una definición operativa de PyME basada en criterios cualitativos y cuantitativos combinados: organizaciones con gestión no profesionalizada de la propiedad y estructura jerárquica reducida. Según el criterio general de clasificación por tamaño de la OCDE (OECD, 2023), estas organizaciones se ubican en el segmento de micro y pequeñas empresas. El presente trabajo pone foco particular en comercios minoristas de atención al público con personal reducido, por ser el tipo de organización más representativo de los procesos manuales de gestión de pedidos que motivan este estudio. </w:t>
       </w:r>
     </w:p>
     <w:p>
@@ -3277,10 +3277,7 @@
         <w:ind w:left="-5" w:right="841"/>
       </w:pPr>
       <w:r>
-        <w:t xml:space="preserve">Richardson y Ruby (2007) destacan que la arquitectura REST simplifica el desarrollo y mejora la mantenibilidad del sistema al promover el desacoplamiento entre sus componentes. En años recientes, la proliferación de arquitecturas de microservicios ha reforzado la relevancia de REST como contrato de comunicación entre servicios independientes (Newman, 2019). Esta característica resulta especialmente valiosa en el contexto del presente trabajo, donde la API actúa como núcleo de integración entre el frontend, la base de datos y los servicios externos de automatización. Bogner, Kotstein y Pfaff (2023), en un experimento controlado con 105 participantes, aportan evidencia empírica de que el cumplimiento de las convenciones de diseño REST —como el uso semánticamente correcto de los verbos HTTP y la consistencia en la estructura de las respuestas— mejora significativamente la comprensión de la API por parte de quienes la consumen. Esta evidencia respalda las decisiones de diseño adoptadas para la API del presente trabajo, descriptas en la sección 4.2. </w:t>
-      </w:r>
-      <w:r>
-        <w:t>Un estudio empírico complementario, basado en 17 entrevistas realizadas en 11 empresas (Lercher et al., 2024), muestra que la evolución de las APIs de microservicios en la práctica enfrenta desafíos de comunicación entre equipos y de dependencia de los consumidores respecto de versiones antiguas, lo cual refuerza —desde la perspectiva del mantenimiento a largo plazo— la relevancia de las convenciones de diseño consistentes que Bogner et al. (2023) evalúan desde la comprensión inicial de la API. El versionado formal de la API excede el alcance del presente trabajo, pero esta evidencia resulta pertinente para su eventual evolución.</w:t>
+        <w:t>Richardson y Ruby (2007) destacan que la arquitectura REST simplifica el desarrollo y mejora la mantenibilidad del sistema al promover el desacoplamiento entre sus componentes. En años recientes, la proliferación de arquitecturas de microservicios ha reforzado la relevancia de REST como contrato de comunicación entre servicios independientes (Newman, 2019). Esta característica resulta especialmente valiosa en el contexto del presente trabajo, donde la API actúa como núcleo de integración entre el frontend, la base de datos y los servicios externos de automatización. Bogner, Kotstein y Pfaff (2023), en un experimento controlado con 105 participantes, aportan evidencia empírica de que el cumplimiento de las convenciones de diseño REST —como el uso semánticamente correcto de los verbos HTTP y la consistencia en la estructura de las respuestas— mejora significativamente la comprensión de la API por parte de quienes la consumen. Esta evidencia respalda las decisiones de diseño adoptadas para la API del presente trabajo, descriptas en la sección 4.2. Un estudio empírico complementario, basado en 17 entrevistas realizadas en 11 empresas (Lercher et al., 2024), muestra que la evolución de las APIs de microservicios en la práctica enfrenta desafíos de comunicación entre equipos y de dependencia de los consumidores respecto de versiones antiguas, lo cual refuerza —desde la perspectiva del mantenimiento a largo plazo— la relevancia de las convenciones de diseño consistentes que Bogner et al. (2023) evalúan desde la comprensión inicial de la API. El versionado formal de la API excede el alcance del presente trabajo, pero esta evidencia resulta pertinente para su eventual evolución.</w:t>
       </w:r>
     </w:p>
     <w:p>
@@ -3324,11 +3321,11 @@
         <w:ind w:left="-5" w:right="841"/>
       </w:pPr>
       <w:r>
-        <w:t xml:space="preserve">La implementación del frontend como aplicación de página única (Single-Page Application, SPA) tiene implicaciones directas sobre el diseño de la API REST del sistema. A diferencia de las aplicaciones web tradicionales de renderizado en servidor, una SPA delega toda la lógica de presentación al cliente y se comunica con el backend exclusivamente mediante llamadas HTTP asíncronas. Esto implica que la API debe exponer respuestas en formato JSON autocontenidas, manejar correctamente los encabezados CORS (Cross-Origin Resource Sharing) para permitir las solicitudes entre dominios, y diseñar sus endpoints de manera que cada respuesta incluya la información suficiente para que el cliente construya la vista sin requerir llamadas adicionales encadenadas. Este patrón de interacción se inscribe en la arquitectura Modelo-VistaControlador (MVC): el backend actúa como capa de Modelo y Controlador, gestionando la lógica de negocio y el acceso a datos, mientras que el frontend SPA asume el rol de Vista </w:t>
+        <w:t xml:space="preserve">La implementación del frontend como aplicación de página única (Single-Page Application, SPA) tiene implicaciones directas sobre el diseño de la API REST del sistema. A diferencia de las aplicaciones web tradicionales de renderizado en servidor, una SPA delega toda la lógica de presentación al cliente y se comunica con el backend exclusivamente mediante llamadas HTTP asíncronas. Esto implica que la API debe exponer respuestas en formato JSON autocontenidas, </w:t>
       </w:r>
       <w:r>
         <w:lastRenderedPageBreak/>
-        <w:t xml:space="preserve">desacoplada (Fowler, 2002). La comprensión de esta separación de responsabilidades es relevante para evaluar las decisiones de diseño de la API descritas en la sección 4.2. </w:t>
+        <w:t xml:space="preserve">manejar correctamente los encabezados CORS (Cross-Origin Resource Sharing) para permitir las solicitudes entre dominios, y diseñar sus endpoints de manera que cada respuesta incluya la información suficiente para que el cliente construya la vista sin requerir llamadas adicionales encadenadas. Este patrón de interacción se inscribe en la arquitectura Modelo-VistaControlador (MVC): el backend actúa como capa de Modelo y Controlador, gestionando la lógica de negocio y el acceso a datos, mientras que el frontend SPA asume el rol de Vista desacoplada (Fowler, 2002). La comprensión de esta separación de responsabilidades es relevante para evaluar las decisiones de diseño de la API descritas en la sección 4.2. </w:t>
       </w:r>
     </w:p>
     <w:p>
@@ -3380,10 +3377,11 @@
         <w:ind w:left="-5" w:right="841"/>
       </w:pPr>
       <w:r>
-        <w:t xml:space="preserve">Trabajos recientes en el campo de la investigación aplicada confirman esta tendencia hacia la reducción de la barrera técnica de entrada. Sufi (2023) revisa sistemáticamente las plataformas low-code/no-code utilizadas en trabajos de investigación e identifica que este tipo de herramientas —categoría dentro de la cual se enmarca n8n— permite a usuarios sin formación avanzada en programación construir flujos funcionales de automatización. Esto resulta particularmente pertinente para el segmento de PyMEs abordado en este trabajo, donde la disponibilidad de personal técnico especializado es limitada (sección 2.1). </w:t>
-      </w:r>
-      <w:r>
-        <w:t>Desde una perspectiva más amplia de la automatización de procesos de negocio, Khantong y Sriboonlue (2026) sintetizan sistemáticamente 83 artículos arbitrados publicados entre 2015 y 2025 sobre la Automatización Robótica de Procesos (RPA) y proponen un marco integrado organizado en torno a la alineación estratégica, la ejecución operativa y la mejora continua. Si bien n8n no constituye una herramienta de RPA en sentido estricto —opera sobre integraciones y disparadores de eventos, no sobre la manipulación de interfaces de usuario existentes—, los autores identifican los mismos ejes de beneficios y barreras (bajo costo de adopción, gobernanza y mantenimiento) que motivan la elección de una herramienta low-code como capa de automatización en este trabajo.</w:t>
+        <w:t xml:space="preserve">Trabajos recientes en el campo de la investigación aplicada confirman esta tendencia hacia la reducción de la barrera técnica de entrada. Sufi (2023) revisa sistemáticamente las plataformas low-code/no-code utilizadas en trabajos de investigación e identifica que este tipo de herramientas —categoría dentro de la cual se enmarca n8n— permite a usuarios sin formación avanzada en programación construir flujos funcionales de automatización. Esto resulta </w:t>
+      </w:r>
+      <w:r>
+        <w:lastRenderedPageBreak/>
+        <w:t>particularmente pertinente para el segmento de PyMEs abordado en este trabajo, donde la disponibilidad de personal técnico especializado es limitada (sección 2.1). Desde una perspectiva más amplia de la automatización de procesos de negocio, Khantong y Sriboonlue (2026) sintetizan sistemáticamente 83 artículos arbitrados publicados entre 2015 y 2025 sobre la Automatización Robótica de Procesos (RPA) y proponen un marco integrado organizado en torno a la alineación estratégica, la ejecución operativa y la mejora continua. Si bien n8n no constituye una herramienta de RPA en sentido estricto —opera sobre integraciones y disparadores de eventos, no sobre la manipulación de interfaces de usuario existentes—, los autores identifican los mismos ejes de beneficios y barreras (bajo costo de adopción, gobernanza y mantenimiento) que motivan la elección de una herramienta low-code como capa de automatización en este trabajo.</w:t>
       </w:r>
     </w:p>
     <w:p>
@@ -3410,11 +3408,7 @@
         <w:ind w:left="-5" w:right="841"/>
       </w:pPr>
       <w:r>
-        <w:t xml:space="preserve">Las plataformas de mensajería instantánea han evolucionado hasta convertirse en canales estratégicos de interacción comercial. Su adopción masiva por parte de los consumidores es un </w:t>
-      </w:r>
-      <w:r>
-        <w:lastRenderedPageBreak/>
-        <w:t xml:space="preserve">indicio de ello: Telegram superó los 900 millones de usuarios activos mensuales en marzo de 2024, cifra reportada por la compañía y difundida por medios especializados (Mehta, 2024). Esto convierte a estas plataformas en puntos de contacto naturales para la recepción de pedidos en comercios de pequeña escala. </w:t>
+        <w:t xml:space="preserve">Las plataformas de mensajería instantánea han evolucionado hasta convertirse en canales estratégicos de interacción comercial. Su adopción masiva por parte de los consumidores es un indicio de ello: Telegram superó los 900 millones de usuarios activos mensuales en marzo de 2024, cifra reportada por la compañía y difundida por medios especializados (Mehta, 2024). Esto convierte a estas plataformas en puntos de contacto naturales para la recepción de pedidos en comercios de pequeña escala. </w:t>
       </w:r>
     </w:p>
     <w:p>
@@ -3451,6 +3445,7 @@
       <w:bookmarkStart w:id="27" w:name="sec2_6"/>
       <w:bookmarkEnd w:id="26"/>
       <w:r>
+        <w:lastRenderedPageBreak/>
         <w:t>2.6 Bases de datos relacionales</w:t>
       </w:r>
       <w:bookmarkEnd w:id="27"/>
@@ -3487,7 +3482,6 @@
       <w:bookmarkStart w:id="29" w:name="sec2_7"/>
       <w:bookmarkEnd w:id="28"/>
       <w:r>
-        <w:lastRenderedPageBreak/>
         <w:t>2.7 Estado del arte y vacío de conocimiento</w:t>
       </w:r>
       <w:bookmarkEnd w:id="29"/>
@@ -3540,10 +3534,11 @@
         <w:ind w:left="-5" w:right="841"/>
       </w:pPr>
       <w:r>
-        <w:t xml:space="preserve">En el ámbito latinoamericano, estudios recientes han evidenciado que gran parte de las PyMEs del sector comercial continúa utilizando hojas de cálculo o registros manuales para la gestión de inventarios, incluso en contextos urbanos con acceso a tecnología (CEPAL, 2021). Esta realidad subraya la pertinencia de desarrollar soluciones tecnológicas adaptadas a las capacidades y restricciones de este segmento. Un análisis cienciométrico más reciente confirma esta tendencia: Parra-Sanchez y Talero-Sarmiento (2024), a partir de 448 documentos indexados en Scopus, documentan un crecimiento sostenido de la investigación sobre transformación digital en PyMEs. También documentan una intención creciente de estas organizaciones de adoptar tecnologías como la inteligencia artificial, el big data, la computación en la nube y el comercio electrónico, lo cual refuerza la pertinencia y oportunidad del artefacto desarrollado en este trabajo. </w:t>
-      </w:r>
-      <w:r>
-        <w:t>Gao, Teh y Ho (2026) confirman esta tendencia mediante un análisis bibliométrico y de contenido de 115 estudios empíricos sobre transformación digital e innovación en PyMEs, publicados en 32 países y relevados en Scopus y Web of Science. Sus resultados muestran una correlación positiva pero dependiente del contexto entre transformación digital e innovación, y los propios autores señalan que esta relación permanece insuficientemente explorada para el segmento de pequeñas y medianas empresas, lo cual refuerza el vacío de conocimiento identificado en la sección 2.7.3.</w:t>
+        <w:t xml:space="preserve">En el ámbito latinoamericano, estudios recientes han evidenciado que gran parte de las PyMEs del sector comercial continúa utilizando hojas de cálculo o registros manuales para la gestión de inventarios, incluso en contextos urbanos con acceso a tecnología (CEPAL, 2021). Esta realidad subraya la pertinencia de desarrollar soluciones tecnológicas adaptadas a las capacidades y restricciones de este segmento. Un análisis cienciométrico más reciente confirma esta tendencia: Parra-Sanchez y Talero-Sarmiento (2024), a partir de 448 documentos indexados en Scopus, documentan un crecimiento sostenido de la investigación sobre transformación digital en PyMEs. También documentan una intención creciente de estas organizaciones de adoptar tecnologías como la inteligencia artificial, el big data, la computación en la nube y el comercio electrónico, lo cual refuerza la pertinencia y oportunidad del artefacto desarrollado en este trabajo. Gao, Teh y Ho (2026) confirman esta tendencia mediante un análisis bibliométrico y de contenido de 115 estudios empíricos sobre transformación digital e innovación en PyMEs, publicados en 32 países y relevados en Scopus y Web of Science. Sus resultados muestran una correlación positiva pero dependiente del contexto entre transformación digital e innovación, y los propios autores señalan que esta relación permanece </w:t>
+      </w:r>
+      <w:r>
+        <w:lastRenderedPageBreak/>
+        <w:t>insuficientemente explorada para el segmento de pequeñas y medianas empresas, lo cual refuerza el vacío de conocimiento identificado en la sección 2.7.3.</w:t>
       </w:r>
     </w:p>
     <w:p>
@@ -3579,11 +3574,7 @@
         <w:ind w:left="-5" w:right="841"/>
       </w:pPr>
       <w:r>
-        <w:t xml:space="preserve">Fritsch (2024) revisa sistemáticamente 124 trabajos publicados entre 2019 y 2023 sobre los desafíos asociados a los chatbots. Identifica que persisten problemas clásicos —comprensión del lenguaje, entrenamiento y mantenimiento— junto con desafíos más recientes ligados a los modelos conversacionales basados en aprendizaje automático, como la interpretabilidad y los sesgos. El bot desarrollado en este trabajo, al ser un sistema basado en reglas y guiado enteramente por botones (sección 2.5), no incurre en la mayoría de estos desafíos: no requiere comprensión de lenguaje natural ni plantea problemas de interpretabilidad o sesgo. Esto tiene como contrapartida una interacción más restringida para el cliente. Li et al. (2026) analizan bibliométricamente 331 artículos arbitrados sobre chatbots en negocios y sistemas de información publicados entre 2018 y 2024. Confirman el crecimiento sostenido de esta línea de </w:t>
-      </w:r>
-      <w:r>
-        <w:lastRenderedPageBreak/>
-        <w:t xml:space="preserve">investigación y su interés creciente en cómo los usuarios interactúan con estos sistemas y sus consecuencias, lo cual sitúa la propuesta del presente trabajo dentro de un campo de investigación activo y en expansión. </w:t>
+        <w:t xml:space="preserve">Fritsch (2024) revisa sistemáticamente 124 trabajos publicados entre 2019 y 2023 sobre los desafíos asociados a los chatbots. Identifica que persisten problemas clásicos —comprensión del lenguaje, entrenamiento y mantenimiento— junto con desafíos más recientes ligados a los modelos conversacionales basados en aprendizaje automático, como la interpretabilidad y los sesgos. El bot desarrollado en este trabajo, al ser un sistema basado en reglas y guiado enteramente por botones (sección 2.5), no incurre en la mayoría de estos desafíos: no requiere comprensión de lenguaje natural ni plantea problemas de interpretabilidad o sesgo. Esto tiene como contrapartida una interacción más restringida para el cliente. Li et al. (2026) analizan bibliométricamente 331 artículos arbitrados sobre chatbots en negocios y sistemas de información publicados entre 2018 y 2024. Confirman el crecimiento sostenido de esta línea de investigación y su interés creciente en cómo los usuarios interactúan con estos sistemas y sus consecuencias, lo cual sitúa la propuesta del presente trabajo dentro de un campo de investigación activo y en expansión. </w:t>
       </w:r>
     </w:p>
     <w:p>
@@ -3620,7 +3611,11 @@
         <w:ind w:left="-5" w:right="841"/>
       </w:pPr>
       <w:r>
-        <w:t xml:space="preserve">La revisión de la literatura permite identificar con claridad el vacío de conocimiento que este trabajo pretende cubrir. Existen estudios sobre sistemas de gestión de inventario para PyMEs (Moeuf et al., 2020), trabajos sobre la integración de chatbots en comercio electrónico (Adamopoulou y Moussiades, 2020), propuestas de automatización de procesos de negocio (van der Aalst, 2016) y revisiones recientes sobre plataformas low-code/no-code (Sufi, 2023). Sin embargo, no se encontraron en la literatura revisada trabajos que integren de manera simultánea los tres componentes en una solución funcional orientada a pequeños comercios de tipo presencial: (1) un sistema de gestión de stock basado en API REST, (2) un canal de recepción de pedidos mediante mensajería instantánea y (3) una capa de automatización de bajo costo basada en herramientas como n8n, de licenciamiento fair-code (sección 2.4). </w:t>
+        <w:t xml:space="preserve">La revisión de la literatura permite identificar con claridad el vacío de conocimiento que este trabajo pretende cubrir. Existen estudios sobre sistemas de gestión de inventario para PyMEs (Moeuf et al., 2020), trabajos sobre la integración de chatbots en comercio electrónico (Adamopoulou y Moussiades, 2020), propuestas de automatización de procesos de negocio (van der Aalst, 2016) y revisiones recientes sobre plataformas low-code/no-code (Sufi, 2023). Sin embargo, no se encontraron en la literatura revisada trabajos que integren de manera simultánea los tres componentes en una solución funcional orientada a pequeños comercios de tipo presencial: (1) un sistema de gestión de stock basado en API REST, (2) un canal de </w:t>
+      </w:r>
+      <w:r>
+        <w:lastRenderedPageBreak/>
+        <w:t xml:space="preserve">recepción de pedidos mediante mensajería instantánea y (3) una capa de automatización de bajo costo basada en herramientas como n8n, de licenciamiento fair-code (sección 2.4). </w:t>
       </w:r>
     </w:p>
     <w:p>
@@ -3630,6 +3625,61 @@
       <w:r>
         <w:t>Esta brecha justifica el desarrollo del artefacto tecnológico propuesto y define el aporte específico de este trabajo al campo de la Ingeniería de Software aplicada a contextos de PyMEs.</w:t>
       </w:r>
+    </w:p>
+    <w:p>
+      <w:pPr>
+        <w:ind w:left="-5" w:right="841"/>
+      </w:pPr>
+    </w:p>
+    <w:p>
+      <w:pPr>
+        <w:ind w:left="-5" w:right="841"/>
+      </w:pPr>
+    </w:p>
+    <w:p>
+      <w:pPr>
+        <w:ind w:left="-5" w:right="841"/>
+      </w:pPr>
+    </w:p>
+    <w:p>
+      <w:pPr>
+        <w:ind w:left="-5" w:right="841"/>
+      </w:pPr>
+    </w:p>
+    <w:p>
+      <w:pPr>
+        <w:ind w:left="-5" w:right="841"/>
+      </w:pPr>
+    </w:p>
+    <w:p>
+      <w:pPr>
+        <w:ind w:left="-5" w:right="841"/>
+      </w:pPr>
+    </w:p>
+    <w:p>
+      <w:pPr>
+        <w:ind w:left="-5" w:right="841"/>
+      </w:pPr>
+    </w:p>
+    <w:p>
+      <w:pPr>
+        <w:ind w:left="-5" w:right="841"/>
+      </w:pPr>
+    </w:p>
+    <w:p>
+      <w:pPr>
+        <w:ind w:left="-5" w:right="841"/>
+      </w:pPr>
+    </w:p>
+    <w:p>
+      <w:pPr>
+        <w:ind w:left="-5" w:right="841"/>
+      </w:pPr>
+    </w:p>
+    <w:p>
+      <w:pPr>
+        <w:ind w:left="-5" w:right="841"/>
+      </w:pPr>
     </w:p>
     <w:p>
       <w:pPr>
@@ -7727,13 +7777,6 @@
     </w:p>
     <w:p>
       <w:pPr>
-        <w:spacing w:after="0" w:line="259" w:lineRule="auto"/>
-        <w:ind w:left="0" w:right="0" w:firstLine="0"/>
-        <w:jc w:val="left"/>
-      </w:pPr>
-    </w:p>
-    <w:p>
-      <w:pPr>
         <w:pStyle w:val="Ttulo2"/>
         <w:ind w:left="-5"/>
       </w:pPr>
@@ -7741,6 +7784,7 @@
       <w:bookmarkStart w:id="57" w:name="ch4"/>
       <w:bookmarkEnd w:id="56"/>
       <w:r>
+        <w:lastRenderedPageBreak/>
         <w:t>CAPÍTULO 4: Desarrollo del Sistema</w:t>
       </w:r>
       <w:bookmarkEnd w:id="57"/>
@@ -7880,11 +7924,11 @@
         <w:ind w:left="-5" w:right="841"/>
       </w:pPr>
       <w:r>
-        <w:t xml:space="preserve">El frontend se implementó como una aplicación de página única (SPA) en JavaScript, HTML5 y CSS3, servida como contenido estático por el propio backend de Spring Boot. La interfaz se organiza en módulos funcionales independientes: autenticación (login), pantalla de inicio, gestión de productos, gestión de pedidos y control de stock. Cada módulo está compuesto por una vista HTML y un script JavaScript que consume la API REST mediante llamadas HTTP asíncronas (fetch) y renderiza dinámicamente la información recibida. El módulo de autenticación se implementó mediante JSON Web Tokens (JWT). Al iniciar sesión, el backend </w:t>
+        <w:t xml:space="preserve">El frontend se implementó como una aplicación de página única (SPA) en JavaScript, HTML5 y CSS3, servida como contenido estático por el propio backend de Spring Boot. La interfaz se organiza en módulos funcionales independientes: autenticación (login), pantalla de inicio, gestión de productos, gestión de pedidos y control de stock. Cada módulo está compuesto por una vista HTML y un script JavaScript que consume la API REST mediante llamadas HTTP asíncronas (fetch) y renderiza dinámicamente la información recibida. El módulo de autenticación se implementó mediante JSON Web Tokens (JWT). Al iniciar sesión, el backend emite un token firmado que se almacena en una cookie con el atributo HttpOnly —inaccesible </w:t>
       </w:r>
       <w:r>
         <w:lastRenderedPageBreak/>
-        <w:t xml:space="preserve">emite un token firmado que se almacena en una cookie con el atributo HttpOnly —inaccesible desde JavaScript, para mitigar ataques de tipo XSS— y que expira tras una hora de inactividad, renovándose automáticamente con cada solicitud autenticada (expiración deslizante). Un filtro de seguridad (Spring Security) exige una sesión válida para acceder a cualquier pantalla del panel de administración o a sus endpoints de gestión. Este filtro redirige al usuario no autenticado a la pantalla de inicio de sesión, tanto si intenta acceder directamente por URL como si su sesión expiró por inactividad. Los endpoints que consume la integración con Telegram y la consulta pública del catálogo usan mecanismos de autenticación distintos, detallados en la sección 4.2. Esta organización modular responde al objetivo específico OE3 (sección 1.5) y facilita que cada operador del comercio acceda únicamente a las funcionalidades relevantes para su tarea, manteniendo la separación de responsabilidades descripta en la sección 2.3. Capturas de las principales pantallas de la SPA se incluyen en el Anexo E. </w:t>
+        <w:t xml:space="preserve">desde JavaScript, para mitigar ataques de tipo XSS— y que expira tras una hora de inactividad, renovándose automáticamente con cada solicitud autenticada (expiración deslizante). Un filtro de seguridad (Spring Security) exige una sesión válida para acceder a cualquier pantalla del panel de administración o a sus endpoints de gestión. Este filtro redirige al usuario no autenticado a la pantalla de inicio de sesión, tanto si intenta acceder directamente por URL como si su sesión expiró por inactividad. Los endpoints que consume la integración con Telegram y la consulta pública del catálogo usan mecanismos de autenticación distintos, detallados en la sección 4.2. Esta organización modular responde al objetivo específico OE3 (sección 1.5) y facilita que cada operador del comercio acceda únicamente a las funcionalidades relevantes para su tarea, manteniendo la separación de responsabilidades descripta en la sección 2.3. Capturas de las principales pantallas de la SPA se incluyen en el Anexo E. </w:t>
       </w:r>
     </w:p>
     <w:p>
@@ -10867,24 +10911,36 @@
     </w:p>
     <w:p>
       <w:pPr>
-        <w:spacing w:line="276" w:lineRule="auto" w:after="176"/>
+        <w:spacing w:after="176" w:line="276" w:lineRule="auto"/>
         <w:ind w:left="720" w:hanging="720"/>
-      </w:pPr>
-      <w:r>
-        <w:rPr>
-          <w:i w:val="0"/>
+        <w:rPr>
+          <w:lang w:val="en-US"/>
+        </w:rPr>
+      </w:pPr>
+      <w:r>
+        <w:rPr>
+          <w:lang w:val="en-US"/>
         </w:rPr>
         <w:t xml:space="preserve">Gao, S., Teh, P.-L., y Ho, H. H. P. (2026). Digital transformation and innovation in small and medium enterprises (SMEs): A systematic review and future research agenda. </w:t>
       </w:r>
       <w:r>
         <w:rPr>
           <w:i/>
-        </w:rPr>
-        <w:t>Cogent Business &amp; Management, 13</w:t>
-      </w:r>
-      <w:r>
-        <w:rPr>
-          <w:i w:val="0"/>
+          <w:lang w:val="en-US"/>
+        </w:rPr>
+        <w:t xml:space="preserve">Cogent </w:t>
+      </w:r>
+      <w:r>
+        <w:rPr>
+          <w:i/>
+          <w:lang w:val="en-US"/>
+        </w:rPr>
+        <w:lastRenderedPageBreak/>
+        <w:t>Business &amp; Management, 13</w:t>
+      </w:r>
+      <w:r>
+        <w:rPr>
+          <w:lang w:val="en-US"/>
         </w:rPr>
         <w:t>(1), Article 2612775. https://doi.org/10.1080/23311975.2026.2612775</w:t>
       </w:r>
@@ -10902,7 +10958,7 @@
         <w:rPr>
           <w:lang w:val="en-US"/>
         </w:rPr>
-        <w:t xml:space="preserve">Heizer, J., Render, B., y Munson, C. (2017). </w:t>
+        <w:t xml:space="preserve">Heizer, J., Render, B., y Munson, C. (2023). </w:t>
       </w:r>
       <w:r>
         <w:rPr>
@@ -10916,7 +10972,7 @@
         <w:rPr>
           <w:lang w:val="en-US"/>
         </w:rPr>
-        <w:t xml:space="preserve"> (12th ed.). Pearson.</w:t>
+        <w:t xml:space="preserve"> (14th ed.). Pearson.</w:t>
       </w:r>
     </w:p>
     <w:p>
@@ -10929,7 +10985,6 @@
         <w:rPr>
           <w:lang w:val="en-US"/>
         </w:rPr>
-        <w:lastRenderedPageBreak/>
         <w:t xml:space="preserve">Hevner, A. R., March, S. T., Park, J., y Ram, S. (2004). Design science in information systems research. </w:t>
       </w:r>
       <w:r>
@@ -10961,48 +11016,73 @@
     </w:p>
     <w:p>
       <w:pPr>
-        <w:spacing w:line="276" w:lineRule="auto" w:after="176"/>
+        <w:spacing w:after="176" w:line="276" w:lineRule="auto"/>
         <w:ind w:left="720" w:hanging="720"/>
-      </w:pPr>
-      <w:r>
-        <w:rPr>
-          <w:i w:val="0"/>
-        </w:rPr>
-        <w:t xml:space="preserve">Khantong, S., y Sriboonlue, P. (2026). Robotic Process Automation in Business Process Management: A Systematic Literature Review and an Integrated Framework. </w:t>
+        <w:rPr>
+          <w:lang w:val="en-US"/>
+        </w:rPr>
+      </w:pPr>
+      <w:r>
+        <w:t xml:space="preserve">Khantong, S., y Sriboonlue, P. (2026). </w:t>
+      </w:r>
+      <w:r>
+        <w:rPr>
+          <w:lang w:val="en-US"/>
+        </w:rPr>
+        <w:t xml:space="preserve">Robotic Process Automation in Business Process Management: A Systematic Literature Review and an Integrated Framework. </w:t>
       </w:r>
       <w:r>
         <w:rPr>
           <w:i/>
+          <w:lang w:val="en-US"/>
         </w:rPr>
         <w:t>Technologies, 14</w:t>
       </w:r>
       <w:r>
         <w:rPr>
-          <w:i w:val="0"/>
+          <w:lang w:val="en-US"/>
         </w:rPr>
         <w:t>(4), Article 225. https://doi.org/10.3390/technologies14040225</w:t>
       </w:r>
     </w:p>
     <w:p>
       <w:pPr>
-        <w:spacing w:line="276" w:lineRule="auto" w:after="176"/>
+        <w:spacing w:after="176" w:line="276" w:lineRule="auto"/>
         <w:ind w:left="720" w:hanging="720"/>
-      </w:pPr>
-      <w:r>
-        <w:rPr>
-          <w:i w:val="0"/>
-        </w:rPr>
-        <w:t xml:space="preserve">Lercher, A., Glock, J., Macho, C., y Pinzger, M. (2024). Microservice API evolution in practice: A study on strategies and challenges. </w:t>
+        <w:rPr>
+          <w:lang w:val="en-US"/>
+        </w:rPr>
+      </w:pPr>
+      <w:r>
+        <w:rPr>
+          <w:lang w:val="en-US"/>
+        </w:rPr>
+        <w:t xml:space="preserve">Lercher, A., Glock, J., Macho, C., y </w:t>
+      </w:r>
+      <w:proofErr w:type="spellStart"/>
+      <w:r>
+        <w:rPr>
+          <w:lang w:val="en-US"/>
+        </w:rPr>
+        <w:t>Pinzger</w:t>
+      </w:r>
+      <w:proofErr w:type="spellEnd"/>
+      <w:r>
+        <w:rPr>
+          <w:lang w:val="en-US"/>
+        </w:rPr>
+        <w:t xml:space="preserve">, M. (2024). Microservice API evolution in practice: A study on strategies and challenges. </w:t>
       </w:r>
       <w:r>
         <w:rPr>
           <w:i/>
+          <w:lang w:val="en-US"/>
         </w:rPr>
         <w:t>Journal of Systems and Software, 215</w:t>
       </w:r>
       <w:r>
         <w:rPr>
-          <w:i w:val="0"/>
+          <w:lang w:val="en-US"/>
         </w:rPr>
         <w:t>, Article 112110. https://doi.org/10.1016/j.jss.2024.112110</w:t>
       </w:r>
@@ -11213,12 +11293,15 @@
         <w:spacing w:after="176" w:line="276" w:lineRule="auto"/>
         <w:ind w:left="720" w:right="841" w:hanging="720"/>
         <w:jc w:val="left"/>
-      </w:pPr>
-      <w:r>
-        <w:rPr>
-          <w:lang w:val="en-US"/>
-        </w:rPr>
-        <w:t xml:space="preserve">OECD. (2021). </w:t>
+        <w:rPr>
+          <w:lang w:val="en-US"/>
+        </w:rPr>
+      </w:pPr>
+      <w:r>
+        <w:rPr>
+          <w:lang w:val="en-US"/>
+        </w:rPr>
+        <w:t xml:space="preserve">OECD. (2023). </w:t>
       </w:r>
       <w:r>
         <w:rPr>
@@ -11226,16 +11309,19 @@
           <w:iCs/>
           <w:lang w:val="en-US"/>
         </w:rPr>
-        <w:t>The digital transformation of SMEs</w:t>
-      </w:r>
-      <w:r>
-        <w:rPr>
-          <w:lang w:val="en-US"/>
-        </w:rPr>
-        <w:t xml:space="preserve">. OECD Studies on SMEs and Entrepreneurship. </w:t>
-      </w:r>
-      <w:r>
-        <w:t>OECD Publishing. https://doi.org/10.1787/bdb9256a-en</w:t>
+        <w:t>OECD SME and Entrepreneurship Outlook 2023</w:t>
+      </w:r>
+      <w:r>
+        <w:rPr>
+          <w:lang w:val="en-US"/>
+        </w:rPr>
+        <w:t xml:space="preserve">. </w:t>
+      </w:r>
+      <w:r>
+        <w:rPr>
+          <w:lang w:val="en-US"/>
+        </w:rPr>
+        <w:t>OECD Publishing. https://doi.org/10.1787/342b8564-en</w:t>
       </w:r>
     </w:p>
     <w:p>
@@ -11248,7 +11334,15 @@
         </w:rPr>
       </w:pPr>
       <w:r>
-        <w:t xml:space="preserve">Parra-Sanchez, D. T., y Talero-Sarmiento, L. H. (2024). </w:t>
+        <w:t>Parra-</w:t>
+      </w:r>
+      <w:proofErr w:type="spellStart"/>
+      <w:r>
+        <w:t>Sanchez</w:t>
+      </w:r>
+      <w:proofErr w:type="spellEnd"/>
+      <w:r>
+        <w:t xml:space="preserve">, D. T., y Talero-Sarmiento, L. H. (2024). </w:t>
       </w:r>
       <w:r>
         <w:rPr>
@@ -11328,6 +11422,7 @@
         <w:rPr>
           <w:lang w:val="en-US"/>
         </w:rPr>
+        <w:lastRenderedPageBreak/>
         <w:t xml:space="preserve">Richardson, L., y Ruby, S. (2007). </w:t>
       </w:r>
       <w:r>

--- a/docs/Informe_Tesis_v12.docx
+++ b/docs/Informe_Tesis_v12.docx
@@ -910,7 +910,7 @@
         <w:rPr>
           <w:noProof/>
         </w:rPr>
-        <w:t>12</w:t>
+        <w:t>11</w:t>
       </w:r>
       <w:r>
         <w:fldChar w:fldCharType="end"/>
@@ -949,7 +949,7 @@
         <w:rPr>
           <w:noProof/>
         </w:rPr>
-        <w:t>13</w:t>
+        <w:t>12</w:t>
       </w:r>
       <w:r>
         <w:fldChar w:fldCharType="end"/>
@@ -1066,7 +1066,7 @@
         <w:rPr>
           <w:noProof/>
         </w:rPr>
-        <w:t>14</w:t>
+        <w:t>13</w:t>
       </w:r>
       <w:r>
         <w:fldChar w:fldCharType="end"/>
@@ -1156,7 +1156,7 @@
         <w:rPr>
           <w:noProof/>
         </w:rPr>
-        <w:t>16</w:t>
+        <w:t>15</w:t>
       </w:r>
       <w:r>
         <w:fldChar w:fldCharType="end"/>
@@ -1195,7 +1195,7 @@
         <w:rPr>
           <w:noProof/>
         </w:rPr>
-        <w:t>16</w:t>
+        <w:t>15</w:t>
       </w:r>
       <w:r>
         <w:fldChar w:fldCharType="end"/>
@@ -1234,7 +1234,7 @@
         <w:rPr>
           <w:noProof/>
         </w:rPr>
-        <w:t>16</w:t>
+        <w:t>15</w:t>
       </w:r>
       <w:r>
         <w:fldChar w:fldCharType="end"/>
@@ -1273,7 +1273,7 @@
         <w:rPr>
           <w:noProof/>
         </w:rPr>
-        <w:t>17</w:t>
+        <w:t>16</w:t>
       </w:r>
       <w:r>
         <w:fldChar w:fldCharType="end"/>
@@ -1312,7 +1312,7 @@
         <w:rPr>
           <w:noProof/>
         </w:rPr>
-        <w:t>17</w:t>
+        <w:t>16</w:t>
       </w:r>
       <w:r>
         <w:fldChar w:fldCharType="end"/>
@@ -1351,7 +1351,7 @@
         <w:rPr>
           <w:noProof/>
         </w:rPr>
-        <w:t>20</w:t>
+        <w:t>19</w:t>
       </w:r>
       <w:r>
         <w:fldChar w:fldCharType="end"/>
@@ -1390,7 +1390,7 @@
         <w:rPr>
           <w:noProof/>
         </w:rPr>
-        <w:t>20</w:t>
+        <w:t>19</w:t>
       </w:r>
       <w:r>
         <w:fldChar w:fldCharType="end"/>
@@ -1429,7 +1429,7 @@
         <w:rPr>
           <w:noProof/>
         </w:rPr>
-        <w:t>21</w:t>
+        <w:t>20</w:t>
       </w:r>
       <w:r>
         <w:fldChar w:fldCharType="end"/>
@@ -1468,7 +1468,7 @@
         <w:rPr>
           <w:noProof/>
         </w:rPr>
-        <w:t>21</w:t>
+        <w:t>20</w:t>
       </w:r>
       <w:r>
         <w:fldChar w:fldCharType="end"/>
@@ -1507,7 +1507,7 @@
         <w:rPr>
           <w:noProof/>
         </w:rPr>
-        <w:t>22</w:t>
+        <w:t>21</w:t>
       </w:r>
       <w:r>
         <w:fldChar w:fldCharType="end"/>
@@ -1558,7 +1558,7 @@
         <w:rPr>
           <w:noProof/>
         </w:rPr>
-        <w:t>24</w:t>
+        <w:t>23</w:t>
       </w:r>
       <w:r>
         <w:fldChar w:fldCharType="end"/>
@@ -1597,7 +1597,7 @@
         <w:rPr>
           <w:noProof/>
         </w:rPr>
-        <w:t>24</w:t>
+        <w:t>23</w:t>
       </w:r>
       <w:r>
         <w:fldChar w:fldCharType="end"/>
@@ -1636,7 +1636,7 @@
         <w:rPr>
           <w:noProof/>
         </w:rPr>
-        <w:t>24</w:t>
+        <w:t>23</w:t>
       </w:r>
       <w:r>
         <w:fldChar w:fldCharType="end"/>
@@ -1675,7 +1675,7 @@
         <w:rPr>
           <w:noProof/>
         </w:rPr>
-        <w:t>27</w:t>
+        <w:t>26</w:t>
       </w:r>
       <w:r>
         <w:fldChar w:fldCharType="end"/>
@@ -1714,7 +1714,7 @@
         <w:rPr>
           <w:noProof/>
         </w:rPr>
-        <w:t>27</w:t>
+        <w:t>26</w:t>
       </w:r>
       <w:r>
         <w:fldChar w:fldCharType="end"/>
@@ -1753,7 +1753,7 @@
         <w:rPr>
           <w:noProof/>
         </w:rPr>
-        <w:t>31</w:t>
+        <w:t>30</w:t>
       </w:r>
       <w:r>
         <w:fldChar w:fldCharType="end"/>
@@ -1792,7 +1792,7 @@
         <w:rPr>
           <w:noProof/>
         </w:rPr>
-        <w:t>33</w:t>
+        <w:t>32</w:t>
       </w:r>
       <w:r>
         <w:fldChar w:fldCharType="end"/>
@@ -1843,7 +1843,7 @@
         <w:rPr>
           <w:noProof/>
         </w:rPr>
-        <w:t>35</w:t>
+        <w:t>34</w:t>
       </w:r>
       <w:r>
         <w:fldChar w:fldCharType="end"/>
@@ -1882,7 +1882,7 @@
         <w:rPr>
           <w:noProof/>
         </w:rPr>
-        <w:t>35</w:t>
+        <w:t>34</w:t>
       </w:r>
       <w:r>
         <w:fldChar w:fldCharType="end"/>
@@ -1921,7 +1921,7 @@
         <w:rPr>
           <w:noProof/>
         </w:rPr>
-        <w:t>38</w:t>
+        <w:t>37</w:t>
       </w:r>
       <w:r>
         <w:fldChar w:fldCharType="end"/>
@@ -1972,7 +1972,7 @@
         <w:rPr>
           <w:noProof/>
         </w:rPr>
-        <w:t>39</w:t>
+        <w:t>38</w:t>
       </w:r>
       <w:r>
         <w:fldChar w:fldCharType="end"/>
@@ -2011,7 +2011,7 @@
         <w:rPr>
           <w:noProof/>
         </w:rPr>
-        <w:t>39</w:t>
+        <w:t>38</w:t>
       </w:r>
       <w:r>
         <w:fldChar w:fldCharType="end"/>
@@ -2050,7 +2050,7 @@
         <w:rPr>
           <w:noProof/>
         </w:rPr>
-        <w:t>40</w:t>
+        <w:t>39</w:t>
       </w:r>
       <w:r>
         <w:fldChar w:fldCharType="end"/>
@@ -2101,7 +2101,7 @@
         <w:rPr>
           <w:noProof/>
         </w:rPr>
-        <w:t>42</w:t>
+        <w:t>41</w:t>
       </w:r>
       <w:r>
         <w:fldChar w:fldCharType="end"/>
@@ -2140,7 +2140,7 @@
         <w:rPr>
           <w:noProof/>
         </w:rPr>
-        <w:t>42</w:t>
+        <w:t>41</w:t>
       </w:r>
       <w:r>
         <w:fldChar w:fldCharType="end"/>
@@ -2179,7 +2179,7 @@
         <w:rPr>
           <w:noProof/>
         </w:rPr>
-        <w:t>43</w:t>
+        <w:t>42</w:t>
       </w:r>
       <w:r>
         <w:fldChar w:fldCharType="end"/>
@@ -2230,7 +2230,7 @@
         <w:rPr>
           <w:noProof/>
         </w:rPr>
-        <w:t>45</w:t>
+        <w:t>44</w:t>
       </w:r>
       <w:r>
         <w:fldChar w:fldCharType="end"/>
@@ -2281,7 +2281,7 @@
         <w:rPr>
           <w:noProof/>
         </w:rPr>
-        <w:t>48</w:t>
+        <w:t>46</w:t>
       </w:r>
       <w:r>
         <w:fldChar w:fldCharType="end"/>
@@ -2320,7 +2320,7 @@
         <w:rPr>
           <w:noProof/>
         </w:rPr>
-        <w:t>48</w:t>
+        <w:t>46</w:t>
       </w:r>
       <w:r>
         <w:fldChar w:fldCharType="end"/>
@@ -2359,7 +2359,7 @@
         <w:rPr>
           <w:noProof/>
         </w:rPr>
-        <w:t>48</w:t>
+        <w:t>46</w:t>
       </w:r>
       <w:r>
         <w:fldChar w:fldCharType="end"/>
@@ -2398,7 +2398,7 @@
         <w:rPr>
           <w:noProof/>
         </w:rPr>
-        <w:t>48</w:t>
+        <w:t>46</w:t>
       </w:r>
       <w:r>
         <w:fldChar w:fldCharType="end"/>
@@ -2437,7 +2437,7 @@
         <w:rPr>
           <w:noProof/>
         </w:rPr>
-        <w:t>49</w:t>
+        <w:t>47</w:t>
       </w:r>
       <w:r>
         <w:fldChar w:fldCharType="end"/>
@@ -2476,7 +2476,7 @@
         <w:rPr>
           <w:noProof/>
         </w:rPr>
-        <w:t>49</w:t>
+        <w:t>47</w:t>
       </w:r>
       <w:r>
         <w:fldChar w:fldCharType="end"/>
@@ -2526,7 +2526,7 @@
         <w:rPr>
           <w:noProof/>
         </w:rPr>
-        <w:t>49</w:t>
+        <w:t>47</w:t>
       </w:r>
       <w:r>
         <w:fldChar w:fldCharType="end"/>
@@ -2565,7 +2565,7 @@
         <w:rPr>
           <w:noProof/>
         </w:rPr>
-        <w:t>50</w:t>
+        <w:t>48</w:t>
       </w:r>
       <w:r>
         <w:fldChar w:fldCharType="end"/>
@@ -2743,7 +2743,7 @@
         <w:ind w:left="-5" w:right="841"/>
       </w:pPr>
       <w:r>
-        <w:t xml:space="preserve">La relevancia del presente trabajo radica en la necesidad de aportar soluciones tecnológicas concretas a problemáticas reales del sector comercial, particularmente en organizaciones de pequeña escala que carecen de sistemas integrados de gestión. Según datos de la CEPAL, las mipymes representan el 99% de las empresas de la región y contribuyen con el 61% del empleo formal (CEPAL, 2019). Sin embargo, su nivel de adopción tecnológica sigue siendo significativamente inferior al de las grandes empresas (OECD, 2023). </w:t>
+        <w:t xml:space="preserve">La relevancia del presente trabajo radica en la necesidad de aportar soluciones tecnológicas concretas a problemáticas reales del sector comercial, particularmente en organizaciones de pequeña escala que carecen de sistemas integrados de gestión. Según datos de la CEPAL, las mipymes representan el 99% de las empresas de la región y contribuyen con el 61% del empleo formal (CEPAL, 2019). Sin embargo, su nivel de adopción tecnológica sigue siendo significativamente inferior al de las grandes empresas (OECD, 2021). </w:t>
       </w:r>
     </w:p>
     <w:p>
@@ -3204,7 +3204,7 @@
         <w:ind w:left="-5" w:right="841"/>
       </w:pPr>
       <w:r>
-        <w:t xml:space="preserve">Los sistemas de gestión de inventarios constituyen un elemento central dentro de la administración de operaciones, en tanto permiten controlar, registrar y optimizar el flujo de bienes dentro de una organización. De acuerdo con Heizer, Render y Munson (2023), una gestión eficiente del stock contribuye significativamente a la reducción de costos de almacenamiento y mejora el nivel de servicio al cliente mediante la disponibilidad oportuna de productos. </w:t>
+        <w:t xml:space="preserve">Los sistemas de gestión de inventarios constituyen un elemento central dentro de la administración de operaciones, en tanto permiten controlar, registrar y optimizar el flujo de bienes dentro de una organización. De acuerdo con Heizer, Render y Munson (2017), una gestión eficiente del stock contribuye significativamente a la reducción de costos de almacenamiento y mejora el nivel de servicio al cliente mediante la disponibilidad oportuna de productos. </w:t>
       </w:r>
     </w:p>
     <w:p>
@@ -3229,7 +3229,7 @@
         <w:ind w:left="-5" w:right="841"/>
       </w:pPr>
       <w:r>
-        <w:t xml:space="preserve">A los fines de este trabajo, se adopta una definición operativa de PyME basada en criterios cualitativos y cuantitativos combinados: organizaciones con gestión no profesionalizada de la propiedad y estructura jerárquica reducida. Según el criterio general de clasificación por tamaño de la OCDE (OECD, 2023), estas organizaciones se ubican en el segmento de micro y pequeñas empresas. El presente trabajo pone foco particular en comercios minoristas de atención al público con personal reducido, por ser el tipo de organización más representativo de los procesos manuales de gestión de pedidos que motivan este estudio. </w:t>
+        <w:t xml:space="preserve">A los fines de este trabajo, se adopta una definición operativa de PyME basada en criterios cualitativos y cuantitativos combinados: organizaciones con gestión no profesionalizada de la propiedad y estructura jerárquica reducida. Según el criterio general de clasificación por tamaño de la OCDE (OECD, 2021), estas organizaciones se ubican en el segmento de micro y pequeñas empresas. El presente trabajo pone foco particular en comercios minoristas de atención al público con personal reducido, por ser el tipo de organización más representativo de los procesos manuales de gestión de pedidos que motivan este estudio. </w:t>
       </w:r>
     </w:p>
     <w:p>
@@ -3277,7 +3277,7 @@
         <w:ind w:left="-5" w:right="841"/>
       </w:pPr>
       <w:r>
-        <w:t>Richardson y Ruby (2007) destacan que la arquitectura REST simplifica el desarrollo y mejora la mantenibilidad del sistema al promover el desacoplamiento entre sus componentes. En años recientes, la proliferación de arquitecturas de microservicios ha reforzado la relevancia de REST como contrato de comunicación entre servicios independientes (Newman, 2019). Esta característica resulta especialmente valiosa en el contexto del presente trabajo, donde la API actúa como núcleo de integración entre el frontend, la base de datos y los servicios externos de automatización. Bogner, Kotstein y Pfaff (2023), en un experimento controlado con 105 participantes, aportan evidencia empírica de que el cumplimiento de las convenciones de diseño REST —como el uso semánticamente correcto de los verbos HTTP y la consistencia en la estructura de las respuestas— mejora significativamente la comprensión de la API por parte de quienes la consumen. Esta evidencia respalda las decisiones de diseño adoptadas para la API del presente trabajo, descriptas en la sección 4.2. Un estudio empírico complementario, basado en 17 entrevistas realizadas en 11 empresas (Lercher et al., 2024), muestra que la evolución de las APIs de microservicios en la práctica enfrenta desafíos de comunicación entre equipos y de dependencia de los consumidores respecto de versiones antiguas, lo cual refuerza —desde la perspectiva del mantenimiento a largo plazo— la relevancia de las convenciones de diseño consistentes que Bogner et al. (2023) evalúan desde la comprensión inicial de la API. El versionado formal de la API excede el alcance del presente trabajo, pero esta evidencia resulta pertinente para su eventual evolución.</w:t>
+        <w:t xml:space="preserve">Richardson y Ruby (2007) destacan que la arquitectura REST simplifica el desarrollo y mejora la mantenibilidad del sistema al promover el desacoplamiento entre sus componentes. En años recientes, la proliferación de arquitecturas de microservicios ha reforzado la relevancia de REST como contrato de comunicación entre servicios independientes (Newman, 2019). Esta característica resulta especialmente valiosa en el contexto del presente trabajo, donde la API actúa como núcleo de integración entre el frontend, la base de datos y los servicios externos de automatización. Bogner, Kotstein y Pfaff (2023), en un experimento controlado con 105 participantes, aportan evidencia empírica de que el cumplimiento de las convenciones de diseño REST —como el uso semánticamente correcto de los verbos HTTP y la consistencia en la estructura de las respuestas— mejora significativamente la comprensión de la API por parte de quienes la consumen. Esta evidencia respalda las decisiones de diseño adoptadas para la API del presente trabajo, descriptas en la sección 4.2. </w:t>
       </w:r>
     </w:p>
     <w:p>
@@ -3321,11 +3321,11 @@
         <w:ind w:left="-5" w:right="841"/>
       </w:pPr>
       <w:r>
-        <w:t xml:space="preserve">La implementación del frontend como aplicación de página única (Single-Page Application, SPA) tiene implicaciones directas sobre el diseño de la API REST del sistema. A diferencia de las aplicaciones web tradicionales de renderizado en servidor, una SPA delega toda la lógica de presentación al cliente y se comunica con el backend exclusivamente mediante llamadas HTTP asíncronas. Esto implica que la API debe exponer respuestas en formato JSON autocontenidas, </w:t>
+        <w:t xml:space="preserve">La implementación del frontend como aplicación de página única (Single-Page Application, SPA) tiene implicaciones directas sobre el diseño de la API REST del sistema. A diferencia de las aplicaciones web tradicionales de renderizado en servidor, una SPA delega toda la lógica de presentación al cliente y se comunica con el backend exclusivamente mediante llamadas HTTP asíncronas. Esto implica que la API debe exponer respuestas en formato JSON autocontenidas, manejar correctamente los encabezados CORS (Cross-Origin Resource Sharing) para permitir las solicitudes entre dominios, y diseñar sus endpoints de manera que cada respuesta incluya la información suficiente para que el cliente construya la vista sin requerir llamadas adicionales encadenadas. Este patrón de interacción se inscribe en la arquitectura Modelo-VistaControlador (MVC): el backend actúa como capa de Modelo y Controlador, gestionando la lógica de negocio y el acceso a datos, mientras que el frontend SPA asume el rol de Vista </w:t>
       </w:r>
       <w:r>
         <w:lastRenderedPageBreak/>
-        <w:t xml:space="preserve">manejar correctamente los encabezados CORS (Cross-Origin Resource Sharing) para permitir las solicitudes entre dominios, y diseñar sus endpoints de manera que cada respuesta incluya la información suficiente para que el cliente construya la vista sin requerir llamadas adicionales encadenadas. Este patrón de interacción se inscribe en la arquitectura Modelo-VistaControlador (MVC): el backend actúa como capa de Modelo y Controlador, gestionando la lógica de negocio y el acceso a datos, mientras que el frontend SPA asume el rol de Vista desacoplada (Fowler, 2002). La comprensión de esta separación de responsabilidades es relevante para evaluar las decisiones de diseño de la API descritas en la sección 4.2. </w:t>
+        <w:t xml:space="preserve">desacoplada (Fowler, 2002). La comprensión de esta separación de responsabilidades es relevante para evaluar las decisiones de diseño de la API descritas en la sección 4.2. </w:t>
       </w:r>
     </w:p>
     <w:p>
@@ -3377,11 +3377,7 @@
         <w:ind w:left="-5" w:right="841"/>
       </w:pPr>
       <w:r>
-        <w:t xml:space="preserve">Trabajos recientes en el campo de la investigación aplicada confirman esta tendencia hacia la reducción de la barrera técnica de entrada. Sufi (2023) revisa sistemáticamente las plataformas low-code/no-code utilizadas en trabajos de investigación e identifica que este tipo de herramientas —categoría dentro de la cual se enmarca n8n— permite a usuarios sin formación avanzada en programación construir flujos funcionales de automatización. Esto resulta </w:t>
-      </w:r>
-      <w:r>
-        <w:lastRenderedPageBreak/>
-        <w:t>particularmente pertinente para el segmento de PyMEs abordado en este trabajo, donde la disponibilidad de personal técnico especializado es limitada (sección 2.1). Desde una perspectiva más amplia de la automatización de procesos de negocio, Khantong y Sriboonlue (2026) sintetizan sistemáticamente 83 artículos arbitrados publicados entre 2015 y 2025 sobre la Automatización Robótica de Procesos (RPA) y proponen un marco integrado organizado en torno a la alineación estratégica, la ejecución operativa y la mejora continua. Si bien n8n no constituye una herramienta de RPA en sentido estricto —opera sobre integraciones y disparadores de eventos, no sobre la manipulación de interfaces de usuario existentes—, los autores identifican los mismos ejes de beneficios y barreras (bajo costo de adopción, gobernanza y mantenimiento) que motivan la elección de una herramienta low-code como capa de automatización en este trabajo.</w:t>
+        <w:t xml:space="preserve">Trabajos recientes en el campo de la investigación aplicada confirman esta tendencia hacia la reducción de la barrera técnica de entrada. Sufi (2023) revisa sistemáticamente las plataformas low-code/no-code utilizadas en trabajos de investigación e identifica que este tipo de herramientas —categoría dentro de la cual se enmarca n8n— permite a usuarios sin formación avanzada en programación construir flujos funcionales de automatización. Esto resulta particularmente pertinente para el segmento de PyMEs abordado en este trabajo, donde la disponibilidad de personal técnico especializado es limitada (sección 2.1). </w:t>
       </w:r>
     </w:p>
     <w:p>
@@ -3408,7 +3404,11 @@
         <w:ind w:left="-5" w:right="841"/>
       </w:pPr>
       <w:r>
-        <w:t xml:space="preserve">Las plataformas de mensajería instantánea han evolucionado hasta convertirse en canales estratégicos de interacción comercial. Su adopción masiva por parte de los consumidores es un indicio de ello: Telegram superó los 900 millones de usuarios activos mensuales en marzo de 2024, cifra reportada por la compañía y difundida por medios especializados (Mehta, 2024). Esto convierte a estas plataformas en puntos de contacto naturales para la recepción de pedidos en comercios de pequeña escala. </w:t>
+        <w:t xml:space="preserve">Las plataformas de mensajería instantánea han evolucionado hasta convertirse en canales estratégicos de interacción comercial. Su adopción masiva por parte de los consumidores es un </w:t>
+      </w:r>
+      <w:r>
+        <w:lastRenderedPageBreak/>
+        <w:t xml:space="preserve">indicio de ello: Telegram superó los 900 millones de usuarios activos mensuales en marzo de 2024, cifra reportada por la compañía y difundida por medios especializados (Mehta, 2024). Esto convierte a estas plataformas en puntos de contacto naturales para la recepción de pedidos en comercios de pequeña escala. </w:t>
       </w:r>
     </w:p>
     <w:p>
@@ -3445,7 +3445,6 @@
       <w:bookmarkStart w:id="27" w:name="sec2_6"/>
       <w:bookmarkEnd w:id="26"/>
       <w:r>
-        <w:lastRenderedPageBreak/>
         <w:t>2.6 Bases de datos relacionales</w:t>
       </w:r>
       <w:bookmarkEnd w:id="27"/>
@@ -3482,6 +3481,7 @@
       <w:bookmarkStart w:id="29" w:name="sec2_7"/>
       <w:bookmarkEnd w:id="28"/>
       <w:r>
+        <w:lastRenderedPageBreak/>
         <w:t>2.7 Estado del arte y vacío de conocimiento</w:t>
       </w:r>
       <w:bookmarkEnd w:id="29"/>
@@ -3534,11 +3534,7 @@
         <w:ind w:left="-5" w:right="841"/>
       </w:pPr>
       <w:r>
-        <w:t xml:space="preserve">En el ámbito latinoamericano, estudios recientes han evidenciado que gran parte de las PyMEs del sector comercial continúa utilizando hojas de cálculo o registros manuales para la gestión de inventarios, incluso en contextos urbanos con acceso a tecnología (CEPAL, 2021). Esta realidad subraya la pertinencia de desarrollar soluciones tecnológicas adaptadas a las capacidades y restricciones de este segmento. Un análisis cienciométrico más reciente confirma esta tendencia: Parra-Sanchez y Talero-Sarmiento (2024), a partir de 448 documentos indexados en Scopus, documentan un crecimiento sostenido de la investigación sobre transformación digital en PyMEs. También documentan una intención creciente de estas organizaciones de adoptar tecnologías como la inteligencia artificial, el big data, la computación en la nube y el comercio electrónico, lo cual refuerza la pertinencia y oportunidad del artefacto desarrollado en este trabajo. Gao, Teh y Ho (2026) confirman esta tendencia mediante un análisis bibliométrico y de contenido de 115 estudios empíricos sobre transformación digital e innovación en PyMEs, publicados en 32 países y relevados en Scopus y Web of Science. Sus resultados muestran una correlación positiva pero dependiente del contexto entre transformación digital e innovación, y los propios autores señalan que esta relación permanece </w:t>
-      </w:r>
-      <w:r>
-        <w:lastRenderedPageBreak/>
-        <w:t>insuficientemente explorada para el segmento de pequeñas y medianas empresas, lo cual refuerza el vacío de conocimiento identificado en la sección 2.7.3.</w:t>
+        <w:t xml:space="preserve">En el ámbito latinoamericano, estudios recientes han evidenciado que gran parte de las PyMEs del sector comercial continúa utilizando hojas de cálculo o registros manuales para la gestión de inventarios, incluso en contextos urbanos con acceso a tecnología (CEPAL, 2021). Esta realidad subraya la pertinencia de desarrollar soluciones tecnológicas adaptadas a las capacidades y restricciones de este segmento. Un análisis cienciométrico más reciente confirma esta tendencia: Parra-Sanchez y Talero-Sarmiento (2024), a partir de 448 documentos indexados en Scopus, documentan un crecimiento sostenido de la investigación sobre transformación digital en PyMEs. También documentan una intención creciente de estas organizaciones de adoptar tecnologías como la inteligencia artificial, el big data, la computación en la nube y el comercio electrónico, lo cual refuerza la pertinencia y oportunidad del artefacto desarrollado en este trabajo. </w:t>
       </w:r>
     </w:p>
     <w:p>
@@ -3574,7 +3570,11 @@
         <w:ind w:left="-5" w:right="841"/>
       </w:pPr>
       <w:r>
-        <w:t xml:space="preserve">Fritsch (2024) revisa sistemáticamente 124 trabajos publicados entre 2019 y 2023 sobre los desafíos asociados a los chatbots. Identifica que persisten problemas clásicos —comprensión del lenguaje, entrenamiento y mantenimiento— junto con desafíos más recientes ligados a los modelos conversacionales basados en aprendizaje automático, como la interpretabilidad y los sesgos. El bot desarrollado en este trabajo, al ser un sistema basado en reglas y guiado enteramente por botones (sección 2.5), no incurre en la mayoría de estos desafíos: no requiere comprensión de lenguaje natural ni plantea problemas de interpretabilidad o sesgo. Esto tiene como contrapartida una interacción más restringida para el cliente. Li et al. (2026) analizan bibliométricamente 331 artículos arbitrados sobre chatbots en negocios y sistemas de información publicados entre 2018 y 2024. Confirman el crecimiento sostenido de esta línea de investigación y su interés creciente en cómo los usuarios interactúan con estos sistemas y sus consecuencias, lo cual sitúa la propuesta del presente trabajo dentro de un campo de investigación activo y en expansión. </w:t>
+        <w:t xml:space="preserve">Fritsch (2024) revisa sistemáticamente 124 trabajos publicados entre 2019 y 2023 sobre los desafíos asociados a los chatbots. Identifica que persisten problemas clásicos —comprensión del lenguaje, entrenamiento y mantenimiento— junto con desafíos más recientes ligados a los modelos conversacionales basados en aprendizaje automático, como la interpretabilidad y los sesgos. El bot desarrollado en este trabajo, al ser un sistema basado en reglas y guiado enteramente por botones (sección 2.5), no incurre en la mayoría de estos desafíos: no requiere comprensión de lenguaje natural ni plantea problemas de interpretabilidad o sesgo. Esto tiene como contrapartida una interacción más restringida para el cliente. Li et al. (2026) analizan bibliométricamente 331 artículos arbitrados sobre chatbots en negocios y sistemas de información publicados entre 2018 y 2024. Confirman el crecimiento sostenido de esta línea de </w:t>
+      </w:r>
+      <w:r>
+        <w:lastRenderedPageBreak/>
+        <w:t xml:space="preserve">investigación y su interés creciente en cómo los usuarios interactúan con estos sistemas y sus consecuencias, lo cual sitúa la propuesta del presente trabajo dentro de un campo de investigación activo y en expansión. </w:t>
       </w:r>
     </w:p>
     <w:p>
@@ -3611,11 +3611,7 @@
         <w:ind w:left="-5" w:right="841"/>
       </w:pPr>
       <w:r>
-        <w:t xml:space="preserve">La revisión de la literatura permite identificar con claridad el vacío de conocimiento que este trabajo pretende cubrir. Existen estudios sobre sistemas de gestión de inventario para PyMEs (Moeuf et al., 2020), trabajos sobre la integración de chatbots en comercio electrónico (Adamopoulou y Moussiades, 2020), propuestas de automatización de procesos de negocio (van der Aalst, 2016) y revisiones recientes sobre plataformas low-code/no-code (Sufi, 2023). Sin embargo, no se encontraron en la literatura revisada trabajos que integren de manera simultánea los tres componentes en una solución funcional orientada a pequeños comercios de tipo presencial: (1) un sistema de gestión de stock basado en API REST, (2) un canal de </w:t>
-      </w:r>
-      <w:r>
-        <w:lastRenderedPageBreak/>
-        <w:t xml:space="preserve">recepción de pedidos mediante mensajería instantánea y (3) una capa de automatización de bajo costo basada en herramientas como n8n, de licenciamiento fair-code (sección 2.4). </w:t>
+        <w:t xml:space="preserve">La revisión de la literatura permite identificar con claridad el vacío de conocimiento que este trabajo pretende cubrir. Existen estudios sobre sistemas de gestión de inventario para PyMEs (Moeuf et al., 2020), trabajos sobre la integración de chatbots en comercio electrónico (Adamopoulou y Moussiades, 2020), propuestas de automatización de procesos de negocio (van der Aalst, 2016) y revisiones recientes sobre plataformas low-code/no-code (Sufi, 2023). Sin embargo, no se encontraron en la literatura revisada trabajos que integren de manera simultánea los tres componentes en una solución funcional orientada a pequeños comercios de tipo presencial: (1) un sistema de gestión de stock basado en API REST, (2) un canal de recepción de pedidos mediante mensajería instantánea y (3) una capa de automatización de bajo costo basada en herramientas como n8n, de licenciamiento fair-code (sección 2.4). </w:t>
       </w:r>
     </w:p>
     <w:p>
@@ -3625,61 +3621,6 @@
       <w:r>
         <w:t>Esta brecha justifica el desarrollo del artefacto tecnológico propuesto y define el aporte específico de este trabajo al campo de la Ingeniería de Software aplicada a contextos de PyMEs.</w:t>
       </w:r>
-    </w:p>
-    <w:p>
-      <w:pPr>
-        <w:ind w:left="-5" w:right="841"/>
-      </w:pPr>
-    </w:p>
-    <w:p>
-      <w:pPr>
-        <w:ind w:left="-5" w:right="841"/>
-      </w:pPr>
-    </w:p>
-    <w:p>
-      <w:pPr>
-        <w:ind w:left="-5" w:right="841"/>
-      </w:pPr>
-    </w:p>
-    <w:p>
-      <w:pPr>
-        <w:ind w:left="-5" w:right="841"/>
-      </w:pPr>
-    </w:p>
-    <w:p>
-      <w:pPr>
-        <w:ind w:left="-5" w:right="841"/>
-      </w:pPr>
-    </w:p>
-    <w:p>
-      <w:pPr>
-        <w:ind w:left="-5" w:right="841"/>
-      </w:pPr>
-    </w:p>
-    <w:p>
-      <w:pPr>
-        <w:ind w:left="-5" w:right="841"/>
-      </w:pPr>
-    </w:p>
-    <w:p>
-      <w:pPr>
-        <w:ind w:left="-5" w:right="841"/>
-      </w:pPr>
-    </w:p>
-    <w:p>
-      <w:pPr>
-        <w:ind w:left="-5" w:right="841"/>
-      </w:pPr>
-    </w:p>
-    <w:p>
-      <w:pPr>
-        <w:ind w:left="-5" w:right="841"/>
-      </w:pPr>
-    </w:p>
-    <w:p>
-      <w:pPr>
-        <w:ind w:left="-5" w:right="841"/>
-      </w:pPr>
     </w:p>
     <w:p>
       <w:pPr>
@@ -7777,6 +7718,13 @@
     </w:p>
     <w:p>
       <w:pPr>
+        <w:spacing w:after="0" w:line="259" w:lineRule="auto"/>
+        <w:ind w:left="0" w:right="0" w:firstLine="0"/>
+        <w:jc w:val="left"/>
+      </w:pPr>
+    </w:p>
+    <w:p>
+      <w:pPr>
         <w:pStyle w:val="Ttulo2"/>
         <w:ind w:left="-5"/>
       </w:pPr>
@@ -7784,7 +7732,6 @@
       <w:bookmarkStart w:id="57" w:name="ch4"/>
       <w:bookmarkEnd w:id="56"/>
       <w:r>
-        <w:lastRenderedPageBreak/>
         <w:t>CAPÍTULO 4: Desarrollo del Sistema</w:t>
       </w:r>
       <w:bookmarkEnd w:id="57"/>
@@ -7924,11 +7871,11 @@
         <w:ind w:left="-5" w:right="841"/>
       </w:pPr>
       <w:r>
-        <w:t xml:space="preserve">El frontend se implementó como una aplicación de página única (SPA) en JavaScript, HTML5 y CSS3, servida como contenido estático por el propio backend de Spring Boot. La interfaz se organiza en módulos funcionales independientes: autenticación (login), pantalla de inicio, gestión de productos, gestión de pedidos y control de stock. Cada módulo está compuesto por una vista HTML y un script JavaScript que consume la API REST mediante llamadas HTTP asíncronas (fetch) y renderiza dinámicamente la información recibida. El módulo de autenticación se implementó mediante JSON Web Tokens (JWT). Al iniciar sesión, el backend emite un token firmado que se almacena en una cookie con el atributo HttpOnly —inaccesible </w:t>
+        <w:t xml:space="preserve">El frontend se implementó como una aplicación de página única (SPA) en JavaScript, HTML5 y CSS3, servida como contenido estático por el propio backend de Spring Boot. La interfaz se organiza en módulos funcionales independientes: autenticación (login), pantalla de inicio, gestión de productos, gestión de pedidos y control de stock. Cada módulo está compuesto por una vista HTML y un script JavaScript que consume la API REST mediante llamadas HTTP asíncronas (fetch) y renderiza dinámicamente la información recibida. El módulo de autenticación se implementó mediante JSON Web Tokens (JWT). Al iniciar sesión, el backend </w:t>
       </w:r>
       <w:r>
         <w:lastRenderedPageBreak/>
-        <w:t xml:space="preserve">desde JavaScript, para mitigar ataques de tipo XSS— y que expira tras una hora de inactividad, renovándose automáticamente con cada solicitud autenticada (expiración deslizante). Un filtro de seguridad (Spring Security) exige una sesión válida para acceder a cualquier pantalla del panel de administración o a sus endpoints de gestión. Este filtro redirige al usuario no autenticado a la pantalla de inicio de sesión, tanto si intenta acceder directamente por URL como si su sesión expiró por inactividad. Los endpoints que consume la integración con Telegram y la consulta pública del catálogo usan mecanismos de autenticación distintos, detallados en la sección 4.2. Esta organización modular responde al objetivo específico OE3 (sección 1.5) y facilita que cada operador del comercio acceda únicamente a las funcionalidades relevantes para su tarea, manteniendo la separación de responsabilidades descripta en la sección 2.3. Capturas de las principales pantallas de la SPA se incluyen en el Anexo E. </w:t>
+        <w:t xml:space="preserve">emite un token firmado que se almacena en una cookie con el atributo HttpOnly —inaccesible desde JavaScript, para mitigar ataques de tipo XSS— y que expira tras una hora de inactividad, renovándose automáticamente con cada solicitud autenticada (expiración deslizante). Un filtro de seguridad (Spring Security) exige una sesión válida para acceder a cualquier pantalla del panel de administración o a sus endpoints de gestión. Este filtro redirige al usuario no autenticado a la pantalla de inicio de sesión, tanto si intenta acceder directamente por URL como si su sesión expiró por inactividad. Los endpoints que consume la integración con Telegram y la consulta pública del catálogo usan mecanismos de autenticación distintos, detallados en la sección 4.2. Esta organización modular responde al objetivo específico OE3 (sección 1.5) y facilita que cada operador del comercio acceda únicamente a las funcionalidades relevantes para su tarea, manteniendo la separación de responsabilidades descripta en la sección 2.3. Capturas de las principales pantallas de la SPA se incluyen en el Anexo E. </w:t>
       </w:r>
     </w:p>
     <w:p>
@@ -10912,7 +10859,8 @@
     <w:p>
       <w:pPr>
         <w:spacing w:after="176" w:line="276" w:lineRule="auto"/>
-        <w:ind w:left="720" w:hanging="720"/>
+        <w:ind w:left="720" w:right="841" w:hanging="720"/>
+        <w:jc w:val="left"/>
         <w:rPr>
           <w:lang w:val="en-US"/>
         </w:rPr>
@@ -10921,44 +10869,7 @@
         <w:rPr>
           <w:lang w:val="en-US"/>
         </w:rPr>
-        <w:t xml:space="preserve">Gao, S., Teh, P.-L., y Ho, H. H. P. (2026). Digital transformation and innovation in small and medium enterprises (SMEs): A systematic review and future research agenda. </w:t>
-      </w:r>
-      <w:r>
-        <w:rPr>
-          <w:i/>
-          <w:lang w:val="en-US"/>
-        </w:rPr>
-        <w:t xml:space="preserve">Cogent </w:t>
-      </w:r>
-      <w:r>
-        <w:rPr>
-          <w:i/>
-          <w:lang w:val="en-US"/>
-        </w:rPr>
-        <w:lastRenderedPageBreak/>
-        <w:t>Business &amp; Management, 13</w:t>
-      </w:r>
-      <w:r>
-        <w:rPr>
-          <w:lang w:val="en-US"/>
-        </w:rPr>
-        <w:t>(1), Article 2612775. https://doi.org/10.1080/23311975.2026.2612775</w:t>
-      </w:r>
-    </w:p>
-    <w:p>
-      <w:pPr>
-        <w:spacing w:after="176" w:line="276" w:lineRule="auto"/>
-        <w:ind w:left="720" w:right="841" w:hanging="720"/>
-        <w:jc w:val="left"/>
-        <w:rPr>
-          <w:lang w:val="en-US"/>
-        </w:rPr>
-      </w:pPr>
-      <w:r>
-        <w:rPr>
-          <w:lang w:val="en-US"/>
-        </w:rPr>
-        <w:t xml:space="preserve">Heizer, J., Render, B., y Munson, C. (2023). </w:t>
+        <w:t xml:space="preserve">Heizer, J., Render, B., y Munson, C. (2017). </w:t>
       </w:r>
       <w:r>
         <w:rPr>
@@ -10972,7 +10883,7 @@
         <w:rPr>
           <w:lang w:val="en-US"/>
         </w:rPr>
-        <w:t xml:space="preserve"> (14th ed.). Pearson.</w:t>
+        <w:t xml:space="preserve"> (12th ed.). Pearson.</w:t>
       </w:r>
     </w:p>
     <w:p>
@@ -10985,6 +10896,7 @@
         <w:rPr>
           <w:lang w:val="en-US"/>
         </w:rPr>
+        <w:lastRenderedPageBreak/>
         <w:t xml:space="preserve">Hevner, A. R., March, S. T., Park, J., y Ram, S. (2004). Design science in information systems research. </w:t>
       </w:r>
       <w:r>
@@ -11012,79 +10924,6 @@
       </w:r>
       <w:r>
         <w:t>(1), 75–106. https://doi.org/10.2307/25148625</w:t>
-      </w:r>
-    </w:p>
-    <w:p>
-      <w:pPr>
-        <w:spacing w:after="176" w:line="276" w:lineRule="auto"/>
-        <w:ind w:left="720" w:hanging="720"/>
-        <w:rPr>
-          <w:lang w:val="en-US"/>
-        </w:rPr>
-      </w:pPr>
-      <w:r>
-        <w:t xml:space="preserve">Khantong, S., y Sriboonlue, P. (2026). </w:t>
-      </w:r>
-      <w:r>
-        <w:rPr>
-          <w:lang w:val="en-US"/>
-        </w:rPr>
-        <w:t xml:space="preserve">Robotic Process Automation in Business Process Management: A Systematic Literature Review and an Integrated Framework. </w:t>
-      </w:r>
-      <w:r>
-        <w:rPr>
-          <w:i/>
-          <w:lang w:val="en-US"/>
-        </w:rPr>
-        <w:t>Technologies, 14</w:t>
-      </w:r>
-      <w:r>
-        <w:rPr>
-          <w:lang w:val="en-US"/>
-        </w:rPr>
-        <w:t>(4), Article 225. https://doi.org/10.3390/technologies14040225</w:t>
-      </w:r>
-    </w:p>
-    <w:p>
-      <w:pPr>
-        <w:spacing w:after="176" w:line="276" w:lineRule="auto"/>
-        <w:ind w:left="720" w:hanging="720"/>
-        <w:rPr>
-          <w:lang w:val="en-US"/>
-        </w:rPr>
-      </w:pPr>
-      <w:r>
-        <w:rPr>
-          <w:lang w:val="en-US"/>
-        </w:rPr>
-        <w:t xml:space="preserve">Lercher, A., Glock, J., Macho, C., y </w:t>
-      </w:r>
-      <w:proofErr w:type="spellStart"/>
-      <w:r>
-        <w:rPr>
-          <w:lang w:val="en-US"/>
-        </w:rPr>
-        <w:t>Pinzger</w:t>
-      </w:r>
-      <w:proofErr w:type="spellEnd"/>
-      <w:r>
-        <w:rPr>
-          <w:lang w:val="en-US"/>
-        </w:rPr>
-        <w:t xml:space="preserve">, M. (2024). Microservice API evolution in practice: A study on strategies and challenges. </w:t>
-      </w:r>
-      <w:r>
-        <w:rPr>
-          <w:i/>
-          <w:lang w:val="en-US"/>
-        </w:rPr>
-        <w:t>Journal of Systems and Software, 215</w:t>
-      </w:r>
-      <w:r>
-        <w:rPr>
-          <w:lang w:val="en-US"/>
-        </w:rPr>
-        <w:t>, Article 112110. https://doi.org/10.1016/j.jss.2024.112110</w:t>
       </w:r>
     </w:p>
     <w:p>
@@ -11293,15 +11132,12 @@
         <w:spacing w:after="176" w:line="276" w:lineRule="auto"/>
         <w:ind w:left="720" w:right="841" w:hanging="720"/>
         <w:jc w:val="left"/>
+      </w:pPr>
+      <w:r>
         <w:rPr>
           <w:lang w:val="en-US"/>
         </w:rPr>
-      </w:pPr>
-      <w:r>
-        <w:rPr>
-          <w:lang w:val="en-US"/>
-        </w:rPr>
-        <w:t xml:space="preserve">OECD. (2023). </w:t>
+        <w:t xml:space="preserve">OECD. (2021). </w:t>
       </w:r>
       <w:r>
         <w:rPr>
@@ -11309,19 +11145,16 @@
           <w:iCs/>
           <w:lang w:val="en-US"/>
         </w:rPr>
-        <w:t>OECD SME and Entrepreneurship Outlook 2023</w:t>
+        <w:t>The digital transformation of SMEs</w:t>
       </w:r>
       <w:r>
         <w:rPr>
           <w:lang w:val="en-US"/>
         </w:rPr>
-        <w:t xml:space="preserve">. </w:t>
-      </w:r>
-      <w:r>
-        <w:rPr>
-          <w:lang w:val="en-US"/>
-        </w:rPr>
-        <w:t>OECD Publishing. https://doi.org/10.1787/342b8564-en</w:t>
+        <w:t xml:space="preserve">. OECD Studies on SMEs and Entrepreneurship. </w:t>
+      </w:r>
+      <w:r>
+        <w:t>OECD Publishing. https://doi.org/10.1787/bdb9256a-en</w:t>
       </w:r>
     </w:p>
     <w:p>
@@ -11334,15 +11167,7 @@
         </w:rPr>
       </w:pPr>
       <w:r>
-        <w:t>Parra-</w:t>
-      </w:r>
-      <w:proofErr w:type="spellStart"/>
-      <w:r>
-        <w:t>Sanchez</w:t>
-      </w:r>
-      <w:proofErr w:type="spellEnd"/>
-      <w:r>
-        <w:t xml:space="preserve">, D. T., y Talero-Sarmiento, L. H. (2024). </w:t>
+        <w:t xml:space="preserve">Parra-Sanchez, D. T., y Talero-Sarmiento, L. H. (2024). </w:t>
       </w:r>
       <w:r>
         <w:rPr>
@@ -11422,7 +11247,6 @@
         <w:rPr>
           <w:lang w:val="en-US"/>
         </w:rPr>
-        <w:lastRenderedPageBreak/>
         <w:t xml:space="preserve">Richardson, L., y Ruby, S. (2007). </w:t>
       </w:r>
       <w:r>
